--- a/backend/contract_templates/kalendar_reja.docx
+++ b/backend/contract_templates/kalendar_reja.docx
@@ -14,76 +14,25 @@
       <w:r>
         <w:rPr>
           <w:rFonts w:ascii="Times New Roman" w:hAnsi="Times New Roman" w:cs="Times New Roman"/>
-          <w:highlight w:val="yellow"/>
           <w:lang w:val="en-US"/>
         </w:rPr>
-        <w:t>ShNK</w:t>
+        <w:t>{{</w:t>
       </w:r>
+      <w:proofErr w:type="spellStart"/>
       <w:r>
         <w:rPr>
           <w:rFonts w:ascii="Times New Roman" w:hAnsi="Times New Roman" w:cs="Times New Roman"/>
-          <w:highlight w:val="yellow"/>
           <w:lang w:val="en-US"/>
         </w:rPr>
-        <w:t xml:space="preserve"> 2.07.06 </w:t>
+        <w:t>shnq_name</w:t>
       </w:r>
+      <w:proofErr w:type="spellEnd"/>
       <w:r>
         <w:rPr>
           <w:rFonts w:ascii="Times New Roman" w:hAnsi="Times New Roman" w:cs="Times New Roman"/>
-          <w:highlight w:val="yellow"/>
           <w:lang w:val="en-US"/>
         </w:rPr>
-        <w:t>Shasar</w:t>
-      </w:r>
-      <w:r>
-        <w:rPr>
-          <w:rFonts w:ascii="Times New Roman" w:hAnsi="Times New Roman" w:cs="Times New Roman"/>
-          <w:highlight w:val="yellow"/>
-          <w:lang w:val="en-US"/>
-        </w:rPr>
-        <w:t xml:space="preserve"> </w:t>
-      </w:r>
-      <w:proofErr w:type="gramStart"/>
-      <w:r>
-        <w:rPr>
-          <w:rFonts w:ascii="Times New Roman" w:hAnsi="Times New Roman" w:cs="Times New Roman"/>
-          <w:highlight w:val="yellow"/>
-          <w:lang w:val="en-US"/>
-        </w:rPr>
-        <w:t>k</w:t>
-      </w:r>
-      <w:r>
-        <w:rPr>
-          <w:rFonts w:ascii="Times New Roman" w:hAnsi="Times New Roman" w:cs="Times New Roman"/>
-          <w:highlight w:val="yellow"/>
-          <w:lang w:val="en-US"/>
-        </w:rPr>
-        <w:t>}</w:t>
-      </w:r>
-      <w:r>
-        <w:rPr>
-          <w:rFonts w:ascii="Times New Roman" w:hAnsi="Times New Roman" w:cs="Times New Roman"/>
-          <w:highlight w:val="yellow"/>
-          <w:lang w:val="en-US"/>
-        </w:rPr>
-        <w:t>chalari</w:t>
-      </w:r>
-      <w:proofErr w:type="gramEnd"/>
-      <w:r>
-        <w:rPr>
-          <w:rFonts w:ascii="Times New Roman" w:hAnsi="Times New Roman" w:cs="Times New Roman"/>
-          <w:highlight w:val="yellow"/>
-          <w:lang w:val="en-US"/>
-        </w:rPr>
-        <w:t xml:space="preserve"> 3-</w:t>
-      </w:r>
-      <w:r>
-        <w:rPr>
-          <w:rFonts w:ascii="Times New Roman" w:hAnsi="Times New Roman" w:cs="Times New Roman"/>
-          <w:highlight w:val="yellow"/>
-          <w:lang w:val="en-US"/>
-        </w:rPr>
-        <w:t>kism</w:t>
+        <w:t>}}</w:t>
       </w:r>
     </w:p>
     <w:p>
@@ -650,14 +599,12 @@
               </w:rPr>
               <w:t>ilmiy</w:t>
             </w:r>
-            <w:proofErr w:type="spellEnd"/>
             <w:r>
               <w:rPr>
                 <w:rFonts w:ascii="Times New Roman" w:hAnsi="Times New Roman" w:cs="Times New Roman"/>
               </w:rPr>
               <w:t>-</w:t>
             </w:r>
-            <w:proofErr w:type="spellStart"/>
             <w:r>
               <w:rPr>
                 <w:rFonts w:ascii="Times New Roman" w:hAnsi="Times New Roman" w:cs="Times New Roman"/>
@@ -692,14 +639,12 @@
               </w:rPr>
               <w:t>ilmiy</w:t>
             </w:r>
-            <w:proofErr w:type="spellEnd"/>
             <w:r>
               <w:rPr>
                 <w:rFonts w:ascii="Times New Roman" w:hAnsi="Times New Roman" w:cs="Times New Roman"/>
               </w:rPr>
               <w:t>-</w:t>
             </w:r>
-            <w:proofErr w:type="spellStart"/>
             <w:r>
               <w:rPr>
                 <w:rFonts w:ascii="Times New Roman" w:hAnsi="Times New Roman" w:cs="Times New Roman"/>
@@ -734,14 +679,12 @@
               </w:rPr>
               <w:t>ilmiy</w:t>
             </w:r>
-            <w:proofErr w:type="spellEnd"/>
             <w:r>
               <w:rPr>
                 <w:rFonts w:ascii="Times New Roman" w:hAnsi="Times New Roman" w:cs="Times New Roman"/>
               </w:rPr>
               <w:t>-</w:t>
             </w:r>
-            <w:proofErr w:type="spellStart"/>
             <w:r>
               <w:rPr>
                 <w:rFonts w:ascii="Times New Roman" w:hAnsi="Times New Roman" w:cs="Times New Roman"/>
@@ -1444,14 +1387,12 @@
               </w:rPr>
               <w:t xml:space="preserve"> 1-</w:t>
             </w:r>
-            <w:proofErr w:type="spellStart"/>
             <w:r>
               <w:rPr>
                 <w:rFonts w:ascii="Times New Roman" w:hAnsi="Times New Roman" w:cs="Times New Roman"/>
               </w:rPr>
               <w:t>taxririni</w:t>
             </w:r>
-            <w:proofErr w:type="spellEnd"/>
             <w:r>
               <w:rPr>
                 <w:rFonts w:ascii="Times New Roman" w:hAnsi="Times New Roman" w:cs="Times New Roman"/>
@@ -1992,14 +1933,12 @@
               </w:rPr>
               <w:t>uy</w:t>
             </w:r>
-            <w:proofErr w:type="spellEnd"/>
             <w:r>
               <w:rPr>
                 <w:rFonts w:ascii="Times New Roman" w:hAnsi="Times New Roman" w:cs="Times New Roman"/>
               </w:rPr>
               <w:t>-</w:t>
             </w:r>
-            <w:proofErr w:type="spellStart"/>
             <w:r>
               <w:rPr>
                 <w:rFonts w:ascii="Times New Roman" w:hAnsi="Times New Roman" w:cs="Times New Roman"/>
@@ -2151,6 +2090,7 @@
               </w:rPr>
               <w:t>.</w:t>
             </w:r>
+            <w:proofErr w:type="spellStart"/>
             <w:r>
               <w:rPr>
                 <w:rFonts w:ascii="Times New Roman" w:hAnsi="Times New Roman" w:cs="Times New Roman"/>
@@ -2158,6 +2098,7 @@
               </w:rPr>
               <w:t>uz</w:t>
             </w:r>
+            <w:proofErr w:type="spellEnd"/>
             <w:r>
               <w:rPr>
                 <w:rFonts w:ascii="Times New Roman" w:hAnsi="Times New Roman" w:cs="Times New Roman"/>
@@ -3072,7 +3013,6 @@
               </w:rPr>
               <w:t>.</w:t>
             </w:r>
-            <w:proofErr w:type="gramStart"/>
             <w:r>
               <w:rPr>
                 <w:rFonts w:ascii="Times New Roman" w:hAnsi="Times New Roman" w:cs="Times New Roman"/>
@@ -3100,7 +3040,6 @@
               </w:rPr>
               <w:t>Kuchkarov</w:t>
             </w:r>
-            <w:proofErr w:type="gramEnd"/>
           </w:p>
           <w:p>
             <w:pPr>
@@ -3402,7 +3341,6 @@
               </w:rPr>
               <w:t>.</w:t>
             </w:r>
-            <w:proofErr w:type="gramStart"/>
             <w:r>
               <w:rPr>
                 <w:rFonts w:ascii="Times New Roman" w:hAnsi="Times New Roman" w:cs="Times New Roman"/>
@@ -3430,7 +3368,6 @@
               </w:rPr>
               <w:t>Adilov</w:t>
             </w:r>
-            <w:proofErr w:type="gramEnd"/>
           </w:p>
           <w:p>
             <w:pPr>

--- a/backend/contract_templates/kalendar_reja.docx
+++ b/backend/contract_templates/kalendar_reja.docx
@@ -16,23 +16,7 @@
           <w:rFonts w:ascii="Times New Roman" w:hAnsi="Times New Roman" w:cs="Times New Roman"/>
           <w:lang w:val="en-US"/>
         </w:rPr>
-        <w:t>{{</w:t>
-      </w:r>
-      <w:proofErr w:type="spellStart"/>
-      <w:r>
-        <w:rPr>
-          <w:rFonts w:ascii="Times New Roman" w:hAnsi="Times New Roman" w:cs="Times New Roman"/>
-          <w:lang w:val="en-US"/>
-        </w:rPr>
-        <w:t>shnq_name</w:t>
-      </w:r>
-      <w:proofErr w:type="spellEnd"/>
-      <w:r>
-        <w:rPr>
-          <w:rFonts w:ascii="Times New Roman" w:hAnsi="Times New Roman" w:cs="Times New Roman"/>
-          <w:lang w:val="en-US"/>
-        </w:rPr>
-        <w:t>}}</w:t>
+        <w:t>{{shnq_name}}</w:t>
       </w:r>
     </w:p>
     <w:p>
@@ -98,7 +82,16 @@
           <w:bCs/>
           <w:lang w:val="en-US"/>
         </w:rPr>
-        <w:t>ISh</w:t>
+        <w:t>IS</w:t>
+      </w:r>
+      <w:r>
+        <w:rPr>
+          <w:rFonts w:ascii="Times New Roman" w:hAnsi="Times New Roman" w:cs="Times New Roman"/>
+          <w:b/>
+          <w:bCs/>
+          <w:lang w:val="en-US"/>
+        </w:rPr>
+        <w:t>H</w:t>
       </w:r>
       <w:r>
         <w:rPr>
@@ -550,49 +543,42 @@
               </w:rPr>
               <w:t xml:space="preserve"> </w:t>
             </w:r>
-            <w:proofErr w:type="spellStart"/>
             <w:r>
               <w:rPr>
                 <w:rFonts w:ascii="Times New Roman" w:hAnsi="Times New Roman" w:cs="Times New Roman"/>
               </w:rPr>
               <w:t>Normalash</w:t>
             </w:r>
-            <w:proofErr w:type="spellEnd"/>
-            <w:r>
-              <w:rPr>
-                <w:rFonts w:ascii="Times New Roman" w:hAnsi="Times New Roman" w:cs="Times New Roman"/>
-              </w:rPr>
-              <w:t xml:space="preserve"> </w:t>
-            </w:r>
-            <w:proofErr w:type="spellStart"/>
+            <w:r>
+              <w:rPr>
+                <w:rFonts w:ascii="Times New Roman" w:hAnsi="Times New Roman" w:cs="Times New Roman"/>
+              </w:rPr>
+              <w:t xml:space="preserve"> </w:t>
+            </w:r>
             <w:r>
               <w:rPr>
                 <w:rFonts w:ascii="Times New Roman" w:hAnsi="Times New Roman" w:cs="Times New Roman"/>
               </w:rPr>
               <w:t>ob’ekti</w:t>
             </w:r>
-            <w:proofErr w:type="spellEnd"/>
-            <w:r>
-              <w:rPr>
-                <w:rFonts w:ascii="Times New Roman" w:hAnsi="Times New Roman" w:cs="Times New Roman"/>
-              </w:rPr>
-              <w:t xml:space="preserve"> </w:t>
-            </w:r>
-            <w:proofErr w:type="spellStart"/>
+            <w:r>
+              <w:rPr>
+                <w:rFonts w:ascii="Times New Roman" w:hAnsi="Times New Roman" w:cs="Times New Roman"/>
+              </w:rPr>
+              <w:t xml:space="preserve"> </w:t>
+            </w:r>
             <w:r>
               <w:rPr>
                 <w:rFonts w:ascii="Times New Roman" w:hAnsi="Times New Roman" w:cs="Times New Roman"/>
               </w:rPr>
               <w:t>bo‘yicha</w:t>
             </w:r>
-            <w:proofErr w:type="spellEnd"/>
-            <w:r>
-              <w:rPr>
-                <w:rFonts w:ascii="Times New Roman" w:hAnsi="Times New Roman" w:cs="Times New Roman"/>
-              </w:rPr>
-              <w:t xml:space="preserve"> </w:t>
-            </w:r>
-            <w:proofErr w:type="spellStart"/>
+            <w:r>
+              <w:rPr>
+                <w:rFonts w:ascii="Times New Roman" w:hAnsi="Times New Roman" w:cs="Times New Roman"/>
+              </w:rPr>
+              <w:t xml:space="preserve"> </w:t>
+            </w:r>
             <w:r>
               <w:rPr>
                 <w:rFonts w:ascii="Times New Roman" w:hAnsi="Times New Roman" w:cs="Times New Roman"/>
@@ -611,28 +597,24 @@
               </w:rPr>
               <w:t>texnik</w:t>
             </w:r>
-            <w:proofErr w:type="spellEnd"/>
-            <w:r>
-              <w:rPr>
-                <w:rFonts w:ascii="Times New Roman" w:hAnsi="Times New Roman" w:cs="Times New Roman"/>
-              </w:rPr>
-              <w:t xml:space="preserve"> </w:t>
-            </w:r>
-            <w:proofErr w:type="spellStart"/>
+            <w:r>
+              <w:rPr>
+                <w:rFonts w:ascii="Times New Roman" w:hAnsi="Times New Roman" w:cs="Times New Roman"/>
+              </w:rPr>
+              <w:t xml:space="preserve"> </w:t>
+            </w:r>
             <w:r>
               <w:rPr>
                 <w:rFonts w:ascii="Times New Roman" w:hAnsi="Times New Roman" w:cs="Times New Roman"/>
               </w:rPr>
               <w:t>ma’lumotlarni</w:t>
             </w:r>
-            <w:proofErr w:type="spellEnd"/>
             <w:r>
               <w:rPr>
                 <w:rFonts w:ascii="Times New Roman" w:hAnsi="Times New Roman" w:cs="Times New Roman"/>
               </w:rPr>
               <w:t xml:space="preserve">, </w:t>
             </w:r>
-            <w:proofErr w:type="spellStart"/>
             <w:r>
               <w:rPr>
                 <w:rFonts w:ascii="Times New Roman" w:hAnsi="Times New Roman" w:cs="Times New Roman"/>
@@ -651,28 +633,24 @@
               </w:rPr>
               <w:t>tadqiqot</w:t>
             </w:r>
-            <w:proofErr w:type="spellEnd"/>
-            <w:r>
-              <w:rPr>
-                <w:rFonts w:ascii="Times New Roman" w:hAnsi="Times New Roman" w:cs="Times New Roman"/>
-              </w:rPr>
-              <w:t xml:space="preserve"> </w:t>
-            </w:r>
-            <w:proofErr w:type="spellStart"/>
+            <w:r>
+              <w:rPr>
+                <w:rFonts w:ascii="Times New Roman" w:hAnsi="Times New Roman" w:cs="Times New Roman"/>
+              </w:rPr>
+              <w:t xml:space="preserve"> </w:t>
+            </w:r>
             <w:r>
               <w:rPr>
                 <w:rFonts w:ascii="Times New Roman" w:hAnsi="Times New Roman" w:cs="Times New Roman"/>
               </w:rPr>
               <w:t>ishlarini</w:t>
             </w:r>
-            <w:proofErr w:type="spellEnd"/>
             <w:r>
               <w:rPr>
                 <w:rFonts w:ascii="Times New Roman" w:hAnsi="Times New Roman" w:cs="Times New Roman"/>
               </w:rPr>
               <w:t xml:space="preserve">, </w:t>
             </w:r>
-            <w:proofErr w:type="spellStart"/>
             <w:r>
               <w:rPr>
                 <w:rFonts w:ascii="Times New Roman" w:hAnsi="Times New Roman" w:cs="Times New Roman"/>
@@ -691,371 +669,318 @@
               </w:rPr>
               <w:t>texnik</w:t>
             </w:r>
-            <w:proofErr w:type="spellEnd"/>
-            <w:r>
-              <w:rPr>
-                <w:rFonts w:ascii="Times New Roman" w:hAnsi="Times New Roman" w:cs="Times New Roman"/>
-              </w:rPr>
-              <w:t xml:space="preserve"> </w:t>
-            </w:r>
-            <w:proofErr w:type="spellStart"/>
+            <w:r>
+              <w:rPr>
+                <w:rFonts w:ascii="Times New Roman" w:hAnsi="Times New Roman" w:cs="Times New Roman"/>
+              </w:rPr>
+              <w:t xml:space="preserve"> </w:t>
+            </w:r>
             <w:r>
               <w:rPr>
                 <w:rFonts w:ascii="Times New Roman" w:hAnsi="Times New Roman" w:cs="Times New Roman"/>
               </w:rPr>
               <w:t>yutuqlarni</w:t>
             </w:r>
-            <w:proofErr w:type="spellEnd"/>
-            <w:r>
-              <w:rPr>
-                <w:rFonts w:ascii="Times New Roman" w:hAnsi="Times New Roman" w:cs="Times New Roman"/>
-              </w:rPr>
-              <w:t xml:space="preserve"> </w:t>
-            </w:r>
-            <w:proofErr w:type="spellStart"/>
+            <w:r>
+              <w:rPr>
+                <w:rFonts w:ascii="Times New Roman" w:hAnsi="Times New Roman" w:cs="Times New Roman"/>
+              </w:rPr>
+              <w:t xml:space="preserve"> </w:t>
+            </w:r>
             <w:r>
               <w:rPr>
                 <w:rFonts w:ascii="Times New Roman" w:hAnsi="Times New Roman" w:cs="Times New Roman"/>
               </w:rPr>
               <w:t>va</w:t>
             </w:r>
-            <w:proofErr w:type="spellEnd"/>
-            <w:r>
-              <w:rPr>
-                <w:rFonts w:ascii="Times New Roman" w:hAnsi="Times New Roman" w:cs="Times New Roman"/>
-              </w:rPr>
-              <w:t xml:space="preserve"> </w:t>
-            </w:r>
-            <w:proofErr w:type="spellStart"/>
+            <w:r>
+              <w:rPr>
+                <w:rFonts w:ascii="Times New Roman" w:hAnsi="Times New Roman" w:cs="Times New Roman"/>
+              </w:rPr>
+              <w:t xml:space="preserve"> </w:t>
+            </w:r>
             <w:r>
               <w:rPr>
                 <w:rFonts w:ascii="Times New Roman" w:hAnsi="Times New Roman" w:cs="Times New Roman"/>
               </w:rPr>
               <w:t>xalqaro</w:t>
             </w:r>
-            <w:proofErr w:type="spellEnd"/>
             <w:r>
               <w:rPr>
                 <w:rFonts w:ascii="Times New Roman" w:hAnsi="Times New Roman" w:cs="Times New Roman"/>
               </w:rPr>
               <w:t xml:space="preserve"> (</w:t>
             </w:r>
-            <w:proofErr w:type="spellStart"/>
             <w:r>
               <w:rPr>
                 <w:rFonts w:ascii="Times New Roman" w:hAnsi="Times New Roman" w:cs="Times New Roman"/>
               </w:rPr>
               <w:t>davlatlararo</w:t>
             </w:r>
-            <w:proofErr w:type="spellEnd"/>
             <w:r>
               <w:rPr>
                 <w:rFonts w:ascii="Times New Roman" w:hAnsi="Times New Roman" w:cs="Times New Roman"/>
               </w:rPr>
               <w:t xml:space="preserve">) </w:t>
             </w:r>
-            <w:proofErr w:type="spellStart"/>
             <w:r>
               <w:rPr>
                 <w:rFonts w:ascii="Times New Roman" w:hAnsi="Times New Roman" w:cs="Times New Roman"/>
               </w:rPr>
               <w:t>standartlarni</w:t>
             </w:r>
-            <w:proofErr w:type="spellEnd"/>
-            <w:r>
-              <w:rPr>
-                <w:rFonts w:ascii="Times New Roman" w:hAnsi="Times New Roman" w:cs="Times New Roman"/>
-              </w:rPr>
-              <w:t xml:space="preserve"> </w:t>
-            </w:r>
-            <w:proofErr w:type="spellStart"/>
+            <w:r>
+              <w:rPr>
+                <w:rFonts w:ascii="Times New Roman" w:hAnsi="Times New Roman" w:cs="Times New Roman"/>
+              </w:rPr>
+              <w:t xml:space="preserve"> </w:t>
+            </w:r>
             <w:r>
               <w:rPr>
                 <w:rFonts w:ascii="Times New Roman" w:hAnsi="Times New Roman" w:cs="Times New Roman"/>
               </w:rPr>
               <w:t>qidirib</w:t>
             </w:r>
-            <w:proofErr w:type="spellEnd"/>
             <w:r>
               <w:rPr>
                 <w:rFonts w:ascii="Times New Roman" w:hAnsi="Times New Roman" w:cs="Times New Roman"/>
               </w:rPr>
               <w:t xml:space="preserve">, </w:t>
             </w:r>
-            <w:proofErr w:type="spellStart"/>
             <w:r>
               <w:rPr>
                 <w:rFonts w:ascii="Times New Roman" w:hAnsi="Times New Roman" w:cs="Times New Roman"/>
               </w:rPr>
               <w:t>o‘rganish</w:t>
             </w:r>
-            <w:proofErr w:type="spellEnd"/>
             <w:r>
               <w:rPr>
                 <w:rFonts w:ascii="Times New Roman" w:hAnsi="Times New Roman" w:cs="Times New Roman"/>
               </w:rPr>
               <w:t xml:space="preserve">, </w:t>
             </w:r>
-            <w:proofErr w:type="spellStart"/>
             <w:r>
               <w:rPr>
                 <w:rFonts w:ascii="Times New Roman" w:hAnsi="Times New Roman" w:cs="Times New Roman"/>
               </w:rPr>
               <w:t>yig‘ilgan</w:t>
             </w:r>
-            <w:proofErr w:type="spellEnd"/>
-            <w:r>
-              <w:rPr>
-                <w:rFonts w:ascii="Times New Roman" w:hAnsi="Times New Roman" w:cs="Times New Roman"/>
-              </w:rPr>
-              <w:t xml:space="preserve"> </w:t>
-            </w:r>
-            <w:proofErr w:type="spellStart"/>
+            <w:r>
+              <w:rPr>
+                <w:rFonts w:ascii="Times New Roman" w:hAnsi="Times New Roman" w:cs="Times New Roman"/>
+              </w:rPr>
+              <w:t xml:space="preserve"> </w:t>
+            </w:r>
             <w:r>
               <w:rPr>
                 <w:rFonts w:ascii="Times New Roman" w:hAnsi="Times New Roman" w:cs="Times New Roman"/>
               </w:rPr>
               <w:t>materiallarni</w:t>
             </w:r>
-            <w:proofErr w:type="spellEnd"/>
-            <w:r>
-              <w:rPr>
-                <w:rFonts w:ascii="Times New Roman" w:hAnsi="Times New Roman" w:cs="Times New Roman"/>
-              </w:rPr>
-              <w:t xml:space="preserve"> </w:t>
-            </w:r>
-            <w:proofErr w:type="spellStart"/>
+            <w:r>
+              <w:rPr>
+                <w:rFonts w:ascii="Times New Roman" w:hAnsi="Times New Roman" w:cs="Times New Roman"/>
+              </w:rPr>
+              <w:t xml:space="preserve"> </w:t>
+            </w:r>
             <w:r>
               <w:rPr>
                 <w:rFonts w:ascii="Times New Roman" w:hAnsi="Times New Roman" w:cs="Times New Roman"/>
               </w:rPr>
               <w:t>jamlash</w:t>
             </w:r>
-            <w:proofErr w:type="spellEnd"/>
             <w:r>
               <w:rPr>
                 <w:rFonts w:ascii="Times New Roman" w:hAnsi="Times New Roman" w:cs="Times New Roman"/>
               </w:rPr>
               <w:t xml:space="preserve">, </w:t>
             </w:r>
-            <w:proofErr w:type="spellStart"/>
             <w:r>
               <w:rPr>
                 <w:rFonts w:ascii="Times New Roman" w:hAnsi="Times New Roman" w:cs="Times New Roman"/>
               </w:rPr>
               <w:t>tahlil</w:t>
             </w:r>
-            <w:proofErr w:type="spellEnd"/>
-            <w:r>
-              <w:rPr>
-                <w:rFonts w:ascii="Times New Roman" w:hAnsi="Times New Roman" w:cs="Times New Roman"/>
-              </w:rPr>
-              <w:t xml:space="preserve"> </w:t>
-            </w:r>
-            <w:proofErr w:type="spellStart"/>
+            <w:r>
+              <w:rPr>
+                <w:rFonts w:ascii="Times New Roman" w:hAnsi="Times New Roman" w:cs="Times New Roman"/>
+              </w:rPr>
+              <w:t xml:space="preserve"> </w:t>
+            </w:r>
             <w:r>
               <w:rPr>
                 <w:rFonts w:ascii="Times New Roman" w:hAnsi="Times New Roman" w:cs="Times New Roman"/>
               </w:rPr>
               <w:t>qilish</w:t>
             </w:r>
-            <w:proofErr w:type="spellEnd"/>
             <w:r>
               <w:rPr>
                 <w:rFonts w:ascii="Times New Roman" w:hAnsi="Times New Roman" w:cs="Times New Roman"/>
               </w:rPr>
               <w:t xml:space="preserve">. </w:t>
             </w:r>
-            <w:proofErr w:type="spellStart"/>
             <w:r>
               <w:rPr>
                 <w:rFonts w:ascii="Times New Roman" w:hAnsi="Times New Roman" w:cs="Times New Roman"/>
               </w:rPr>
               <w:t>Qayta</w:t>
             </w:r>
-            <w:proofErr w:type="spellEnd"/>
-            <w:r>
-              <w:rPr>
-                <w:rFonts w:ascii="Times New Roman" w:hAnsi="Times New Roman" w:cs="Times New Roman"/>
-              </w:rPr>
-              <w:t xml:space="preserve"> </w:t>
-            </w:r>
-            <w:proofErr w:type="spellStart"/>
+            <w:r>
+              <w:rPr>
+                <w:rFonts w:ascii="Times New Roman" w:hAnsi="Times New Roman" w:cs="Times New Roman"/>
+              </w:rPr>
+              <w:t xml:space="preserve"> </w:t>
+            </w:r>
             <w:r>
               <w:rPr>
                 <w:rFonts w:ascii="Times New Roman" w:hAnsi="Times New Roman" w:cs="Times New Roman"/>
               </w:rPr>
               <w:t>ishlab</w:t>
             </w:r>
-            <w:proofErr w:type="spellEnd"/>
-            <w:r>
-              <w:rPr>
-                <w:rFonts w:ascii="Times New Roman" w:hAnsi="Times New Roman" w:cs="Times New Roman"/>
-              </w:rPr>
-              <w:t xml:space="preserve"> </w:t>
-            </w:r>
-            <w:proofErr w:type="spellStart"/>
+            <w:r>
+              <w:rPr>
+                <w:rFonts w:ascii="Times New Roman" w:hAnsi="Times New Roman" w:cs="Times New Roman"/>
+              </w:rPr>
+              <w:t xml:space="preserve"> </w:t>
+            </w:r>
             <w:r>
               <w:rPr>
                 <w:rFonts w:ascii="Times New Roman" w:hAnsi="Times New Roman" w:cs="Times New Roman"/>
               </w:rPr>
               <w:t>chiqilayotgan</w:t>
             </w:r>
-            <w:proofErr w:type="spellEnd"/>
-            <w:r>
-              <w:rPr>
-                <w:rFonts w:ascii="Times New Roman" w:hAnsi="Times New Roman" w:cs="Times New Roman"/>
-              </w:rPr>
-              <w:t xml:space="preserve"> </w:t>
-            </w:r>
-            <w:proofErr w:type="spellStart"/>
+            <w:r>
+              <w:rPr>
+                <w:rFonts w:ascii="Times New Roman" w:hAnsi="Times New Roman" w:cs="Times New Roman"/>
+              </w:rPr>
+              <w:t xml:space="preserve"> </w:t>
+            </w:r>
             <w:r>
               <w:rPr>
                 <w:rFonts w:ascii="Times New Roman" w:hAnsi="Times New Roman" w:cs="Times New Roman"/>
               </w:rPr>
               <w:t>normalash</w:t>
             </w:r>
-            <w:proofErr w:type="spellEnd"/>
-            <w:r>
-              <w:rPr>
-                <w:rFonts w:ascii="Times New Roman" w:hAnsi="Times New Roman" w:cs="Times New Roman"/>
-              </w:rPr>
-              <w:t xml:space="preserve"> </w:t>
-            </w:r>
-            <w:proofErr w:type="spellStart"/>
+            <w:r>
+              <w:rPr>
+                <w:rFonts w:ascii="Times New Roman" w:hAnsi="Times New Roman" w:cs="Times New Roman"/>
+              </w:rPr>
+              <w:t xml:space="preserve"> </w:t>
+            </w:r>
             <w:r>
               <w:rPr>
                 <w:rFonts w:ascii="Times New Roman" w:hAnsi="Times New Roman" w:cs="Times New Roman"/>
               </w:rPr>
               <w:t>ob’ektini</w:t>
             </w:r>
-            <w:proofErr w:type="spellEnd"/>
-            <w:r>
-              <w:rPr>
-                <w:rFonts w:ascii="Times New Roman" w:hAnsi="Times New Roman" w:cs="Times New Roman"/>
-              </w:rPr>
-              <w:t xml:space="preserve"> </w:t>
-            </w:r>
-            <w:proofErr w:type="spellStart"/>
+            <w:r>
+              <w:rPr>
+                <w:rFonts w:ascii="Times New Roman" w:hAnsi="Times New Roman" w:cs="Times New Roman"/>
+              </w:rPr>
+              <w:t xml:space="preserve"> </w:t>
+            </w:r>
             <w:r>
               <w:rPr>
                 <w:rFonts w:ascii="Times New Roman" w:hAnsi="Times New Roman" w:cs="Times New Roman"/>
               </w:rPr>
               <w:t>zarur</w:t>
             </w:r>
-            <w:proofErr w:type="spellEnd"/>
-            <w:r>
-              <w:rPr>
-                <w:rFonts w:ascii="Times New Roman" w:hAnsi="Times New Roman" w:cs="Times New Roman"/>
-              </w:rPr>
-              <w:t xml:space="preserve"> </w:t>
-            </w:r>
-            <w:proofErr w:type="spellStart"/>
+            <w:r>
+              <w:rPr>
+                <w:rFonts w:ascii="Times New Roman" w:hAnsi="Times New Roman" w:cs="Times New Roman"/>
+              </w:rPr>
+              <w:t xml:space="preserve"> </w:t>
+            </w:r>
             <w:r>
               <w:rPr>
                 <w:rFonts w:ascii="Times New Roman" w:hAnsi="Times New Roman" w:cs="Times New Roman"/>
               </w:rPr>
               <w:t>hollarda</w:t>
             </w:r>
-            <w:proofErr w:type="spellEnd"/>
-            <w:r>
-              <w:rPr>
-                <w:rFonts w:ascii="Times New Roman" w:hAnsi="Times New Roman" w:cs="Times New Roman"/>
-              </w:rPr>
-              <w:t xml:space="preserve"> </w:t>
-            </w:r>
-            <w:proofErr w:type="spellStart"/>
+            <w:r>
+              <w:rPr>
+                <w:rFonts w:ascii="Times New Roman" w:hAnsi="Times New Roman" w:cs="Times New Roman"/>
+              </w:rPr>
+              <w:t xml:space="preserve"> </w:t>
+            </w:r>
             <w:r>
               <w:rPr>
                 <w:rFonts w:ascii="Times New Roman" w:hAnsi="Times New Roman" w:cs="Times New Roman"/>
               </w:rPr>
               <w:t>tarjima</w:t>
             </w:r>
-            <w:proofErr w:type="spellEnd"/>
-            <w:r>
-              <w:rPr>
-                <w:rFonts w:ascii="Times New Roman" w:hAnsi="Times New Roman" w:cs="Times New Roman"/>
-              </w:rPr>
-              <w:t xml:space="preserve"> </w:t>
-            </w:r>
-            <w:proofErr w:type="spellStart"/>
+            <w:r>
+              <w:rPr>
+                <w:rFonts w:ascii="Times New Roman" w:hAnsi="Times New Roman" w:cs="Times New Roman"/>
+              </w:rPr>
+              <w:t xml:space="preserve"> </w:t>
+            </w:r>
             <w:r>
               <w:rPr>
                 <w:rFonts w:ascii="Times New Roman" w:hAnsi="Times New Roman" w:cs="Times New Roman"/>
               </w:rPr>
               <w:t>qilish</w:t>
             </w:r>
-            <w:proofErr w:type="spellEnd"/>
             <w:r>
               <w:rPr>
                 <w:rFonts w:ascii="Times New Roman" w:hAnsi="Times New Roman" w:cs="Times New Roman"/>
               </w:rPr>
               <w:t xml:space="preserve">. </w:t>
             </w:r>
-            <w:proofErr w:type="spellStart"/>
             <w:r>
               <w:rPr>
                 <w:rFonts w:ascii="Times New Roman" w:hAnsi="Times New Roman" w:cs="Times New Roman"/>
               </w:rPr>
               <w:t>Unda</w:t>
             </w:r>
-            <w:proofErr w:type="spellEnd"/>
-            <w:r>
-              <w:rPr>
-                <w:rFonts w:ascii="Times New Roman" w:hAnsi="Times New Roman" w:cs="Times New Roman"/>
-              </w:rPr>
-              <w:t xml:space="preserve"> </w:t>
-            </w:r>
-            <w:proofErr w:type="spellStart"/>
+            <w:r>
+              <w:rPr>
+                <w:rFonts w:ascii="Times New Roman" w:hAnsi="Times New Roman" w:cs="Times New Roman"/>
+              </w:rPr>
+              <w:t xml:space="preserve"> </w:t>
+            </w:r>
             <w:r>
               <w:rPr>
                 <w:rFonts w:ascii="Times New Roman" w:hAnsi="Times New Roman" w:cs="Times New Roman"/>
               </w:rPr>
               <w:t>me’yoriy</w:t>
             </w:r>
-            <w:proofErr w:type="spellEnd"/>
-            <w:r>
-              <w:rPr>
-                <w:rFonts w:ascii="Times New Roman" w:hAnsi="Times New Roman" w:cs="Times New Roman"/>
-              </w:rPr>
-              <w:t xml:space="preserve"> </w:t>
-            </w:r>
-            <w:proofErr w:type="spellStart"/>
+            <w:r>
+              <w:rPr>
+                <w:rFonts w:ascii="Times New Roman" w:hAnsi="Times New Roman" w:cs="Times New Roman"/>
+              </w:rPr>
+              <w:t xml:space="preserve"> </w:t>
+            </w:r>
             <w:r>
               <w:rPr>
                 <w:rFonts w:ascii="Times New Roman" w:hAnsi="Times New Roman" w:cs="Times New Roman"/>
               </w:rPr>
               <w:t>hujjatlarga</w:t>
             </w:r>
-            <w:proofErr w:type="spellEnd"/>
-            <w:r>
-              <w:rPr>
-                <w:rFonts w:ascii="Times New Roman" w:hAnsi="Times New Roman" w:cs="Times New Roman"/>
-              </w:rPr>
-              <w:t xml:space="preserve"> </w:t>
-            </w:r>
-            <w:proofErr w:type="spellStart"/>
+            <w:r>
+              <w:rPr>
+                <w:rFonts w:ascii="Times New Roman" w:hAnsi="Times New Roman" w:cs="Times New Roman"/>
+              </w:rPr>
+              <w:t xml:space="preserve"> </w:t>
+            </w:r>
             <w:r>
               <w:rPr>
                 <w:rFonts w:ascii="Times New Roman" w:hAnsi="Times New Roman" w:cs="Times New Roman"/>
               </w:rPr>
               <w:t>havolalarni</w:t>
             </w:r>
-            <w:proofErr w:type="spellEnd"/>
-            <w:r>
-              <w:rPr>
-                <w:rFonts w:ascii="Times New Roman" w:hAnsi="Times New Roman" w:cs="Times New Roman"/>
-              </w:rPr>
-              <w:t xml:space="preserve"> </w:t>
-            </w:r>
-            <w:proofErr w:type="spellStart"/>
+            <w:r>
+              <w:rPr>
+                <w:rFonts w:ascii="Times New Roman" w:hAnsi="Times New Roman" w:cs="Times New Roman"/>
+              </w:rPr>
+              <w:t xml:space="preserve"> </w:t>
+            </w:r>
             <w:r>
               <w:rPr>
                 <w:rFonts w:ascii="Times New Roman" w:hAnsi="Times New Roman" w:cs="Times New Roman"/>
               </w:rPr>
               <w:t>tekshirish</w:t>
             </w:r>
-            <w:proofErr w:type="spellEnd"/>
             <w:r>
               <w:rPr>
                 <w:rFonts w:ascii="Times New Roman" w:hAnsi="Times New Roman" w:cs="Times New Roman"/>
@@ -1074,49 +999,14 @@
               <w:jc w:val="center"/>
               <w:rPr>
                 <w:rFonts w:ascii="Times New Roman" w:hAnsi="Times New Roman" w:cs="Times New Roman"/>
-                <w:lang w:val="en-US"/>
+                <w:lang w:val="uz-Latn-UZ"/>
               </w:rPr>
             </w:pPr>
             <w:r>
               <w:rPr>
                 <w:rFonts w:ascii="Times New Roman" w:hAnsi="Times New Roman" w:cs="Times New Roman"/>
               </w:rPr>
-              <w:t>I-</w:t>
-            </w:r>
-            <w:proofErr w:type="spellStart"/>
-            <w:r>
-              <w:rPr>
-                <w:rFonts w:ascii="Times New Roman" w:hAnsi="Times New Roman" w:cs="Times New Roman"/>
-              </w:rPr>
-              <w:t>chorak</w:t>
-            </w:r>
-            <w:proofErr w:type="spellEnd"/>
-            <w:r>
-              <w:rPr>
-                <w:rFonts w:ascii="Times New Roman" w:hAnsi="Times New Roman" w:cs="Times New Roman"/>
-              </w:rPr>
-              <w:t xml:space="preserve"> </w:t>
-            </w:r>
-          </w:p>
-          <w:p>
-            <w:pPr>
-              <w:jc w:val="center"/>
-              <w:rPr>
-                <w:rFonts w:ascii="Times New Roman" w:hAnsi="Times New Roman" w:cs="Times New Roman"/>
-                <w:lang w:val="en-US"/>
-              </w:rPr>
-            </w:pPr>
-            <w:r>
-              <w:rPr>
-                <w:rFonts w:ascii="Times New Roman" w:hAnsi="Times New Roman" w:cs="Times New Roman"/>
-              </w:rPr>
-              <w:t xml:space="preserve">2024 </w:t>
-            </w:r>
-            <w:r>
-              <w:rPr>
-                <w:rFonts w:ascii="Times New Roman" w:hAnsi="Times New Roman" w:cs="Times New Roman"/>
-              </w:rPr>
-              <w:t>y</w:t>
+              <w:t>{{I_start}}</w:t>
             </w:r>
           </w:p>
         </w:tc>
@@ -1137,36 +1027,7 @@
               <w:rPr>
                 <w:rFonts w:ascii="Times New Roman" w:hAnsi="Times New Roman" w:cs="Times New Roman"/>
               </w:rPr>
-              <w:t>I-</w:t>
-            </w:r>
-            <w:proofErr w:type="spellStart"/>
-            <w:r>
-              <w:rPr>
-                <w:rFonts w:ascii="Times New Roman" w:hAnsi="Times New Roman" w:cs="Times New Roman"/>
-              </w:rPr>
-              <w:t>chorak</w:t>
-            </w:r>
-            <w:proofErr w:type="spellEnd"/>
-          </w:p>
-          <w:p>
-            <w:pPr>
-              <w:jc w:val="center"/>
-              <w:rPr>
-                <w:rFonts w:ascii="Times New Roman" w:hAnsi="Times New Roman" w:cs="Times New Roman"/>
-                <w:lang w:val="en-US"/>
-              </w:rPr>
-            </w:pPr>
-            <w:r>
-              <w:rPr>
-                <w:rFonts w:ascii="Times New Roman" w:hAnsi="Times New Roman" w:cs="Times New Roman"/>
-              </w:rPr>
-              <w:t xml:space="preserve">2024 </w:t>
-            </w:r>
-            <w:r>
-              <w:rPr>
-                <w:rFonts w:ascii="Times New Roman" w:hAnsi="Times New Roman" w:cs="Times New Roman"/>
-              </w:rPr>
-              <w:t>y</w:t>
+              <w:t>{{I_end}}</w:t>
             </w:r>
           </w:p>
         </w:tc>
@@ -1187,23 +1048,8 @@
             <w:r>
               <w:rPr>
                 <w:rFonts w:ascii="Times New Roman" w:hAnsi="Times New Roman" w:cs="Times New Roman"/>
-                <w:highlight w:val="yellow"/>
-              </w:rPr>
-              <w:t xml:space="preserve">2L2 </w:t>
-            </w:r>
-            <w:r>
-              <w:rPr>
-                <w:rFonts w:ascii="Times New Roman" w:hAnsi="Times New Roman" w:cs="Times New Roman"/>
-                <w:highlight w:val="yellow"/>
-              </w:rPr>
-              <w:t>z</w:t>
-            </w:r>
-            <w:r>
-              <w:rPr>
-                <w:rFonts w:ascii="Times New Roman" w:hAnsi="Times New Roman" w:cs="Times New Roman"/>
-                <w:highlight w:val="yellow"/>
-              </w:rPr>
-              <w:t>69 ll8</w:t>
+              </w:rPr>
+              <w:t>{{I_summa}}</w:t>
             </w:r>
           </w:p>
         </w:tc>
@@ -1261,126 +1107,108 @@
               </w:rPr>
               <w:t xml:space="preserve"> </w:t>
             </w:r>
-            <w:proofErr w:type="spellStart"/>
             <w:r>
               <w:rPr>
                 <w:rFonts w:ascii="Times New Roman" w:hAnsi="Times New Roman" w:cs="Times New Roman"/>
               </w:rPr>
               <w:t>Me’yoriy</w:t>
             </w:r>
-            <w:proofErr w:type="spellEnd"/>
-            <w:r>
-              <w:rPr>
-                <w:rFonts w:ascii="Times New Roman" w:hAnsi="Times New Roman" w:cs="Times New Roman"/>
-              </w:rPr>
-              <w:t xml:space="preserve"> </w:t>
-            </w:r>
-            <w:proofErr w:type="spellStart"/>
+            <w:r>
+              <w:rPr>
+                <w:rFonts w:ascii="Times New Roman" w:hAnsi="Times New Roman" w:cs="Times New Roman"/>
+              </w:rPr>
+              <w:t xml:space="preserve"> </w:t>
+            </w:r>
             <w:r>
               <w:rPr>
                 <w:rFonts w:ascii="Times New Roman" w:hAnsi="Times New Roman" w:cs="Times New Roman"/>
               </w:rPr>
               <w:t>hujjatni</w:t>
             </w:r>
-            <w:proofErr w:type="spellEnd"/>
-            <w:r>
-              <w:rPr>
-                <w:rFonts w:ascii="Times New Roman" w:hAnsi="Times New Roman" w:cs="Times New Roman"/>
-              </w:rPr>
-              <w:t xml:space="preserve"> </w:t>
-            </w:r>
-            <w:proofErr w:type="spellStart"/>
+            <w:r>
+              <w:rPr>
+                <w:rFonts w:ascii="Times New Roman" w:hAnsi="Times New Roman" w:cs="Times New Roman"/>
+              </w:rPr>
+              <w:t xml:space="preserve"> </w:t>
+            </w:r>
             <w:r>
               <w:rPr>
                 <w:rFonts w:ascii="Times New Roman" w:hAnsi="Times New Roman" w:cs="Times New Roman"/>
               </w:rPr>
               <w:t>qayta</w:t>
             </w:r>
-            <w:proofErr w:type="spellEnd"/>
-            <w:r>
-              <w:rPr>
-                <w:rFonts w:ascii="Times New Roman" w:hAnsi="Times New Roman" w:cs="Times New Roman"/>
-              </w:rPr>
-              <w:t xml:space="preserve"> </w:t>
-            </w:r>
-            <w:proofErr w:type="spellStart"/>
+            <w:r>
+              <w:rPr>
+                <w:rFonts w:ascii="Times New Roman" w:hAnsi="Times New Roman" w:cs="Times New Roman"/>
+              </w:rPr>
+              <w:t xml:space="preserve"> </w:t>
+            </w:r>
             <w:r>
               <w:rPr>
                 <w:rFonts w:ascii="Times New Roman" w:hAnsi="Times New Roman" w:cs="Times New Roman"/>
               </w:rPr>
               <w:t>ishlab</w:t>
             </w:r>
-            <w:proofErr w:type="spellEnd"/>
-            <w:r>
-              <w:rPr>
-                <w:rFonts w:ascii="Times New Roman" w:hAnsi="Times New Roman" w:cs="Times New Roman"/>
-              </w:rPr>
-              <w:t xml:space="preserve"> </w:t>
-            </w:r>
-            <w:proofErr w:type="spellStart"/>
+            <w:r>
+              <w:rPr>
+                <w:rFonts w:ascii="Times New Roman" w:hAnsi="Times New Roman" w:cs="Times New Roman"/>
+              </w:rPr>
+              <w:t xml:space="preserve"> </w:t>
+            </w:r>
             <w:r>
               <w:rPr>
                 <w:rFonts w:ascii="Times New Roman" w:hAnsi="Times New Roman" w:cs="Times New Roman"/>
               </w:rPr>
               <w:t>chiqish</w:t>
             </w:r>
-            <w:proofErr w:type="spellEnd"/>
             <w:r>
               <w:rPr>
                 <w:rFonts w:ascii="Times New Roman" w:hAnsi="Times New Roman" w:cs="Times New Roman"/>
               </w:rPr>
               <w:t xml:space="preserve">, </w:t>
             </w:r>
-            <w:proofErr w:type="spellStart"/>
             <w:r>
               <w:rPr>
                 <w:rFonts w:ascii="Times New Roman" w:hAnsi="Times New Roman" w:cs="Times New Roman"/>
               </w:rPr>
               <w:t>ishlab</w:t>
             </w:r>
-            <w:proofErr w:type="spellEnd"/>
-            <w:r>
-              <w:rPr>
-                <w:rFonts w:ascii="Times New Roman" w:hAnsi="Times New Roman" w:cs="Times New Roman"/>
-              </w:rPr>
-              <w:t xml:space="preserve"> </w:t>
-            </w:r>
-            <w:proofErr w:type="spellStart"/>
+            <w:r>
+              <w:rPr>
+                <w:rFonts w:ascii="Times New Roman" w:hAnsi="Times New Roman" w:cs="Times New Roman"/>
+              </w:rPr>
+              <w:t xml:space="preserve"> </w:t>
+            </w:r>
             <w:r>
               <w:rPr>
                 <w:rFonts w:ascii="Times New Roman" w:hAnsi="Times New Roman" w:cs="Times New Roman"/>
               </w:rPr>
               <w:t>chiqilgan</w:t>
             </w:r>
-            <w:proofErr w:type="spellEnd"/>
-            <w:r>
-              <w:rPr>
-                <w:rFonts w:ascii="Times New Roman" w:hAnsi="Times New Roman" w:cs="Times New Roman"/>
-              </w:rPr>
-              <w:t xml:space="preserve"> </w:t>
-            </w:r>
-            <w:proofErr w:type="spellStart"/>
+            <w:r>
+              <w:rPr>
+                <w:rFonts w:ascii="Times New Roman" w:hAnsi="Times New Roman" w:cs="Times New Roman"/>
+              </w:rPr>
+              <w:t xml:space="preserve"> </w:t>
+            </w:r>
             <w:r>
               <w:rPr>
                 <w:rFonts w:ascii="Times New Roman" w:hAnsi="Times New Roman" w:cs="Times New Roman"/>
               </w:rPr>
               <w:t>me’yoriy</w:t>
             </w:r>
-            <w:proofErr w:type="spellEnd"/>
-            <w:r>
-              <w:rPr>
-                <w:rFonts w:ascii="Times New Roman" w:hAnsi="Times New Roman" w:cs="Times New Roman"/>
-              </w:rPr>
-              <w:t xml:space="preserve"> </w:t>
-            </w:r>
-            <w:proofErr w:type="spellStart"/>
+            <w:r>
+              <w:rPr>
+                <w:rFonts w:ascii="Times New Roman" w:hAnsi="Times New Roman" w:cs="Times New Roman"/>
+              </w:rPr>
+              <w:t xml:space="preserve"> </w:t>
+            </w:r>
             <w:r>
               <w:rPr>
                 <w:rFonts w:ascii="Times New Roman" w:hAnsi="Times New Roman" w:cs="Times New Roman"/>
               </w:rPr>
               <w:t>hujjatning</w:t>
             </w:r>
-            <w:proofErr w:type="spellEnd"/>
             <w:r>
               <w:rPr>
                 <w:rFonts w:ascii="Times New Roman" w:hAnsi="Times New Roman" w:cs="Times New Roman"/>
@@ -1399,154 +1227,132 @@
               </w:rPr>
               <w:t xml:space="preserve"> </w:t>
             </w:r>
-            <w:proofErr w:type="spellStart"/>
             <w:r>
               <w:rPr>
                 <w:rFonts w:ascii="Times New Roman" w:hAnsi="Times New Roman" w:cs="Times New Roman"/>
               </w:rPr>
               <w:t>tayyorlash</w:t>
             </w:r>
-            <w:proofErr w:type="spellEnd"/>
             <w:r>
               <w:rPr>
                 <w:rFonts w:ascii="Times New Roman" w:hAnsi="Times New Roman" w:cs="Times New Roman"/>
               </w:rPr>
               <w:t xml:space="preserve">, </w:t>
             </w:r>
-            <w:proofErr w:type="spellStart"/>
             <w:r>
               <w:rPr>
                 <w:rFonts w:ascii="Times New Roman" w:hAnsi="Times New Roman" w:cs="Times New Roman"/>
               </w:rPr>
               <w:t>turdosh</w:t>
             </w:r>
-            <w:proofErr w:type="spellEnd"/>
-            <w:r>
-              <w:rPr>
-                <w:rFonts w:ascii="Times New Roman" w:hAnsi="Times New Roman" w:cs="Times New Roman"/>
-              </w:rPr>
-              <w:t xml:space="preserve"> </w:t>
-            </w:r>
-            <w:proofErr w:type="spellStart"/>
+            <w:r>
+              <w:rPr>
+                <w:rFonts w:ascii="Times New Roman" w:hAnsi="Times New Roman" w:cs="Times New Roman"/>
+              </w:rPr>
+              <w:t xml:space="preserve"> </w:t>
+            </w:r>
             <w:r>
               <w:rPr>
                 <w:rFonts w:ascii="Times New Roman" w:hAnsi="Times New Roman" w:cs="Times New Roman"/>
               </w:rPr>
               <w:t>loyiha</w:t>
             </w:r>
-            <w:proofErr w:type="spellEnd"/>
-            <w:r>
-              <w:rPr>
-                <w:rFonts w:ascii="Times New Roman" w:hAnsi="Times New Roman" w:cs="Times New Roman"/>
-              </w:rPr>
-              <w:t xml:space="preserve"> </w:t>
-            </w:r>
-            <w:proofErr w:type="spellStart"/>
+            <w:r>
+              <w:rPr>
+                <w:rFonts w:ascii="Times New Roman" w:hAnsi="Times New Roman" w:cs="Times New Roman"/>
+              </w:rPr>
+              <w:t xml:space="preserve"> </w:t>
+            </w:r>
             <w:r>
               <w:rPr>
                 <w:rFonts w:ascii="Times New Roman" w:hAnsi="Times New Roman" w:cs="Times New Roman"/>
               </w:rPr>
               <w:t>tashkilotlari</w:t>
             </w:r>
-            <w:proofErr w:type="spellEnd"/>
-            <w:r>
-              <w:rPr>
-                <w:rFonts w:ascii="Times New Roman" w:hAnsi="Times New Roman" w:cs="Times New Roman"/>
-              </w:rPr>
-              <w:t xml:space="preserve"> </w:t>
-            </w:r>
-            <w:proofErr w:type="spellStart"/>
+            <w:r>
+              <w:rPr>
+                <w:rFonts w:ascii="Times New Roman" w:hAnsi="Times New Roman" w:cs="Times New Roman"/>
+              </w:rPr>
+              <w:t xml:space="preserve"> </w:t>
+            </w:r>
             <w:r>
               <w:rPr>
                 <w:rFonts w:ascii="Times New Roman" w:hAnsi="Times New Roman" w:cs="Times New Roman"/>
               </w:rPr>
               <w:t>va</w:t>
             </w:r>
-            <w:proofErr w:type="spellEnd"/>
-            <w:r>
-              <w:rPr>
-                <w:rFonts w:ascii="Times New Roman" w:hAnsi="Times New Roman" w:cs="Times New Roman"/>
-              </w:rPr>
-              <w:t xml:space="preserve"> </w:t>
-            </w:r>
-            <w:proofErr w:type="spellStart"/>
+            <w:r>
+              <w:rPr>
+                <w:rFonts w:ascii="Times New Roman" w:hAnsi="Times New Roman" w:cs="Times New Roman"/>
+              </w:rPr>
+              <w:t xml:space="preserve"> </w:t>
+            </w:r>
             <w:r>
               <w:rPr>
                 <w:rFonts w:ascii="Times New Roman" w:hAnsi="Times New Roman" w:cs="Times New Roman"/>
               </w:rPr>
               <w:t>manfaatdor</w:t>
             </w:r>
-            <w:proofErr w:type="spellEnd"/>
-            <w:r>
-              <w:rPr>
-                <w:rFonts w:ascii="Times New Roman" w:hAnsi="Times New Roman" w:cs="Times New Roman"/>
-              </w:rPr>
-              <w:t xml:space="preserve"> </w:t>
-            </w:r>
-            <w:proofErr w:type="spellStart"/>
+            <w:r>
+              <w:rPr>
+                <w:rFonts w:ascii="Times New Roman" w:hAnsi="Times New Roman" w:cs="Times New Roman"/>
+              </w:rPr>
+              <w:t xml:space="preserve"> </w:t>
+            </w:r>
             <w:r>
               <w:rPr>
                 <w:rFonts w:ascii="Times New Roman" w:hAnsi="Times New Roman" w:cs="Times New Roman"/>
               </w:rPr>
               <w:t>tashkilotlar</w:t>
             </w:r>
-            <w:proofErr w:type="spellEnd"/>
-            <w:r>
-              <w:rPr>
-                <w:rFonts w:ascii="Times New Roman" w:hAnsi="Times New Roman" w:cs="Times New Roman"/>
-              </w:rPr>
-              <w:t xml:space="preserve"> </w:t>
-            </w:r>
-            <w:proofErr w:type="spellStart"/>
+            <w:r>
+              <w:rPr>
+                <w:rFonts w:ascii="Times New Roman" w:hAnsi="Times New Roman" w:cs="Times New Roman"/>
+              </w:rPr>
+              <w:t xml:space="preserve"> </w:t>
+            </w:r>
             <w:r>
               <w:rPr>
                 <w:rFonts w:ascii="Times New Roman" w:hAnsi="Times New Roman" w:cs="Times New Roman"/>
               </w:rPr>
               <w:t>va</w:t>
             </w:r>
-            <w:proofErr w:type="spellEnd"/>
-            <w:r>
-              <w:rPr>
-                <w:rFonts w:ascii="Times New Roman" w:hAnsi="Times New Roman" w:cs="Times New Roman"/>
-              </w:rPr>
-              <w:t xml:space="preserve"> </w:t>
-            </w:r>
-            <w:proofErr w:type="spellStart"/>
+            <w:r>
+              <w:rPr>
+                <w:rFonts w:ascii="Times New Roman" w:hAnsi="Times New Roman" w:cs="Times New Roman"/>
+              </w:rPr>
+              <w:t xml:space="preserve"> </w:t>
+            </w:r>
             <w:r>
               <w:rPr>
                 <w:rFonts w:ascii="Times New Roman" w:hAnsi="Times New Roman" w:cs="Times New Roman"/>
               </w:rPr>
               <w:t>idoralar</w:t>
             </w:r>
-            <w:proofErr w:type="spellEnd"/>
-            <w:r>
-              <w:rPr>
-                <w:rFonts w:ascii="Times New Roman" w:hAnsi="Times New Roman" w:cs="Times New Roman"/>
-              </w:rPr>
-              <w:t xml:space="preserve"> </w:t>
-            </w:r>
-            <w:proofErr w:type="spellStart"/>
+            <w:r>
+              <w:rPr>
+                <w:rFonts w:ascii="Times New Roman" w:hAnsi="Times New Roman" w:cs="Times New Roman"/>
+              </w:rPr>
+              <w:t xml:space="preserve"> </w:t>
+            </w:r>
             <w:r>
               <w:rPr>
                 <w:rFonts w:ascii="Times New Roman" w:hAnsi="Times New Roman" w:cs="Times New Roman"/>
               </w:rPr>
               <w:t>bilan</w:t>
             </w:r>
-            <w:proofErr w:type="spellEnd"/>
-            <w:r>
-              <w:rPr>
-                <w:rFonts w:ascii="Times New Roman" w:hAnsi="Times New Roman" w:cs="Times New Roman"/>
-              </w:rPr>
-              <w:t xml:space="preserve"> </w:t>
-            </w:r>
-            <w:proofErr w:type="spellStart"/>
+            <w:r>
+              <w:rPr>
+                <w:rFonts w:ascii="Times New Roman" w:hAnsi="Times New Roman" w:cs="Times New Roman"/>
+              </w:rPr>
+              <w:t xml:space="preserve"> </w:t>
+            </w:r>
             <w:r>
               <w:rPr>
                 <w:rFonts w:ascii="Times New Roman" w:hAnsi="Times New Roman" w:cs="Times New Roman"/>
               </w:rPr>
               <w:t>kelishish</w:t>
             </w:r>
-            <w:proofErr w:type="spellEnd"/>
             <w:r>
               <w:rPr>
                 <w:rFonts w:ascii="Times New Roman" w:hAnsi="Times New Roman" w:cs="Times New Roman"/>
@@ -1572,49 +1378,20 @@
               <w:rPr>
                 <w:rFonts w:ascii="Times New Roman" w:hAnsi="Times New Roman" w:cs="Times New Roman"/>
               </w:rPr>
+              <w:t>{{I</w:t>
+            </w:r>
+            <w:r>
+              <w:rPr>
+                <w:rFonts w:ascii="Times New Roman" w:hAnsi="Times New Roman" w:cs="Times New Roman"/>
+                <w:lang w:val="uz-Latn-UZ"/>
+              </w:rPr>
               <w:t>I</w:t>
             </w:r>
             <w:r>
               <w:rPr>
                 <w:rFonts w:ascii="Times New Roman" w:hAnsi="Times New Roman" w:cs="Times New Roman"/>
-                <w:lang w:val="en-US"/>
-              </w:rPr>
-              <w:t>I</w:t>
-            </w:r>
-            <w:r>
-              <w:rPr>
-                <w:rFonts w:ascii="Times New Roman" w:hAnsi="Times New Roman" w:cs="Times New Roman"/>
-              </w:rPr>
-              <w:t>-</w:t>
-            </w:r>
-            <w:proofErr w:type="spellStart"/>
-            <w:r>
-              <w:rPr>
-                <w:rFonts w:ascii="Times New Roman" w:hAnsi="Times New Roman" w:cs="Times New Roman"/>
-              </w:rPr>
-              <w:t>chorak</w:t>
-            </w:r>
-            <w:proofErr w:type="spellEnd"/>
-          </w:p>
-          <w:p>
-            <w:pPr>
-              <w:jc w:val="center"/>
-              <w:rPr>
-                <w:rFonts w:ascii="Times New Roman" w:hAnsi="Times New Roman" w:cs="Times New Roman"/>
-                <w:lang w:val="en-US"/>
-              </w:rPr>
-            </w:pPr>
-            <w:r>
-              <w:rPr>
-                <w:rFonts w:ascii="Times New Roman" w:hAnsi="Times New Roman" w:cs="Times New Roman"/>
-              </w:rPr>
-              <w:t xml:space="preserve">2024 </w:t>
-            </w:r>
-            <w:r>
-              <w:rPr>
-                <w:rFonts w:ascii="Times New Roman" w:hAnsi="Times New Roman" w:cs="Times New Roman"/>
-              </w:rPr>
-              <w:t>y</w:t>
+              </w:rPr>
+              <w:t>_start}}</w:t>
             </w:r>
           </w:p>
         </w:tc>
@@ -1635,49 +1412,20 @@
               <w:rPr>
                 <w:rFonts w:ascii="Times New Roman" w:hAnsi="Times New Roman" w:cs="Times New Roman"/>
               </w:rPr>
+              <w:t>{{I</w:t>
+            </w:r>
+            <w:r>
+              <w:rPr>
+                <w:rFonts w:ascii="Times New Roman" w:hAnsi="Times New Roman" w:cs="Times New Roman"/>
+                <w:lang w:val="uz-Latn-UZ"/>
+              </w:rPr>
               <w:t>I</w:t>
             </w:r>
             <w:r>
               <w:rPr>
                 <w:rFonts w:ascii="Times New Roman" w:hAnsi="Times New Roman" w:cs="Times New Roman"/>
-                <w:lang w:val="en-US"/>
-              </w:rPr>
-              <w:t>I</w:t>
-            </w:r>
-            <w:r>
-              <w:rPr>
-                <w:rFonts w:ascii="Times New Roman" w:hAnsi="Times New Roman" w:cs="Times New Roman"/>
-              </w:rPr>
-              <w:t>-</w:t>
-            </w:r>
-            <w:proofErr w:type="spellStart"/>
-            <w:r>
-              <w:rPr>
-                <w:rFonts w:ascii="Times New Roman" w:hAnsi="Times New Roman" w:cs="Times New Roman"/>
-              </w:rPr>
-              <w:t>chorak</w:t>
-            </w:r>
-            <w:proofErr w:type="spellEnd"/>
-          </w:p>
-          <w:p>
-            <w:pPr>
-              <w:jc w:val="center"/>
-              <w:rPr>
-                <w:rFonts w:ascii="Times New Roman" w:hAnsi="Times New Roman" w:cs="Times New Roman"/>
-                <w:lang w:val="en-US"/>
-              </w:rPr>
-            </w:pPr>
-            <w:r>
-              <w:rPr>
-                <w:rFonts w:ascii="Times New Roman" w:hAnsi="Times New Roman" w:cs="Times New Roman"/>
-              </w:rPr>
-              <w:t xml:space="preserve">2024 </w:t>
-            </w:r>
-            <w:r>
-              <w:rPr>
-                <w:rFonts w:ascii="Times New Roman" w:hAnsi="Times New Roman" w:cs="Times New Roman"/>
-              </w:rPr>
-              <w:t>y</w:t>
+              </w:rPr>
+              <w:t>_end}}</w:t>
             </w:r>
           </w:p>
         </w:tc>
@@ -1698,23 +1446,21 @@
             <w:r>
               <w:rPr>
                 <w:rFonts w:ascii="Times New Roman" w:hAnsi="Times New Roman" w:cs="Times New Roman"/>
-                <w:highlight w:val="yellow"/>
-              </w:rPr>
-              <w:t xml:space="preserve">2L2 </w:t>
-            </w:r>
-            <w:r>
-              <w:rPr>
-                <w:rFonts w:ascii="Times New Roman" w:hAnsi="Times New Roman" w:cs="Times New Roman"/>
-                <w:highlight w:val="yellow"/>
-              </w:rPr>
-              <w:t>z</w:t>
-            </w:r>
-            <w:r>
-              <w:rPr>
-                <w:rFonts w:ascii="Times New Roman" w:hAnsi="Times New Roman" w:cs="Times New Roman"/>
-                <w:highlight w:val="yellow"/>
-              </w:rPr>
-              <w:t>69 ll8</w:t>
+              </w:rPr>
+              <w:t>{{I</w:t>
+            </w:r>
+            <w:r>
+              <w:rPr>
+                <w:rFonts w:ascii="Times New Roman" w:hAnsi="Times New Roman" w:cs="Times New Roman"/>
+                <w:lang w:val="uz-Latn-UZ"/>
+              </w:rPr>
+              <w:t>I</w:t>
+            </w:r>
+            <w:r>
+              <w:rPr>
+                <w:rFonts w:ascii="Times New Roman" w:hAnsi="Times New Roman" w:cs="Times New Roman"/>
+              </w:rPr>
+              <w:t>_summa}}</w:t>
             </w:r>
           </w:p>
         </w:tc>
@@ -1727,7 +1473,7 @@
           <w:p>
             <w:pPr>
               <w:rPr>
-                <w:rFonts w:ascii="Times New Roman" w:hAnsi="Times New Roman" w:cs="Times New Roman"/>
+                <w:lang w:val="uz-Latn-UZ"/>
               </w:rPr>
             </w:pPr>
             <w:r>
@@ -1772,646 +1518,8 @@
               </w:rPr>
               <w:t xml:space="preserve"> </w:t>
             </w:r>
-            <w:proofErr w:type="spellStart"/>
-            <w:r>
-              <w:rPr>
-                <w:rFonts w:ascii="Times New Roman" w:hAnsi="Times New Roman" w:cs="Times New Roman"/>
-              </w:rPr>
-              <w:t>Me’yoriy</w:t>
-            </w:r>
-            <w:proofErr w:type="spellEnd"/>
-            <w:r>
-              <w:rPr>
-                <w:rFonts w:ascii="Times New Roman" w:hAnsi="Times New Roman" w:cs="Times New Roman"/>
-              </w:rPr>
-              <w:t xml:space="preserve"> </w:t>
-            </w:r>
-            <w:proofErr w:type="spellStart"/>
-            <w:r>
-              <w:rPr>
-                <w:rFonts w:ascii="Times New Roman" w:hAnsi="Times New Roman" w:cs="Times New Roman"/>
-              </w:rPr>
-              <w:t>hujjatni</w:t>
-            </w:r>
-            <w:proofErr w:type="spellEnd"/>
-            <w:r>
-              <w:rPr>
-                <w:rFonts w:ascii="Times New Roman" w:hAnsi="Times New Roman" w:cs="Times New Roman"/>
-              </w:rPr>
-              <w:t xml:space="preserve"> </w:t>
-            </w:r>
-            <w:proofErr w:type="spellStart"/>
-            <w:r>
-              <w:rPr>
-                <w:rFonts w:ascii="Times New Roman" w:hAnsi="Times New Roman" w:cs="Times New Roman"/>
-              </w:rPr>
-              <w:t>qayta</w:t>
-            </w:r>
-            <w:proofErr w:type="spellEnd"/>
-            <w:r>
-              <w:rPr>
-                <w:rFonts w:ascii="Times New Roman" w:hAnsi="Times New Roman" w:cs="Times New Roman"/>
-              </w:rPr>
-              <w:t xml:space="preserve"> </w:t>
-            </w:r>
-            <w:proofErr w:type="spellStart"/>
-            <w:r>
-              <w:rPr>
-                <w:rFonts w:ascii="Times New Roman" w:hAnsi="Times New Roman" w:cs="Times New Roman"/>
-              </w:rPr>
-              <w:t>ishlash</w:t>
-            </w:r>
-            <w:proofErr w:type="spellEnd"/>
-            <w:r>
-              <w:rPr>
-                <w:rFonts w:ascii="Times New Roman" w:hAnsi="Times New Roman" w:cs="Times New Roman"/>
-              </w:rPr>
-              <w:t xml:space="preserve"> </w:t>
-            </w:r>
-            <w:proofErr w:type="spellStart"/>
-            <w:r>
-              <w:rPr>
-                <w:rFonts w:ascii="Times New Roman" w:hAnsi="Times New Roman" w:cs="Times New Roman"/>
-              </w:rPr>
-              <w:t>va</w:t>
-            </w:r>
-            <w:proofErr w:type="spellEnd"/>
-            <w:r>
-              <w:rPr>
-                <w:rFonts w:ascii="Times New Roman" w:hAnsi="Times New Roman" w:cs="Times New Roman"/>
-              </w:rPr>
-              <w:t xml:space="preserve"> </w:t>
-            </w:r>
-            <w:proofErr w:type="spellStart"/>
-            <w:r>
-              <w:rPr>
-                <w:rFonts w:ascii="Times New Roman" w:hAnsi="Times New Roman" w:cs="Times New Roman"/>
-              </w:rPr>
-              <w:t>hujjatning</w:t>
-            </w:r>
-            <w:proofErr w:type="spellEnd"/>
-            <w:r>
-              <w:rPr>
-                <w:rFonts w:ascii="Times New Roman" w:hAnsi="Times New Roman" w:cs="Times New Roman"/>
-              </w:rPr>
-              <w:t xml:space="preserve"> </w:t>
-            </w:r>
-            <w:proofErr w:type="spellStart"/>
-            <w:r>
-              <w:rPr>
-                <w:rFonts w:ascii="Times New Roman" w:hAnsi="Times New Roman" w:cs="Times New Roman"/>
-              </w:rPr>
-              <w:t>yakuniy</w:t>
-            </w:r>
-            <w:proofErr w:type="spellEnd"/>
-            <w:r>
-              <w:rPr>
-                <w:rFonts w:ascii="Times New Roman" w:hAnsi="Times New Roman" w:cs="Times New Roman"/>
-              </w:rPr>
-              <w:t xml:space="preserve"> </w:t>
-            </w:r>
-            <w:proofErr w:type="spellStart"/>
-            <w:r>
-              <w:rPr>
-                <w:rFonts w:ascii="Times New Roman" w:hAnsi="Times New Roman" w:cs="Times New Roman"/>
-              </w:rPr>
-              <w:t>tahririni</w:t>
-            </w:r>
-            <w:proofErr w:type="spellEnd"/>
-            <w:r>
-              <w:rPr>
-                <w:rFonts w:ascii="Times New Roman" w:hAnsi="Times New Roman" w:cs="Times New Roman"/>
-              </w:rPr>
-              <w:t xml:space="preserve"> </w:t>
-            </w:r>
-            <w:proofErr w:type="spellStart"/>
-            <w:r>
-              <w:rPr>
-                <w:rFonts w:ascii="Times New Roman" w:hAnsi="Times New Roman" w:cs="Times New Roman"/>
-              </w:rPr>
-              <w:t>tayyorlash</w:t>
-            </w:r>
-            <w:proofErr w:type="spellEnd"/>
-            <w:r>
-              <w:rPr>
-                <w:rFonts w:ascii="Times New Roman" w:hAnsi="Times New Roman" w:cs="Times New Roman"/>
-              </w:rPr>
-              <w:t xml:space="preserve">, </w:t>
-            </w:r>
-            <w:proofErr w:type="spellStart"/>
-            <w:r>
-              <w:rPr>
-                <w:rFonts w:ascii="Times New Roman" w:hAnsi="Times New Roman" w:cs="Times New Roman"/>
-              </w:rPr>
-              <w:t>Qurilish</w:t>
-            </w:r>
-            <w:proofErr w:type="spellEnd"/>
-            <w:r>
-              <w:rPr>
-                <w:rFonts w:ascii="Times New Roman" w:hAnsi="Times New Roman" w:cs="Times New Roman"/>
-              </w:rPr>
-              <w:t xml:space="preserve"> </w:t>
-            </w:r>
-            <w:proofErr w:type="spellStart"/>
-            <w:r>
-              <w:rPr>
-                <w:rFonts w:ascii="Times New Roman" w:hAnsi="Times New Roman" w:cs="Times New Roman"/>
-              </w:rPr>
-              <w:t>va</w:t>
-            </w:r>
-            <w:proofErr w:type="spellEnd"/>
-            <w:r>
-              <w:rPr>
-                <w:rFonts w:ascii="Times New Roman" w:hAnsi="Times New Roman" w:cs="Times New Roman"/>
-              </w:rPr>
-              <w:t xml:space="preserve"> </w:t>
-            </w:r>
-            <w:proofErr w:type="spellStart"/>
-            <w:r>
-              <w:rPr>
-                <w:rFonts w:ascii="Times New Roman" w:hAnsi="Times New Roman" w:cs="Times New Roman"/>
-              </w:rPr>
-              <w:t>uy</w:t>
-            </w:r>
-            <w:r>
-              <w:rPr>
-                <w:rFonts w:ascii="Times New Roman" w:hAnsi="Times New Roman" w:cs="Times New Roman"/>
-              </w:rPr>
-              <w:t>-</w:t>
-            </w:r>
-            <w:r>
-              <w:rPr>
-                <w:rFonts w:ascii="Times New Roman" w:hAnsi="Times New Roman" w:cs="Times New Roman"/>
-              </w:rPr>
-              <w:t>joy</w:t>
-            </w:r>
-            <w:proofErr w:type="spellEnd"/>
-            <w:r>
-              <w:rPr>
-                <w:rFonts w:ascii="Times New Roman" w:hAnsi="Times New Roman" w:cs="Times New Roman"/>
-              </w:rPr>
-              <w:t xml:space="preserve"> </w:t>
-            </w:r>
-            <w:proofErr w:type="spellStart"/>
-            <w:r>
-              <w:rPr>
-                <w:rFonts w:ascii="Times New Roman" w:hAnsi="Times New Roman" w:cs="Times New Roman"/>
-              </w:rPr>
-              <w:t>kommunal</w:t>
-            </w:r>
-            <w:proofErr w:type="spellEnd"/>
-            <w:r>
-              <w:rPr>
-                <w:rFonts w:ascii="Times New Roman" w:hAnsi="Times New Roman" w:cs="Times New Roman"/>
-              </w:rPr>
-              <w:t xml:space="preserve"> </w:t>
-            </w:r>
-            <w:proofErr w:type="spellStart"/>
-            <w:r>
-              <w:rPr>
-                <w:rFonts w:ascii="Times New Roman" w:hAnsi="Times New Roman" w:cs="Times New Roman"/>
-              </w:rPr>
-              <w:t>xo‘jaligi</w:t>
-            </w:r>
-            <w:proofErr w:type="spellEnd"/>
-            <w:r>
-              <w:rPr>
-                <w:rFonts w:ascii="Times New Roman" w:hAnsi="Times New Roman" w:cs="Times New Roman"/>
-              </w:rPr>
-              <w:t xml:space="preserve"> </w:t>
-            </w:r>
-            <w:proofErr w:type="spellStart"/>
-            <w:r>
-              <w:rPr>
-                <w:rFonts w:ascii="Times New Roman" w:hAnsi="Times New Roman" w:cs="Times New Roman"/>
-              </w:rPr>
-              <w:t>vazirligiga</w:t>
-            </w:r>
-            <w:proofErr w:type="spellEnd"/>
-            <w:r>
-              <w:rPr>
-                <w:rFonts w:ascii="Times New Roman" w:hAnsi="Times New Roman" w:cs="Times New Roman"/>
-              </w:rPr>
-              <w:t xml:space="preserve"> </w:t>
-            </w:r>
-            <w:proofErr w:type="spellStart"/>
-            <w:r>
-              <w:rPr>
-                <w:rFonts w:ascii="Times New Roman" w:hAnsi="Times New Roman" w:cs="Times New Roman"/>
-              </w:rPr>
-              <w:t>kiritish</w:t>
-            </w:r>
-            <w:proofErr w:type="spellEnd"/>
-            <w:r>
-              <w:rPr>
-                <w:rFonts w:ascii="Times New Roman" w:hAnsi="Times New Roman" w:cs="Times New Roman"/>
-              </w:rPr>
-              <w:t xml:space="preserve">, </w:t>
-            </w:r>
-            <w:proofErr w:type="spellStart"/>
-            <w:r>
-              <w:rPr>
-                <w:rFonts w:ascii="Times New Roman" w:hAnsi="Times New Roman" w:cs="Times New Roman"/>
-              </w:rPr>
-              <w:t>me’yoriy</w:t>
-            </w:r>
-            <w:proofErr w:type="spellEnd"/>
-            <w:r>
-              <w:rPr>
-                <w:rFonts w:ascii="Times New Roman" w:hAnsi="Times New Roman" w:cs="Times New Roman"/>
-              </w:rPr>
-              <w:t xml:space="preserve"> </w:t>
-            </w:r>
-            <w:proofErr w:type="spellStart"/>
-            <w:r>
-              <w:rPr>
-                <w:rFonts w:ascii="Times New Roman" w:hAnsi="Times New Roman" w:cs="Times New Roman"/>
-              </w:rPr>
-              <w:t>hujjatni</w:t>
-            </w:r>
-            <w:proofErr w:type="spellEnd"/>
-            <w:r>
-              <w:rPr>
-                <w:rFonts w:ascii="Times New Roman" w:hAnsi="Times New Roman" w:cs="Times New Roman"/>
-              </w:rPr>
-              <w:t xml:space="preserve"> </w:t>
-            </w:r>
-            <w:proofErr w:type="spellStart"/>
-            <w:r>
-              <w:rPr>
-                <w:rFonts w:ascii="Times New Roman" w:hAnsi="Times New Roman" w:cs="Times New Roman"/>
-              </w:rPr>
-              <w:t>tasdiqqa</w:t>
-            </w:r>
-            <w:proofErr w:type="spellEnd"/>
-            <w:r>
-              <w:rPr>
-                <w:rFonts w:ascii="Times New Roman" w:hAnsi="Times New Roman" w:cs="Times New Roman"/>
-              </w:rPr>
-              <w:t xml:space="preserve"> </w:t>
-            </w:r>
-            <w:proofErr w:type="spellStart"/>
-            <w:r>
-              <w:rPr>
-                <w:rFonts w:ascii="Times New Roman" w:hAnsi="Times New Roman" w:cs="Times New Roman"/>
-              </w:rPr>
-              <w:t>tayyorlash</w:t>
-            </w:r>
-            <w:proofErr w:type="spellEnd"/>
-            <w:r>
-              <w:rPr>
-                <w:rFonts w:ascii="Times New Roman" w:hAnsi="Times New Roman" w:cs="Times New Roman"/>
-              </w:rPr>
-              <w:t xml:space="preserve">, </w:t>
-            </w:r>
-            <w:r>
-              <w:rPr>
-                <w:rFonts w:ascii="Times New Roman" w:hAnsi="Times New Roman" w:cs="Times New Roman"/>
-                <w:lang w:val="en-US"/>
-              </w:rPr>
-              <w:t>project</w:t>
-            </w:r>
-            <w:r>
-              <w:rPr>
-                <w:rFonts w:ascii="Times New Roman" w:hAnsi="Times New Roman" w:cs="Times New Roman"/>
-              </w:rPr>
-              <w:t>.</w:t>
-            </w:r>
-            <w:r>
-              <w:rPr>
-                <w:rFonts w:ascii="Times New Roman" w:hAnsi="Times New Roman" w:cs="Times New Roman"/>
-                <w:lang w:val="en-US"/>
-              </w:rPr>
-              <w:t>gov</w:t>
-            </w:r>
-            <w:r>
-              <w:rPr>
-                <w:rFonts w:ascii="Times New Roman" w:hAnsi="Times New Roman" w:cs="Times New Roman"/>
-              </w:rPr>
-              <w:t>.</w:t>
-            </w:r>
-            <w:proofErr w:type="spellStart"/>
-            <w:r>
-              <w:rPr>
-                <w:rFonts w:ascii="Times New Roman" w:hAnsi="Times New Roman" w:cs="Times New Roman"/>
-                <w:lang w:val="en-US"/>
-              </w:rPr>
-              <w:t>uz</w:t>
-            </w:r>
-            <w:proofErr w:type="spellEnd"/>
-            <w:r>
-              <w:rPr>
-                <w:rFonts w:ascii="Times New Roman" w:hAnsi="Times New Roman" w:cs="Times New Roman"/>
-              </w:rPr>
-              <w:t xml:space="preserve"> </w:t>
-            </w:r>
-            <w:proofErr w:type="spellStart"/>
-            <w:r>
-              <w:rPr>
-                <w:rFonts w:ascii="Times New Roman" w:hAnsi="Times New Roman" w:cs="Times New Roman"/>
-              </w:rPr>
-              <w:t>elektron</w:t>
-            </w:r>
-            <w:proofErr w:type="spellEnd"/>
-            <w:r>
-              <w:rPr>
-                <w:rFonts w:ascii="Times New Roman" w:hAnsi="Times New Roman" w:cs="Times New Roman"/>
-              </w:rPr>
-              <w:t xml:space="preserve"> </w:t>
-            </w:r>
-            <w:proofErr w:type="spellStart"/>
-            <w:r>
-              <w:rPr>
-                <w:rFonts w:ascii="Times New Roman" w:hAnsi="Times New Roman" w:cs="Times New Roman"/>
-              </w:rPr>
-              <w:t>portali</w:t>
-            </w:r>
-            <w:proofErr w:type="spellEnd"/>
-            <w:r>
-              <w:rPr>
-                <w:rFonts w:ascii="Times New Roman" w:hAnsi="Times New Roman" w:cs="Times New Roman"/>
-              </w:rPr>
-              <w:t xml:space="preserve"> </w:t>
-            </w:r>
-            <w:proofErr w:type="spellStart"/>
-            <w:r>
-              <w:rPr>
-                <w:rFonts w:ascii="Times New Roman" w:hAnsi="Times New Roman" w:cs="Times New Roman"/>
-              </w:rPr>
-              <w:t>orqali</w:t>
-            </w:r>
-            <w:proofErr w:type="spellEnd"/>
-            <w:r>
-              <w:rPr>
-                <w:rFonts w:ascii="Times New Roman" w:hAnsi="Times New Roman" w:cs="Times New Roman"/>
-              </w:rPr>
-              <w:t xml:space="preserve"> </w:t>
-            </w:r>
-            <w:proofErr w:type="spellStart"/>
-            <w:r>
-              <w:rPr>
-                <w:rFonts w:ascii="Times New Roman" w:hAnsi="Times New Roman" w:cs="Times New Roman"/>
-              </w:rPr>
-              <w:t>mutasaddi</w:t>
-            </w:r>
-            <w:proofErr w:type="spellEnd"/>
-            <w:r>
-              <w:rPr>
-                <w:rFonts w:ascii="Times New Roman" w:hAnsi="Times New Roman" w:cs="Times New Roman"/>
-              </w:rPr>
-              <w:t xml:space="preserve"> </w:t>
-            </w:r>
-            <w:proofErr w:type="spellStart"/>
-            <w:r>
-              <w:rPr>
-                <w:rFonts w:ascii="Times New Roman" w:hAnsi="Times New Roman" w:cs="Times New Roman"/>
-              </w:rPr>
-              <w:t>vazirlik</w:t>
-            </w:r>
-            <w:proofErr w:type="spellEnd"/>
-            <w:r>
-              <w:rPr>
-                <w:rFonts w:ascii="Times New Roman" w:hAnsi="Times New Roman" w:cs="Times New Roman"/>
-              </w:rPr>
-              <w:t xml:space="preserve"> </w:t>
-            </w:r>
-            <w:proofErr w:type="spellStart"/>
-            <w:r>
-              <w:rPr>
-                <w:rFonts w:ascii="Times New Roman" w:hAnsi="Times New Roman" w:cs="Times New Roman"/>
-              </w:rPr>
-              <w:t>va</w:t>
-            </w:r>
-            <w:proofErr w:type="spellEnd"/>
-            <w:r>
-              <w:rPr>
-                <w:rFonts w:ascii="Times New Roman" w:hAnsi="Times New Roman" w:cs="Times New Roman"/>
-              </w:rPr>
-              <w:t xml:space="preserve"> </w:t>
-            </w:r>
-            <w:proofErr w:type="spellStart"/>
-            <w:r>
-              <w:rPr>
-                <w:rFonts w:ascii="Times New Roman" w:hAnsi="Times New Roman" w:cs="Times New Roman"/>
-              </w:rPr>
-              <w:t>idoralar</w:t>
-            </w:r>
-            <w:proofErr w:type="spellEnd"/>
-            <w:r>
-              <w:rPr>
-                <w:rFonts w:ascii="Times New Roman" w:hAnsi="Times New Roman" w:cs="Times New Roman"/>
-              </w:rPr>
-              <w:t xml:space="preserve"> </w:t>
-            </w:r>
-            <w:proofErr w:type="spellStart"/>
-            <w:r>
-              <w:rPr>
-                <w:rFonts w:ascii="Times New Roman" w:hAnsi="Times New Roman" w:cs="Times New Roman"/>
-              </w:rPr>
-              <w:t>bilan</w:t>
-            </w:r>
-            <w:proofErr w:type="spellEnd"/>
-            <w:r>
-              <w:rPr>
-                <w:rFonts w:ascii="Times New Roman" w:hAnsi="Times New Roman" w:cs="Times New Roman"/>
-              </w:rPr>
-              <w:t xml:space="preserve"> </w:t>
-            </w:r>
-            <w:proofErr w:type="spellStart"/>
-            <w:r>
-              <w:rPr>
-                <w:rFonts w:ascii="Times New Roman" w:hAnsi="Times New Roman" w:cs="Times New Roman"/>
-              </w:rPr>
-              <w:t>kelishish</w:t>
-            </w:r>
-            <w:proofErr w:type="spellEnd"/>
-            <w:r>
-              <w:rPr>
-                <w:rFonts w:ascii="Times New Roman" w:hAnsi="Times New Roman" w:cs="Times New Roman"/>
-              </w:rPr>
-              <w:t xml:space="preserve">, </w:t>
-            </w:r>
-            <w:proofErr w:type="spellStart"/>
-            <w:r>
-              <w:rPr>
-                <w:rFonts w:ascii="Times New Roman" w:hAnsi="Times New Roman" w:cs="Times New Roman"/>
-              </w:rPr>
-              <w:t>ShNKlik</w:t>
-            </w:r>
-            <w:proofErr w:type="spellEnd"/>
-            <w:r>
-              <w:rPr>
-                <w:rFonts w:ascii="Times New Roman" w:hAnsi="Times New Roman" w:cs="Times New Roman"/>
-              </w:rPr>
-              <w:t xml:space="preserve"> </w:t>
-            </w:r>
-            <w:proofErr w:type="spellStart"/>
-            <w:r>
-              <w:rPr>
-                <w:rFonts w:ascii="Times New Roman" w:hAnsi="Times New Roman" w:cs="Times New Roman"/>
-              </w:rPr>
-              <w:t>vazirlik</w:t>
-            </w:r>
-            <w:proofErr w:type="spellEnd"/>
-            <w:r>
-              <w:rPr>
-                <w:rFonts w:ascii="Times New Roman" w:hAnsi="Times New Roman" w:cs="Times New Roman"/>
-              </w:rPr>
-              <w:t xml:space="preserve"> </w:t>
-            </w:r>
-            <w:proofErr w:type="spellStart"/>
-            <w:r>
-              <w:rPr>
-                <w:rFonts w:ascii="Times New Roman" w:hAnsi="Times New Roman" w:cs="Times New Roman"/>
-              </w:rPr>
-              <w:t>buyrug‘i</w:t>
-            </w:r>
-            <w:proofErr w:type="spellEnd"/>
-            <w:r>
-              <w:rPr>
-                <w:rFonts w:ascii="Times New Roman" w:hAnsi="Times New Roman" w:cs="Times New Roman"/>
-              </w:rPr>
-              <w:t xml:space="preserve"> </w:t>
-            </w:r>
-            <w:proofErr w:type="spellStart"/>
-            <w:r>
-              <w:rPr>
-                <w:rFonts w:ascii="Times New Roman" w:hAnsi="Times New Roman" w:cs="Times New Roman"/>
-              </w:rPr>
-              <w:t>bilan</w:t>
-            </w:r>
-            <w:proofErr w:type="spellEnd"/>
-            <w:r>
-              <w:rPr>
-                <w:rFonts w:ascii="Times New Roman" w:hAnsi="Times New Roman" w:cs="Times New Roman"/>
-              </w:rPr>
-              <w:t xml:space="preserve"> </w:t>
-            </w:r>
-            <w:proofErr w:type="spellStart"/>
-            <w:r>
-              <w:rPr>
-                <w:rFonts w:ascii="Times New Roman" w:hAnsi="Times New Roman" w:cs="Times New Roman"/>
-              </w:rPr>
-              <w:t>tasdiqlash</w:t>
-            </w:r>
-            <w:proofErr w:type="spellEnd"/>
-            <w:r>
-              <w:rPr>
-                <w:rFonts w:ascii="Times New Roman" w:hAnsi="Times New Roman" w:cs="Times New Roman"/>
-              </w:rPr>
-              <w:t xml:space="preserve"> </w:t>
-            </w:r>
-            <w:proofErr w:type="spellStart"/>
-            <w:r>
-              <w:rPr>
-                <w:rFonts w:ascii="Times New Roman" w:hAnsi="Times New Roman" w:cs="Times New Roman"/>
-              </w:rPr>
-              <w:t>va</w:t>
-            </w:r>
-            <w:proofErr w:type="spellEnd"/>
-            <w:r>
-              <w:rPr>
-                <w:rFonts w:ascii="Times New Roman" w:hAnsi="Times New Roman" w:cs="Times New Roman"/>
-              </w:rPr>
-              <w:t xml:space="preserve"> </w:t>
-            </w:r>
-            <w:proofErr w:type="spellStart"/>
-            <w:r>
-              <w:rPr>
-                <w:rFonts w:ascii="Times New Roman" w:hAnsi="Times New Roman" w:cs="Times New Roman"/>
-              </w:rPr>
-              <w:t>Adliya</w:t>
-            </w:r>
-            <w:proofErr w:type="spellEnd"/>
-            <w:r>
-              <w:rPr>
-                <w:rFonts w:ascii="Times New Roman" w:hAnsi="Times New Roman" w:cs="Times New Roman"/>
-              </w:rPr>
-              <w:t xml:space="preserve"> </w:t>
-            </w:r>
-            <w:proofErr w:type="spellStart"/>
-            <w:r>
-              <w:rPr>
-                <w:rFonts w:ascii="Times New Roman" w:hAnsi="Times New Roman" w:cs="Times New Roman"/>
-              </w:rPr>
-              <w:t>vazirligida</w:t>
-            </w:r>
-            <w:proofErr w:type="spellEnd"/>
-            <w:r>
-              <w:rPr>
-                <w:rFonts w:ascii="Times New Roman" w:hAnsi="Times New Roman" w:cs="Times New Roman"/>
-              </w:rPr>
-              <w:t xml:space="preserve"> </w:t>
-            </w:r>
-            <w:proofErr w:type="spellStart"/>
-            <w:r>
-              <w:rPr>
-                <w:rFonts w:ascii="Times New Roman" w:hAnsi="Times New Roman" w:cs="Times New Roman"/>
-              </w:rPr>
-              <w:t>himoya</w:t>
-            </w:r>
-            <w:proofErr w:type="spellEnd"/>
-            <w:r>
-              <w:rPr>
-                <w:rFonts w:ascii="Times New Roman" w:hAnsi="Times New Roman" w:cs="Times New Roman"/>
-              </w:rPr>
-              <w:t xml:space="preserve"> </w:t>
-            </w:r>
-            <w:proofErr w:type="spellStart"/>
-            <w:r>
-              <w:rPr>
-                <w:rFonts w:ascii="Times New Roman" w:hAnsi="Times New Roman" w:cs="Times New Roman"/>
-              </w:rPr>
-              <w:t>qilish</w:t>
-            </w:r>
-            <w:proofErr w:type="spellEnd"/>
-            <w:r>
-              <w:rPr>
-                <w:rFonts w:ascii="Times New Roman" w:hAnsi="Times New Roman" w:cs="Times New Roman"/>
-              </w:rPr>
-              <w:t xml:space="preserve"> </w:t>
-            </w:r>
-            <w:proofErr w:type="spellStart"/>
-            <w:r>
-              <w:rPr>
-                <w:rFonts w:ascii="Times New Roman" w:hAnsi="Times New Roman" w:cs="Times New Roman"/>
-              </w:rPr>
-              <w:t>hamda</w:t>
-            </w:r>
-            <w:proofErr w:type="spellEnd"/>
-            <w:r>
-              <w:rPr>
-                <w:rFonts w:ascii="Times New Roman" w:hAnsi="Times New Roman" w:cs="Times New Roman"/>
-              </w:rPr>
-              <w:t xml:space="preserve"> </w:t>
-            </w:r>
-            <w:proofErr w:type="spellStart"/>
-            <w:r>
-              <w:rPr>
-                <w:rFonts w:ascii="Times New Roman" w:hAnsi="Times New Roman" w:cs="Times New Roman"/>
-              </w:rPr>
-              <w:t>amalga</w:t>
-            </w:r>
-            <w:proofErr w:type="spellEnd"/>
-            <w:r>
-              <w:rPr>
-                <w:rFonts w:ascii="Times New Roman" w:hAnsi="Times New Roman" w:cs="Times New Roman"/>
-              </w:rPr>
-              <w:t xml:space="preserve"> </w:t>
-            </w:r>
-            <w:proofErr w:type="spellStart"/>
-            <w:r>
-              <w:rPr>
-                <w:rFonts w:ascii="Times New Roman" w:hAnsi="Times New Roman" w:cs="Times New Roman"/>
-              </w:rPr>
-              <w:t>kiritish</w:t>
-            </w:r>
-            <w:proofErr w:type="spellEnd"/>
-            <w:r>
-              <w:rPr>
-                <w:rFonts w:ascii="Times New Roman" w:hAnsi="Times New Roman" w:cs="Times New Roman"/>
-              </w:rPr>
-              <w:t>.</w:t>
+            <w:r>
+              <w:t>Hujjat loyihasini Qurilish va uy-joy kommunal xo‘jaligi vazirligining Texnik kengashi yig‘ilishida ko‘rib chiqish, muhokama natijalari bo‘yicha bayonnoma tuzish va rasmiylashtirish.</w:t>
             </w:r>
           </w:p>
         </w:tc>
@@ -2425,19 +1533,18 @@
               <w:jc w:val="center"/>
               <w:rPr>
                 <w:rFonts w:ascii="Times New Roman" w:hAnsi="Times New Roman" w:cs="Times New Roman"/>
-                <w:lang w:val="en-US"/>
               </w:rPr>
             </w:pPr>
             <w:r>
               <w:rPr>
                 <w:rFonts w:ascii="Times New Roman" w:hAnsi="Times New Roman" w:cs="Times New Roman"/>
               </w:rPr>
-              <w:t>I</w:t>
-            </w:r>
-            <w:r>
-              <w:rPr>
-                <w:rFonts w:ascii="Times New Roman" w:hAnsi="Times New Roman" w:cs="Times New Roman"/>
-                <w:lang w:val="en-US"/>
+              <w:t>{{I</w:t>
+            </w:r>
+            <w:r>
+              <w:rPr>
+                <w:rFonts w:ascii="Times New Roman" w:hAnsi="Times New Roman" w:cs="Times New Roman"/>
+                <w:lang w:val="uz-Latn-UZ"/>
               </w:rPr>
               <w:t>II</w:t>
             </w:r>
@@ -2445,36 +1552,7 @@
               <w:rPr>
                 <w:rFonts w:ascii="Times New Roman" w:hAnsi="Times New Roman" w:cs="Times New Roman"/>
               </w:rPr>
-              <w:t>-</w:t>
-            </w:r>
-            <w:proofErr w:type="spellStart"/>
-            <w:r>
-              <w:rPr>
-                <w:rFonts w:ascii="Times New Roman" w:hAnsi="Times New Roman" w:cs="Times New Roman"/>
-              </w:rPr>
-              <w:t>chorak</w:t>
-            </w:r>
-            <w:proofErr w:type="spellEnd"/>
-          </w:p>
-          <w:p>
-            <w:pPr>
-              <w:jc w:val="center"/>
-              <w:rPr>
-                <w:rFonts w:ascii="Times New Roman" w:hAnsi="Times New Roman" w:cs="Times New Roman"/>
-                <w:lang w:val="en-US"/>
-              </w:rPr>
-            </w:pPr>
-            <w:r>
-              <w:rPr>
-                <w:rFonts w:ascii="Times New Roman" w:hAnsi="Times New Roman" w:cs="Times New Roman"/>
-              </w:rPr>
-              <w:t xml:space="preserve">2024 </w:t>
-            </w:r>
-            <w:r>
-              <w:rPr>
-                <w:rFonts w:ascii="Times New Roman" w:hAnsi="Times New Roman" w:cs="Times New Roman"/>
-              </w:rPr>
-              <w:t>y</w:t>
+              <w:t>_start}}</w:t>
             </w:r>
           </w:p>
         </w:tc>
@@ -2488,56 +1566,26 @@
               <w:jc w:val="center"/>
               <w:rPr>
                 <w:rFonts w:ascii="Times New Roman" w:hAnsi="Times New Roman" w:cs="Times New Roman"/>
-                <w:lang w:val="en-US"/>
               </w:rPr>
             </w:pPr>
             <w:r>
               <w:rPr>
                 <w:rFonts w:ascii="Times New Roman" w:hAnsi="Times New Roman" w:cs="Times New Roman"/>
               </w:rPr>
-              <w:t>I</w:t>
-            </w:r>
-            <w:r>
-              <w:rPr>
-                <w:rFonts w:ascii="Times New Roman" w:hAnsi="Times New Roman" w:cs="Times New Roman"/>
-                <w:lang w:val="en-US"/>
-              </w:rPr>
-              <w:t>V</w:t>
-            </w:r>
-            <w:r>
-              <w:rPr>
-                <w:rFonts w:ascii="Times New Roman" w:hAnsi="Times New Roman" w:cs="Times New Roman"/>
-              </w:rPr>
-              <w:t>-</w:t>
-            </w:r>
-            <w:proofErr w:type="spellStart"/>
-            <w:r>
-              <w:rPr>
-                <w:rFonts w:ascii="Times New Roman" w:hAnsi="Times New Roman" w:cs="Times New Roman"/>
-              </w:rPr>
-              <w:t>chorak</w:t>
-            </w:r>
-            <w:proofErr w:type="spellEnd"/>
-          </w:p>
-          <w:p>
-            <w:pPr>
-              <w:jc w:val="center"/>
-              <w:rPr>
-                <w:rFonts w:ascii="Times New Roman" w:hAnsi="Times New Roman" w:cs="Times New Roman"/>
-                <w:lang w:val="en-US"/>
-              </w:rPr>
-            </w:pPr>
-            <w:r>
-              <w:rPr>
-                <w:rFonts w:ascii="Times New Roman" w:hAnsi="Times New Roman" w:cs="Times New Roman"/>
-              </w:rPr>
-              <w:t xml:space="preserve">2024 </w:t>
-            </w:r>
-            <w:r>
-              <w:rPr>
-                <w:rFonts w:ascii="Times New Roman" w:hAnsi="Times New Roman" w:cs="Times New Roman"/>
-              </w:rPr>
-              <w:t>y</w:t>
+              <w:t>{{I</w:t>
+            </w:r>
+            <w:r>
+              <w:rPr>
+                <w:rFonts w:ascii="Times New Roman" w:hAnsi="Times New Roman" w:cs="Times New Roman"/>
+                <w:lang w:val="uz-Latn-UZ"/>
+              </w:rPr>
+              <w:t>II</w:t>
+            </w:r>
+            <w:r>
+              <w:rPr>
+                <w:rFonts w:ascii="Times New Roman" w:hAnsi="Times New Roman" w:cs="Times New Roman"/>
+              </w:rPr>
+              <w:t>_end}}</w:t>
             </w:r>
           </w:p>
         </w:tc>
@@ -2552,29 +1600,26 @@
               <w:rPr>
                 <w:rFonts w:ascii="Times New Roman" w:hAnsi="Times New Roman" w:cs="Times New Roman"/>
                 <w:highlight w:val="yellow"/>
-                <w:lang w:val="en-US"/>
               </w:rPr>
             </w:pPr>
             <w:r>
               <w:rPr>
                 <w:rFonts w:ascii="Times New Roman" w:hAnsi="Times New Roman" w:cs="Times New Roman"/>
-                <w:highlight w:val="yellow"/>
-              </w:rPr>
-              <w:t xml:space="preserve">2L2 </w:t>
-            </w:r>
-            <w:r>
-              <w:rPr>
-                <w:rFonts w:ascii="Times New Roman" w:hAnsi="Times New Roman" w:cs="Times New Roman"/>
-                <w:highlight w:val="yellow"/>
-              </w:rPr>
-              <w:t>z</w:t>
-            </w:r>
-            <w:r>
-              <w:rPr>
-                <w:rFonts w:ascii="Times New Roman" w:hAnsi="Times New Roman" w:cs="Times New Roman"/>
-                <w:highlight w:val="yellow"/>
-              </w:rPr>
-              <w:t>69 ll8</w:t>
+              </w:rPr>
+              <w:t>{{I</w:t>
+            </w:r>
+            <w:r>
+              <w:rPr>
+                <w:rFonts w:ascii="Times New Roman" w:hAnsi="Times New Roman" w:cs="Times New Roman"/>
+                <w:lang w:val="uz-Latn-UZ"/>
+              </w:rPr>
+              <w:t>II</w:t>
+            </w:r>
+            <w:r>
+              <w:rPr>
+                <w:rFonts w:ascii="Times New Roman" w:hAnsi="Times New Roman" w:cs="Times New Roman"/>
+              </w:rPr>
+              <w:t>_summa}}</w:t>
             </w:r>
           </w:p>
         </w:tc>
@@ -2588,9 +1633,6 @@
             <w:pPr>
               <w:rPr>
                 <w:rFonts w:ascii="Times New Roman" w:hAnsi="Times New Roman" w:cs="Times New Roman"/>
-                <w:b/>
-                <w:bCs/>
-                <w:lang w:val="uz-Cyrl-UZ"/>
               </w:rPr>
             </w:pPr>
             <w:r>
@@ -2598,6 +1640,732 @@
                 <w:rFonts w:ascii="Times New Roman" w:hAnsi="Times New Roman" w:cs="Times New Roman"/>
                 <w:b/>
                 <w:bCs/>
+                <w:lang w:val="en-US"/>
+              </w:rPr>
+              <w:t>I</w:t>
+            </w:r>
+            <w:r>
+              <w:rPr>
+                <w:rFonts w:ascii="Times New Roman" w:hAnsi="Times New Roman" w:cs="Times New Roman"/>
+                <w:b/>
+                <w:bCs/>
+                <w:lang w:val="en-US"/>
+              </w:rPr>
+              <w:t>V</w:t>
+            </w:r>
+            <w:r>
+              <w:rPr>
+                <w:rFonts w:ascii="Times New Roman" w:hAnsi="Times New Roman" w:cs="Times New Roman"/>
+                <w:b/>
+                <w:bCs/>
+                <w:lang w:val="uz-Cyrl-UZ"/>
+              </w:rPr>
+              <w:t>-</w:t>
+            </w:r>
+            <w:r>
+              <w:rPr>
+                <w:rFonts w:ascii="Times New Roman" w:hAnsi="Times New Roman" w:cs="Times New Roman"/>
+                <w:b/>
+                <w:bCs/>
+                <w:lang w:val="uz-Cyrl-UZ"/>
+              </w:rPr>
+              <w:t>bosqich</w:t>
+            </w:r>
+            <w:r>
+              <w:rPr>
+                <w:rFonts w:ascii="Times New Roman" w:hAnsi="Times New Roman" w:cs="Times New Roman"/>
+                <w:b/>
+                <w:bCs/>
+                <w:lang w:val="uz-Cyrl-UZ"/>
+              </w:rPr>
+              <w:t>.</w:t>
+            </w:r>
+            <w:r>
+              <w:rPr>
+                <w:rFonts w:ascii="Times New Roman" w:hAnsi="Times New Roman" w:cs="Times New Roman"/>
+              </w:rPr>
+              <w:t xml:space="preserve"> </w:t>
+            </w:r>
+            <w:r>
+              <w:rPr>
+                <w:rFonts w:ascii="Times New Roman" w:hAnsi="Times New Roman" w:cs="Times New Roman"/>
+              </w:rPr>
+              <w:t>Me’yoriy</w:t>
+            </w:r>
+            <w:r>
+              <w:rPr>
+                <w:rFonts w:ascii="Times New Roman" w:hAnsi="Times New Roman" w:cs="Times New Roman"/>
+              </w:rPr>
+              <w:t xml:space="preserve"> </w:t>
+            </w:r>
+            <w:r>
+              <w:rPr>
+                <w:rFonts w:ascii="Times New Roman" w:hAnsi="Times New Roman" w:cs="Times New Roman"/>
+              </w:rPr>
+              <w:t>hujjatni</w:t>
+            </w:r>
+            <w:r>
+              <w:rPr>
+                <w:rFonts w:ascii="Times New Roman" w:hAnsi="Times New Roman" w:cs="Times New Roman"/>
+              </w:rPr>
+              <w:t xml:space="preserve"> </w:t>
+            </w:r>
+            <w:r>
+              <w:rPr>
+                <w:rFonts w:ascii="Times New Roman" w:hAnsi="Times New Roman" w:cs="Times New Roman"/>
+              </w:rPr>
+              <w:t>qayta</w:t>
+            </w:r>
+            <w:r>
+              <w:rPr>
+                <w:rFonts w:ascii="Times New Roman" w:hAnsi="Times New Roman" w:cs="Times New Roman"/>
+              </w:rPr>
+              <w:t xml:space="preserve"> </w:t>
+            </w:r>
+            <w:r>
+              <w:rPr>
+                <w:rFonts w:ascii="Times New Roman" w:hAnsi="Times New Roman" w:cs="Times New Roman"/>
+              </w:rPr>
+              <w:t>ishlash</w:t>
+            </w:r>
+            <w:r>
+              <w:rPr>
+                <w:rFonts w:ascii="Times New Roman" w:hAnsi="Times New Roman" w:cs="Times New Roman"/>
+              </w:rPr>
+              <w:t xml:space="preserve"> </w:t>
+            </w:r>
+            <w:r>
+              <w:rPr>
+                <w:rFonts w:ascii="Times New Roman" w:hAnsi="Times New Roman" w:cs="Times New Roman"/>
+              </w:rPr>
+              <w:t>va</w:t>
+            </w:r>
+            <w:r>
+              <w:rPr>
+                <w:rFonts w:ascii="Times New Roman" w:hAnsi="Times New Roman" w:cs="Times New Roman"/>
+              </w:rPr>
+              <w:t xml:space="preserve"> </w:t>
+            </w:r>
+            <w:r>
+              <w:rPr>
+                <w:rFonts w:ascii="Times New Roman" w:hAnsi="Times New Roman" w:cs="Times New Roman"/>
+              </w:rPr>
+              <w:t>hujjatning</w:t>
+            </w:r>
+            <w:r>
+              <w:rPr>
+                <w:rFonts w:ascii="Times New Roman" w:hAnsi="Times New Roman" w:cs="Times New Roman"/>
+              </w:rPr>
+              <w:t xml:space="preserve"> </w:t>
+            </w:r>
+            <w:r>
+              <w:rPr>
+                <w:rFonts w:ascii="Times New Roman" w:hAnsi="Times New Roman" w:cs="Times New Roman"/>
+              </w:rPr>
+              <w:t>yakuniy</w:t>
+            </w:r>
+            <w:r>
+              <w:rPr>
+                <w:rFonts w:ascii="Times New Roman" w:hAnsi="Times New Roman" w:cs="Times New Roman"/>
+              </w:rPr>
+              <w:t xml:space="preserve"> </w:t>
+            </w:r>
+            <w:r>
+              <w:rPr>
+                <w:rFonts w:ascii="Times New Roman" w:hAnsi="Times New Roman" w:cs="Times New Roman"/>
+              </w:rPr>
+              <w:t>tahririni</w:t>
+            </w:r>
+            <w:r>
+              <w:rPr>
+                <w:rFonts w:ascii="Times New Roman" w:hAnsi="Times New Roman" w:cs="Times New Roman"/>
+              </w:rPr>
+              <w:t xml:space="preserve"> </w:t>
+            </w:r>
+            <w:r>
+              <w:rPr>
+                <w:rFonts w:ascii="Times New Roman" w:hAnsi="Times New Roman" w:cs="Times New Roman"/>
+              </w:rPr>
+              <w:t>tayyorlash</w:t>
+            </w:r>
+            <w:r>
+              <w:rPr>
+                <w:rFonts w:ascii="Times New Roman" w:hAnsi="Times New Roman" w:cs="Times New Roman"/>
+              </w:rPr>
+              <w:t xml:space="preserve">, </w:t>
+            </w:r>
+            <w:r>
+              <w:rPr>
+                <w:rFonts w:ascii="Times New Roman" w:hAnsi="Times New Roman" w:cs="Times New Roman"/>
+              </w:rPr>
+              <w:t>Qurilish</w:t>
+            </w:r>
+            <w:r>
+              <w:rPr>
+                <w:rFonts w:ascii="Times New Roman" w:hAnsi="Times New Roman" w:cs="Times New Roman"/>
+              </w:rPr>
+              <w:t xml:space="preserve"> </w:t>
+            </w:r>
+            <w:r>
+              <w:rPr>
+                <w:rFonts w:ascii="Times New Roman" w:hAnsi="Times New Roman" w:cs="Times New Roman"/>
+              </w:rPr>
+              <w:t>va</w:t>
+            </w:r>
+            <w:r>
+              <w:rPr>
+                <w:rFonts w:ascii="Times New Roman" w:hAnsi="Times New Roman" w:cs="Times New Roman"/>
+              </w:rPr>
+              <w:t xml:space="preserve"> </w:t>
+            </w:r>
+            <w:r>
+              <w:rPr>
+                <w:rFonts w:ascii="Times New Roman" w:hAnsi="Times New Roman" w:cs="Times New Roman"/>
+              </w:rPr>
+              <w:t>uy</w:t>
+            </w:r>
+            <w:r>
+              <w:rPr>
+                <w:rFonts w:ascii="Times New Roman" w:hAnsi="Times New Roman" w:cs="Times New Roman"/>
+              </w:rPr>
+              <w:t>-</w:t>
+            </w:r>
+            <w:r>
+              <w:rPr>
+                <w:rFonts w:ascii="Times New Roman" w:hAnsi="Times New Roman" w:cs="Times New Roman"/>
+              </w:rPr>
+              <w:t>joy</w:t>
+            </w:r>
+            <w:r>
+              <w:rPr>
+                <w:rFonts w:ascii="Times New Roman" w:hAnsi="Times New Roman" w:cs="Times New Roman"/>
+              </w:rPr>
+              <w:t xml:space="preserve"> </w:t>
+            </w:r>
+            <w:r>
+              <w:rPr>
+                <w:rFonts w:ascii="Times New Roman" w:hAnsi="Times New Roman" w:cs="Times New Roman"/>
+              </w:rPr>
+              <w:t>kommunal</w:t>
+            </w:r>
+            <w:r>
+              <w:rPr>
+                <w:rFonts w:ascii="Times New Roman" w:hAnsi="Times New Roman" w:cs="Times New Roman"/>
+              </w:rPr>
+              <w:t xml:space="preserve"> </w:t>
+            </w:r>
+            <w:r>
+              <w:rPr>
+                <w:rFonts w:ascii="Times New Roman" w:hAnsi="Times New Roman" w:cs="Times New Roman"/>
+              </w:rPr>
+              <w:t>xo‘jaligi</w:t>
+            </w:r>
+            <w:r>
+              <w:rPr>
+                <w:rFonts w:ascii="Times New Roman" w:hAnsi="Times New Roman" w:cs="Times New Roman"/>
+              </w:rPr>
+              <w:t xml:space="preserve"> </w:t>
+            </w:r>
+            <w:r>
+              <w:rPr>
+                <w:rFonts w:ascii="Times New Roman" w:hAnsi="Times New Roman" w:cs="Times New Roman"/>
+              </w:rPr>
+              <w:t>vazirligiga</w:t>
+            </w:r>
+            <w:r>
+              <w:rPr>
+                <w:rFonts w:ascii="Times New Roman" w:hAnsi="Times New Roman" w:cs="Times New Roman"/>
+              </w:rPr>
+              <w:t xml:space="preserve"> </w:t>
+            </w:r>
+            <w:r>
+              <w:rPr>
+                <w:rFonts w:ascii="Times New Roman" w:hAnsi="Times New Roman" w:cs="Times New Roman"/>
+              </w:rPr>
+              <w:t>kiritish</w:t>
+            </w:r>
+            <w:r>
+              <w:rPr>
+                <w:rFonts w:ascii="Times New Roman" w:hAnsi="Times New Roman" w:cs="Times New Roman"/>
+              </w:rPr>
+              <w:t xml:space="preserve">, </w:t>
+            </w:r>
+            <w:r>
+              <w:rPr>
+                <w:rFonts w:ascii="Times New Roman" w:hAnsi="Times New Roman" w:cs="Times New Roman"/>
+              </w:rPr>
+              <w:t>me’yoriy</w:t>
+            </w:r>
+            <w:r>
+              <w:rPr>
+                <w:rFonts w:ascii="Times New Roman" w:hAnsi="Times New Roman" w:cs="Times New Roman"/>
+              </w:rPr>
+              <w:t xml:space="preserve"> </w:t>
+            </w:r>
+            <w:r>
+              <w:rPr>
+                <w:rFonts w:ascii="Times New Roman" w:hAnsi="Times New Roman" w:cs="Times New Roman"/>
+              </w:rPr>
+              <w:t>hujjatni</w:t>
+            </w:r>
+            <w:r>
+              <w:rPr>
+                <w:rFonts w:ascii="Times New Roman" w:hAnsi="Times New Roman" w:cs="Times New Roman"/>
+              </w:rPr>
+              <w:t xml:space="preserve"> </w:t>
+            </w:r>
+            <w:r>
+              <w:rPr>
+                <w:rFonts w:ascii="Times New Roman" w:hAnsi="Times New Roman" w:cs="Times New Roman"/>
+              </w:rPr>
+              <w:t>tasdiqqa</w:t>
+            </w:r>
+            <w:r>
+              <w:rPr>
+                <w:rFonts w:ascii="Times New Roman" w:hAnsi="Times New Roman" w:cs="Times New Roman"/>
+              </w:rPr>
+              <w:t xml:space="preserve"> </w:t>
+            </w:r>
+            <w:r>
+              <w:rPr>
+                <w:rFonts w:ascii="Times New Roman" w:hAnsi="Times New Roman" w:cs="Times New Roman"/>
+              </w:rPr>
+              <w:t>tayyorlash</w:t>
+            </w:r>
+            <w:r>
+              <w:rPr>
+                <w:rFonts w:ascii="Times New Roman" w:hAnsi="Times New Roman" w:cs="Times New Roman"/>
+              </w:rPr>
+              <w:t xml:space="preserve">, </w:t>
+            </w:r>
+            <w:r>
+              <w:rPr>
+                <w:rFonts w:ascii="Times New Roman" w:hAnsi="Times New Roman" w:cs="Times New Roman"/>
+                <w:lang w:val="en-US"/>
+              </w:rPr>
+              <w:t>project</w:t>
+            </w:r>
+            <w:r>
+              <w:rPr>
+                <w:rFonts w:ascii="Times New Roman" w:hAnsi="Times New Roman" w:cs="Times New Roman"/>
+              </w:rPr>
+              <w:t>.</w:t>
+            </w:r>
+            <w:r>
+              <w:rPr>
+                <w:rFonts w:ascii="Times New Roman" w:hAnsi="Times New Roman" w:cs="Times New Roman"/>
+                <w:lang w:val="en-US"/>
+              </w:rPr>
+              <w:t>gov</w:t>
+            </w:r>
+            <w:r>
+              <w:rPr>
+                <w:rFonts w:ascii="Times New Roman" w:hAnsi="Times New Roman" w:cs="Times New Roman"/>
+              </w:rPr>
+              <w:t>.</w:t>
+            </w:r>
+            <w:r>
+              <w:rPr>
+                <w:rFonts w:ascii="Times New Roman" w:hAnsi="Times New Roman" w:cs="Times New Roman"/>
+                <w:lang w:val="en-US"/>
+              </w:rPr>
+              <w:t>uz</w:t>
+            </w:r>
+            <w:r>
+              <w:rPr>
+                <w:rFonts w:ascii="Times New Roman" w:hAnsi="Times New Roman" w:cs="Times New Roman"/>
+              </w:rPr>
+              <w:t xml:space="preserve"> </w:t>
+            </w:r>
+            <w:r>
+              <w:rPr>
+                <w:rFonts w:ascii="Times New Roman" w:hAnsi="Times New Roman" w:cs="Times New Roman"/>
+              </w:rPr>
+              <w:t>elektron</w:t>
+            </w:r>
+            <w:r>
+              <w:rPr>
+                <w:rFonts w:ascii="Times New Roman" w:hAnsi="Times New Roman" w:cs="Times New Roman"/>
+              </w:rPr>
+              <w:t xml:space="preserve"> </w:t>
+            </w:r>
+            <w:r>
+              <w:rPr>
+                <w:rFonts w:ascii="Times New Roman" w:hAnsi="Times New Roman" w:cs="Times New Roman"/>
+              </w:rPr>
+              <w:t>portali</w:t>
+            </w:r>
+            <w:r>
+              <w:rPr>
+                <w:rFonts w:ascii="Times New Roman" w:hAnsi="Times New Roman" w:cs="Times New Roman"/>
+              </w:rPr>
+              <w:t xml:space="preserve"> </w:t>
+            </w:r>
+            <w:r>
+              <w:rPr>
+                <w:rFonts w:ascii="Times New Roman" w:hAnsi="Times New Roman" w:cs="Times New Roman"/>
+              </w:rPr>
+              <w:t>orqali</w:t>
+            </w:r>
+            <w:r>
+              <w:rPr>
+                <w:rFonts w:ascii="Times New Roman" w:hAnsi="Times New Roman" w:cs="Times New Roman"/>
+              </w:rPr>
+              <w:t xml:space="preserve"> </w:t>
+            </w:r>
+            <w:r>
+              <w:rPr>
+                <w:rFonts w:ascii="Times New Roman" w:hAnsi="Times New Roman" w:cs="Times New Roman"/>
+              </w:rPr>
+              <w:t>mutasaddi</w:t>
+            </w:r>
+            <w:r>
+              <w:rPr>
+                <w:rFonts w:ascii="Times New Roman" w:hAnsi="Times New Roman" w:cs="Times New Roman"/>
+              </w:rPr>
+              <w:t xml:space="preserve"> </w:t>
+            </w:r>
+            <w:r>
+              <w:rPr>
+                <w:rFonts w:ascii="Times New Roman" w:hAnsi="Times New Roman" w:cs="Times New Roman"/>
+              </w:rPr>
+              <w:t>vazirlik</w:t>
+            </w:r>
+            <w:r>
+              <w:rPr>
+                <w:rFonts w:ascii="Times New Roman" w:hAnsi="Times New Roman" w:cs="Times New Roman"/>
+              </w:rPr>
+              <w:t xml:space="preserve"> </w:t>
+            </w:r>
+            <w:r>
+              <w:rPr>
+                <w:rFonts w:ascii="Times New Roman" w:hAnsi="Times New Roman" w:cs="Times New Roman"/>
+              </w:rPr>
+              <w:t>va</w:t>
+            </w:r>
+            <w:r>
+              <w:rPr>
+                <w:rFonts w:ascii="Times New Roman" w:hAnsi="Times New Roman" w:cs="Times New Roman"/>
+              </w:rPr>
+              <w:t xml:space="preserve"> </w:t>
+            </w:r>
+            <w:r>
+              <w:rPr>
+                <w:rFonts w:ascii="Times New Roman" w:hAnsi="Times New Roman" w:cs="Times New Roman"/>
+              </w:rPr>
+              <w:t>idoralar</w:t>
+            </w:r>
+            <w:r>
+              <w:rPr>
+                <w:rFonts w:ascii="Times New Roman" w:hAnsi="Times New Roman" w:cs="Times New Roman"/>
+              </w:rPr>
+              <w:t xml:space="preserve"> </w:t>
+            </w:r>
+            <w:r>
+              <w:rPr>
+                <w:rFonts w:ascii="Times New Roman" w:hAnsi="Times New Roman" w:cs="Times New Roman"/>
+              </w:rPr>
+              <w:t>bilan</w:t>
+            </w:r>
+            <w:r>
+              <w:rPr>
+                <w:rFonts w:ascii="Times New Roman" w:hAnsi="Times New Roman" w:cs="Times New Roman"/>
+              </w:rPr>
+              <w:t xml:space="preserve"> </w:t>
+            </w:r>
+            <w:r>
+              <w:rPr>
+                <w:rFonts w:ascii="Times New Roman" w:hAnsi="Times New Roman" w:cs="Times New Roman"/>
+              </w:rPr>
+              <w:t>kelishish</w:t>
+            </w:r>
+            <w:r>
+              <w:rPr>
+                <w:rFonts w:ascii="Times New Roman" w:hAnsi="Times New Roman" w:cs="Times New Roman"/>
+              </w:rPr>
+              <w:t xml:space="preserve">, </w:t>
+            </w:r>
+            <w:r>
+              <w:rPr>
+                <w:rFonts w:ascii="Times New Roman" w:hAnsi="Times New Roman" w:cs="Times New Roman"/>
+              </w:rPr>
+              <w:t>ShNKlik</w:t>
+            </w:r>
+            <w:r>
+              <w:rPr>
+                <w:rFonts w:ascii="Times New Roman" w:hAnsi="Times New Roman" w:cs="Times New Roman"/>
+              </w:rPr>
+              <w:t xml:space="preserve"> </w:t>
+            </w:r>
+            <w:r>
+              <w:rPr>
+                <w:rFonts w:ascii="Times New Roman" w:hAnsi="Times New Roman" w:cs="Times New Roman"/>
+              </w:rPr>
+              <w:t>vazirlik</w:t>
+            </w:r>
+            <w:r>
+              <w:rPr>
+                <w:rFonts w:ascii="Times New Roman" w:hAnsi="Times New Roman" w:cs="Times New Roman"/>
+              </w:rPr>
+              <w:t xml:space="preserve"> </w:t>
+            </w:r>
+            <w:r>
+              <w:rPr>
+                <w:rFonts w:ascii="Times New Roman" w:hAnsi="Times New Roman" w:cs="Times New Roman"/>
+              </w:rPr>
+              <w:t>buyrug‘i</w:t>
+            </w:r>
+            <w:r>
+              <w:rPr>
+                <w:rFonts w:ascii="Times New Roman" w:hAnsi="Times New Roman" w:cs="Times New Roman"/>
+              </w:rPr>
+              <w:t xml:space="preserve"> </w:t>
+            </w:r>
+            <w:r>
+              <w:rPr>
+                <w:rFonts w:ascii="Times New Roman" w:hAnsi="Times New Roman" w:cs="Times New Roman"/>
+              </w:rPr>
+              <w:t>bilan</w:t>
+            </w:r>
+            <w:r>
+              <w:rPr>
+                <w:rFonts w:ascii="Times New Roman" w:hAnsi="Times New Roman" w:cs="Times New Roman"/>
+              </w:rPr>
+              <w:t xml:space="preserve"> </w:t>
+            </w:r>
+            <w:r>
+              <w:rPr>
+                <w:rFonts w:ascii="Times New Roman" w:hAnsi="Times New Roman" w:cs="Times New Roman"/>
+              </w:rPr>
+              <w:t>tasdiqlash</w:t>
+            </w:r>
+            <w:r>
+              <w:rPr>
+                <w:rFonts w:ascii="Times New Roman" w:hAnsi="Times New Roman" w:cs="Times New Roman"/>
+              </w:rPr>
+              <w:t xml:space="preserve"> </w:t>
+            </w:r>
+            <w:r>
+              <w:rPr>
+                <w:rFonts w:ascii="Times New Roman" w:hAnsi="Times New Roman" w:cs="Times New Roman"/>
+              </w:rPr>
+              <w:t>va</w:t>
+            </w:r>
+            <w:r>
+              <w:rPr>
+                <w:rFonts w:ascii="Times New Roman" w:hAnsi="Times New Roman" w:cs="Times New Roman"/>
+              </w:rPr>
+              <w:t xml:space="preserve"> </w:t>
+            </w:r>
+            <w:r>
+              <w:rPr>
+                <w:rFonts w:ascii="Times New Roman" w:hAnsi="Times New Roman" w:cs="Times New Roman"/>
+              </w:rPr>
+              <w:t>Adliya</w:t>
+            </w:r>
+            <w:r>
+              <w:rPr>
+                <w:rFonts w:ascii="Times New Roman" w:hAnsi="Times New Roman" w:cs="Times New Roman"/>
+              </w:rPr>
+              <w:t xml:space="preserve"> </w:t>
+            </w:r>
+            <w:r>
+              <w:rPr>
+                <w:rFonts w:ascii="Times New Roman" w:hAnsi="Times New Roman" w:cs="Times New Roman"/>
+              </w:rPr>
+              <w:t>vazirligida</w:t>
+            </w:r>
+            <w:r>
+              <w:rPr>
+                <w:rFonts w:ascii="Times New Roman" w:hAnsi="Times New Roman" w:cs="Times New Roman"/>
+              </w:rPr>
+              <w:t xml:space="preserve"> </w:t>
+            </w:r>
+            <w:r>
+              <w:rPr>
+                <w:rFonts w:ascii="Times New Roman" w:hAnsi="Times New Roman" w:cs="Times New Roman"/>
+              </w:rPr>
+              <w:t>himoya</w:t>
+            </w:r>
+            <w:r>
+              <w:rPr>
+                <w:rFonts w:ascii="Times New Roman" w:hAnsi="Times New Roman" w:cs="Times New Roman"/>
+              </w:rPr>
+              <w:t xml:space="preserve"> </w:t>
+            </w:r>
+            <w:r>
+              <w:rPr>
+                <w:rFonts w:ascii="Times New Roman" w:hAnsi="Times New Roman" w:cs="Times New Roman"/>
+              </w:rPr>
+              <w:t>qilish</w:t>
+            </w:r>
+            <w:r>
+              <w:rPr>
+                <w:rFonts w:ascii="Times New Roman" w:hAnsi="Times New Roman" w:cs="Times New Roman"/>
+              </w:rPr>
+              <w:t xml:space="preserve"> </w:t>
+            </w:r>
+            <w:r>
+              <w:rPr>
+                <w:rFonts w:ascii="Times New Roman" w:hAnsi="Times New Roman" w:cs="Times New Roman"/>
+              </w:rPr>
+              <w:t>hamda</w:t>
+            </w:r>
+            <w:r>
+              <w:rPr>
+                <w:rFonts w:ascii="Times New Roman" w:hAnsi="Times New Roman" w:cs="Times New Roman"/>
+              </w:rPr>
+              <w:t xml:space="preserve"> </w:t>
+            </w:r>
+            <w:r>
+              <w:rPr>
+                <w:rFonts w:ascii="Times New Roman" w:hAnsi="Times New Roman" w:cs="Times New Roman"/>
+              </w:rPr>
+              <w:t>amalga</w:t>
+            </w:r>
+            <w:r>
+              <w:rPr>
+                <w:rFonts w:ascii="Times New Roman" w:hAnsi="Times New Roman" w:cs="Times New Roman"/>
+              </w:rPr>
+              <w:t xml:space="preserve"> </w:t>
+            </w:r>
+            <w:r>
+              <w:rPr>
+                <w:rFonts w:ascii="Times New Roman" w:hAnsi="Times New Roman" w:cs="Times New Roman"/>
+              </w:rPr>
+              <w:t>kiritish</w:t>
+            </w:r>
+            <w:r>
+              <w:rPr>
+                <w:rFonts w:ascii="Times New Roman" w:hAnsi="Times New Roman" w:cs="Times New Roman"/>
+              </w:rPr>
+              <w:t>.</w:t>
+            </w:r>
+          </w:p>
+        </w:tc>
+        <w:tc>
+          <w:tcPr>
+            <w:tcW w:w="1561" w:type="dxa"/>
+            <w:vAlign w:val="center"/>
+          </w:tcPr>
+          <w:p>
+            <w:pPr>
+              <w:jc w:val="center"/>
+              <w:rPr>
+                <w:rFonts w:ascii="Times New Roman" w:hAnsi="Times New Roman" w:cs="Times New Roman"/>
+                <w:lang w:val="en-US"/>
+              </w:rPr>
+            </w:pPr>
+            <w:r>
+              <w:rPr>
+                <w:rFonts w:ascii="Times New Roman" w:hAnsi="Times New Roman" w:cs="Times New Roman"/>
+              </w:rPr>
+              <w:t>{{I</w:t>
+            </w:r>
+            <w:r>
+              <w:rPr>
+                <w:rFonts w:ascii="Times New Roman" w:hAnsi="Times New Roman" w:cs="Times New Roman"/>
+                <w:lang w:val="uz-Latn-UZ"/>
+              </w:rPr>
+              <w:t>V</w:t>
+            </w:r>
+            <w:r>
+              <w:rPr>
+                <w:rFonts w:ascii="Times New Roman" w:hAnsi="Times New Roman" w:cs="Times New Roman"/>
+              </w:rPr>
+              <w:t>_start}}</w:t>
+            </w:r>
+          </w:p>
+        </w:tc>
+        <w:tc>
+          <w:tcPr>
+            <w:tcW w:w="1276" w:type="dxa"/>
+            <w:vAlign w:val="center"/>
+          </w:tcPr>
+          <w:p>
+            <w:pPr>
+              <w:jc w:val="center"/>
+              <w:rPr>
+                <w:rFonts w:ascii="Times New Roman" w:hAnsi="Times New Roman" w:cs="Times New Roman"/>
+                <w:lang w:val="en-US"/>
+              </w:rPr>
+            </w:pPr>
+            <w:r>
+              <w:rPr>
+                <w:rFonts w:ascii="Times New Roman" w:hAnsi="Times New Roman" w:cs="Times New Roman"/>
+              </w:rPr>
+              <w:t>{{I</w:t>
+            </w:r>
+            <w:r>
+              <w:rPr>
+                <w:rFonts w:ascii="Times New Roman" w:hAnsi="Times New Roman" w:cs="Times New Roman"/>
+                <w:lang w:val="uz-Latn-UZ"/>
+              </w:rPr>
+              <w:t>V</w:t>
+            </w:r>
+            <w:r>
+              <w:rPr>
+                <w:rFonts w:ascii="Times New Roman" w:hAnsi="Times New Roman" w:cs="Times New Roman"/>
+              </w:rPr>
+              <w:t>_end}}</w:t>
+            </w:r>
+          </w:p>
+        </w:tc>
+        <w:tc>
+          <w:tcPr>
+            <w:tcW w:w="1842" w:type="dxa"/>
+            <w:vAlign w:val="center"/>
+          </w:tcPr>
+          <w:p>
+            <w:pPr>
+              <w:jc w:val="center"/>
+              <w:rPr>
+                <w:rFonts w:ascii="Times New Roman" w:hAnsi="Times New Roman" w:cs="Times New Roman"/>
+                <w:highlight w:val="yellow"/>
+                <w:lang w:val="en-US"/>
+              </w:rPr>
+            </w:pPr>
+            <w:r>
+              <w:rPr>
+                <w:rFonts w:ascii="Times New Roman" w:hAnsi="Times New Roman" w:cs="Times New Roman"/>
+              </w:rPr>
+              <w:t>{{I</w:t>
+            </w:r>
+            <w:r>
+              <w:rPr>
+                <w:rFonts w:ascii="Times New Roman" w:hAnsi="Times New Roman" w:cs="Times New Roman"/>
+                <w:lang w:val="uz-Latn-UZ"/>
+              </w:rPr>
+              <w:t>V</w:t>
+            </w:r>
+            <w:r>
+              <w:rPr>
+                <w:rFonts w:ascii="Times New Roman" w:hAnsi="Times New Roman" w:cs="Times New Roman"/>
+              </w:rPr>
+              <w:t>_summa}}</w:t>
+            </w:r>
+          </w:p>
+        </w:tc>
+      </w:tr>
+      <w:tr>
+        <w:tc>
+          <w:tcPr>
+            <w:tcW w:w="5669" w:type="dxa"/>
+          </w:tcPr>
+          <w:p>
+            <w:pPr>
+              <w:rPr>
+                <w:rFonts w:ascii="Times New Roman" w:hAnsi="Times New Roman" w:cs="Times New Roman"/>
+                <w:b/>
+                <w:bCs/>
+                <w:lang w:val="uz-Cyrl-UZ"/>
+              </w:rPr>
+            </w:pPr>
+            <w:r>
+              <w:rPr>
+                <w:rFonts w:ascii="Times New Roman" w:hAnsi="Times New Roman" w:cs="Times New Roman"/>
+                <w:b/>
+                <w:bCs/>
                 <w:lang w:val="uz-Cyrl-UZ"/>
               </w:rPr>
               <w:t>JAMI</w:t>
@@ -2609,7 +2377,25 @@
                 <w:bCs/>
                 <w:lang w:val="en-US"/>
               </w:rPr>
-              <w:t xml:space="preserve">: 2024 </w:t>
+              <w:t>: 202</w:t>
+            </w:r>
+            <w:r>
+              <w:rPr>
+                <w:rFonts w:ascii="Times New Roman" w:hAnsi="Times New Roman" w:cs="Times New Roman"/>
+                <w:b/>
+                <w:bCs/>
+                <w:lang w:val="en-US"/>
+              </w:rPr>
+              <w:t>6</w:t>
+            </w:r>
+            <w:r>
+              <w:rPr>
+                <w:rFonts w:ascii="Times New Roman" w:hAnsi="Times New Roman" w:cs="Times New Roman"/>
+                <w:b/>
+                <w:bCs/>
+                <w:lang w:val="en-US"/>
+              </w:rPr>
+              <w:t xml:space="preserve"> </w:t>
             </w:r>
             <w:r>
               <w:rPr>
@@ -2952,7 +2738,6 @@
               </w:rPr>
               <w:t>di</w:t>
             </w:r>
-            <w:proofErr w:type="spellStart"/>
             <w:r>
               <w:rPr>
                 <w:rFonts w:ascii="Times New Roman" w:hAnsi="Times New Roman" w:cs="Times New Roman"/>
@@ -2961,7 +2746,6 @@
               </w:rPr>
               <w:t>rektori</w:t>
             </w:r>
-            <w:proofErr w:type="spellEnd"/>
           </w:p>
           <w:p>
             <w:pPr>
@@ -4014,7 +3798,6 @@
   <w:style w:type="character" w:default="1" w:styleId="a0">
     <w:name w:val="Default Paragraph Font"/>
     <w:uiPriority w:val="1"/>
-    <w:semiHidden/>
     <w:unhideWhenUsed/>
   </w:style>
   <w:style w:type="table" w:default="1" w:styleId="a1">
@@ -4347,6 +4130,17 @@
       </w:tblBorders>
     </w:tblPr>
   </w:style>
+  <w:style w:type="paragraph" w:styleId="ad">
+    <w:name w:val="Normal (Web)"/>
+    <w:basedOn w:val="a"/>
+    <w:uiPriority w:val="99"/>
+    <w:semiHidden/>
+    <w:unhideWhenUsed/>
+    <w:rsid w:val="00CD1C6B"/>
+    <w:rPr>
+      <w:rFonts w:ascii="Times New Roman" w:hAnsi="Times New Roman" w:cs="Times New Roman"/>
+    </w:rPr>
+  </w:style>
 </w:styles>
 </file>
 

--- a/backend/contract_templates/kalendar_reja.docx
+++ b/backend/contract_templates/kalendar_reja.docx
@@ -16,7 +16,23 @@
           <w:rFonts w:ascii="Times New Roman" w:hAnsi="Times New Roman" w:cs="Times New Roman"/>
           <w:lang w:val="en-US"/>
         </w:rPr>
-        <w:t>{{shnq_name}}</w:t>
+        <w:t>{{</w:t>
+      </w:r>
+      <w:proofErr w:type="spellStart"/>
+      <w:r>
+        <w:rPr>
+          <w:rFonts w:ascii="Times New Roman" w:hAnsi="Times New Roman" w:cs="Times New Roman"/>
+          <w:lang w:val="en-US"/>
+        </w:rPr>
+        <w:t>shnq_name</w:t>
+      </w:r>
+      <w:proofErr w:type="spellEnd"/>
+      <w:r>
+        <w:rPr>
+          <w:rFonts w:ascii="Times New Roman" w:hAnsi="Times New Roman" w:cs="Times New Roman"/>
+          <w:lang w:val="en-US"/>
+        </w:rPr>
+        <w:t>}}</w:t>
       </w:r>
     </w:p>
     <w:p>
@@ -543,42 +559,49 @@
               </w:rPr>
               <w:t xml:space="preserve"> </w:t>
             </w:r>
+            <w:proofErr w:type="spellStart"/>
             <w:r>
               <w:rPr>
                 <w:rFonts w:ascii="Times New Roman" w:hAnsi="Times New Roman" w:cs="Times New Roman"/>
               </w:rPr>
               <w:t>Normalash</w:t>
             </w:r>
-            <w:r>
-              <w:rPr>
-                <w:rFonts w:ascii="Times New Roman" w:hAnsi="Times New Roman" w:cs="Times New Roman"/>
-              </w:rPr>
-              <w:t xml:space="preserve"> </w:t>
-            </w:r>
+            <w:proofErr w:type="spellEnd"/>
+            <w:r>
+              <w:rPr>
+                <w:rFonts w:ascii="Times New Roman" w:hAnsi="Times New Roman" w:cs="Times New Roman"/>
+              </w:rPr>
+              <w:t xml:space="preserve"> </w:t>
+            </w:r>
+            <w:proofErr w:type="spellStart"/>
             <w:r>
               <w:rPr>
                 <w:rFonts w:ascii="Times New Roman" w:hAnsi="Times New Roman" w:cs="Times New Roman"/>
               </w:rPr>
               <w:t>ob’ekti</w:t>
             </w:r>
-            <w:r>
-              <w:rPr>
-                <w:rFonts w:ascii="Times New Roman" w:hAnsi="Times New Roman" w:cs="Times New Roman"/>
-              </w:rPr>
-              <w:t xml:space="preserve"> </w:t>
-            </w:r>
+            <w:proofErr w:type="spellEnd"/>
+            <w:r>
+              <w:rPr>
+                <w:rFonts w:ascii="Times New Roman" w:hAnsi="Times New Roman" w:cs="Times New Roman"/>
+              </w:rPr>
+              <w:t xml:space="preserve"> </w:t>
+            </w:r>
+            <w:proofErr w:type="spellStart"/>
             <w:r>
               <w:rPr>
                 <w:rFonts w:ascii="Times New Roman" w:hAnsi="Times New Roman" w:cs="Times New Roman"/>
               </w:rPr>
               <w:t>bo‘yicha</w:t>
             </w:r>
-            <w:r>
-              <w:rPr>
-                <w:rFonts w:ascii="Times New Roman" w:hAnsi="Times New Roman" w:cs="Times New Roman"/>
-              </w:rPr>
-              <w:t xml:space="preserve"> </w:t>
-            </w:r>
+            <w:proofErr w:type="spellEnd"/>
+            <w:r>
+              <w:rPr>
+                <w:rFonts w:ascii="Times New Roman" w:hAnsi="Times New Roman" w:cs="Times New Roman"/>
+              </w:rPr>
+              <w:t xml:space="preserve"> </w:t>
+            </w:r>
+            <w:proofErr w:type="spellStart"/>
             <w:r>
               <w:rPr>
                 <w:rFonts w:ascii="Times New Roman" w:hAnsi="Times New Roman" w:cs="Times New Roman"/>
@@ -597,24 +620,28 @@
               </w:rPr>
               <w:t>texnik</w:t>
             </w:r>
-            <w:r>
-              <w:rPr>
-                <w:rFonts w:ascii="Times New Roman" w:hAnsi="Times New Roman" w:cs="Times New Roman"/>
-              </w:rPr>
-              <w:t xml:space="preserve"> </w:t>
-            </w:r>
+            <w:proofErr w:type="spellEnd"/>
+            <w:r>
+              <w:rPr>
+                <w:rFonts w:ascii="Times New Roman" w:hAnsi="Times New Roman" w:cs="Times New Roman"/>
+              </w:rPr>
+              <w:t xml:space="preserve"> </w:t>
+            </w:r>
+            <w:proofErr w:type="spellStart"/>
             <w:r>
               <w:rPr>
                 <w:rFonts w:ascii="Times New Roman" w:hAnsi="Times New Roman" w:cs="Times New Roman"/>
               </w:rPr>
               <w:t>ma’lumotlarni</w:t>
             </w:r>
+            <w:proofErr w:type="spellEnd"/>
             <w:r>
               <w:rPr>
                 <w:rFonts w:ascii="Times New Roman" w:hAnsi="Times New Roman" w:cs="Times New Roman"/>
               </w:rPr>
               <w:t xml:space="preserve">, </w:t>
             </w:r>
+            <w:proofErr w:type="spellStart"/>
             <w:r>
               <w:rPr>
                 <w:rFonts w:ascii="Times New Roman" w:hAnsi="Times New Roman" w:cs="Times New Roman"/>
@@ -633,24 +660,28 @@
               </w:rPr>
               <w:t>tadqiqot</w:t>
             </w:r>
-            <w:r>
-              <w:rPr>
-                <w:rFonts w:ascii="Times New Roman" w:hAnsi="Times New Roman" w:cs="Times New Roman"/>
-              </w:rPr>
-              <w:t xml:space="preserve"> </w:t>
-            </w:r>
+            <w:proofErr w:type="spellEnd"/>
+            <w:r>
+              <w:rPr>
+                <w:rFonts w:ascii="Times New Roman" w:hAnsi="Times New Roman" w:cs="Times New Roman"/>
+              </w:rPr>
+              <w:t xml:space="preserve"> </w:t>
+            </w:r>
+            <w:proofErr w:type="spellStart"/>
             <w:r>
               <w:rPr>
                 <w:rFonts w:ascii="Times New Roman" w:hAnsi="Times New Roman" w:cs="Times New Roman"/>
               </w:rPr>
               <w:t>ishlarini</w:t>
             </w:r>
+            <w:proofErr w:type="spellEnd"/>
             <w:r>
               <w:rPr>
                 <w:rFonts w:ascii="Times New Roman" w:hAnsi="Times New Roman" w:cs="Times New Roman"/>
               </w:rPr>
               <w:t xml:space="preserve">, </w:t>
             </w:r>
+            <w:proofErr w:type="spellStart"/>
             <w:r>
               <w:rPr>
                 <w:rFonts w:ascii="Times New Roman" w:hAnsi="Times New Roman" w:cs="Times New Roman"/>
@@ -669,318 +700,371 @@
               </w:rPr>
               <w:t>texnik</w:t>
             </w:r>
-            <w:r>
-              <w:rPr>
-                <w:rFonts w:ascii="Times New Roman" w:hAnsi="Times New Roman" w:cs="Times New Roman"/>
-              </w:rPr>
-              <w:t xml:space="preserve"> </w:t>
-            </w:r>
+            <w:proofErr w:type="spellEnd"/>
+            <w:r>
+              <w:rPr>
+                <w:rFonts w:ascii="Times New Roman" w:hAnsi="Times New Roman" w:cs="Times New Roman"/>
+              </w:rPr>
+              <w:t xml:space="preserve"> </w:t>
+            </w:r>
+            <w:proofErr w:type="spellStart"/>
             <w:r>
               <w:rPr>
                 <w:rFonts w:ascii="Times New Roman" w:hAnsi="Times New Roman" w:cs="Times New Roman"/>
               </w:rPr>
               <w:t>yutuqlarni</w:t>
             </w:r>
-            <w:r>
-              <w:rPr>
-                <w:rFonts w:ascii="Times New Roman" w:hAnsi="Times New Roman" w:cs="Times New Roman"/>
-              </w:rPr>
-              <w:t xml:space="preserve"> </w:t>
-            </w:r>
+            <w:proofErr w:type="spellEnd"/>
+            <w:r>
+              <w:rPr>
+                <w:rFonts w:ascii="Times New Roman" w:hAnsi="Times New Roman" w:cs="Times New Roman"/>
+              </w:rPr>
+              <w:t xml:space="preserve"> </w:t>
+            </w:r>
+            <w:proofErr w:type="spellStart"/>
             <w:r>
               <w:rPr>
                 <w:rFonts w:ascii="Times New Roman" w:hAnsi="Times New Roman" w:cs="Times New Roman"/>
               </w:rPr>
               <w:t>va</w:t>
             </w:r>
-            <w:r>
-              <w:rPr>
-                <w:rFonts w:ascii="Times New Roman" w:hAnsi="Times New Roman" w:cs="Times New Roman"/>
-              </w:rPr>
-              <w:t xml:space="preserve"> </w:t>
-            </w:r>
+            <w:proofErr w:type="spellEnd"/>
+            <w:r>
+              <w:rPr>
+                <w:rFonts w:ascii="Times New Roman" w:hAnsi="Times New Roman" w:cs="Times New Roman"/>
+              </w:rPr>
+              <w:t xml:space="preserve"> </w:t>
+            </w:r>
+            <w:proofErr w:type="spellStart"/>
             <w:r>
               <w:rPr>
                 <w:rFonts w:ascii="Times New Roman" w:hAnsi="Times New Roman" w:cs="Times New Roman"/>
               </w:rPr>
               <w:t>xalqaro</w:t>
             </w:r>
+            <w:proofErr w:type="spellEnd"/>
             <w:r>
               <w:rPr>
                 <w:rFonts w:ascii="Times New Roman" w:hAnsi="Times New Roman" w:cs="Times New Roman"/>
               </w:rPr>
               <w:t xml:space="preserve"> (</w:t>
             </w:r>
+            <w:proofErr w:type="spellStart"/>
             <w:r>
               <w:rPr>
                 <w:rFonts w:ascii="Times New Roman" w:hAnsi="Times New Roman" w:cs="Times New Roman"/>
               </w:rPr>
               <w:t>davlatlararo</w:t>
             </w:r>
+            <w:proofErr w:type="spellEnd"/>
             <w:r>
               <w:rPr>
                 <w:rFonts w:ascii="Times New Roman" w:hAnsi="Times New Roman" w:cs="Times New Roman"/>
               </w:rPr>
               <w:t xml:space="preserve">) </w:t>
             </w:r>
+            <w:proofErr w:type="spellStart"/>
             <w:r>
               <w:rPr>
                 <w:rFonts w:ascii="Times New Roman" w:hAnsi="Times New Roman" w:cs="Times New Roman"/>
               </w:rPr>
               <w:t>standartlarni</w:t>
             </w:r>
-            <w:r>
-              <w:rPr>
-                <w:rFonts w:ascii="Times New Roman" w:hAnsi="Times New Roman" w:cs="Times New Roman"/>
-              </w:rPr>
-              <w:t xml:space="preserve"> </w:t>
-            </w:r>
+            <w:proofErr w:type="spellEnd"/>
+            <w:r>
+              <w:rPr>
+                <w:rFonts w:ascii="Times New Roman" w:hAnsi="Times New Roman" w:cs="Times New Roman"/>
+              </w:rPr>
+              <w:t xml:space="preserve"> </w:t>
+            </w:r>
+            <w:proofErr w:type="spellStart"/>
             <w:r>
               <w:rPr>
                 <w:rFonts w:ascii="Times New Roman" w:hAnsi="Times New Roman" w:cs="Times New Roman"/>
               </w:rPr>
               <w:t>qidirib</w:t>
             </w:r>
+            <w:proofErr w:type="spellEnd"/>
             <w:r>
               <w:rPr>
                 <w:rFonts w:ascii="Times New Roman" w:hAnsi="Times New Roman" w:cs="Times New Roman"/>
               </w:rPr>
               <w:t xml:space="preserve">, </w:t>
             </w:r>
+            <w:proofErr w:type="spellStart"/>
             <w:r>
               <w:rPr>
                 <w:rFonts w:ascii="Times New Roman" w:hAnsi="Times New Roman" w:cs="Times New Roman"/>
               </w:rPr>
               <w:t>o‘rganish</w:t>
             </w:r>
+            <w:proofErr w:type="spellEnd"/>
             <w:r>
               <w:rPr>
                 <w:rFonts w:ascii="Times New Roman" w:hAnsi="Times New Roman" w:cs="Times New Roman"/>
               </w:rPr>
               <w:t xml:space="preserve">, </w:t>
             </w:r>
+            <w:proofErr w:type="spellStart"/>
             <w:r>
               <w:rPr>
                 <w:rFonts w:ascii="Times New Roman" w:hAnsi="Times New Roman" w:cs="Times New Roman"/>
               </w:rPr>
               <w:t>yig‘ilgan</w:t>
             </w:r>
-            <w:r>
-              <w:rPr>
-                <w:rFonts w:ascii="Times New Roman" w:hAnsi="Times New Roman" w:cs="Times New Roman"/>
-              </w:rPr>
-              <w:t xml:space="preserve"> </w:t>
-            </w:r>
+            <w:proofErr w:type="spellEnd"/>
+            <w:r>
+              <w:rPr>
+                <w:rFonts w:ascii="Times New Roman" w:hAnsi="Times New Roman" w:cs="Times New Roman"/>
+              </w:rPr>
+              <w:t xml:space="preserve"> </w:t>
+            </w:r>
+            <w:proofErr w:type="spellStart"/>
             <w:r>
               <w:rPr>
                 <w:rFonts w:ascii="Times New Roman" w:hAnsi="Times New Roman" w:cs="Times New Roman"/>
               </w:rPr>
               <w:t>materiallarni</w:t>
             </w:r>
-            <w:r>
-              <w:rPr>
-                <w:rFonts w:ascii="Times New Roman" w:hAnsi="Times New Roman" w:cs="Times New Roman"/>
-              </w:rPr>
-              <w:t xml:space="preserve"> </w:t>
-            </w:r>
+            <w:proofErr w:type="spellEnd"/>
+            <w:r>
+              <w:rPr>
+                <w:rFonts w:ascii="Times New Roman" w:hAnsi="Times New Roman" w:cs="Times New Roman"/>
+              </w:rPr>
+              <w:t xml:space="preserve"> </w:t>
+            </w:r>
+            <w:proofErr w:type="spellStart"/>
             <w:r>
               <w:rPr>
                 <w:rFonts w:ascii="Times New Roman" w:hAnsi="Times New Roman" w:cs="Times New Roman"/>
               </w:rPr>
               <w:t>jamlash</w:t>
             </w:r>
+            <w:proofErr w:type="spellEnd"/>
             <w:r>
               <w:rPr>
                 <w:rFonts w:ascii="Times New Roman" w:hAnsi="Times New Roman" w:cs="Times New Roman"/>
               </w:rPr>
               <w:t xml:space="preserve">, </w:t>
             </w:r>
+            <w:proofErr w:type="spellStart"/>
             <w:r>
               <w:rPr>
                 <w:rFonts w:ascii="Times New Roman" w:hAnsi="Times New Roman" w:cs="Times New Roman"/>
               </w:rPr>
               <w:t>tahlil</w:t>
             </w:r>
-            <w:r>
-              <w:rPr>
-                <w:rFonts w:ascii="Times New Roman" w:hAnsi="Times New Roman" w:cs="Times New Roman"/>
-              </w:rPr>
-              <w:t xml:space="preserve"> </w:t>
-            </w:r>
+            <w:proofErr w:type="spellEnd"/>
+            <w:r>
+              <w:rPr>
+                <w:rFonts w:ascii="Times New Roman" w:hAnsi="Times New Roman" w:cs="Times New Roman"/>
+              </w:rPr>
+              <w:t xml:space="preserve"> </w:t>
+            </w:r>
+            <w:proofErr w:type="spellStart"/>
             <w:r>
               <w:rPr>
                 <w:rFonts w:ascii="Times New Roman" w:hAnsi="Times New Roman" w:cs="Times New Roman"/>
               </w:rPr>
               <w:t>qilish</w:t>
             </w:r>
+            <w:proofErr w:type="spellEnd"/>
             <w:r>
               <w:rPr>
                 <w:rFonts w:ascii="Times New Roman" w:hAnsi="Times New Roman" w:cs="Times New Roman"/>
               </w:rPr>
               <w:t xml:space="preserve">. </w:t>
             </w:r>
+            <w:proofErr w:type="spellStart"/>
             <w:r>
               <w:rPr>
                 <w:rFonts w:ascii="Times New Roman" w:hAnsi="Times New Roman" w:cs="Times New Roman"/>
               </w:rPr>
               <w:t>Qayta</w:t>
             </w:r>
-            <w:r>
-              <w:rPr>
-                <w:rFonts w:ascii="Times New Roman" w:hAnsi="Times New Roman" w:cs="Times New Roman"/>
-              </w:rPr>
-              <w:t xml:space="preserve"> </w:t>
-            </w:r>
+            <w:proofErr w:type="spellEnd"/>
+            <w:r>
+              <w:rPr>
+                <w:rFonts w:ascii="Times New Roman" w:hAnsi="Times New Roman" w:cs="Times New Roman"/>
+              </w:rPr>
+              <w:t xml:space="preserve"> </w:t>
+            </w:r>
+            <w:proofErr w:type="spellStart"/>
             <w:r>
               <w:rPr>
                 <w:rFonts w:ascii="Times New Roman" w:hAnsi="Times New Roman" w:cs="Times New Roman"/>
               </w:rPr>
               <w:t>ishlab</w:t>
             </w:r>
-            <w:r>
-              <w:rPr>
-                <w:rFonts w:ascii="Times New Roman" w:hAnsi="Times New Roman" w:cs="Times New Roman"/>
-              </w:rPr>
-              <w:t xml:space="preserve"> </w:t>
-            </w:r>
+            <w:proofErr w:type="spellEnd"/>
+            <w:r>
+              <w:rPr>
+                <w:rFonts w:ascii="Times New Roman" w:hAnsi="Times New Roman" w:cs="Times New Roman"/>
+              </w:rPr>
+              <w:t xml:space="preserve"> </w:t>
+            </w:r>
+            <w:proofErr w:type="spellStart"/>
             <w:r>
               <w:rPr>
                 <w:rFonts w:ascii="Times New Roman" w:hAnsi="Times New Roman" w:cs="Times New Roman"/>
               </w:rPr>
               <w:t>chiqilayotgan</w:t>
             </w:r>
-            <w:r>
-              <w:rPr>
-                <w:rFonts w:ascii="Times New Roman" w:hAnsi="Times New Roman" w:cs="Times New Roman"/>
-              </w:rPr>
-              <w:t xml:space="preserve"> </w:t>
-            </w:r>
+            <w:proofErr w:type="spellEnd"/>
+            <w:r>
+              <w:rPr>
+                <w:rFonts w:ascii="Times New Roman" w:hAnsi="Times New Roman" w:cs="Times New Roman"/>
+              </w:rPr>
+              <w:t xml:space="preserve"> </w:t>
+            </w:r>
+            <w:proofErr w:type="spellStart"/>
             <w:r>
               <w:rPr>
                 <w:rFonts w:ascii="Times New Roman" w:hAnsi="Times New Roman" w:cs="Times New Roman"/>
               </w:rPr>
               <w:t>normalash</w:t>
             </w:r>
-            <w:r>
-              <w:rPr>
-                <w:rFonts w:ascii="Times New Roman" w:hAnsi="Times New Roman" w:cs="Times New Roman"/>
-              </w:rPr>
-              <w:t xml:space="preserve"> </w:t>
-            </w:r>
+            <w:proofErr w:type="spellEnd"/>
+            <w:r>
+              <w:rPr>
+                <w:rFonts w:ascii="Times New Roman" w:hAnsi="Times New Roman" w:cs="Times New Roman"/>
+              </w:rPr>
+              <w:t xml:space="preserve"> </w:t>
+            </w:r>
+            <w:proofErr w:type="spellStart"/>
             <w:r>
               <w:rPr>
                 <w:rFonts w:ascii="Times New Roman" w:hAnsi="Times New Roman" w:cs="Times New Roman"/>
               </w:rPr>
               <w:t>ob’ektini</w:t>
             </w:r>
-            <w:r>
-              <w:rPr>
-                <w:rFonts w:ascii="Times New Roman" w:hAnsi="Times New Roman" w:cs="Times New Roman"/>
-              </w:rPr>
-              <w:t xml:space="preserve"> </w:t>
-            </w:r>
+            <w:proofErr w:type="spellEnd"/>
+            <w:r>
+              <w:rPr>
+                <w:rFonts w:ascii="Times New Roman" w:hAnsi="Times New Roman" w:cs="Times New Roman"/>
+              </w:rPr>
+              <w:t xml:space="preserve"> </w:t>
+            </w:r>
+            <w:proofErr w:type="spellStart"/>
             <w:r>
               <w:rPr>
                 <w:rFonts w:ascii="Times New Roman" w:hAnsi="Times New Roman" w:cs="Times New Roman"/>
               </w:rPr>
               <w:t>zarur</w:t>
             </w:r>
-            <w:r>
-              <w:rPr>
-                <w:rFonts w:ascii="Times New Roman" w:hAnsi="Times New Roman" w:cs="Times New Roman"/>
-              </w:rPr>
-              <w:t xml:space="preserve"> </w:t>
-            </w:r>
+            <w:proofErr w:type="spellEnd"/>
+            <w:r>
+              <w:rPr>
+                <w:rFonts w:ascii="Times New Roman" w:hAnsi="Times New Roman" w:cs="Times New Roman"/>
+              </w:rPr>
+              <w:t xml:space="preserve"> </w:t>
+            </w:r>
+            <w:proofErr w:type="spellStart"/>
             <w:r>
               <w:rPr>
                 <w:rFonts w:ascii="Times New Roman" w:hAnsi="Times New Roman" w:cs="Times New Roman"/>
               </w:rPr>
               <w:t>hollarda</w:t>
             </w:r>
-            <w:r>
-              <w:rPr>
-                <w:rFonts w:ascii="Times New Roman" w:hAnsi="Times New Roman" w:cs="Times New Roman"/>
-              </w:rPr>
-              <w:t xml:space="preserve"> </w:t>
-            </w:r>
+            <w:proofErr w:type="spellEnd"/>
+            <w:r>
+              <w:rPr>
+                <w:rFonts w:ascii="Times New Roman" w:hAnsi="Times New Roman" w:cs="Times New Roman"/>
+              </w:rPr>
+              <w:t xml:space="preserve"> </w:t>
+            </w:r>
+            <w:proofErr w:type="spellStart"/>
             <w:r>
               <w:rPr>
                 <w:rFonts w:ascii="Times New Roman" w:hAnsi="Times New Roman" w:cs="Times New Roman"/>
               </w:rPr>
               <w:t>tarjima</w:t>
             </w:r>
-            <w:r>
-              <w:rPr>
-                <w:rFonts w:ascii="Times New Roman" w:hAnsi="Times New Roman" w:cs="Times New Roman"/>
-              </w:rPr>
-              <w:t xml:space="preserve"> </w:t>
-            </w:r>
+            <w:proofErr w:type="spellEnd"/>
+            <w:r>
+              <w:rPr>
+                <w:rFonts w:ascii="Times New Roman" w:hAnsi="Times New Roman" w:cs="Times New Roman"/>
+              </w:rPr>
+              <w:t xml:space="preserve"> </w:t>
+            </w:r>
+            <w:proofErr w:type="spellStart"/>
             <w:r>
               <w:rPr>
                 <w:rFonts w:ascii="Times New Roman" w:hAnsi="Times New Roman" w:cs="Times New Roman"/>
               </w:rPr>
               <w:t>qilish</w:t>
             </w:r>
+            <w:proofErr w:type="spellEnd"/>
             <w:r>
               <w:rPr>
                 <w:rFonts w:ascii="Times New Roman" w:hAnsi="Times New Roman" w:cs="Times New Roman"/>
               </w:rPr>
               <w:t xml:space="preserve">. </w:t>
             </w:r>
+            <w:proofErr w:type="spellStart"/>
             <w:r>
               <w:rPr>
                 <w:rFonts w:ascii="Times New Roman" w:hAnsi="Times New Roman" w:cs="Times New Roman"/>
               </w:rPr>
               <w:t>Unda</w:t>
             </w:r>
-            <w:r>
-              <w:rPr>
-                <w:rFonts w:ascii="Times New Roman" w:hAnsi="Times New Roman" w:cs="Times New Roman"/>
-              </w:rPr>
-              <w:t xml:space="preserve"> </w:t>
-            </w:r>
+            <w:proofErr w:type="spellEnd"/>
+            <w:r>
+              <w:rPr>
+                <w:rFonts w:ascii="Times New Roman" w:hAnsi="Times New Roman" w:cs="Times New Roman"/>
+              </w:rPr>
+              <w:t xml:space="preserve"> </w:t>
+            </w:r>
+            <w:proofErr w:type="spellStart"/>
             <w:r>
               <w:rPr>
                 <w:rFonts w:ascii="Times New Roman" w:hAnsi="Times New Roman" w:cs="Times New Roman"/>
               </w:rPr>
               <w:t>me’yoriy</w:t>
             </w:r>
-            <w:r>
-              <w:rPr>
-                <w:rFonts w:ascii="Times New Roman" w:hAnsi="Times New Roman" w:cs="Times New Roman"/>
-              </w:rPr>
-              <w:t xml:space="preserve"> </w:t>
-            </w:r>
+            <w:proofErr w:type="spellEnd"/>
+            <w:r>
+              <w:rPr>
+                <w:rFonts w:ascii="Times New Roman" w:hAnsi="Times New Roman" w:cs="Times New Roman"/>
+              </w:rPr>
+              <w:t xml:space="preserve"> </w:t>
+            </w:r>
+            <w:proofErr w:type="spellStart"/>
             <w:r>
               <w:rPr>
                 <w:rFonts w:ascii="Times New Roman" w:hAnsi="Times New Roman" w:cs="Times New Roman"/>
               </w:rPr>
               <w:t>hujjatlarga</w:t>
             </w:r>
-            <w:r>
-              <w:rPr>
-                <w:rFonts w:ascii="Times New Roman" w:hAnsi="Times New Roman" w:cs="Times New Roman"/>
-              </w:rPr>
-              <w:t xml:space="preserve"> </w:t>
-            </w:r>
+            <w:proofErr w:type="spellEnd"/>
+            <w:r>
+              <w:rPr>
+                <w:rFonts w:ascii="Times New Roman" w:hAnsi="Times New Roman" w:cs="Times New Roman"/>
+              </w:rPr>
+              <w:t xml:space="preserve"> </w:t>
+            </w:r>
+            <w:proofErr w:type="spellStart"/>
             <w:r>
               <w:rPr>
                 <w:rFonts w:ascii="Times New Roman" w:hAnsi="Times New Roman" w:cs="Times New Roman"/>
               </w:rPr>
               <w:t>havolalarni</w:t>
             </w:r>
-            <w:r>
-              <w:rPr>
-                <w:rFonts w:ascii="Times New Roman" w:hAnsi="Times New Roman" w:cs="Times New Roman"/>
-              </w:rPr>
-              <w:t xml:space="preserve"> </w:t>
-            </w:r>
+            <w:proofErr w:type="spellEnd"/>
+            <w:r>
+              <w:rPr>
+                <w:rFonts w:ascii="Times New Roman" w:hAnsi="Times New Roman" w:cs="Times New Roman"/>
+              </w:rPr>
+              <w:t xml:space="preserve"> </w:t>
+            </w:r>
+            <w:proofErr w:type="spellStart"/>
             <w:r>
               <w:rPr>
                 <w:rFonts w:ascii="Times New Roman" w:hAnsi="Times New Roman" w:cs="Times New Roman"/>
               </w:rPr>
               <w:t>tekshirish</w:t>
             </w:r>
+            <w:proofErr w:type="spellEnd"/>
             <w:r>
               <w:rPr>
                 <w:rFonts w:ascii="Times New Roman" w:hAnsi="Times New Roman" w:cs="Times New Roman"/>
@@ -1006,7 +1090,21 @@
               <w:rPr>
                 <w:rFonts w:ascii="Times New Roman" w:hAnsi="Times New Roman" w:cs="Times New Roman"/>
               </w:rPr>
-              <w:t>{{I_start}}</w:t>
+              <w:t>{{</w:t>
+            </w:r>
+            <w:proofErr w:type="spellStart"/>
+            <w:r>
+              <w:rPr>
+                <w:rFonts w:ascii="Times New Roman" w:hAnsi="Times New Roman" w:cs="Times New Roman"/>
+              </w:rPr>
+              <w:t>I_start</w:t>
+            </w:r>
+            <w:proofErr w:type="spellEnd"/>
+            <w:r>
+              <w:rPr>
+                <w:rFonts w:ascii="Times New Roman" w:hAnsi="Times New Roman" w:cs="Times New Roman"/>
+              </w:rPr>
+              <w:t>}}</w:t>
             </w:r>
           </w:p>
         </w:tc>
@@ -1027,7 +1125,21 @@
               <w:rPr>
                 <w:rFonts w:ascii="Times New Roman" w:hAnsi="Times New Roman" w:cs="Times New Roman"/>
               </w:rPr>
-              <w:t>{{I_end}}</w:t>
+              <w:t>{{</w:t>
+            </w:r>
+            <w:proofErr w:type="spellStart"/>
+            <w:r>
+              <w:rPr>
+                <w:rFonts w:ascii="Times New Roman" w:hAnsi="Times New Roman" w:cs="Times New Roman"/>
+              </w:rPr>
+              <w:t>I_end</w:t>
+            </w:r>
+            <w:proofErr w:type="spellEnd"/>
+            <w:r>
+              <w:rPr>
+                <w:rFonts w:ascii="Times New Roman" w:hAnsi="Times New Roman" w:cs="Times New Roman"/>
+              </w:rPr>
+              <w:t>}}</w:t>
             </w:r>
           </w:p>
         </w:tc>
@@ -1049,7 +1161,21 @@
               <w:rPr>
                 <w:rFonts w:ascii="Times New Roman" w:hAnsi="Times New Roman" w:cs="Times New Roman"/>
               </w:rPr>
-              <w:t>{{I_summa}}</w:t>
+              <w:t>{{</w:t>
+            </w:r>
+            <w:proofErr w:type="spellStart"/>
+            <w:r>
+              <w:rPr>
+                <w:rFonts w:ascii="Times New Roman" w:hAnsi="Times New Roman" w:cs="Times New Roman"/>
+              </w:rPr>
+              <w:t>I_summa</w:t>
+            </w:r>
+            <w:proofErr w:type="spellEnd"/>
+            <w:r>
+              <w:rPr>
+                <w:rFonts w:ascii="Times New Roman" w:hAnsi="Times New Roman" w:cs="Times New Roman"/>
+              </w:rPr>
+              <w:t>}}</w:t>
             </w:r>
           </w:p>
         </w:tc>
@@ -1107,108 +1233,126 @@
               </w:rPr>
               <w:t xml:space="preserve"> </w:t>
             </w:r>
+            <w:proofErr w:type="spellStart"/>
             <w:r>
               <w:rPr>
                 <w:rFonts w:ascii="Times New Roman" w:hAnsi="Times New Roman" w:cs="Times New Roman"/>
               </w:rPr>
               <w:t>Me’yoriy</w:t>
             </w:r>
-            <w:r>
-              <w:rPr>
-                <w:rFonts w:ascii="Times New Roman" w:hAnsi="Times New Roman" w:cs="Times New Roman"/>
-              </w:rPr>
-              <w:t xml:space="preserve"> </w:t>
-            </w:r>
+            <w:proofErr w:type="spellEnd"/>
+            <w:r>
+              <w:rPr>
+                <w:rFonts w:ascii="Times New Roman" w:hAnsi="Times New Roman" w:cs="Times New Roman"/>
+              </w:rPr>
+              <w:t xml:space="preserve"> </w:t>
+            </w:r>
+            <w:proofErr w:type="spellStart"/>
             <w:r>
               <w:rPr>
                 <w:rFonts w:ascii="Times New Roman" w:hAnsi="Times New Roman" w:cs="Times New Roman"/>
               </w:rPr>
               <w:t>hujjatni</w:t>
             </w:r>
-            <w:r>
-              <w:rPr>
-                <w:rFonts w:ascii="Times New Roman" w:hAnsi="Times New Roman" w:cs="Times New Roman"/>
-              </w:rPr>
-              <w:t xml:space="preserve"> </w:t>
-            </w:r>
+            <w:proofErr w:type="spellEnd"/>
+            <w:r>
+              <w:rPr>
+                <w:rFonts w:ascii="Times New Roman" w:hAnsi="Times New Roman" w:cs="Times New Roman"/>
+              </w:rPr>
+              <w:t xml:space="preserve"> </w:t>
+            </w:r>
+            <w:proofErr w:type="spellStart"/>
             <w:r>
               <w:rPr>
                 <w:rFonts w:ascii="Times New Roman" w:hAnsi="Times New Roman" w:cs="Times New Roman"/>
               </w:rPr>
               <w:t>qayta</w:t>
             </w:r>
-            <w:r>
-              <w:rPr>
-                <w:rFonts w:ascii="Times New Roman" w:hAnsi="Times New Roman" w:cs="Times New Roman"/>
-              </w:rPr>
-              <w:t xml:space="preserve"> </w:t>
-            </w:r>
+            <w:proofErr w:type="spellEnd"/>
+            <w:r>
+              <w:rPr>
+                <w:rFonts w:ascii="Times New Roman" w:hAnsi="Times New Roman" w:cs="Times New Roman"/>
+              </w:rPr>
+              <w:t xml:space="preserve"> </w:t>
+            </w:r>
+            <w:proofErr w:type="spellStart"/>
             <w:r>
               <w:rPr>
                 <w:rFonts w:ascii="Times New Roman" w:hAnsi="Times New Roman" w:cs="Times New Roman"/>
               </w:rPr>
               <w:t>ishlab</w:t>
             </w:r>
-            <w:r>
-              <w:rPr>
-                <w:rFonts w:ascii="Times New Roman" w:hAnsi="Times New Roman" w:cs="Times New Roman"/>
-              </w:rPr>
-              <w:t xml:space="preserve"> </w:t>
-            </w:r>
+            <w:proofErr w:type="spellEnd"/>
+            <w:r>
+              <w:rPr>
+                <w:rFonts w:ascii="Times New Roman" w:hAnsi="Times New Roman" w:cs="Times New Roman"/>
+              </w:rPr>
+              <w:t xml:space="preserve"> </w:t>
+            </w:r>
+            <w:proofErr w:type="spellStart"/>
             <w:r>
               <w:rPr>
                 <w:rFonts w:ascii="Times New Roman" w:hAnsi="Times New Roman" w:cs="Times New Roman"/>
               </w:rPr>
               <w:t>chiqish</w:t>
             </w:r>
+            <w:proofErr w:type="spellEnd"/>
             <w:r>
               <w:rPr>
                 <w:rFonts w:ascii="Times New Roman" w:hAnsi="Times New Roman" w:cs="Times New Roman"/>
               </w:rPr>
               <w:t xml:space="preserve">, </w:t>
             </w:r>
+            <w:proofErr w:type="spellStart"/>
             <w:r>
               <w:rPr>
                 <w:rFonts w:ascii="Times New Roman" w:hAnsi="Times New Roman" w:cs="Times New Roman"/>
               </w:rPr>
               <w:t>ishlab</w:t>
             </w:r>
-            <w:r>
-              <w:rPr>
-                <w:rFonts w:ascii="Times New Roman" w:hAnsi="Times New Roman" w:cs="Times New Roman"/>
-              </w:rPr>
-              <w:t xml:space="preserve"> </w:t>
-            </w:r>
+            <w:proofErr w:type="spellEnd"/>
+            <w:r>
+              <w:rPr>
+                <w:rFonts w:ascii="Times New Roman" w:hAnsi="Times New Roman" w:cs="Times New Roman"/>
+              </w:rPr>
+              <w:t xml:space="preserve"> </w:t>
+            </w:r>
+            <w:proofErr w:type="spellStart"/>
             <w:r>
               <w:rPr>
                 <w:rFonts w:ascii="Times New Roman" w:hAnsi="Times New Roman" w:cs="Times New Roman"/>
               </w:rPr>
               <w:t>chiqilgan</w:t>
             </w:r>
-            <w:r>
-              <w:rPr>
-                <w:rFonts w:ascii="Times New Roman" w:hAnsi="Times New Roman" w:cs="Times New Roman"/>
-              </w:rPr>
-              <w:t xml:space="preserve"> </w:t>
-            </w:r>
+            <w:proofErr w:type="spellEnd"/>
+            <w:r>
+              <w:rPr>
+                <w:rFonts w:ascii="Times New Roman" w:hAnsi="Times New Roman" w:cs="Times New Roman"/>
+              </w:rPr>
+              <w:t xml:space="preserve"> </w:t>
+            </w:r>
+            <w:proofErr w:type="spellStart"/>
             <w:r>
               <w:rPr>
                 <w:rFonts w:ascii="Times New Roman" w:hAnsi="Times New Roman" w:cs="Times New Roman"/>
               </w:rPr>
               <w:t>me’yoriy</w:t>
             </w:r>
-            <w:r>
-              <w:rPr>
-                <w:rFonts w:ascii="Times New Roman" w:hAnsi="Times New Roman" w:cs="Times New Roman"/>
-              </w:rPr>
-              <w:t xml:space="preserve"> </w:t>
-            </w:r>
+            <w:proofErr w:type="spellEnd"/>
+            <w:r>
+              <w:rPr>
+                <w:rFonts w:ascii="Times New Roman" w:hAnsi="Times New Roman" w:cs="Times New Roman"/>
+              </w:rPr>
+              <w:t xml:space="preserve"> </w:t>
+            </w:r>
+            <w:proofErr w:type="spellStart"/>
             <w:r>
               <w:rPr>
                 <w:rFonts w:ascii="Times New Roman" w:hAnsi="Times New Roman" w:cs="Times New Roman"/>
               </w:rPr>
               <w:t>hujjatning</w:t>
             </w:r>
+            <w:proofErr w:type="spellEnd"/>
             <w:r>
               <w:rPr>
                 <w:rFonts w:ascii="Times New Roman" w:hAnsi="Times New Roman" w:cs="Times New Roman"/>
@@ -1227,132 +1371,154 @@
               </w:rPr>
               <w:t xml:space="preserve"> </w:t>
             </w:r>
+            <w:proofErr w:type="spellStart"/>
             <w:r>
               <w:rPr>
                 <w:rFonts w:ascii="Times New Roman" w:hAnsi="Times New Roman" w:cs="Times New Roman"/>
               </w:rPr>
               <w:t>tayyorlash</w:t>
             </w:r>
+            <w:proofErr w:type="spellEnd"/>
             <w:r>
               <w:rPr>
                 <w:rFonts w:ascii="Times New Roman" w:hAnsi="Times New Roman" w:cs="Times New Roman"/>
               </w:rPr>
               <w:t xml:space="preserve">, </w:t>
             </w:r>
+            <w:proofErr w:type="spellStart"/>
             <w:r>
               <w:rPr>
                 <w:rFonts w:ascii="Times New Roman" w:hAnsi="Times New Roman" w:cs="Times New Roman"/>
               </w:rPr>
               <w:t>turdosh</w:t>
             </w:r>
-            <w:r>
-              <w:rPr>
-                <w:rFonts w:ascii="Times New Roman" w:hAnsi="Times New Roman" w:cs="Times New Roman"/>
-              </w:rPr>
-              <w:t xml:space="preserve"> </w:t>
-            </w:r>
+            <w:proofErr w:type="spellEnd"/>
+            <w:r>
+              <w:rPr>
+                <w:rFonts w:ascii="Times New Roman" w:hAnsi="Times New Roman" w:cs="Times New Roman"/>
+              </w:rPr>
+              <w:t xml:space="preserve"> </w:t>
+            </w:r>
+            <w:proofErr w:type="spellStart"/>
             <w:r>
               <w:rPr>
                 <w:rFonts w:ascii="Times New Roman" w:hAnsi="Times New Roman" w:cs="Times New Roman"/>
               </w:rPr>
               <w:t>loyiha</w:t>
             </w:r>
-            <w:r>
-              <w:rPr>
-                <w:rFonts w:ascii="Times New Roman" w:hAnsi="Times New Roman" w:cs="Times New Roman"/>
-              </w:rPr>
-              <w:t xml:space="preserve"> </w:t>
-            </w:r>
+            <w:proofErr w:type="spellEnd"/>
+            <w:r>
+              <w:rPr>
+                <w:rFonts w:ascii="Times New Roman" w:hAnsi="Times New Roman" w:cs="Times New Roman"/>
+              </w:rPr>
+              <w:t xml:space="preserve"> </w:t>
+            </w:r>
+            <w:proofErr w:type="spellStart"/>
             <w:r>
               <w:rPr>
                 <w:rFonts w:ascii="Times New Roman" w:hAnsi="Times New Roman" w:cs="Times New Roman"/>
               </w:rPr>
               <w:t>tashkilotlari</w:t>
             </w:r>
-            <w:r>
-              <w:rPr>
-                <w:rFonts w:ascii="Times New Roman" w:hAnsi="Times New Roman" w:cs="Times New Roman"/>
-              </w:rPr>
-              <w:t xml:space="preserve"> </w:t>
-            </w:r>
+            <w:proofErr w:type="spellEnd"/>
+            <w:r>
+              <w:rPr>
+                <w:rFonts w:ascii="Times New Roman" w:hAnsi="Times New Roman" w:cs="Times New Roman"/>
+              </w:rPr>
+              <w:t xml:space="preserve"> </w:t>
+            </w:r>
+            <w:proofErr w:type="spellStart"/>
             <w:r>
               <w:rPr>
                 <w:rFonts w:ascii="Times New Roman" w:hAnsi="Times New Roman" w:cs="Times New Roman"/>
               </w:rPr>
               <w:t>va</w:t>
             </w:r>
-            <w:r>
-              <w:rPr>
-                <w:rFonts w:ascii="Times New Roman" w:hAnsi="Times New Roman" w:cs="Times New Roman"/>
-              </w:rPr>
-              <w:t xml:space="preserve"> </w:t>
-            </w:r>
+            <w:proofErr w:type="spellEnd"/>
+            <w:r>
+              <w:rPr>
+                <w:rFonts w:ascii="Times New Roman" w:hAnsi="Times New Roman" w:cs="Times New Roman"/>
+              </w:rPr>
+              <w:t xml:space="preserve"> </w:t>
+            </w:r>
+            <w:proofErr w:type="spellStart"/>
             <w:r>
               <w:rPr>
                 <w:rFonts w:ascii="Times New Roman" w:hAnsi="Times New Roman" w:cs="Times New Roman"/>
               </w:rPr>
               <w:t>manfaatdor</w:t>
             </w:r>
-            <w:r>
-              <w:rPr>
-                <w:rFonts w:ascii="Times New Roman" w:hAnsi="Times New Roman" w:cs="Times New Roman"/>
-              </w:rPr>
-              <w:t xml:space="preserve"> </w:t>
-            </w:r>
+            <w:proofErr w:type="spellEnd"/>
+            <w:r>
+              <w:rPr>
+                <w:rFonts w:ascii="Times New Roman" w:hAnsi="Times New Roman" w:cs="Times New Roman"/>
+              </w:rPr>
+              <w:t xml:space="preserve"> </w:t>
+            </w:r>
+            <w:proofErr w:type="spellStart"/>
             <w:r>
               <w:rPr>
                 <w:rFonts w:ascii="Times New Roman" w:hAnsi="Times New Roman" w:cs="Times New Roman"/>
               </w:rPr>
               <w:t>tashkilotlar</w:t>
             </w:r>
-            <w:r>
-              <w:rPr>
-                <w:rFonts w:ascii="Times New Roman" w:hAnsi="Times New Roman" w:cs="Times New Roman"/>
-              </w:rPr>
-              <w:t xml:space="preserve"> </w:t>
-            </w:r>
+            <w:proofErr w:type="spellEnd"/>
+            <w:r>
+              <w:rPr>
+                <w:rFonts w:ascii="Times New Roman" w:hAnsi="Times New Roman" w:cs="Times New Roman"/>
+              </w:rPr>
+              <w:t xml:space="preserve"> </w:t>
+            </w:r>
+            <w:proofErr w:type="spellStart"/>
             <w:r>
               <w:rPr>
                 <w:rFonts w:ascii="Times New Roman" w:hAnsi="Times New Roman" w:cs="Times New Roman"/>
               </w:rPr>
               <w:t>va</w:t>
             </w:r>
-            <w:r>
-              <w:rPr>
-                <w:rFonts w:ascii="Times New Roman" w:hAnsi="Times New Roman" w:cs="Times New Roman"/>
-              </w:rPr>
-              <w:t xml:space="preserve"> </w:t>
-            </w:r>
+            <w:proofErr w:type="spellEnd"/>
+            <w:r>
+              <w:rPr>
+                <w:rFonts w:ascii="Times New Roman" w:hAnsi="Times New Roman" w:cs="Times New Roman"/>
+              </w:rPr>
+              <w:t xml:space="preserve"> </w:t>
+            </w:r>
+            <w:proofErr w:type="spellStart"/>
             <w:r>
               <w:rPr>
                 <w:rFonts w:ascii="Times New Roman" w:hAnsi="Times New Roman" w:cs="Times New Roman"/>
               </w:rPr>
               <w:t>idoralar</w:t>
             </w:r>
-            <w:r>
-              <w:rPr>
-                <w:rFonts w:ascii="Times New Roman" w:hAnsi="Times New Roman" w:cs="Times New Roman"/>
-              </w:rPr>
-              <w:t xml:space="preserve"> </w:t>
-            </w:r>
+            <w:proofErr w:type="spellEnd"/>
+            <w:r>
+              <w:rPr>
+                <w:rFonts w:ascii="Times New Roman" w:hAnsi="Times New Roman" w:cs="Times New Roman"/>
+              </w:rPr>
+              <w:t xml:space="preserve"> </w:t>
+            </w:r>
+            <w:proofErr w:type="spellStart"/>
             <w:r>
               <w:rPr>
                 <w:rFonts w:ascii="Times New Roman" w:hAnsi="Times New Roman" w:cs="Times New Roman"/>
               </w:rPr>
               <w:t>bilan</w:t>
             </w:r>
-            <w:r>
-              <w:rPr>
-                <w:rFonts w:ascii="Times New Roman" w:hAnsi="Times New Roman" w:cs="Times New Roman"/>
-              </w:rPr>
-              <w:t xml:space="preserve"> </w:t>
-            </w:r>
+            <w:proofErr w:type="spellEnd"/>
+            <w:r>
+              <w:rPr>
+                <w:rFonts w:ascii="Times New Roman" w:hAnsi="Times New Roman" w:cs="Times New Roman"/>
+              </w:rPr>
+              <w:t xml:space="preserve"> </w:t>
+            </w:r>
+            <w:proofErr w:type="spellStart"/>
             <w:r>
               <w:rPr>
                 <w:rFonts w:ascii="Times New Roman" w:hAnsi="Times New Roman" w:cs="Times New Roman"/>
               </w:rPr>
               <w:t>kelishish</w:t>
             </w:r>
+            <w:proofErr w:type="spellEnd"/>
             <w:r>
               <w:rPr>
                 <w:rFonts w:ascii="Times New Roman" w:hAnsi="Times New Roman" w:cs="Times New Roman"/>
@@ -1391,7 +1557,21 @@
               <w:rPr>
                 <w:rFonts w:ascii="Times New Roman" w:hAnsi="Times New Roman" w:cs="Times New Roman"/>
               </w:rPr>
-              <w:t>_start}}</w:t>
+              <w:t>_</w:t>
+            </w:r>
+            <w:proofErr w:type="spellStart"/>
+            <w:r>
+              <w:rPr>
+                <w:rFonts w:ascii="Times New Roman" w:hAnsi="Times New Roman" w:cs="Times New Roman"/>
+              </w:rPr>
+              <w:t>start</w:t>
+            </w:r>
+            <w:proofErr w:type="spellEnd"/>
+            <w:r>
+              <w:rPr>
+                <w:rFonts w:ascii="Times New Roman" w:hAnsi="Times New Roman" w:cs="Times New Roman"/>
+              </w:rPr>
+              <w:t>}}</w:t>
             </w:r>
           </w:p>
         </w:tc>
@@ -1425,7 +1605,21 @@
               <w:rPr>
                 <w:rFonts w:ascii="Times New Roman" w:hAnsi="Times New Roman" w:cs="Times New Roman"/>
               </w:rPr>
-              <w:t>_end}}</w:t>
+              <w:t>_</w:t>
+            </w:r>
+            <w:proofErr w:type="spellStart"/>
+            <w:r>
+              <w:rPr>
+                <w:rFonts w:ascii="Times New Roman" w:hAnsi="Times New Roman" w:cs="Times New Roman"/>
+              </w:rPr>
+              <w:t>end</w:t>
+            </w:r>
+            <w:proofErr w:type="spellEnd"/>
+            <w:r>
+              <w:rPr>
+                <w:rFonts w:ascii="Times New Roman" w:hAnsi="Times New Roman" w:cs="Times New Roman"/>
+              </w:rPr>
+              <w:t>}}</w:t>
             </w:r>
           </w:p>
         </w:tc>
@@ -1460,7 +1654,21 @@
               <w:rPr>
                 <w:rFonts w:ascii="Times New Roman" w:hAnsi="Times New Roman" w:cs="Times New Roman"/>
               </w:rPr>
-              <w:t>_summa}}</w:t>
+              <w:t>_</w:t>
+            </w:r>
+            <w:proofErr w:type="spellStart"/>
+            <w:r>
+              <w:rPr>
+                <w:rFonts w:ascii="Times New Roman" w:hAnsi="Times New Roman" w:cs="Times New Roman"/>
+              </w:rPr>
+              <w:t>summa</w:t>
+            </w:r>
+            <w:proofErr w:type="spellEnd"/>
+            <w:r>
+              <w:rPr>
+                <w:rFonts w:ascii="Times New Roman" w:hAnsi="Times New Roman" w:cs="Times New Roman"/>
+              </w:rPr>
+              <w:t>}}</w:t>
             </w:r>
           </w:p>
         </w:tc>
@@ -1518,8 +1726,165 @@
               </w:rPr>
               <w:t xml:space="preserve"> </w:t>
             </w:r>
-            <w:r>
-              <w:t>Hujjat loyihasini Qurilish va uy-joy kommunal xo‘jaligi vazirligining Texnik kengashi yig‘ilishida ko‘rib chiqish, muhokama natijalari bo‘yicha bayonnoma tuzish va rasmiylashtirish.</w:t>
+            <w:proofErr w:type="spellStart"/>
+            <w:r>
+              <w:t>Hujjat</w:t>
+            </w:r>
+            <w:proofErr w:type="spellEnd"/>
+            <w:r>
+              <w:t xml:space="preserve"> </w:t>
+            </w:r>
+            <w:proofErr w:type="spellStart"/>
+            <w:r>
+              <w:t>loyihasini</w:t>
+            </w:r>
+            <w:proofErr w:type="spellEnd"/>
+            <w:r>
+              <w:t xml:space="preserve"> </w:t>
+            </w:r>
+            <w:proofErr w:type="spellStart"/>
+            <w:r>
+              <w:t>Qurilish</w:t>
+            </w:r>
+            <w:proofErr w:type="spellEnd"/>
+            <w:r>
+              <w:t xml:space="preserve"> </w:t>
+            </w:r>
+            <w:proofErr w:type="spellStart"/>
+            <w:r>
+              <w:t>va</w:t>
+            </w:r>
+            <w:proofErr w:type="spellEnd"/>
+            <w:r>
+              <w:t xml:space="preserve"> </w:t>
+            </w:r>
+            <w:proofErr w:type="spellStart"/>
+            <w:r>
+              <w:t>uy-joy</w:t>
+            </w:r>
+            <w:proofErr w:type="spellEnd"/>
+            <w:r>
+              <w:t xml:space="preserve"> </w:t>
+            </w:r>
+            <w:proofErr w:type="spellStart"/>
+            <w:r>
+              <w:t>kommunal</w:t>
+            </w:r>
+            <w:proofErr w:type="spellEnd"/>
+            <w:r>
+              <w:t xml:space="preserve"> </w:t>
+            </w:r>
+            <w:proofErr w:type="spellStart"/>
+            <w:r>
+              <w:t>xo‘jaligi</w:t>
+            </w:r>
+            <w:proofErr w:type="spellEnd"/>
+            <w:r>
+              <w:t xml:space="preserve"> </w:t>
+            </w:r>
+            <w:proofErr w:type="spellStart"/>
+            <w:r>
+              <w:t>vazirligining</w:t>
+            </w:r>
+            <w:proofErr w:type="spellEnd"/>
+            <w:r>
+              <w:t xml:space="preserve"> </w:t>
+            </w:r>
+            <w:proofErr w:type="spellStart"/>
+            <w:r>
+              <w:t>Texnik</w:t>
+            </w:r>
+            <w:proofErr w:type="spellEnd"/>
+            <w:r>
+              <w:t xml:space="preserve"> </w:t>
+            </w:r>
+            <w:proofErr w:type="spellStart"/>
+            <w:r>
+              <w:t>kengashi</w:t>
+            </w:r>
+            <w:proofErr w:type="spellEnd"/>
+            <w:r>
+              <w:t xml:space="preserve"> </w:t>
+            </w:r>
+            <w:proofErr w:type="spellStart"/>
+            <w:r>
+              <w:t>yig‘ilishida</w:t>
+            </w:r>
+            <w:proofErr w:type="spellEnd"/>
+            <w:r>
+              <w:t xml:space="preserve"> </w:t>
+            </w:r>
+            <w:proofErr w:type="spellStart"/>
+            <w:r>
+              <w:t>ko‘rib</w:t>
+            </w:r>
+            <w:proofErr w:type="spellEnd"/>
+            <w:r>
+              <w:t xml:space="preserve"> </w:t>
+            </w:r>
+            <w:proofErr w:type="spellStart"/>
+            <w:r>
+              <w:t>chiqish</w:t>
+            </w:r>
+            <w:proofErr w:type="spellEnd"/>
+            <w:r>
+              <w:t xml:space="preserve">, </w:t>
+            </w:r>
+            <w:proofErr w:type="spellStart"/>
+            <w:r>
+              <w:t>muhokama</w:t>
+            </w:r>
+            <w:proofErr w:type="spellEnd"/>
+            <w:r>
+              <w:t xml:space="preserve"> </w:t>
+            </w:r>
+            <w:proofErr w:type="spellStart"/>
+            <w:r>
+              <w:t>natijalari</w:t>
+            </w:r>
+            <w:proofErr w:type="spellEnd"/>
+            <w:r>
+              <w:t xml:space="preserve"> </w:t>
+            </w:r>
+            <w:proofErr w:type="spellStart"/>
+            <w:r>
+              <w:t>bo‘yicha</w:t>
+            </w:r>
+            <w:proofErr w:type="spellEnd"/>
+            <w:r>
+              <w:t xml:space="preserve"> </w:t>
+            </w:r>
+            <w:proofErr w:type="spellStart"/>
+            <w:r>
+              <w:t>bayonnoma</w:t>
+            </w:r>
+            <w:proofErr w:type="spellEnd"/>
+            <w:r>
+              <w:t xml:space="preserve"> </w:t>
+            </w:r>
+            <w:proofErr w:type="spellStart"/>
+            <w:r>
+              <w:t>tuzish</w:t>
+            </w:r>
+            <w:proofErr w:type="spellEnd"/>
+            <w:r>
+              <w:t xml:space="preserve"> </w:t>
+            </w:r>
+            <w:proofErr w:type="spellStart"/>
+            <w:r>
+              <w:t>va</w:t>
+            </w:r>
+            <w:proofErr w:type="spellEnd"/>
+            <w:r>
+              <w:t xml:space="preserve"> </w:t>
+            </w:r>
+            <w:proofErr w:type="spellStart"/>
+            <w:r>
+              <w:t>rasmiylashtirish</w:t>
+            </w:r>
+            <w:proofErr w:type="spellEnd"/>
+            <w:r>
+              <w:t>.</w:t>
             </w:r>
           </w:p>
         </w:tc>
@@ -1552,7 +1917,21 @@
               <w:rPr>
                 <w:rFonts w:ascii="Times New Roman" w:hAnsi="Times New Roman" w:cs="Times New Roman"/>
               </w:rPr>
-              <w:t>_start}}</w:t>
+              <w:t>_</w:t>
+            </w:r>
+            <w:proofErr w:type="spellStart"/>
+            <w:r>
+              <w:rPr>
+                <w:rFonts w:ascii="Times New Roman" w:hAnsi="Times New Roman" w:cs="Times New Roman"/>
+              </w:rPr>
+              <w:t>start</w:t>
+            </w:r>
+            <w:proofErr w:type="spellEnd"/>
+            <w:r>
+              <w:rPr>
+                <w:rFonts w:ascii="Times New Roman" w:hAnsi="Times New Roman" w:cs="Times New Roman"/>
+              </w:rPr>
+              <w:t>}}</w:t>
             </w:r>
           </w:p>
         </w:tc>
@@ -1585,7 +1964,21 @@
               <w:rPr>
                 <w:rFonts w:ascii="Times New Roman" w:hAnsi="Times New Roman" w:cs="Times New Roman"/>
               </w:rPr>
-              <w:t>_end}}</w:t>
+              <w:t>_</w:t>
+            </w:r>
+            <w:proofErr w:type="spellStart"/>
+            <w:r>
+              <w:rPr>
+                <w:rFonts w:ascii="Times New Roman" w:hAnsi="Times New Roman" w:cs="Times New Roman"/>
+              </w:rPr>
+              <w:t>end</w:t>
+            </w:r>
+            <w:proofErr w:type="spellEnd"/>
+            <w:r>
+              <w:rPr>
+                <w:rFonts w:ascii="Times New Roman" w:hAnsi="Times New Roman" w:cs="Times New Roman"/>
+              </w:rPr>
+              <w:t>}}</w:t>
             </w:r>
           </w:p>
         </w:tc>
@@ -1619,7 +2012,21 @@
               <w:rPr>
                 <w:rFonts w:ascii="Times New Roman" w:hAnsi="Times New Roman" w:cs="Times New Roman"/>
               </w:rPr>
-              <w:t>_summa}}</w:t>
+              <w:t>_</w:t>
+            </w:r>
+            <w:proofErr w:type="spellStart"/>
+            <w:r>
+              <w:rPr>
+                <w:rFonts w:ascii="Times New Roman" w:hAnsi="Times New Roman" w:cs="Times New Roman"/>
+              </w:rPr>
+              <w:t>summa</w:t>
+            </w:r>
+            <w:proofErr w:type="spellEnd"/>
+            <w:r>
+              <w:rPr>
+                <w:rFonts w:ascii="Times New Roman" w:hAnsi="Times New Roman" w:cs="Times New Roman"/>
+              </w:rPr>
+              <w:t>}}</w:t>
             </w:r>
           </w:p>
         </w:tc>
@@ -1686,138 +2093,161 @@
               </w:rPr>
               <w:t xml:space="preserve"> </w:t>
             </w:r>
+            <w:proofErr w:type="spellStart"/>
             <w:r>
               <w:rPr>
                 <w:rFonts w:ascii="Times New Roman" w:hAnsi="Times New Roman" w:cs="Times New Roman"/>
               </w:rPr>
               <w:t>Me’yoriy</w:t>
             </w:r>
-            <w:r>
-              <w:rPr>
-                <w:rFonts w:ascii="Times New Roman" w:hAnsi="Times New Roman" w:cs="Times New Roman"/>
-              </w:rPr>
-              <w:t xml:space="preserve"> </w:t>
-            </w:r>
+            <w:proofErr w:type="spellEnd"/>
+            <w:r>
+              <w:rPr>
+                <w:rFonts w:ascii="Times New Roman" w:hAnsi="Times New Roman" w:cs="Times New Roman"/>
+              </w:rPr>
+              <w:t xml:space="preserve"> </w:t>
+            </w:r>
+            <w:proofErr w:type="spellStart"/>
             <w:r>
               <w:rPr>
                 <w:rFonts w:ascii="Times New Roman" w:hAnsi="Times New Roman" w:cs="Times New Roman"/>
               </w:rPr>
               <w:t>hujjatni</w:t>
             </w:r>
-            <w:r>
-              <w:rPr>
-                <w:rFonts w:ascii="Times New Roman" w:hAnsi="Times New Roman" w:cs="Times New Roman"/>
-              </w:rPr>
-              <w:t xml:space="preserve"> </w:t>
-            </w:r>
+            <w:proofErr w:type="spellEnd"/>
+            <w:r>
+              <w:rPr>
+                <w:rFonts w:ascii="Times New Roman" w:hAnsi="Times New Roman" w:cs="Times New Roman"/>
+              </w:rPr>
+              <w:t xml:space="preserve"> </w:t>
+            </w:r>
+            <w:proofErr w:type="spellStart"/>
             <w:r>
               <w:rPr>
                 <w:rFonts w:ascii="Times New Roman" w:hAnsi="Times New Roman" w:cs="Times New Roman"/>
               </w:rPr>
               <w:t>qayta</w:t>
             </w:r>
-            <w:r>
-              <w:rPr>
-                <w:rFonts w:ascii="Times New Roman" w:hAnsi="Times New Roman" w:cs="Times New Roman"/>
-              </w:rPr>
-              <w:t xml:space="preserve"> </w:t>
-            </w:r>
+            <w:proofErr w:type="spellEnd"/>
+            <w:r>
+              <w:rPr>
+                <w:rFonts w:ascii="Times New Roman" w:hAnsi="Times New Roman" w:cs="Times New Roman"/>
+              </w:rPr>
+              <w:t xml:space="preserve"> </w:t>
+            </w:r>
+            <w:proofErr w:type="spellStart"/>
             <w:r>
               <w:rPr>
                 <w:rFonts w:ascii="Times New Roman" w:hAnsi="Times New Roman" w:cs="Times New Roman"/>
               </w:rPr>
               <w:t>ishlash</w:t>
             </w:r>
-            <w:r>
-              <w:rPr>
-                <w:rFonts w:ascii="Times New Roman" w:hAnsi="Times New Roman" w:cs="Times New Roman"/>
-              </w:rPr>
-              <w:t xml:space="preserve"> </w:t>
-            </w:r>
+            <w:proofErr w:type="spellEnd"/>
+            <w:r>
+              <w:rPr>
+                <w:rFonts w:ascii="Times New Roman" w:hAnsi="Times New Roman" w:cs="Times New Roman"/>
+              </w:rPr>
+              <w:t xml:space="preserve"> </w:t>
+            </w:r>
+            <w:proofErr w:type="spellStart"/>
             <w:r>
               <w:rPr>
                 <w:rFonts w:ascii="Times New Roman" w:hAnsi="Times New Roman" w:cs="Times New Roman"/>
               </w:rPr>
               <w:t>va</w:t>
             </w:r>
-            <w:r>
-              <w:rPr>
-                <w:rFonts w:ascii="Times New Roman" w:hAnsi="Times New Roman" w:cs="Times New Roman"/>
-              </w:rPr>
-              <w:t xml:space="preserve"> </w:t>
-            </w:r>
+            <w:proofErr w:type="spellEnd"/>
+            <w:r>
+              <w:rPr>
+                <w:rFonts w:ascii="Times New Roman" w:hAnsi="Times New Roman" w:cs="Times New Roman"/>
+              </w:rPr>
+              <w:t xml:space="preserve"> </w:t>
+            </w:r>
+            <w:proofErr w:type="spellStart"/>
             <w:r>
               <w:rPr>
                 <w:rFonts w:ascii="Times New Roman" w:hAnsi="Times New Roman" w:cs="Times New Roman"/>
               </w:rPr>
               <w:t>hujjatning</w:t>
             </w:r>
-            <w:r>
-              <w:rPr>
-                <w:rFonts w:ascii="Times New Roman" w:hAnsi="Times New Roman" w:cs="Times New Roman"/>
-              </w:rPr>
-              <w:t xml:space="preserve"> </w:t>
-            </w:r>
+            <w:proofErr w:type="spellEnd"/>
+            <w:r>
+              <w:rPr>
+                <w:rFonts w:ascii="Times New Roman" w:hAnsi="Times New Roman" w:cs="Times New Roman"/>
+              </w:rPr>
+              <w:t xml:space="preserve"> </w:t>
+            </w:r>
+            <w:proofErr w:type="spellStart"/>
             <w:r>
               <w:rPr>
                 <w:rFonts w:ascii="Times New Roman" w:hAnsi="Times New Roman" w:cs="Times New Roman"/>
               </w:rPr>
               <w:t>yakuniy</w:t>
             </w:r>
-            <w:r>
-              <w:rPr>
-                <w:rFonts w:ascii="Times New Roman" w:hAnsi="Times New Roman" w:cs="Times New Roman"/>
-              </w:rPr>
-              <w:t xml:space="preserve"> </w:t>
-            </w:r>
+            <w:proofErr w:type="spellEnd"/>
+            <w:r>
+              <w:rPr>
+                <w:rFonts w:ascii="Times New Roman" w:hAnsi="Times New Roman" w:cs="Times New Roman"/>
+              </w:rPr>
+              <w:t xml:space="preserve"> </w:t>
+            </w:r>
+            <w:proofErr w:type="spellStart"/>
             <w:r>
               <w:rPr>
                 <w:rFonts w:ascii="Times New Roman" w:hAnsi="Times New Roman" w:cs="Times New Roman"/>
               </w:rPr>
               <w:t>tahririni</w:t>
             </w:r>
-            <w:r>
-              <w:rPr>
-                <w:rFonts w:ascii="Times New Roman" w:hAnsi="Times New Roman" w:cs="Times New Roman"/>
-              </w:rPr>
-              <w:t xml:space="preserve"> </w:t>
-            </w:r>
+            <w:proofErr w:type="spellEnd"/>
+            <w:r>
+              <w:rPr>
+                <w:rFonts w:ascii="Times New Roman" w:hAnsi="Times New Roman" w:cs="Times New Roman"/>
+              </w:rPr>
+              <w:t xml:space="preserve"> </w:t>
+            </w:r>
+            <w:proofErr w:type="spellStart"/>
             <w:r>
               <w:rPr>
                 <w:rFonts w:ascii="Times New Roman" w:hAnsi="Times New Roman" w:cs="Times New Roman"/>
               </w:rPr>
               <w:t>tayyorlash</w:t>
             </w:r>
+            <w:proofErr w:type="spellEnd"/>
             <w:r>
               <w:rPr>
                 <w:rFonts w:ascii="Times New Roman" w:hAnsi="Times New Roman" w:cs="Times New Roman"/>
               </w:rPr>
               <w:t xml:space="preserve">, </w:t>
             </w:r>
+            <w:proofErr w:type="spellStart"/>
             <w:r>
               <w:rPr>
                 <w:rFonts w:ascii="Times New Roman" w:hAnsi="Times New Roman" w:cs="Times New Roman"/>
               </w:rPr>
               <w:t>Qurilish</w:t>
             </w:r>
-            <w:r>
-              <w:rPr>
-                <w:rFonts w:ascii="Times New Roman" w:hAnsi="Times New Roman" w:cs="Times New Roman"/>
-              </w:rPr>
-              <w:t xml:space="preserve"> </w:t>
-            </w:r>
+            <w:proofErr w:type="spellEnd"/>
+            <w:r>
+              <w:rPr>
+                <w:rFonts w:ascii="Times New Roman" w:hAnsi="Times New Roman" w:cs="Times New Roman"/>
+              </w:rPr>
+              <w:t xml:space="preserve"> </w:t>
+            </w:r>
+            <w:proofErr w:type="spellStart"/>
             <w:r>
               <w:rPr>
                 <w:rFonts w:ascii="Times New Roman" w:hAnsi="Times New Roman" w:cs="Times New Roman"/>
               </w:rPr>
               <w:t>va</w:t>
             </w:r>
-            <w:r>
-              <w:rPr>
-                <w:rFonts w:ascii="Times New Roman" w:hAnsi="Times New Roman" w:cs="Times New Roman"/>
-              </w:rPr>
-              <w:t xml:space="preserve"> </w:t>
-            </w:r>
+            <w:proofErr w:type="spellEnd"/>
+            <w:r>
+              <w:rPr>
+                <w:rFonts w:ascii="Times New Roman" w:hAnsi="Times New Roman" w:cs="Times New Roman"/>
+              </w:rPr>
+              <w:t xml:space="preserve"> </w:t>
+            </w:r>
+            <w:proofErr w:type="spellStart"/>
             <w:r>
               <w:rPr>
                 <w:rFonts w:ascii="Times New Roman" w:hAnsi="Times New Roman" w:cs="Times New Roman"/>
@@ -1836,102 +2266,119 @@
               </w:rPr>
               <w:t>joy</w:t>
             </w:r>
-            <w:r>
-              <w:rPr>
-                <w:rFonts w:ascii="Times New Roman" w:hAnsi="Times New Roman" w:cs="Times New Roman"/>
-              </w:rPr>
-              <w:t xml:space="preserve"> </w:t>
-            </w:r>
+            <w:proofErr w:type="spellEnd"/>
+            <w:r>
+              <w:rPr>
+                <w:rFonts w:ascii="Times New Roman" w:hAnsi="Times New Roman" w:cs="Times New Roman"/>
+              </w:rPr>
+              <w:t xml:space="preserve"> </w:t>
+            </w:r>
+            <w:proofErr w:type="spellStart"/>
             <w:r>
               <w:rPr>
                 <w:rFonts w:ascii="Times New Roman" w:hAnsi="Times New Roman" w:cs="Times New Roman"/>
               </w:rPr>
               <w:t>kommunal</w:t>
             </w:r>
-            <w:r>
-              <w:rPr>
-                <w:rFonts w:ascii="Times New Roman" w:hAnsi="Times New Roman" w:cs="Times New Roman"/>
-              </w:rPr>
-              <w:t xml:space="preserve"> </w:t>
-            </w:r>
+            <w:proofErr w:type="spellEnd"/>
+            <w:r>
+              <w:rPr>
+                <w:rFonts w:ascii="Times New Roman" w:hAnsi="Times New Roman" w:cs="Times New Roman"/>
+              </w:rPr>
+              <w:t xml:space="preserve"> </w:t>
+            </w:r>
+            <w:proofErr w:type="spellStart"/>
             <w:r>
               <w:rPr>
                 <w:rFonts w:ascii="Times New Roman" w:hAnsi="Times New Roman" w:cs="Times New Roman"/>
               </w:rPr>
               <w:t>xo‘jaligi</w:t>
             </w:r>
-            <w:r>
-              <w:rPr>
-                <w:rFonts w:ascii="Times New Roman" w:hAnsi="Times New Roman" w:cs="Times New Roman"/>
-              </w:rPr>
-              <w:t xml:space="preserve"> </w:t>
-            </w:r>
+            <w:proofErr w:type="spellEnd"/>
+            <w:r>
+              <w:rPr>
+                <w:rFonts w:ascii="Times New Roman" w:hAnsi="Times New Roman" w:cs="Times New Roman"/>
+              </w:rPr>
+              <w:t xml:space="preserve"> </w:t>
+            </w:r>
+            <w:proofErr w:type="spellStart"/>
             <w:r>
               <w:rPr>
                 <w:rFonts w:ascii="Times New Roman" w:hAnsi="Times New Roman" w:cs="Times New Roman"/>
               </w:rPr>
               <w:t>vazirligiga</w:t>
             </w:r>
-            <w:r>
-              <w:rPr>
-                <w:rFonts w:ascii="Times New Roman" w:hAnsi="Times New Roman" w:cs="Times New Roman"/>
-              </w:rPr>
-              <w:t xml:space="preserve"> </w:t>
-            </w:r>
+            <w:proofErr w:type="spellEnd"/>
+            <w:r>
+              <w:rPr>
+                <w:rFonts w:ascii="Times New Roman" w:hAnsi="Times New Roman" w:cs="Times New Roman"/>
+              </w:rPr>
+              <w:t xml:space="preserve"> </w:t>
+            </w:r>
+            <w:proofErr w:type="spellStart"/>
             <w:r>
               <w:rPr>
                 <w:rFonts w:ascii="Times New Roman" w:hAnsi="Times New Roman" w:cs="Times New Roman"/>
               </w:rPr>
               <w:t>kiritish</w:t>
             </w:r>
+            <w:proofErr w:type="spellEnd"/>
             <w:r>
               <w:rPr>
                 <w:rFonts w:ascii="Times New Roman" w:hAnsi="Times New Roman" w:cs="Times New Roman"/>
               </w:rPr>
               <w:t xml:space="preserve">, </w:t>
             </w:r>
+            <w:proofErr w:type="spellStart"/>
             <w:r>
               <w:rPr>
                 <w:rFonts w:ascii="Times New Roman" w:hAnsi="Times New Roman" w:cs="Times New Roman"/>
               </w:rPr>
               <w:t>me’yoriy</w:t>
             </w:r>
-            <w:r>
-              <w:rPr>
-                <w:rFonts w:ascii="Times New Roman" w:hAnsi="Times New Roman" w:cs="Times New Roman"/>
-              </w:rPr>
-              <w:t xml:space="preserve"> </w:t>
-            </w:r>
+            <w:proofErr w:type="spellEnd"/>
+            <w:r>
+              <w:rPr>
+                <w:rFonts w:ascii="Times New Roman" w:hAnsi="Times New Roman" w:cs="Times New Roman"/>
+              </w:rPr>
+              <w:t xml:space="preserve"> </w:t>
+            </w:r>
+            <w:proofErr w:type="spellStart"/>
             <w:r>
               <w:rPr>
                 <w:rFonts w:ascii="Times New Roman" w:hAnsi="Times New Roman" w:cs="Times New Roman"/>
               </w:rPr>
               <w:t>hujjatni</w:t>
             </w:r>
-            <w:r>
-              <w:rPr>
-                <w:rFonts w:ascii="Times New Roman" w:hAnsi="Times New Roman" w:cs="Times New Roman"/>
-              </w:rPr>
-              <w:t xml:space="preserve"> </w:t>
-            </w:r>
+            <w:proofErr w:type="spellEnd"/>
+            <w:r>
+              <w:rPr>
+                <w:rFonts w:ascii="Times New Roman" w:hAnsi="Times New Roman" w:cs="Times New Roman"/>
+              </w:rPr>
+              <w:t xml:space="preserve"> </w:t>
+            </w:r>
+            <w:proofErr w:type="spellStart"/>
             <w:r>
               <w:rPr>
                 <w:rFonts w:ascii="Times New Roman" w:hAnsi="Times New Roman" w:cs="Times New Roman"/>
               </w:rPr>
               <w:t>tasdiqqa</w:t>
             </w:r>
-            <w:r>
-              <w:rPr>
-                <w:rFonts w:ascii="Times New Roman" w:hAnsi="Times New Roman" w:cs="Times New Roman"/>
-              </w:rPr>
-              <w:t xml:space="preserve"> </w:t>
-            </w:r>
+            <w:proofErr w:type="spellEnd"/>
+            <w:r>
+              <w:rPr>
+                <w:rFonts w:ascii="Times New Roman" w:hAnsi="Times New Roman" w:cs="Times New Roman"/>
+              </w:rPr>
+              <w:t xml:space="preserve"> </w:t>
+            </w:r>
+            <w:proofErr w:type="spellStart"/>
             <w:r>
               <w:rPr>
                 <w:rFonts w:ascii="Times New Roman" w:hAnsi="Times New Roman" w:cs="Times New Roman"/>
               </w:rPr>
               <w:t>tayyorlash</w:t>
             </w:r>
+            <w:proofErr w:type="spellEnd"/>
             <w:r>
               <w:rPr>
                 <w:rFonts w:ascii="Times New Roman" w:hAnsi="Times New Roman" w:cs="Times New Roman"/>
@@ -1964,6 +2411,7 @@
               </w:rPr>
               <w:t>.</w:t>
             </w:r>
+            <w:proofErr w:type="spellStart"/>
             <w:r>
               <w:rPr>
                 <w:rFonts w:ascii="Times New Roman" w:hAnsi="Times New Roman" w:cs="Times New Roman"/>
@@ -1971,270 +2419,315 @@
               </w:rPr>
               <w:t>uz</w:t>
             </w:r>
-            <w:r>
-              <w:rPr>
-                <w:rFonts w:ascii="Times New Roman" w:hAnsi="Times New Roman" w:cs="Times New Roman"/>
-              </w:rPr>
-              <w:t xml:space="preserve"> </w:t>
-            </w:r>
+            <w:proofErr w:type="spellEnd"/>
+            <w:r>
+              <w:rPr>
+                <w:rFonts w:ascii="Times New Roman" w:hAnsi="Times New Roman" w:cs="Times New Roman"/>
+              </w:rPr>
+              <w:t xml:space="preserve"> </w:t>
+            </w:r>
+            <w:proofErr w:type="spellStart"/>
             <w:r>
               <w:rPr>
                 <w:rFonts w:ascii="Times New Roman" w:hAnsi="Times New Roman" w:cs="Times New Roman"/>
               </w:rPr>
               <w:t>elektron</w:t>
             </w:r>
-            <w:r>
-              <w:rPr>
-                <w:rFonts w:ascii="Times New Roman" w:hAnsi="Times New Roman" w:cs="Times New Roman"/>
-              </w:rPr>
-              <w:t xml:space="preserve"> </w:t>
-            </w:r>
+            <w:proofErr w:type="spellEnd"/>
+            <w:r>
+              <w:rPr>
+                <w:rFonts w:ascii="Times New Roman" w:hAnsi="Times New Roman" w:cs="Times New Roman"/>
+              </w:rPr>
+              <w:t xml:space="preserve"> </w:t>
+            </w:r>
+            <w:proofErr w:type="spellStart"/>
             <w:r>
               <w:rPr>
                 <w:rFonts w:ascii="Times New Roman" w:hAnsi="Times New Roman" w:cs="Times New Roman"/>
               </w:rPr>
               <w:t>portali</w:t>
             </w:r>
-            <w:r>
-              <w:rPr>
-                <w:rFonts w:ascii="Times New Roman" w:hAnsi="Times New Roman" w:cs="Times New Roman"/>
-              </w:rPr>
-              <w:t xml:space="preserve"> </w:t>
-            </w:r>
+            <w:proofErr w:type="spellEnd"/>
+            <w:r>
+              <w:rPr>
+                <w:rFonts w:ascii="Times New Roman" w:hAnsi="Times New Roman" w:cs="Times New Roman"/>
+              </w:rPr>
+              <w:t xml:space="preserve"> </w:t>
+            </w:r>
+            <w:proofErr w:type="spellStart"/>
             <w:r>
               <w:rPr>
                 <w:rFonts w:ascii="Times New Roman" w:hAnsi="Times New Roman" w:cs="Times New Roman"/>
               </w:rPr>
               <w:t>orqali</w:t>
             </w:r>
-            <w:r>
-              <w:rPr>
-                <w:rFonts w:ascii="Times New Roman" w:hAnsi="Times New Roman" w:cs="Times New Roman"/>
-              </w:rPr>
-              <w:t xml:space="preserve"> </w:t>
-            </w:r>
+            <w:proofErr w:type="spellEnd"/>
+            <w:r>
+              <w:rPr>
+                <w:rFonts w:ascii="Times New Roman" w:hAnsi="Times New Roman" w:cs="Times New Roman"/>
+              </w:rPr>
+              <w:t xml:space="preserve"> </w:t>
+            </w:r>
+            <w:proofErr w:type="spellStart"/>
             <w:r>
               <w:rPr>
                 <w:rFonts w:ascii="Times New Roman" w:hAnsi="Times New Roman" w:cs="Times New Roman"/>
               </w:rPr>
               <w:t>mutasaddi</w:t>
             </w:r>
-            <w:r>
-              <w:rPr>
-                <w:rFonts w:ascii="Times New Roman" w:hAnsi="Times New Roman" w:cs="Times New Roman"/>
-              </w:rPr>
-              <w:t xml:space="preserve"> </w:t>
-            </w:r>
+            <w:proofErr w:type="spellEnd"/>
+            <w:r>
+              <w:rPr>
+                <w:rFonts w:ascii="Times New Roman" w:hAnsi="Times New Roman" w:cs="Times New Roman"/>
+              </w:rPr>
+              <w:t xml:space="preserve"> </w:t>
+            </w:r>
+            <w:proofErr w:type="spellStart"/>
             <w:r>
               <w:rPr>
                 <w:rFonts w:ascii="Times New Roman" w:hAnsi="Times New Roman" w:cs="Times New Roman"/>
               </w:rPr>
               <w:t>vazirlik</w:t>
             </w:r>
-            <w:r>
-              <w:rPr>
-                <w:rFonts w:ascii="Times New Roman" w:hAnsi="Times New Roman" w:cs="Times New Roman"/>
-              </w:rPr>
-              <w:t xml:space="preserve"> </w:t>
-            </w:r>
+            <w:proofErr w:type="spellEnd"/>
+            <w:r>
+              <w:rPr>
+                <w:rFonts w:ascii="Times New Roman" w:hAnsi="Times New Roman" w:cs="Times New Roman"/>
+              </w:rPr>
+              <w:t xml:space="preserve"> </w:t>
+            </w:r>
+            <w:proofErr w:type="spellStart"/>
             <w:r>
               <w:rPr>
                 <w:rFonts w:ascii="Times New Roman" w:hAnsi="Times New Roman" w:cs="Times New Roman"/>
               </w:rPr>
               <w:t>va</w:t>
             </w:r>
-            <w:r>
-              <w:rPr>
-                <w:rFonts w:ascii="Times New Roman" w:hAnsi="Times New Roman" w:cs="Times New Roman"/>
-              </w:rPr>
-              <w:t xml:space="preserve"> </w:t>
-            </w:r>
+            <w:proofErr w:type="spellEnd"/>
+            <w:r>
+              <w:rPr>
+                <w:rFonts w:ascii="Times New Roman" w:hAnsi="Times New Roman" w:cs="Times New Roman"/>
+              </w:rPr>
+              <w:t xml:space="preserve"> </w:t>
+            </w:r>
+            <w:proofErr w:type="spellStart"/>
             <w:r>
               <w:rPr>
                 <w:rFonts w:ascii="Times New Roman" w:hAnsi="Times New Roman" w:cs="Times New Roman"/>
               </w:rPr>
               <w:t>idoralar</w:t>
             </w:r>
-            <w:r>
-              <w:rPr>
-                <w:rFonts w:ascii="Times New Roman" w:hAnsi="Times New Roman" w:cs="Times New Roman"/>
-              </w:rPr>
-              <w:t xml:space="preserve"> </w:t>
-            </w:r>
+            <w:proofErr w:type="spellEnd"/>
+            <w:r>
+              <w:rPr>
+                <w:rFonts w:ascii="Times New Roman" w:hAnsi="Times New Roman" w:cs="Times New Roman"/>
+              </w:rPr>
+              <w:t xml:space="preserve"> </w:t>
+            </w:r>
+            <w:proofErr w:type="spellStart"/>
             <w:r>
               <w:rPr>
                 <w:rFonts w:ascii="Times New Roman" w:hAnsi="Times New Roman" w:cs="Times New Roman"/>
               </w:rPr>
               <w:t>bilan</w:t>
             </w:r>
-            <w:r>
-              <w:rPr>
-                <w:rFonts w:ascii="Times New Roman" w:hAnsi="Times New Roman" w:cs="Times New Roman"/>
-              </w:rPr>
-              <w:t xml:space="preserve"> </w:t>
-            </w:r>
+            <w:proofErr w:type="spellEnd"/>
+            <w:r>
+              <w:rPr>
+                <w:rFonts w:ascii="Times New Roman" w:hAnsi="Times New Roman" w:cs="Times New Roman"/>
+              </w:rPr>
+              <w:t xml:space="preserve"> </w:t>
+            </w:r>
+            <w:proofErr w:type="spellStart"/>
             <w:r>
               <w:rPr>
                 <w:rFonts w:ascii="Times New Roman" w:hAnsi="Times New Roman" w:cs="Times New Roman"/>
               </w:rPr>
               <w:t>kelishish</w:t>
             </w:r>
+            <w:proofErr w:type="spellEnd"/>
             <w:r>
               <w:rPr>
                 <w:rFonts w:ascii="Times New Roman" w:hAnsi="Times New Roman" w:cs="Times New Roman"/>
               </w:rPr>
               <w:t xml:space="preserve">, </w:t>
             </w:r>
+            <w:proofErr w:type="spellStart"/>
             <w:r>
               <w:rPr>
                 <w:rFonts w:ascii="Times New Roman" w:hAnsi="Times New Roman" w:cs="Times New Roman"/>
               </w:rPr>
               <w:t>ShNKlik</w:t>
             </w:r>
-            <w:r>
-              <w:rPr>
-                <w:rFonts w:ascii="Times New Roman" w:hAnsi="Times New Roman" w:cs="Times New Roman"/>
-              </w:rPr>
-              <w:t xml:space="preserve"> </w:t>
-            </w:r>
+            <w:proofErr w:type="spellEnd"/>
+            <w:r>
+              <w:rPr>
+                <w:rFonts w:ascii="Times New Roman" w:hAnsi="Times New Roman" w:cs="Times New Roman"/>
+              </w:rPr>
+              <w:t xml:space="preserve"> </w:t>
+            </w:r>
+            <w:proofErr w:type="spellStart"/>
             <w:r>
               <w:rPr>
                 <w:rFonts w:ascii="Times New Roman" w:hAnsi="Times New Roman" w:cs="Times New Roman"/>
               </w:rPr>
               <w:t>vazirlik</w:t>
             </w:r>
-            <w:r>
-              <w:rPr>
-                <w:rFonts w:ascii="Times New Roman" w:hAnsi="Times New Roman" w:cs="Times New Roman"/>
-              </w:rPr>
-              <w:t xml:space="preserve"> </w:t>
-            </w:r>
+            <w:proofErr w:type="spellEnd"/>
+            <w:r>
+              <w:rPr>
+                <w:rFonts w:ascii="Times New Roman" w:hAnsi="Times New Roman" w:cs="Times New Roman"/>
+              </w:rPr>
+              <w:t xml:space="preserve"> </w:t>
+            </w:r>
+            <w:proofErr w:type="spellStart"/>
             <w:r>
               <w:rPr>
                 <w:rFonts w:ascii="Times New Roman" w:hAnsi="Times New Roman" w:cs="Times New Roman"/>
               </w:rPr>
               <w:t>buyrug‘i</w:t>
             </w:r>
-            <w:r>
-              <w:rPr>
-                <w:rFonts w:ascii="Times New Roman" w:hAnsi="Times New Roman" w:cs="Times New Roman"/>
-              </w:rPr>
-              <w:t xml:space="preserve"> </w:t>
-            </w:r>
+            <w:proofErr w:type="spellEnd"/>
+            <w:r>
+              <w:rPr>
+                <w:rFonts w:ascii="Times New Roman" w:hAnsi="Times New Roman" w:cs="Times New Roman"/>
+              </w:rPr>
+              <w:t xml:space="preserve"> </w:t>
+            </w:r>
+            <w:proofErr w:type="spellStart"/>
             <w:r>
               <w:rPr>
                 <w:rFonts w:ascii="Times New Roman" w:hAnsi="Times New Roman" w:cs="Times New Roman"/>
               </w:rPr>
               <w:t>bilan</w:t>
             </w:r>
-            <w:r>
-              <w:rPr>
-                <w:rFonts w:ascii="Times New Roman" w:hAnsi="Times New Roman" w:cs="Times New Roman"/>
-              </w:rPr>
-              <w:t xml:space="preserve"> </w:t>
-            </w:r>
+            <w:proofErr w:type="spellEnd"/>
+            <w:r>
+              <w:rPr>
+                <w:rFonts w:ascii="Times New Roman" w:hAnsi="Times New Roman" w:cs="Times New Roman"/>
+              </w:rPr>
+              <w:t xml:space="preserve"> </w:t>
+            </w:r>
+            <w:proofErr w:type="spellStart"/>
             <w:r>
               <w:rPr>
                 <w:rFonts w:ascii="Times New Roman" w:hAnsi="Times New Roman" w:cs="Times New Roman"/>
               </w:rPr>
               <w:t>tasdiqlash</w:t>
             </w:r>
-            <w:r>
-              <w:rPr>
-                <w:rFonts w:ascii="Times New Roman" w:hAnsi="Times New Roman" w:cs="Times New Roman"/>
-              </w:rPr>
-              <w:t xml:space="preserve"> </w:t>
-            </w:r>
+            <w:proofErr w:type="spellEnd"/>
+            <w:r>
+              <w:rPr>
+                <w:rFonts w:ascii="Times New Roman" w:hAnsi="Times New Roman" w:cs="Times New Roman"/>
+              </w:rPr>
+              <w:t xml:space="preserve"> </w:t>
+            </w:r>
+            <w:proofErr w:type="spellStart"/>
             <w:r>
               <w:rPr>
                 <w:rFonts w:ascii="Times New Roman" w:hAnsi="Times New Roman" w:cs="Times New Roman"/>
               </w:rPr>
               <w:t>va</w:t>
             </w:r>
-            <w:r>
-              <w:rPr>
-                <w:rFonts w:ascii="Times New Roman" w:hAnsi="Times New Roman" w:cs="Times New Roman"/>
-              </w:rPr>
-              <w:t xml:space="preserve"> </w:t>
-            </w:r>
+            <w:proofErr w:type="spellEnd"/>
+            <w:r>
+              <w:rPr>
+                <w:rFonts w:ascii="Times New Roman" w:hAnsi="Times New Roman" w:cs="Times New Roman"/>
+              </w:rPr>
+              <w:t xml:space="preserve"> </w:t>
+            </w:r>
+            <w:proofErr w:type="spellStart"/>
             <w:r>
               <w:rPr>
                 <w:rFonts w:ascii="Times New Roman" w:hAnsi="Times New Roman" w:cs="Times New Roman"/>
               </w:rPr>
               <w:t>Adliya</w:t>
             </w:r>
-            <w:r>
-              <w:rPr>
-                <w:rFonts w:ascii="Times New Roman" w:hAnsi="Times New Roman" w:cs="Times New Roman"/>
-              </w:rPr>
-              <w:t xml:space="preserve"> </w:t>
-            </w:r>
+            <w:proofErr w:type="spellEnd"/>
+            <w:r>
+              <w:rPr>
+                <w:rFonts w:ascii="Times New Roman" w:hAnsi="Times New Roman" w:cs="Times New Roman"/>
+              </w:rPr>
+              <w:t xml:space="preserve"> </w:t>
+            </w:r>
+            <w:proofErr w:type="spellStart"/>
             <w:r>
               <w:rPr>
                 <w:rFonts w:ascii="Times New Roman" w:hAnsi="Times New Roman" w:cs="Times New Roman"/>
               </w:rPr>
               <w:t>vazirligida</w:t>
             </w:r>
-            <w:r>
-              <w:rPr>
-                <w:rFonts w:ascii="Times New Roman" w:hAnsi="Times New Roman" w:cs="Times New Roman"/>
-              </w:rPr>
-              <w:t xml:space="preserve"> </w:t>
-            </w:r>
+            <w:proofErr w:type="spellEnd"/>
+            <w:r>
+              <w:rPr>
+                <w:rFonts w:ascii="Times New Roman" w:hAnsi="Times New Roman" w:cs="Times New Roman"/>
+              </w:rPr>
+              <w:t xml:space="preserve"> </w:t>
+            </w:r>
+            <w:proofErr w:type="spellStart"/>
             <w:r>
               <w:rPr>
                 <w:rFonts w:ascii="Times New Roman" w:hAnsi="Times New Roman" w:cs="Times New Roman"/>
               </w:rPr>
               <w:t>himoya</w:t>
             </w:r>
-            <w:r>
-              <w:rPr>
-                <w:rFonts w:ascii="Times New Roman" w:hAnsi="Times New Roman" w:cs="Times New Roman"/>
-              </w:rPr>
-              <w:t xml:space="preserve"> </w:t>
-            </w:r>
+            <w:proofErr w:type="spellEnd"/>
+            <w:r>
+              <w:rPr>
+                <w:rFonts w:ascii="Times New Roman" w:hAnsi="Times New Roman" w:cs="Times New Roman"/>
+              </w:rPr>
+              <w:t xml:space="preserve"> </w:t>
+            </w:r>
+            <w:proofErr w:type="spellStart"/>
             <w:r>
               <w:rPr>
                 <w:rFonts w:ascii="Times New Roman" w:hAnsi="Times New Roman" w:cs="Times New Roman"/>
               </w:rPr>
               <w:t>qilish</w:t>
             </w:r>
-            <w:r>
-              <w:rPr>
-                <w:rFonts w:ascii="Times New Roman" w:hAnsi="Times New Roman" w:cs="Times New Roman"/>
-              </w:rPr>
-              <w:t xml:space="preserve"> </w:t>
-            </w:r>
+            <w:proofErr w:type="spellEnd"/>
+            <w:r>
+              <w:rPr>
+                <w:rFonts w:ascii="Times New Roman" w:hAnsi="Times New Roman" w:cs="Times New Roman"/>
+              </w:rPr>
+              <w:t xml:space="preserve"> </w:t>
+            </w:r>
+            <w:proofErr w:type="spellStart"/>
             <w:r>
               <w:rPr>
                 <w:rFonts w:ascii="Times New Roman" w:hAnsi="Times New Roman" w:cs="Times New Roman"/>
               </w:rPr>
               <w:t>hamda</w:t>
             </w:r>
-            <w:r>
-              <w:rPr>
-                <w:rFonts w:ascii="Times New Roman" w:hAnsi="Times New Roman" w:cs="Times New Roman"/>
-              </w:rPr>
-              <w:t xml:space="preserve"> </w:t>
-            </w:r>
+            <w:proofErr w:type="spellEnd"/>
+            <w:r>
+              <w:rPr>
+                <w:rFonts w:ascii="Times New Roman" w:hAnsi="Times New Roman" w:cs="Times New Roman"/>
+              </w:rPr>
+              <w:t xml:space="preserve"> </w:t>
+            </w:r>
+            <w:proofErr w:type="spellStart"/>
             <w:r>
               <w:rPr>
                 <w:rFonts w:ascii="Times New Roman" w:hAnsi="Times New Roman" w:cs="Times New Roman"/>
               </w:rPr>
               <w:t>amalga</w:t>
             </w:r>
-            <w:r>
-              <w:rPr>
-                <w:rFonts w:ascii="Times New Roman" w:hAnsi="Times New Roman" w:cs="Times New Roman"/>
-              </w:rPr>
-              <w:t xml:space="preserve"> </w:t>
-            </w:r>
+            <w:proofErr w:type="spellEnd"/>
+            <w:r>
+              <w:rPr>
+                <w:rFonts w:ascii="Times New Roman" w:hAnsi="Times New Roman" w:cs="Times New Roman"/>
+              </w:rPr>
+              <w:t xml:space="preserve"> </w:t>
+            </w:r>
+            <w:proofErr w:type="spellStart"/>
             <w:r>
               <w:rPr>
                 <w:rFonts w:ascii="Times New Roman" w:hAnsi="Times New Roman" w:cs="Times New Roman"/>
               </w:rPr>
               <w:t>kiritish</w:t>
             </w:r>
+            <w:proofErr w:type="spellEnd"/>
             <w:r>
               <w:rPr>
                 <w:rFonts w:ascii="Times New Roman" w:hAnsi="Times New Roman" w:cs="Times New Roman"/>
@@ -2273,7 +2766,21 @@
               <w:rPr>
                 <w:rFonts w:ascii="Times New Roman" w:hAnsi="Times New Roman" w:cs="Times New Roman"/>
               </w:rPr>
-              <w:t>_start}}</w:t>
+              <w:t>_</w:t>
+            </w:r>
+            <w:proofErr w:type="spellStart"/>
+            <w:r>
+              <w:rPr>
+                <w:rFonts w:ascii="Times New Roman" w:hAnsi="Times New Roman" w:cs="Times New Roman"/>
+              </w:rPr>
+              <w:t>start</w:t>
+            </w:r>
+            <w:proofErr w:type="spellEnd"/>
+            <w:r>
+              <w:rPr>
+                <w:rFonts w:ascii="Times New Roman" w:hAnsi="Times New Roman" w:cs="Times New Roman"/>
+              </w:rPr>
+              <w:t>}}</w:t>
             </w:r>
           </w:p>
         </w:tc>
@@ -2307,7 +2814,21 @@
               <w:rPr>
                 <w:rFonts w:ascii="Times New Roman" w:hAnsi="Times New Roman" w:cs="Times New Roman"/>
               </w:rPr>
-              <w:t>_end}}</w:t>
+              <w:t>_</w:t>
+            </w:r>
+            <w:proofErr w:type="spellStart"/>
+            <w:r>
+              <w:rPr>
+                <w:rFonts w:ascii="Times New Roman" w:hAnsi="Times New Roman" w:cs="Times New Roman"/>
+              </w:rPr>
+              <w:t>end</w:t>
+            </w:r>
+            <w:proofErr w:type="spellEnd"/>
+            <w:r>
+              <w:rPr>
+                <w:rFonts w:ascii="Times New Roman" w:hAnsi="Times New Roman" w:cs="Times New Roman"/>
+              </w:rPr>
+              <w:t>}}</w:t>
             </w:r>
           </w:p>
         </w:tc>
@@ -2342,7 +2863,21 @@
               <w:rPr>
                 <w:rFonts w:ascii="Times New Roman" w:hAnsi="Times New Roman" w:cs="Times New Roman"/>
               </w:rPr>
-              <w:t>_summa}}</w:t>
+              <w:t>_</w:t>
+            </w:r>
+            <w:proofErr w:type="spellStart"/>
+            <w:r>
+              <w:rPr>
+                <w:rFonts w:ascii="Times New Roman" w:hAnsi="Times New Roman" w:cs="Times New Roman"/>
+              </w:rPr>
+              <w:t>summa</w:t>
+            </w:r>
+            <w:proofErr w:type="spellEnd"/>
+            <w:r>
+              <w:rPr>
+                <w:rFonts w:ascii="Times New Roman" w:hAnsi="Times New Roman" w:cs="Times New Roman"/>
+              </w:rPr>
+              <w:t>}}</w:t>
             </w:r>
           </w:p>
         </w:tc>
@@ -2450,9 +2985,28 @@
             <w:r>
               <w:rPr>
                 <w:rFonts w:ascii="Times New Roman" w:hAnsi="Times New Roman" w:cs="Times New Roman"/>
-                <w:highlight w:val="yellow"/>
-              </w:rPr>
-              <w:t>707 897 059</w:t>
+                <w:b/>
+                <w:bCs/>
+              </w:rPr>
+              <w:t>{{</w:t>
+            </w:r>
+            <w:proofErr w:type="spellStart"/>
+            <w:r>
+              <w:rPr>
+                <w:rFonts w:ascii="Times New Roman" w:hAnsi="Times New Roman" w:cs="Times New Roman"/>
+                <w:b/>
+                <w:bCs/>
+              </w:rPr>
+              <w:t>final_total_amount</w:t>
+            </w:r>
+            <w:proofErr w:type="spellEnd"/>
+            <w:r>
+              <w:rPr>
+                <w:rFonts w:ascii="Times New Roman" w:hAnsi="Times New Roman" w:cs="Times New Roman"/>
+                <w:b/>
+                <w:bCs/>
+              </w:rPr>
+              <w:t>}}</w:t>
             </w:r>
           </w:p>
         </w:tc>
@@ -2523,6 +3077,7 @@
               </w:rPr>
               <w:t>«</w:t>
             </w:r>
+            <w:proofErr w:type="spellStart"/>
             <w:r>
               <w:rPr>
                 <w:rFonts w:ascii="Times New Roman" w:hAnsi="Times New Roman" w:cs="Times New Roman"/>
@@ -2532,6 +3087,7 @@
               </w:rPr>
               <w:t>Ijrochi</w:t>
             </w:r>
+            <w:proofErr w:type="spellEnd"/>
             <w:r>
               <w:rPr>
                 <w:rFonts w:ascii="Times New Roman" w:hAnsi="Times New Roman" w:cs="Times New Roman"/>
@@ -2552,6 +3108,7 @@
                 <w:lang w:val="en-US"/>
               </w:rPr>
             </w:pPr>
+            <w:proofErr w:type="spellStart"/>
             <w:r>
               <w:rPr>
                 <w:rFonts w:ascii="Times New Roman" w:hAnsi="Times New Roman" w:cs="Times New Roman"/>
@@ -2561,15 +3118,17 @@
               </w:rPr>
               <w:t>Texnik</w:t>
             </w:r>
-            <w:r>
-              <w:rPr>
-                <w:rFonts w:ascii="Times New Roman" w:hAnsi="Times New Roman" w:cs="Times New Roman"/>
-                <w:b/>
-                <w:bCs/>
-                <w:lang w:val="en-US"/>
-              </w:rPr>
-              <w:t xml:space="preserve"> </w:t>
-            </w:r>
+            <w:proofErr w:type="spellEnd"/>
+            <w:r>
+              <w:rPr>
+                <w:rFonts w:ascii="Times New Roman" w:hAnsi="Times New Roman" w:cs="Times New Roman"/>
+                <w:b/>
+                <w:bCs/>
+                <w:lang w:val="en-US"/>
+              </w:rPr>
+              <w:t xml:space="preserve"> </w:t>
+            </w:r>
+            <w:proofErr w:type="spellStart"/>
             <w:r>
               <w:rPr>
                 <w:rFonts w:ascii="Times New Roman" w:hAnsi="Times New Roman" w:cs="Times New Roman"/>
@@ -2579,15 +3138,17 @@
               </w:rPr>
               <w:t>me’yorlash</w:t>
             </w:r>
-            <w:r>
-              <w:rPr>
-                <w:rFonts w:ascii="Times New Roman" w:hAnsi="Times New Roman" w:cs="Times New Roman"/>
-                <w:b/>
-                <w:bCs/>
-                <w:lang w:val="en-US"/>
-              </w:rPr>
-              <w:t xml:space="preserve"> </w:t>
-            </w:r>
+            <w:proofErr w:type="spellEnd"/>
+            <w:r>
+              <w:rPr>
+                <w:rFonts w:ascii="Times New Roman" w:hAnsi="Times New Roman" w:cs="Times New Roman"/>
+                <w:b/>
+                <w:bCs/>
+                <w:lang w:val="en-US"/>
+              </w:rPr>
+              <w:t xml:space="preserve"> </w:t>
+            </w:r>
+            <w:proofErr w:type="spellStart"/>
             <w:r>
               <w:rPr>
                 <w:rFonts w:ascii="Times New Roman" w:hAnsi="Times New Roman" w:cs="Times New Roman"/>
@@ -2597,15 +3158,17 @@
               </w:rPr>
               <w:t>va</w:t>
             </w:r>
-            <w:r>
-              <w:rPr>
-                <w:rFonts w:ascii="Times New Roman" w:hAnsi="Times New Roman" w:cs="Times New Roman"/>
-                <w:b/>
-                <w:bCs/>
-                <w:lang w:val="en-US"/>
-              </w:rPr>
-              <w:t xml:space="preserve"> </w:t>
-            </w:r>
+            <w:proofErr w:type="spellEnd"/>
+            <w:r>
+              <w:rPr>
+                <w:rFonts w:ascii="Times New Roman" w:hAnsi="Times New Roman" w:cs="Times New Roman"/>
+                <w:b/>
+                <w:bCs/>
+                <w:lang w:val="en-US"/>
+              </w:rPr>
+              <w:t xml:space="preserve"> </w:t>
+            </w:r>
+            <w:proofErr w:type="spellStart"/>
             <w:r>
               <w:rPr>
                 <w:rFonts w:ascii="Times New Roman" w:hAnsi="Times New Roman" w:cs="Times New Roman"/>
@@ -2615,6 +3178,7 @@
               </w:rPr>
               <w:t>standartlashtirish</w:t>
             </w:r>
+            <w:proofErr w:type="spellEnd"/>
           </w:p>
           <w:p>
             <w:pPr>
@@ -2672,6 +3236,7 @@
               </w:rPr>
               <w:t>q</w:t>
             </w:r>
+            <w:proofErr w:type="spellStart"/>
             <w:r>
               <w:rPr>
                 <w:rFonts w:ascii="Times New Roman" w:hAnsi="Times New Roman" w:cs="Times New Roman"/>
@@ -2681,6 +3246,7 @@
               </w:rPr>
               <w:t>i</w:t>
             </w:r>
+            <w:proofErr w:type="spellEnd"/>
             <w:r>
               <w:rPr>
                 <w:rFonts w:ascii="Times New Roman" w:hAnsi="Times New Roman" w:cs="Times New Roman"/>
@@ -2690,6 +3256,7 @@
               </w:rPr>
               <w:t>q</w:t>
             </w:r>
+            <w:proofErr w:type="spellStart"/>
             <w:r>
               <w:rPr>
                 <w:rFonts w:ascii="Times New Roman" w:hAnsi="Times New Roman" w:cs="Times New Roman"/>
@@ -2699,15 +3266,17 @@
               </w:rPr>
               <w:t>ot</w:t>
             </w:r>
-            <w:r>
-              <w:rPr>
-                <w:rFonts w:ascii="Times New Roman" w:hAnsi="Times New Roman" w:cs="Times New Roman"/>
-                <w:b/>
-                <w:bCs/>
-                <w:lang w:val="en-US"/>
-              </w:rPr>
-              <w:t xml:space="preserve"> </w:t>
-            </w:r>
+            <w:proofErr w:type="spellEnd"/>
+            <w:r>
+              <w:rPr>
+                <w:rFonts w:ascii="Times New Roman" w:hAnsi="Times New Roman" w:cs="Times New Roman"/>
+                <w:b/>
+                <w:bCs/>
+                <w:lang w:val="en-US"/>
+              </w:rPr>
+              <w:t xml:space="preserve"> </w:t>
+            </w:r>
+            <w:proofErr w:type="spellStart"/>
             <w:r>
               <w:rPr>
                 <w:rFonts w:ascii="Times New Roman" w:hAnsi="Times New Roman" w:cs="Times New Roman"/>
@@ -2717,6 +3286,7 @@
               </w:rPr>
               <w:t>instituti</w:t>
             </w:r>
+            <w:proofErr w:type="spellEnd"/>
           </w:p>
           <w:p>
             <w:pPr>
@@ -2738,6 +3308,7 @@
               </w:rPr>
               <w:t>di</w:t>
             </w:r>
+            <w:proofErr w:type="spellStart"/>
             <w:r>
               <w:rPr>
                 <w:rFonts w:ascii="Times New Roman" w:hAnsi="Times New Roman" w:cs="Times New Roman"/>
@@ -2746,6 +3317,7 @@
               </w:rPr>
               <w:t>rektori</w:t>
             </w:r>
+            <w:proofErr w:type="spellEnd"/>
           </w:p>
           <w:p>
             <w:pPr>
@@ -2797,6 +3369,7 @@
               </w:rPr>
               <w:t>.</w:t>
             </w:r>
+            <w:proofErr w:type="gramStart"/>
             <w:r>
               <w:rPr>
                 <w:rFonts w:ascii="Times New Roman" w:hAnsi="Times New Roman" w:cs="Times New Roman"/>
@@ -2824,6 +3397,7 @@
               </w:rPr>
               <w:t>Kuchkarov</w:t>
             </w:r>
+            <w:proofErr w:type="gramEnd"/>
           </w:p>
           <w:p>
             <w:pPr>
@@ -2861,6 +3435,7 @@
               </w:rPr>
               <w:t>«</w:t>
             </w:r>
+            <w:proofErr w:type="spellStart"/>
             <w:r>
               <w:rPr>
                 <w:rFonts w:ascii="Times New Roman" w:hAnsi="Times New Roman" w:cs="Times New Roman"/>
@@ -2870,6 +3445,7 @@
               </w:rPr>
               <w:t>Buyurtmachi</w:t>
             </w:r>
+            <w:proofErr w:type="spellEnd"/>
             <w:r>
               <w:rPr>
                 <w:rFonts w:ascii="Times New Roman" w:hAnsi="Times New Roman" w:cs="Times New Roman"/>
@@ -2900,6 +3476,7 @@
               </w:rPr>
               <w:t>O‘</w:t>
             </w:r>
+            <w:proofErr w:type="spellStart"/>
             <w:r>
               <w:rPr>
                 <w:rFonts w:ascii="Times New Roman" w:hAnsi="Times New Roman" w:cs="Times New Roman"/>
@@ -2909,15 +3486,17 @@
               </w:rPr>
               <w:t>zbekiston</w:t>
             </w:r>
-            <w:r>
-              <w:rPr>
-                <w:rFonts w:ascii="Times New Roman" w:hAnsi="Times New Roman" w:cs="Times New Roman"/>
-                <w:b/>
-                <w:bCs/>
-                <w:lang w:val="en-US"/>
-              </w:rPr>
-              <w:t xml:space="preserve"> </w:t>
-            </w:r>
+            <w:proofErr w:type="spellEnd"/>
+            <w:r>
+              <w:rPr>
+                <w:rFonts w:ascii="Times New Roman" w:hAnsi="Times New Roman" w:cs="Times New Roman"/>
+                <w:b/>
+                <w:bCs/>
+                <w:lang w:val="en-US"/>
+              </w:rPr>
+              <w:t xml:space="preserve"> </w:t>
+            </w:r>
+            <w:proofErr w:type="spellStart"/>
             <w:r>
               <w:rPr>
                 <w:rFonts w:ascii="Times New Roman" w:hAnsi="Times New Roman" w:cs="Times New Roman"/>
@@ -2927,6 +3506,7 @@
               </w:rPr>
               <w:t>Respublikasi</w:t>
             </w:r>
+            <w:proofErr w:type="spellEnd"/>
           </w:p>
           <w:p>
             <w:pPr>
@@ -3125,6 +3705,7 @@
               </w:rPr>
               <w:t>.</w:t>
             </w:r>
+            <w:proofErr w:type="gramStart"/>
             <w:r>
               <w:rPr>
                 <w:rFonts w:ascii="Times New Roman" w:hAnsi="Times New Roman" w:cs="Times New Roman"/>
@@ -3152,6 +3733,7 @@
               </w:rPr>
               <w:t>Adilov</w:t>
             </w:r>
+            <w:proofErr w:type="gramEnd"/>
           </w:p>
           <w:p>
             <w:pPr>

--- a/backend/contract_templates/kalendar_reja.docx
+++ b/backend/contract_templates/kalendar_reja.docx
@@ -3350,6 +3350,40 @@
                 <w:lang w:val="en-US"/>
               </w:rPr>
               <w:t>________________</w:t>
+            </w:r>
+            <w:r>
+              <w:drawing>
+                <wp:inline xmlns:a="http://schemas.openxmlformats.org/drawingml/2006/main" xmlns:pic="http://schemas.openxmlformats.org/drawingml/2006/picture">
+                  <wp:extent cx="792000" cy="776571"/>
+                  <wp:docPr id="1" name="Picture 1"/>
+                  <wp:cNvGraphicFramePr>
+                    <a:graphicFrameLocks noChangeAspect="1"/>
+                  </wp:cNvGraphicFramePr>
+                  <a:graphic>
+                    <a:graphicData uri="http://schemas.openxmlformats.org/drawingml/2006/picture">
+                      <pic:pic>
+                        <pic:nvPicPr>
+                          <pic:cNvPr id="0" name="pechat.png"/>
+                          <pic:cNvPicPr/>
+                        </pic:nvPicPr>
+                        <pic:blipFill>
+                          <a:blip r:embed="rId7"/>
+                          <a:stretch>
+                            <a:fillRect/>
+                          </a:stretch>
+                        </pic:blipFill>
+                        <pic:spPr>
+                          <a:xfrm>
+                            <a:off x="0" y="0"/>
+                            <a:ext cx="792000" cy="776571"/>
+                          </a:xfrm>
+                          <a:prstGeom prst="rect"/>
+                        </pic:spPr>
+                      </pic:pic>
+                    </a:graphicData>
+                  </a:graphic>
+                </wp:inline>
+              </w:drawing>
             </w:r>
             <w:r>
               <w:rPr>

--- a/backend/contract_templates/kalendar_reja.docx
+++ b/backend/contract_templates/kalendar_reja.docx
@@ -1,6 +1,6 @@
 
 <file path=word/document.xml><?xml version="1.0" encoding="utf-8"?>
-<w:document xmlns:wpc="http://schemas.microsoft.com/office/word/2010/wordprocessingCanvas" xmlns:cx="http://schemas.microsoft.com/office/drawing/2014/chartex" xmlns:cx1="http://schemas.microsoft.com/office/drawing/2015/9/8/chartex" xmlns:cx2="http://schemas.microsoft.com/office/drawing/2015/10/21/chartex" xmlns:cx3="http://schemas.microsoft.com/office/drawing/2016/5/9/chartex" xmlns:cx4="http://schemas.microsoft.com/office/drawing/2016/5/10/chartex" xmlns:cx5="http://schemas.microsoft.com/office/drawing/2016/5/11/chartex" xmlns:cx6="http://schemas.microsoft.com/office/drawing/2016/5/12/chartex" xmlns:cx7="http://schemas.microsoft.com/office/drawing/2016/5/13/chartex" xmlns:cx8="http://schemas.microsoft.com/office/drawing/2016/5/14/chartex" xmlns:mc="http://schemas.openxmlformats.org/markup-compatibility/2006" xmlns:aink="http://schemas.microsoft.com/office/drawing/2016/ink" xmlns:am3d="http://schemas.microsoft.com/office/drawing/2017/model3d" xmlns:o="urn:schemas-microsoft-com:office:office" xmlns:oel="http://schemas.microsoft.com/office/2019/extlst" xmlns:r="http://schemas.openxmlformats.org/officeDocument/2006/relationships" xmlns:m="http://schemas.openxmlformats.org/officeDocument/2006/math" xmlns:v="urn:schemas-microsoft-com:vml" xmlns:wp14="http://schemas.microsoft.com/office/word/2010/wordprocessingDrawing" xmlns:wp="http://schemas.openxmlformats.org/drawingml/2006/wordprocessingDrawing" xmlns:w10="urn:schemas-microsoft-com:office:word" xmlns:w="http://schemas.openxmlformats.org/wordprocessingml/2006/main" xmlns:w14="http://schemas.microsoft.com/office/word/2010/wordml" xmlns:w15="http://schemas.microsoft.com/office/word/2012/wordml" xmlns:w16cex="http://schemas.microsoft.com/office/word/2018/wordml/cex" xmlns:w16cid="http://schemas.microsoft.com/office/word/2016/wordml/cid" xmlns:w16="http://schemas.microsoft.com/office/word/2018/wordml" xmlns:w16sdtdh="http://schemas.microsoft.com/office/word/2020/wordml/sdtdatahash" xmlns:w16se="http://schemas.microsoft.com/office/word/2015/wordml/symex" xmlns:wpg="http://schemas.microsoft.com/office/word/2010/wordprocessingGroup" xmlns:wpi="http://schemas.microsoft.com/office/word/2010/wordprocessingInk" xmlns:wne="http://schemas.microsoft.com/office/word/2006/wordml" xmlns:wps="http://schemas.microsoft.com/office/word/2010/wordprocessingShape" mc:Ignorable="w14 w15 w16se w16cid w16 w16cex w16sdtdh wp14">
+<w:document xmlns:wpc="http://schemas.microsoft.com/office/word/2010/wordprocessingCanvas" xmlns:cx="http://schemas.microsoft.com/office/drawing/2014/chartex" xmlns:cx1="http://schemas.microsoft.com/office/drawing/2015/9/8/chartex" xmlns:cx2="http://schemas.microsoft.com/office/drawing/2015/10/21/chartex" xmlns:cx3="http://schemas.microsoft.com/office/drawing/2016/5/9/chartex" xmlns:cx4="http://schemas.microsoft.com/office/drawing/2016/5/10/chartex" xmlns:cx5="http://schemas.microsoft.com/office/drawing/2016/5/11/chartex" xmlns:cx6="http://schemas.microsoft.com/office/drawing/2016/5/12/chartex" xmlns:cx7="http://schemas.microsoft.com/office/drawing/2016/5/13/chartex" xmlns:cx8="http://schemas.microsoft.com/office/drawing/2016/5/14/chartex" xmlns:mc="http://schemas.openxmlformats.org/markup-compatibility/2006" xmlns:aink="http://schemas.microsoft.com/office/drawing/2016/ink" xmlns:am3d="http://schemas.microsoft.com/office/drawing/2017/model3d" xmlns:o="urn:schemas-microsoft-com:office:office" xmlns:oel="http://schemas.microsoft.com/office/2019/extlst" xmlns:r="http://schemas.openxmlformats.org/officeDocument/2006/relationships" xmlns:m="http://schemas.openxmlformats.org/officeDocument/2006/math" xmlns:v="urn:schemas-microsoft-com:vml" xmlns:wp14="http://schemas.microsoft.com/office/word/2010/wordprocessingDrawing" xmlns:wp="http://schemas.openxmlformats.org/drawingml/2006/wordprocessingDrawing" xmlns:w10="urn:schemas-microsoft-com:office:word" xmlns:w="http://schemas.openxmlformats.org/wordprocessingml/2006/main" xmlns:w14="http://schemas.microsoft.com/office/word/2010/wordml" xmlns:w15="http://schemas.microsoft.com/office/word/2012/wordml" xmlns:w16cex="http://schemas.microsoft.com/office/word/2018/wordml/cex" xmlns:w16cid="http://schemas.microsoft.com/office/word/2016/wordml/cid" xmlns:w16="http://schemas.microsoft.com/office/word/2018/wordml" xmlns:w16du="http://schemas.microsoft.com/office/word/2023/wordml/word16du" xmlns:w16sdtdh="http://schemas.microsoft.com/office/word/2020/wordml/sdtdatahash" xmlns:w16sdtfl="http://schemas.microsoft.com/office/word/2024/wordml/sdtformatlock" xmlns:w16se="http://schemas.microsoft.com/office/word/2015/wordml/symex" xmlns:wpg="http://schemas.microsoft.com/office/word/2010/wordprocessingGroup" xmlns:wpi="http://schemas.microsoft.com/office/word/2010/wordprocessingInk" xmlns:wne="http://schemas.microsoft.com/office/word/2006/wordml" xmlns:wps="http://schemas.microsoft.com/office/word/2010/wordprocessingShape" mc:Ignorable="w14 w15 w16se w16cid w16 w16cex w16sdtdh w16sdtfl w16du wp14">
   <w:body>
     <w:p>
       <w:pPr>
@@ -16,23 +16,7 @@
           <w:rFonts w:ascii="Times New Roman" w:hAnsi="Times New Roman" w:cs="Times New Roman"/>
           <w:lang w:val="en-US"/>
         </w:rPr>
-        <w:t>{{</w:t>
-      </w:r>
-      <w:proofErr w:type="spellStart"/>
-      <w:r>
-        <w:rPr>
-          <w:rFonts w:ascii="Times New Roman" w:hAnsi="Times New Roman" w:cs="Times New Roman"/>
-          <w:lang w:val="en-US"/>
-        </w:rPr>
-        <w:t>shnq_name</w:t>
-      </w:r>
-      <w:proofErr w:type="spellEnd"/>
-      <w:r>
-        <w:rPr>
-          <w:rFonts w:ascii="Times New Roman" w:hAnsi="Times New Roman" w:cs="Times New Roman"/>
-          <w:lang w:val="en-US"/>
-        </w:rPr>
-        <w:t>}}</w:t>
+        <w:t>{{shnq_name}}</w:t>
       </w:r>
     </w:p>
     <w:p>
@@ -559,49 +543,42 @@
               </w:rPr>
               <w:t xml:space="preserve"> </w:t>
             </w:r>
-            <w:proofErr w:type="spellStart"/>
             <w:r>
               <w:rPr>
                 <w:rFonts w:ascii="Times New Roman" w:hAnsi="Times New Roman" w:cs="Times New Roman"/>
               </w:rPr>
               <w:t>Normalash</w:t>
             </w:r>
-            <w:proofErr w:type="spellEnd"/>
-            <w:r>
-              <w:rPr>
-                <w:rFonts w:ascii="Times New Roman" w:hAnsi="Times New Roman" w:cs="Times New Roman"/>
-              </w:rPr>
-              <w:t xml:space="preserve"> </w:t>
-            </w:r>
-            <w:proofErr w:type="spellStart"/>
+            <w:r>
+              <w:rPr>
+                <w:rFonts w:ascii="Times New Roman" w:hAnsi="Times New Roman" w:cs="Times New Roman"/>
+              </w:rPr>
+              <w:t xml:space="preserve"> </w:t>
+            </w:r>
             <w:r>
               <w:rPr>
                 <w:rFonts w:ascii="Times New Roman" w:hAnsi="Times New Roman" w:cs="Times New Roman"/>
               </w:rPr>
               <w:t>ob’ekti</w:t>
             </w:r>
-            <w:proofErr w:type="spellEnd"/>
-            <w:r>
-              <w:rPr>
-                <w:rFonts w:ascii="Times New Roman" w:hAnsi="Times New Roman" w:cs="Times New Roman"/>
-              </w:rPr>
-              <w:t xml:space="preserve"> </w:t>
-            </w:r>
-            <w:proofErr w:type="spellStart"/>
+            <w:r>
+              <w:rPr>
+                <w:rFonts w:ascii="Times New Roman" w:hAnsi="Times New Roman" w:cs="Times New Roman"/>
+              </w:rPr>
+              <w:t xml:space="preserve"> </w:t>
+            </w:r>
             <w:r>
               <w:rPr>
                 <w:rFonts w:ascii="Times New Roman" w:hAnsi="Times New Roman" w:cs="Times New Roman"/>
               </w:rPr>
               <w:t>bo‘yicha</w:t>
             </w:r>
-            <w:proofErr w:type="spellEnd"/>
-            <w:r>
-              <w:rPr>
-                <w:rFonts w:ascii="Times New Roman" w:hAnsi="Times New Roman" w:cs="Times New Roman"/>
-              </w:rPr>
-              <w:t xml:space="preserve"> </w:t>
-            </w:r>
-            <w:proofErr w:type="spellStart"/>
+            <w:r>
+              <w:rPr>
+                <w:rFonts w:ascii="Times New Roman" w:hAnsi="Times New Roman" w:cs="Times New Roman"/>
+              </w:rPr>
+              <w:t xml:space="preserve"> </w:t>
+            </w:r>
             <w:r>
               <w:rPr>
                 <w:rFonts w:ascii="Times New Roman" w:hAnsi="Times New Roman" w:cs="Times New Roman"/>
@@ -620,28 +597,24 @@
               </w:rPr>
               <w:t>texnik</w:t>
             </w:r>
-            <w:proofErr w:type="spellEnd"/>
-            <w:r>
-              <w:rPr>
-                <w:rFonts w:ascii="Times New Roman" w:hAnsi="Times New Roman" w:cs="Times New Roman"/>
-              </w:rPr>
-              <w:t xml:space="preserve"> </w:t>
-            </w:r>
-            <w:proofErr w:type="spellStart"/>
+            <w:r>
+              <w:rPr>
+                <w:rFonts w:ascii="Times New Roman" w:hAnsi="Times New Roman" w:cs="Times New Roman"/>
+              </w:rPr>
+              <w:t xml:space="preserve"> </w:t>
+            </w:r>
             <w:r>
               <w:rPr>
                 <w:rFonts w:ascii="Times New Roman" w:hAnsi="Times New Roman" w:cs="Times New Roman"/>
               </w:rPr>
               <w:t>ma’lumotlarni</w:t>
             </w:r>
-            <w:proofErr w:type="spellEnd"/>
             <w:r>
               <w:rPr>
                 <w:rFonts w:ascii="Times New Roman" w:hAnsi="Times New Roman" w:cs="Times New Roman"/>
               </w:rPr>
               <w:t xml:space="preserve">, </w:t>
             </w:r>
-            <w:proofErr w:type="spellStart"/>
             <w:r>
               <w:rPr>
                 <w:rFonts w:ascii="Times New Roman" w:hAnsi="Times New Roman" w:cs="Times New Roman"/>
@@ -660,28 +633,24 @@
               </w:rPr>
               <w:t>tadqiqot</w:t>
             </w:r>
-            <w:proofErr w:type="spellEnd"/>
-            <w:r>
-              <w:rPr>
-                <w:rFonts w:ascii="Times New Roman" w:hAnsi="Times New Roman" w:cs="Times New Roman"/>
-              </w:rPr>
-              <w:t xml:space="preserve"> </w:t>
-            </w:r>
-            <w:proofErr w:type="spellStart"/>
+            <w:r>
+              <w:rPr>
+                <w:rFonts w:ascii="Times New Roman" w:hAnsi="Times New Roman" w:cs="Times New Roman"/>
+              </w:rPr>
+              <w:t xml:space="preserve"> </w:t>
+            </w:r>
             <w:r>
               <w:rPr>
                 <w:rFonts w:ascii="Times New Roman" w:hAnsi="Times New Roman" w:cs="Times New Roman"/>
               </w:rPr>
               <w:t>ishlarini</w:t>
             </w:r>
-            <w:proofErr w:type="spellEnd"/>
             <w:r>
               <w:rPr>
                 <w:rFonts w:ascii="Times New Roman" w:hAnsi="Times New Roman" w:cs="Times New Roman"/>
               </w:rPr>
               <w:t xml:space="preserve">, </w:t>
             </w:r>
-            <w:proofErr w:type="spellStart"/>
             <w:r>
               <w:rPr>
                 <w:rFonts w:ascii="Times New Roman" w:hAnsi="Times New Roman" w:cs="Times New Roman"/>
@@ -700,371 +669,318 @@
               </w:rPr>
               <w:t>texnik</w:t>
             </w:r>
-            <w:proofErr w:type="spellEnd"/>
-            <w:r>
-              <w:rPr>
-                <w:rFonts w:ascii="Times New Roman" w:hAnsi="Times New Roman" w:cs="Times New Roman"/>
-              </w:rPr>
-              <w:t xml:space="preserve"> </w:t>
-            </w:r>
-            <w:proofErr w:type="spellStart"/>
+            <w:r>
+              <w:rPr>
+                <w:rFonts w:ascii="Times New Roman" w:hAnsi="Times New Roman" w:cs="Times New Roman"/>
+              </w:rPr>
+              <w:t xml:space="preserve"> </w:t>
+            </w:r>
             <w:r>
               <w:rPr>
                 <w:rFonts w:ascii="Times New Roman" w:hAnsi="Times New Roman" w:cs="Times New Roman"/>
               </w:rPr>
               <w:t>yutuqlarni</w:t>
             </w:r>
-            <w:proofErr w:type="spellEnd"/>
-            <w:r>
-              <w:rPr>
-                <w:rFonts w:ascii="Times New Roman" w:hAnsi="Times New Roman" w:cs="Times New Roman"/>
-              </w:rPr>
-              <w:t xml:space="preserve"> </w:t>
-            </w:r>
-            <w:proofErr w:type="spellStart"/>
+            <w:r>
+              <w:rPr>
+                <w:rFonts w:ascii="Times New Roman" w:hAnsi="Times New Roman" w:cs="Times New Roman"/>
+              </w:rPr>
+              <w:t xml:space="preserve"> </w:t>
+            </w:r>
             <w:r>
               <w:rPr>
                 <w:rFonts w:ascii="Times New Roman" w:hAnsi="Times New Roman" w:cs="Times New Roman"/>
               </w:rPr>
               <w:t>va</w:t>
             </w:r>
-            <w:proofErr w:type="spellEnd"/>
-            <w:r>
-              <w:rPr>
-                <w:rFonts w:ascii="Times New Roman" w:hAnsi="Times New Roman" w:cs="Times New Roman"/>
-              </w:rPr>
-              <w:t xml:space="preserve"> </w:t>
-            </w:r>
-            <w:proofErr w:type="spellStart"/>
+            <w:r>
+              <w:rPr>
+                <w:rFonts w:ascii="Times New Roman" w:hAnsi="Times New Roman" w:cs="Times New Roman"/>
+              </w:rPr>
+              <w:t xml:space="preserve"> </w:t>
+            </w:r>
             <w:r>
               <w:rPr>
                 <w:rFonts w:ascii="Times New Roman" w:hAnsi="Times New Roman" w:cs="Times New Roman"/>
               </w:rPr>
               <w:t>xalqaro</w:t>
             </w:r>
-            <w:proofErr w:type="spellEnd"/>
             <w:r>
               <w:rPr>
                 <w:rFonts w:ascii="Times New Roman" w:hAnsi="Times New Roman" w:cs="Times New Roman"/>
               </w:rPr>
               <w:t xml:space="preserve"> (</w:t>
             </w:r>
-            <w:proofErr w:type="spellStart"/>
             <w:r>
               <w:rPr>
                 <w:rFonts w:ascii="Times New Roman" w:hAnsi="Times New Roman" w:cs="Times New Roman"/>
               </w:rPr>
               <w:t>davlatlararo</w:t>
             </w:r>
-            <w:proofErr w:type="spellEnd"/>
             <w:r>
               <w:rPr>
                 <w:rFonts w:ascii="Times New Roman" w:hAnsi="Times New Roman" w:cs="Times New Roman"/>
               </w:rPr>
               <w:t xml:space="preserve">) </w:t>
             </w:r>
-            <w:proofErr w:type="spellStart"/>
             <w:r>
               <w:rPr>
                 <w:rFonts w:ascii="Times New Roman" w:hAnsi="Times New Roman" w:cs="Times New Roman"/>
               </w:rPr>
               <w:t>standartlarni</w:t>
             </w:r>
-            <w:proofErr w:type="spellEnd"/>
-            <w:r>
-              <w:rPr>
-                <w:rFonts w:ascii="Times New Roman" w:hAnsi="Times New Roman" w:cs="Times New Roman"/>
-              </w:rPr>
-              <w:t xml:space="preserve"> </w:t>
-            </w:r>
-            <w:proofErr w:type="spellStart"/>
+            <w:r>
+              <w:rPr>
+                <w:rFonts w:ascii="Times New Roman" w:hAnsi="Times New Roman" w:cs="Times New Roman"/>
+              </w:rPr>
+              <w:t xml:space="preserve"> </w:t>
+            </w:r>
             <w:r>
               <w:rPr>
                 <w:rFonts w:ascii="Times New Roman" w:hAnsi="Times New Roman" w:cs="Times New Roman"/>
               </w:rPr>
               <w:t>qidirib</w:t>
             </w:r>
-            <w:proofErr w:type="spellEnd"/>
             <w:r>
               <w:rPr>
                 <w:rFonts w:ascii="Times New Roman" w:hAnsi="Times New Roman" w:cs="Times New Roman"/>
               </w:rPr>
               <w:t xml:space="preserve">, </w:t>
             </w:r>
-            <w:proofErr w:type="spellStart"/>
             <w:r>
               <w:rPr>
                 <w:rFonts w:ascii="Times New Roman" w:hAnsi="Times New Roman" w:cs="Times New Roman"/>
               </w:rPr>
               <w:t>o‘rganish</w:t>
             </w:r>
-            <w:proofErr w:type="spellEnd"/>
             <w:r>
               <w:rPr>
                 <w:rFonts w:ascii="Times New Roman" w:hAnsi="Times New Roman" w:cs="Times New Roman"/>
               </w:rPr>
               <w:t xml:space="preserve">, </w:t>
             </w:r>
-            <w:proofErr w:type="spellStart"/>
             <w:r>
               <w:rPr>
                 <w:rFonts w:ascii="Times New Roman" w:hAnsi="Times New Roman" w:cs="Times New Roman"/>
               </w:rPr>
               <w:t>yig‘ilgan</w:t>
             </w:r>
-            <w:proofErr w:type="spellEnd"/>
-            <w:r>
-              <w:rPr>
-                <w:rFonts w:ascii="Times New Roman" w:hAnsi="Times New Roman" w:cs="Times New Roman"/>
-              </w:rPr>
-              <w:t xml:space="preserve"> </w:t>
-            </w:r>
-            <w:proofErr w:type="spellStart"/>
+            <w:r>
+              <w:rPr>
+                <w:rFonts w:ascii="Times New Roman" w:hAnsi="Times New Roman" w:cs="Times New Roman"/>
+              </w:rPr>
+              <w:t xml:space="preserve"> </w:t>
+            </w:r>
             <w:r>
               <w:rPr>
                 <w:rFonts w:ascii="Times New Roman" w:hAnsi="Times New Roman" w:cs="Times New Roman"/>
               </w:rPr>
               <w:t>materiallarni</w:t>
             </w:r>
-            <w:proofErr w:type="spellEnd"/>
-            <w:r>
-              <w:rPr>
-                <w:rFonts w:ascii="Times New Roman" w:hAnsi="Times New Roman" w:cs="Times New Roman"/>
-              </w:rPr>
-              <w:t xml:space="preserve"> </w:t>
-            </w:r>
-            <w:proofErr w:type="spellStart"/>
+            <w:r>
+              <w:rPr>
+                <w:rFonts w:ascii="Times New Roman" w:hAnsi="Times New Roman" w:cs="Times New Roman"/>
+              </w:rPr>
+              <w:t xml:space="preserve"> </w:t>
+            </w:r>
             <w:r>
               <w:rPr>
                 <w:rFonts w:ascii="Times New Roman" w:hAnsi="Times New Roman" w:cs="Times New Roman"/>
               </w:rPr>
               <w:t>jamlash</w:t>
             </w:r>
-            <w:proofErr w:type="spellEnd"/>
             <w:r>
               <w:rPr>
                 <w:rFonts w:ascii="Times New Roman" w:hAnsi="Times New Roman" w:cs="Times New Roman"/>
               </w:rPr>
               <w:t xml:space="preserve">, </w:t>
             </w:r>
-            <w:proofErr w:type="spellStart"/>
             <w:r>
               <w:rPr>
                 <w:rFonts w:ascii="Times New Roman" w:hAnsi="Times New Roman" w:cs="Times New Roman"/>
               </w:rPr>
               <w:t>tahlil</w:t>
             </w:r>
-            <w:proofErr w:type="spellEnd"/>
-            <w:r>
-              <w:rPr>
-                <w:rFonts w:ascii="Times New Roman" w:hAnsi="Times New Roman" w:cs="Times New Roman"/>
-              </w:rPr>
-              <w:t xml:space="preserve"> </w:t>
-            </w:r>
-            <w:proofErr w:type="spellStart"/>
+            <w:r>
+              <w:rPr>
+                <w:rFonts w:ascii="Times New Roman" w:hAnsi="Times New Roman" w:cs="Times New Roman"/>
+              </w:rPr>
+              <w:t xml:space="preserve"> </w:t>
+            </w:r>
             <w:r>
               <w:rPr>
                 <w:rFonts w:ascii="Times New Roman" w:hAnsi="Times New Roman" w:cs="Times New Roman"/>
               </w:rPr>
               <w:t>qilish</w:t>
             </w:r>
-            <w:proofErr w:type="spellEnd"/>
             <w:r>
               <w:rPr>
                 <w:rFonts w:ascii="Times New Roman" w:hAnsi="Times New Roman" w:cs="Times New Roman"/>
               </w:rPr>
               <w:t xml:space="preserve">. </w:t>
             </w:r>
-            <w:proofErr w:type="spellStart"/>
             <w:r>
               <w:rPr>
                 <w:rFonts w:ascii="Times New Roman" w:hAnsi="Times New Roman" w:cs="Times New Roman"/>
               </w:rPr>
               <w:t>Qayta</w:t>
             </w:r>
-            <w:proofErr w:type="spellEnd"/>
-            <w:r>
-              <w:rPr>
-                <w:rFonts w:ascii="Times New Roman" w:hAnsi="Times New Roman" w:cs="Times New Roman"/>
-              </w:rPr>
-              <w:t xml:space="preserve"> </w:t>
-            </w:r>
-            <w:proofErr w:type="spellStart"/>
+            <w:r>
+              <w:rPr>
+                <w:rFonts w:ascii="Times New Roman" w:hAnsi="Times New Roman" w:cs="Times New Roman"/>
+              </w:rPr>
+              <w:t xml:space="preserve"> </w:t>
+            </w:r>
             <w:r>
               <w:rPr>
                 <w:rFonts w:ascii="Times New Roman" w:hAnsi="Times New Roman" w:cs="Times New Roman"/>
               </w:rPr>
               <w:t>ishlab</w:t>
             </w:r>
-            <w:proofErr w:type="spellEnd"/>
-            <w:r>
-              <w:rPr>
-                <w:rFonts w:ascii="Times New Roman" w:hAnsi="Times New Roman" w:cs="Times New Roman"/>
-              </w:rPr>
-              <w:t xml:space="preserve"> </w:t>
-            </w:r>
-            <w:proofErr w:type="spellStart"/>
+            <w:r>
+              <w:rPr>
+                <w:rFonts w:ascii="Times New Roman" w:hAnsi="Times New Roman" w:cs="Times New Roman"/>
+              </w:rPr>
+              <w:t xml:space="preserve"> </w:t>
+            </w:r>
             <w:r>
               <w:rPr>
                 <w:rFonts w:ascii="Times New Roman" w:hAnsi="Times New Roman" w:cs="Times New Roman"/>
               </w:rPr>
               <w:t>chiqilayotgan</w:t>
             </w:r>
-            <w:proofErr w:type="spellEnd"/>
-            <w:r>
-              <w:rPr>
-                <w:rFonts w:ascii="Times New Roman" w:hAnsi="Times New Roman" w:cs="Times New Roman"/>
-              </w:rPr>
-              <w:t xml:space="preserve"> </w:t>
-            </w:r>
-            <w:proofErr w:type="spellStart"/>
+            <w:r>
+              <w:rPr>
+                <w:rFonts w:ascii="Times New Roman" w:hAnsi="Times New Roman" w:cs="Times New Roman"/>
+              </w:rPr>
+              <w:t xml:space="preserve"> </w:t>
+            </w:r>
             <w:r>
               <w:rPr>
                 <w:rFonts w:ascii="Times New Roman" w:hAnsi="Times New Roman" w:cs="Times New Roman"/>
               </w:rPr>
               <w:t>normalash</w:t>
             </w:r>
-            <w:proofErr w:type="spellEnd"/>
-            <w:r>
-              <w:rPr>
-                <w:rFonts w:ascii="Times New Roman" w:hAnsi="Times New Roman" w:cs="Times New Roman"/>
-              </w:rPr>
-              <w:t xml:space="preserve"> </w:t>
-            </w:r>
-            <w:proofErr w:type="spellStart"/>
+            <w:r>
+              <w:rPr>
+                <w:rFonts w:ascii="Times New Roman" w:hAnsi="Times New Roman" w:cs="Times New Roman"/>
+              </w:rPr>
+              <w:t xml:space="preserve"> </w:t>
+            </w:r>
             <w:r>
               <w:rPr>
                 <w:rFonts w:ascii="Times New Roman" w:hAnsi="Times New Roman" w:cs="Times New Roman"/>
               </w:rPr>
               <w:t>ob’ektini</w:t>
             </w:r>
-            <w:proofErr w:type="spellEnd"/>
-            <w:r>
-              <w:rPr>
-                <w:rFonts w:ascii="Times New Roman" w:hAnsi="Times New Roman" w:cs="Times New Roman"/>
-              </w:rPr>
-              <w:t xml:space="preserve"> </w:t>
-            </w:r>
-            <w:proofErr w:type="spellStart"/>
+            <w:r>
+              <w:rPr>
+                <w:rFonts w:ascii="Times New Roman" w:hAnsi="Times New Roman" w:cs="Times New Roman"/>
+              </w:rPr>
+              <w:t xml:space="preserve"> </w:t>
+            </w:r>
             <w:r>
               <w:rPr>
                 <w:rFonts w:ascii="Times New Roman" w:hAnsi="Times New Roman" w:cs="Times New Roman"/>
               </w:rPr>
               <w:t>zarur</w:t>
             </w:r>
-            <w:proofErr w:type="spellEnd"/>
-            <w:r>
-              <w:rPr>
-                <w:rFonts w:ascii="Times New Roman" w:hAnsi="Times New Roman" w:cs="Times New Roman"/>
-              </w:rPr>
-              <w:t xml:space="preserve"> </w:t>
-            </w:r>
-            <w:proofErr w:type="spellStart"/>
+            <w:r>
+              <w:rPr>
+                <w:rFonts w:ascii="Times New Roman" w:hAnsi="Times New Roman" w:cs="Times New Roman"/>
+              </w:rPr>
+              <w:t xml:space="preserve"> </w:t>
+            </w:r>
             <w:r>
               <w:rPr>
                 <w:rFonts w:ascii="Times New Roman" w:hAnsi="Times New Roman" w:cs="Times New Roman"/>
               </w:rPr>
               <w:t>hollarda</w:t>
             </w:r>
-            <w:proofErr w:type="spellEnd"/>
-            <w:r>
-              <w:rPr>
-                <w:rFonts w:ascii="Times New Roman" w:hAnsi="Times New Roman" w:cs="Times New Roman"/>
-              </w:rPr>
-              <w:t xml:space="preserve"> </w:t>
-            </w:r>
-            <w:proofErr w:type="spellStart"/>
+            <w:r>
+              <w:rPr>
+                <w:rFonts w:ascii="Times New Roman" w:hAnsi="Times New Roman" w:cs="Times New Roman"/>
+              </w:rPr>
+              <w:t xml:space="preserve"> </w:t>
+            </w:r>
             <w:r>
               <w:rPr>
                 <w:rFonts w:ascii="Times New Roman" w:hAnsi="Times New Roman" w:cs="Times New Roman"/>
               </w:rPr>
               <w:t>tarjima</w:t>
             </w:r>
-            <w:proofErr w:type="spellEnd"/>
-            <w:r>
-              <w:rPr>
-                <w:rFonts w:ascii="Times New Roman" w:hAnsi="Times New Roman" w:cs="Times New Roman"/>
-              </w:rPr>
-              <w:t xml:space="preserve"> </w:t>
-            </w:r>
-            <w:proofErr w:type="spellStart"/>
+            <w:r>
+              <w:rPr>
+                <w:rFonts w:ascii="Times New Roman" w:hAnsi="Times New Roman" w:cs="Times New Roman"/>
+              </w:rPr>
+              <w:t xml:space="preserve"> </w:t>
+            </w:r>
             <w:r>
               <w:rPr>
                 <w:rFonts w:ascii="Times New Roman" w:hAnsi="Times New Roman" w:cs="Times New Roman"/>
               </w:rPr>
               <w:t>qilish</w:t>
             </w:r>
-            <w:proofErr w:type="spellEnd"/>
             <w:r>
               <w:rPr>
                 <w:rFonts w:ascii="Times New Roman" w:hAnsi="Times New Roman" w:cs="Times New Roman"/>
               </w:rPr>
               <w:t xml:space="preserve">. </w:t>
             </w:r>
-            <w:proofErr w:type="spellStart"/>
             <w:r>
               <w:rPr>
                 <w:rFonts w:ascii="Times New Roman" w:hAnsi="Times New Roman" w:cs="Times New Roman"/>
               </w:rPr>
               <w:t>Unda</w:t>
             </w:r>
-            <w:proofErr w:type="spellEnd"/>
-            <w:r>
-              <w:rPr>
-                <w:rFonts w:ascii="Times New Roman" w:hAnsi="Times New Roman" w:cs="Times New Roman"/>
-              </w:rPr>
-              <w:t xml:space="preserve"> </w:t>
-            </w:r>
-            <w:proofErr w:type="spellStart"/>
+            <w:r>
+              <w:rPr>
+                <w:rFonts w:ascii="Times New Roman" w:hAnsi="Times New Roman" w:cs="Times New Roman"/>
+              </w:rPr>
+              <w:t xml:space="preserve"> </w:t>
+            </w:r>
             <w:r>
               <w:rPr>
                 <w:rFonts w:ascii="Times New Roman" w:hAnsi="Times New Roman" w:cs="Times New Roman"/>
               </w:rPr>
               <w:t>me’yoriy</w:t>
             </w:r>
-            <w:proofErr w:type="spellEnd"/>
-            <w:r>
-              <w:rPr>
-                <w:rFonts w:ascii="Times New Roman" w:hAnsi="Times New Roman" w:cs="Times New Roman"/>
-              </w:rPr>
-              <w:t xml:space="preserve"> </w:t>
-            </w:r>
-            <w:proofErr w:type="spellStart"/>
+            <w:r>
+              <w:rPr>
+                <w:rFonts w:ascii="Times New Roman" w:hAnsi="Times New Roman" w:cs="Times New Roman"/>
+              </w:rPr>
+              <w:t xml:space="preserve"> </w:t>
+            </w:r>
             <w:r>
               <w:rPr>
                 <w:rFonts w:ascii="Times New Roman" w:hAnsi="Times New Roman" w:cs="Times New Roman"/>
               </w:rPr>
               <w:t>hujjatlarga</w:t>
             </w:r>
-            <w:proofErr w:type="spellEnd"/>
-            <w:r>
-              <w:rPr>
-                <w:rFonts w:ascii="Times New Roman" w:hAnsi="Times New Roman" w:cs="Times New Roman"/>
-              </w:rPr>
-              <w:t xml:space="preserve"> </w:t>
-            </w:r>
-            <w:proofErr w:type="spellStart"/>
+            <w:r>
+              <w:rPr>
+                <w:rFonts w:ascii="Times New Roman" w:hAnsi="Times New Roman" w:cs="Times New Roman"/>
+              </w:rPr>
+              <w:t xml:space="preserve"> </w:t>
+            </w:r>
             <w:r>
               <w:rPr>
                 <w:rFonts w:ascii="Times New Roman" w:hAnsi="Times New Roman" w:cs="Times New Roman"/>
               </w:rPr>
               <w:t>havolalarni</w:t>
             </w:r>
-            <w:proofErr w:type="spellEnd"/>
-            <w:r>
-              <w:rPr>
-                <w:rFonts w:ascii="Times New Roman" w:hAnsi="Times New Roman" w:cs="Times New Roman"/>
-              </w:rPr>
-              <w:t xml:space="preserve"> </w:t>
-            </w:r>
-            <w:proofErr w:type="spellStart"/>
+            <w:r>
+              <w:rPr>
+                <w:rFonts w:ascii="Times New Roman" w:hAnsi="Times New Roman" w:cs="Times New Roman"/>
+              </w:rPr>
+              <w:t xml:space="preserve"> </w:t>
+            </w:r>
             <w:r>
               <w:rPr>
                 <w:rFonts w:ascii="Times New Roman" w:hAnsi="Times New Roman" w:cs="Times New Roman"/>
               </w:rPr>
               <w:t>tekshirish</w:t>
             </w:r>
-            <w:proofErr w:type="spellEnd"/>
             <w:r>
               <w:rPr>
                 <w:rFonts w:ascii="Times New Roman" w:hAnsi="Times New Roman" w:cs="Times New Roman"/>
@@ -1090,21 +1006,7 @@
               <w:rPr>
                 <w:rFonts w:ascii="Times New Roman" w:hAnsi="Times New Roman" w:cs="Times New Roman"/>
               </w:rPr>
-              <w:t>{{</w:t>
-            </w:r>
-            <w:proofErr w:type="spellStart"/>
-            <w:r>
-              <w:rPr>
-                <w:rFonts w:ascii="Times New Roman" w:hAnsi="Times New Roman" w:cs="Times New Roman"/>
-              </w:rPr>
-              <w:t>I_start</w:t>
-            </w:r>
-            <w:proofErr w:type="spellEnd"/>
-            <w:r>
-              <w:rPr>
-                <w:rFonts w:ascii="Times New Roman" w:hAnsi="Times New Roman" w:cs="Times New Roman"/>
-              </w:rPr>
-              <w:t>}}</w:t>
+              <w:t>{{I_start}}</w:t>
             </w:r>
           </w:p>
         </w:tc>
@@ -1125,21 +1027,7 @@
               <w:rPr>
                 <w:rFonts w:ascii="Times New Roman" w:hAnsi="Times New Roman" w:cs="Times New Roman"/>
               </w:rPr>
-              <w:t>{{</w:t>
-            </w:r>
-            <w:proofErr w:type="spellStart"/>
-            <w:r>
-              <w:rPr>
-                <w:rFonts w:ascii="Times New Roman" w:hAnsi="Times New Roman" w:cs="Times New Roman"/>
-              </w:rPr>
-              <w:t>I_end</w:t>
-            </w:r>
-            <w:proofErr w:type="spellEnd"/>
-            <w:r>
-              <w:rPr>
-                <w:rFonts w:ascii="Times New Roman" w:hAnsi="Times New Roman" w:cs="Times New Roman"/>
-              </w:rPr>
-              <w:t>}}</w:t>
+              <w:t>{{I_end}}</w:t>
             </w:r>
           </w:p>
         </w:tc>
@@ -1161,21 +1049,7 @@
               <w:rPr>
                 <w:rFonts w:ascii="Times New Roman" w:hAnsi="Times New Roman" w:cs="Times New Roman"/>
               </w:rPr>
-              <w:t>{{</w:t>
-            </w:r>
-            <w:proofErr w:type="spellStart"/>
-            <w:r>
-              <w:rPr>
-                <w:rFonts w:ascii="Times New Roman" w:hAnsi="Times New Roman" w:cs="Times New Roman"/>
-              </w:rPr>
-              <w:t>I_summa</w:t>
-            </w:r>
-            <w:proofErr w:type="spellEnd"/>
-            <w:r>
-              <w:rPr>
-                <w:rFonts w:ascii="Times New Roman" w:hAnsi="Times New Roman" w:cs="Times New Roman"/>
-              </w:rPr>
-              <w:t>}}</w:t>
+              <w:t>{{I_summa}}</w:t>
             </w:r>
           </w:p>
         </w:tc>
@@ -1233,126 +1107,108 @@
               </w:rPr>
               <w:t xml:space="preserve"> </w:t>
             </w:r>
-            <w:proofErr w:type="spellStart"/>
             <w:r>
               <w:rPr>
                 <w:rFonts w:ascii="Times New Roman" w:hAnsi="Times New Roman" w:cs="Times New Roman"/>
               </w:rPr>
               <w:t>Me’yoriy</w:t>
             </w:r>
-            <w:proofErr w:type="spellEnd"/>
-            <w:r>
-              <w:rPr>
-                <w:rFonts w:ascii="Times New Roman" w:hAnsi="Times New Roman" w:cs="Times New Roman"/>
-              </w:rPr>
-              <w:t xml:space="preserve"> </w:t>
-            </w:r>
-            <w:proofErr w:type="spellStart"/>
+            <w:r>
+              <w:rPr>
+                <w:rFonts w:ascii="Times New Roman" w:hAnsi="Times New Roman" w:cs="Times New Roman"/>
+              </w:rPr>
+              <w:t xml:space="preserve"> </w:t>
+            </w:r>
             <w:r>
               <w:rPr>
                 <w:rFonts w:ascii="Times New Roman" w:hAnsi="Times New Roman" w:cs="Times New Roman"/>
               </w:rPr>
               <w:t>hujjatni</w:t>
             </w:r>
-            <w:proofErr w:type="spellEnd"/>
-            <w:r>
-              <w:rPr>
-                <w:rFonts w:ascii="Times New Roman" w:hAnsi="Times New Roman" w:cs="Times New Roman"/>
-              </w:rPr>
-              <w:t xml:space="preserve"> </w:t>
-            </w:r>
-            <w:proofErr w:type="spellStart"/>
+            <w:r>
+              <w:rPr>
+                <w:rFonts w:ascii="Times New Roman" w:hAnsi="Times New Roman" w:cs="Times New Roman"/>
+              </w:rPr>
+              <w:t xml:space="preserve"> </w:t>
+            </w:r>
             <w:r>
               <w:rPr>
                 <w:rFonts w:ascii="Times New Roman" w:hAnsi="Times New Roman" w:cs="Times New Roman"/>
               </w:rPr>
               <w:t>qayta</w:t>
             </w:r>
-            <w:proofErr w:type="spellEnd"/>
-            <w:r>
-              <w:rPr>
-                <w:rFonts w:ascii="Times New Roman" w:hAnsi="Times New Roman" w:cs="Times New Roman"/>
-              </w:rPr>
-              <w:t xml:space="preserve"> </w:t>
-            </w:r>
-            <w:proofErr w:type="spellStart"/>
+            <w:r>
+              <w:rPr>
+                <w:rFonts w:ascii="Times New Roman" w:hAnsi="Times New Roman" w:cs="Times New Roman"/>
+              </w:rPr>
+              <w:t xml:space="preserve"> </w:t>
+            </w:r>
             <w:r>
               <w:rPr>
                 <w:rFonts w:ascii="Times New Roman" w:hAnsi="Times New Roman" w:cs="Times New Roman"/>
               </w:rPr>
               <w:t>ishlab</w:t>
             </w:r>
-            <w:proofErr w:type="spellEnd"/>
-            <w:r>
-              <w:rPr>
-                <w:rFonts w:ascii="Times New Roman" w:hAnsi="Times New Roman" w:cs="Times New Roman"/>
-              </w:rPr>
-              <w:t xml:space="preserve"> </w:t>
-            </w:r>
-            <w:proofErr w:type="spellStart"/>
+            <w:r>
+              <w:rPr>
+                <w:rFonts w:ascii="Times New Roman" w:hAnsi="Times New Roman" w:cs="Times New Roman"/>
+              </w:rPr>
+              <w:t xml:space="preserve"> </w:t>
+            </w:r>
             <w:r>
               <w:rPr>
                 <w:rFonts w:ascii="Times New Roman" w:hAnsi="Times New Roman" w:cs="Times New Roman"/>
               </w:rPr>
               <w:t>chiqish</w:t>
             </w:r>
-            <w:proofErr w:type="spellEnd"/>
             <w:r>
               <w:rPr>
                 <w:rFonts w:ascii="Times New Roman" w:hAnsi="Times New Roman" w:cs="Times New Roman"/>
               </w:rPr>
               <w:t xml:space="preserve">, </w:t>
             </w:r>
-            <w:proofErr w:type="spellStart"/>
             <w:r>
               <w:rPr>
                 <w:rFonts w:ascii="Times New Roman" w:hAnsi="Times New Roman" w:cs="Times New Roman"/>
               </w:rPr>
               <w:t>ishlab</w:t>
             </w:r>
-            <w:proofErr w:type="spellEnd"/>
-            <w:r>
-              <w:rPr>
-                <w:rFonts w:ascii="Times New Roman" w:hAnsi="Times New Roman" w:cs="Times New Roman"/>
-              </w:rPr>
-              <w:t xml:space="preserve"> </w:t>
-            </w:r>
-            <w:proofErr w:type="spellStart"/>
+            <w:r>
+              <w:rPr>
+                <w:rFonts w:ascii="Times New Roman" w:hAnsi="Times New Roman" w:cs="Times New Roman"/>
+              </w:rPr>
+              <w:t xml:space="preserve"> </w:t>
+            </w:r>
             <w:r>
               <w:rPr>
                 <w:rFonts w:ascii="Times New Roman" w:hAnsi="Times New Roman" w:cs="Times New Roman"/>
               </w:rPr>
               <w:t>chiqilgan</w:t>
             </w:r>
-            <w:proofErr w:type="spellEnd"/>
-            <w:r>
-              <w:rPr>
-                <w:rFonts w:ascii="Times New Roman" w:hAnsi="Times New Roman" w:cs="Times New Roman"/>
-              </w:rPr>
-              <w:t xml:space="preserve"> </w:t>
-            </w:r>
-            <w:proofErr w:type="spellStart"/>
+            <w:r>
+              <w:rPr>
+                <w:rFonts w:ascii="Times New Roman" w:hAnsi="Times New Roman" w:cs="Times New Roman"/>
+              </w:rPr>
+              <w:t xml:space="preserve"> </w:t>
+            </w:r>
             <w:r>
               <w:rPr>
                 <w:rFonts w:ascii="Times New Roman" w:hAnsi="Times New Roman" w:cs="Times New Roman"/>
               </w:rPr>
               <w:t>me’yoriy</w:t>
             </w:r>
-            <w:proofErr w:type="spellEnd"/>
-            <w:r>
-              <w:rPr>
-                <w:rFonts w:ascii="Times New Roman" w:hAnsi="Times New Roman" w:cs="Times New Roman"/>
-              </w:rPr>
-              <w:t xml:space="preserve"> </w:t>
-            </w:r>
-            <w:proofErr w:type="spellStart"/>
+            <w:r>
+              <w:rPr>
+                <w:rFonts w:ascii="Times New Roman" w:hAnsi="Times New Roman" w:cs="Times New Roman"/>
+              </w:rPr>
+              <w:t xml:space="preserve"> </w:t>
+            </w:r>
             <w:r>
               <w:rPr>
                 <w:rFonts w:ascii="Times New Roman" w:hAnsi="Times New Roman" w:cs="Times New Roman"/>
               </w:rPr>
               <w:t>hujjatning</w:t>
             </w:r>
-            <w:proofErr w:type="spellEnd"/>
             <w:r>
               <w:rPr>
                 <w:rFonts w:ascii="Times New Roman" w:hAnsi="Times New Roman" w:cs="Times New Roman"/>
@@ -1371,154 +1227,132 @@
               </w:rPr>
               <w:t xml:space="preserve"> </w:t>
             </w:r>
-            <w:proofErr w:type="spellStart"/>
             <w:r>
               <w:rPr>
                 <w:rFonts w:ascii="Times New Roman" w:hAnsi="Times New Roman" w:cs="Times New Roman"/>
               </w:rPr>
               <w:t>tayyorlash</w:t>
             </w:r>
-            <w:proofErr w:type="spellEnd"/>
             <w:r>
               <w:rPr>
                 <w:rFonts w:ascii="Times New Roman" w:hAnsi="Times New Roman" w:cs="Times New Roman"/>
               </w:rPr>
               <w:t xml:space="preserve">, </w:t>
             </w:r>
-            <w:proofErr w:type="spellStart"/>
             <w:r>
               <w:rPr>
                 <w:rFonts w:ascii="Times New Roman" w:hAnsi="Times New Roman" w:cs="Times New Roman"/>
               </w:rPr>
               <w:t>turdosh</w:t>
             </w:r>
-            <w:proofErr w:type="spellEnd"/>
-            <w:r>
-              <w:rPr>
-                <w:rFonts w:ascii="Times New Roman" w:hAnsi="Times New Roman" w:cs="Times New Roman"/>
-              </w:rPr>
-              <w:t xml:space="preserve"> </w:t>
-            </w:r>
-            <w:proofErr w:type="spellStart"/>
+            <w:r>
+              <w:rPr>
+                <w:rFonts w:ascii="Times New Roman" w:hAnsi="Times New Roman" w:cs="Times New Roman"/>
+              </w:rPr>
+              <w:t xml:space="preserve"> </w:t>
+            </w:r>
             <w:r>
               <w:rPr>
                 <w:rFonts w:ascii="Times New Roman" w:hAnsi="Times New Roman" w:cs="Times New Roman"/>
               </w:rPr>
               <w:t>loyiha</w:t>
             </w:r>
-            <w:proofErr w:type="spellEnd"/>
-            <w:r>
-              <w:rPr>
-                <w:rFonts w:ascii="Times New Roman" w:hAnsi="Times New Roman" w:cs="Times New Roman"/>
-              </w:rPr>
-              <w:t xml:space="preserve"> </w:t>
-            </w:r>
-            <w:proofErr w:type="spellStart"/>
+            <w:r>
+              <w:rPr>
+                <w:rFonts w:ascii="Times New Roman" w:hAnsi="Times New Roman" w:cs="Times New Roman"/>
+              </w:rPr>
+              <w:t xml:space="preserve"> </w:t>
+            </w:r>
             <w:r>
               <w:rPr>
                 <w:rFonts w:ascii="Times New Roman" w:hAnsi="Times New Roman" w:cs="Times New Roman"/>
               </w:rPr>
               <w:t>tashkilotlari</w:t>
             </w:r>
-            <w:proofErr w:type="spellEnd"/>
-            <w:r>
-              <w:rPr>
-                <w:rFonts w:ascii="Times New Roman" w:hAnsi="Times New Roman" w:cs="Times New Roman"/>
-              </w:rPr>
-              <w:t xml:space="preserve"> </w:t>
-            </w:r>
-            <w:proofErr w:type="spellStart"/>
+            <w:r>
+              <w:rPr>
+                <w:rFonts w:ascii="Times New Roman" w:hAnsi="Times New Roman" w:cs="Times New Roman"/>
+              </w:rPr>
+              <w:t xml:space="preserve"> </w:t>
+            </w:r>
             <w:r>
               <w:rPr>
                 <w:rFonts w:ascii="Times New Roman" w:hAnsi="Times New Roman" w:cs="Times New Roman"/>
               </w:rPr>
               <w:t>va</w:t>
             </w:r>
-            <w:proofErr w:type="spellEnd"/>
-            <w:r>
-              <w:rPr>
-                <w:rFonts w:ascii="Times New Roman" w:hAnsi="Times New Roman" w:cs="Times New Roman"/>
-              </w:rPr>
-              <w:t xml:space="preserve"> </w:t>
-            </w:r>
-            <w:proofErr w:type="spellStart"/>
+            <w:r>
+              <w:rPr>
+                <w:rFonts w:ascii="Times New Roman" w:hAnsi="Times New Roman" w:cs="Times New Roman"/>
+              </w:rPr>
+              <w:t xml:space="preserve"> </w:t>
+            </w:r>
             <w:r>
               <w:rPr>
                 <w:rFonts w:ascii="Times New Roman" w:hAnsi="Times New Roman" w:cs="Times New Roman"/>
               </w:rPr>
               <w:t>manfaatdor</w:t>
             </w:r>
-            <w:proofErr w:type="spellEnd"/>
-            <w:r>
-              <w:rPr>
-                <w:rFonts w:ascii="Times New Roman" w:hAnsi="Times New Roman" w:cs="Times New Roman"/>
-              </w:rPr>
-              <w:t xml:space="preserve"> </w:t>
-            </w:r>
-            <w:proofErr w:type="spellStart"/>
+            <w:r>
+              <w:rPr>
+                <w:rFonts w:ascii="Times New Roman" w:hAnsi="Times New Roman" w:cs="Times New Roman"/>
+              </w:rPr>
+              <w:t xml:space="preserve"> </w:t>
+            </w:r>
             <w:r>
               <w:rPr>
                 <w:rFonts w:ascii="Times New Roman" w:hAnsi="Times New Roman" w:cs="Times New Roman"/>
               </w:rPr>
               <w:t>tashkilotlar</w:t>
             </w:r>
-            <w:proofErr w:type="spellEnd"/>
-            <w:r>
-              <w:rPr>
-                <w:rFonts w:ascii="Times New Roman" w:hAnsi="Times New Roman" w:cs="Times New Roman"/>
-              </w:rPr>
-              <w:t xml:space="preserve"> </w:t>
-            </w:r>
-            <w:proofErr w:type="spellStart"/>
+            <w:r>
+              <w:rPr>
+                <w:rFonts w:ascii="Times New Roman" w:hAnsi="Times New Roman" w:cs="Times New Roman"/>
+              </w:rPr>
+              <w:t xml:space="preserve"> </w:t>
+            </w:r>
             <w:r>
               <w:rPr>
                 <w:rFonts w:ascii="Times New Roman" w:hAnsi="Times New Roman" w:cs="Times New Roman"/>
               </w:rPr>
               <w:t>va</w:t>
             </w:r>
-            <w:proofErr w:type="spellEnd"/>
-            <w:r>
-              <w:rPr>
-                <w:rFonts w:ascii="Times New Roman" w:hAnsi="Times New Roman" w:cs="Times New Roman"/>
-              </w:rPr>
-              <w:t xml:space="preserve"> </w:t>
-            </w:r>
-            <w:proofErr w:type="spellStart"/>
+            <w:r>
+              <w:rPr>
+                <w:rFonts w:ascii="Times New Roman" w:hAnsi="Times New Roman" w:cs="Times New Roman"/>
+              </w:rPr>
+              <w:t xml:space="preserve"> </w:t>
+            </w:r>
             <w:r>
               <w:rPr>
                 <w:rFonts w:ascii="Times New Roman" w:hAnsi="Times New Roman" w:cs="Times New Roman"/>
               </w:rPr>
               <w:t>idoralar</w:t>
             </w:r>
-            <w:proofErr w:type="spellEnd"/>
-            <w:r>
-              <w:rPr>
-                <w:rFonts w:ascii="Times New Roman" w:hAnsi="Times New Roman" w:cs="Times New Roman"/>
-              </w:rPr>
-              <w:t xml:space="preserve"> </w:t>
-            </w:r>
-            <w:proofErr w:type="spellStart"/>
+            <w:r>
+              <w:rPr>
+                <w:rFonts w:ascii="Times New Roman" w:hAnsi="Times New Roman" w:cs="Times New Roman"/>
+              </w:rPr>
+              <w:t xml:space="preserve"> </w:t>
+            </w:r>
             <w:r>
               <w:rPr>
                 <w:rFonts w:ascii="Times New Roman" w:hAnsi="Times New Roman" w:cs="Times New Roman"/>
               </w:rPr>
               <w:t>bilan</w:t>
             </w:r>
-            <w:proofErr w:type="spellEnd"/>
-            <w:r>
-              <w:rPr>
-                <w:rFonts w:ascii="Times New Roman" w:hAnsi="Times New Roman" w:cs="Times New Roman"/>
-              </w:rPr>
-              <w:t xml:space="preserve"> </w:t>
-            </w:r>
-            <w:proofErr w:type="spellStart"/>
+            <w:r>
+              <w:rPr>
+                <w:rFonts w:ascii="Times New Roman" w:hAnsi="Times New Roman" w:cs="Times New Roman"/>
+              </w:rPr>
+              <w:t xml:space="preserve"> </w:t>
+            </w:r>
             <w:r>
               <w:rPr>
                 <w:rFonts w:ascii="Times New Roman" w:hAnsi="Times New Roman" w:cs="Times New Roman"/>
               </w:rPr>
               <w:t>kelishish</w:t>
             </w:r>
-            <w:proofErr w:type="spellEnd"/>
             <w:r>
               <w:rPr>
                 <w:rFonts w:ascii="Times New Roman" w:hAnsi="Times New Roman" w:cs="Times New Roman"/>
@@ -1557,21 +1391,7 @@
               <w:rPr>
                 <w:rFonts w:ascii="Times New Roman" w:hAnsi="Times New Roman" w:cs="Times New Roman"/>
               </w:rPr>
-              <w:t>_</w:t>
-            </w:r>
-            <w:proofErr w:type="spellStart"/>
-            <w:r>
-              <w:rPr>
-                <w:rFonts w:ascii="Times New Roman" w:hAnsi="Times New Roman" w:cs="Times New Roman"/>
-              </w:rPr>
-              <w:t>start</w:t>
-            </w:r>
-            <w:proofErr w:type="spellEnd"/>
-            <w:r>
-              <w:rPr>
-                <w:rFonts w:ascii="Times New Roman" w:hAnsi="Times New Roman" w:cs="Times New Roman"/>
-              </w:rPr>
-              <w:t>}}</w:t>
+              <w:t>_start}}</w:t>
             </w:r>
           </w:p>
         </w:tc>
@@ -1605,21 +1425,7 @@
               <w:rPr>
                 <w:rFonts w:ascii="Times New Roman" w:hAnsi="Times New Roman" w:cs="Times New Roman"/>
               </w:rPr>
-              <w:t>_</w:t>
-            </w:r>
-            <w:proofErr w:type="spellStart"/>
-            <w:r>
-              <w:rPr>
-                <w:rFonts w:ascii="Times New Roman" w:hAnsi="Times New Roman" w:cs="Times New Roman"/>
-              </w:rPr>
-              <w:t>end</w:t>
-            </w:r>
-            <w:proofErr w:type="spellEnd"/>
-            <w:r>
-              <w:rPr>
-                <w:rFonts w:ascii="Times New Roman" w:hAnsi="Times New Roman" w:cs="Times New Roman"/>
-              </w:rPr>
-              <w:t>}}</w:t>
+              <w:t>_end}}</w:t>
             </w:r>
           </w:p>
         </w:tc>
@@ -1654,21 +1460,7 @@
               <w:rPr>
                 <w:rFonts w:ascii="Times New Roman" w:hAnsi="Times New Roman" w:cs="Times New Roman"/>
               </w:rPr>
-              <w:t>_</w:t>
-            </w:r>
-            <w:proofErr w:type="spellStart"/>
-            <w:r>
-              <w:rPr>
-                <w:rFonts w:ascii="Times New Roman" w:hAnsi="Times New Roman" w:cs="Times New Roman"/>
-              </w:rPr>
-              <w:t>summa</w:t>
-            </w:r>
-            <w:proofErr w:type="spellEnd"/>
-            <w:r>
-              <w:rPr>
-                <w:rFonts w:ascii="Times New Roman" w:hAnsi="Times New Roman" w:cs="Times New Roman"/>
-              </w:rPr>
-              <w:t>}}</w:t>
+              <w:t>_summa}}</w:t>
             </w:r>
           </w:p>
         </w:tc>
@@ -1726,165 +1518,8 @@
               </w:rPr>
               <w:t xml:space="preserve"> </w:t>
             </w:r>
-            <w:proofErr w:type="spellStart"/>
-            <w:r>
-              <w:t>Hujjat</w:t>
-            </w:r>
-            <w:proofErr w:type="spellEnd"/>
-            <w:r>
-              <w:t xml:space="preserve"> </w:t>
-            </w:r>
-            <w:proofErr w:type="spellStart"/>
-            <w:r>
-              <w:t>loyihasini</w:t>
-            </w:r>
-            <w:proofErr w:type="spellEnd"/>
-            <w:r>
-              <w:t xml:space="preserve"> </w:t>
-            </w:r>
-            <w:proofErr w:type="spellStart"/>
-            <w:r>
-              <w:t>Qurilish</w:t>
-            </w:r>
-            <w:proofErr w:type="spellEnd"/>
-            <w:r>
-              <w:t xml:space="preserve"> </w:t>
-            </w:r>
-            <w:proofErr w:type="spellStart"/>
-            <w:r>
-              <w:t>va</w:t>
-            </w:r>
-            <w:proofErr w:type="spellEnd"/>
-            <w:r>
-              <w:t xml:space="preserve"> </w:t>
-            </w:r>
-            <w:proofErr w:type="spellStart"/>
-            <w:r>
-              <w:t>uy-joy</w:t>
-            </w:r>
-            <w:proofErr w:type="spellEnd"/>
-            <w:r>
-              <w:t xml:space="preserve"> </w:t>
-            </w:r>
-            <w:proofErr w:type="spellStart"/>
-            <w:r>
-              <w:t>kommunal</w:t>
-            </w:r>
-            <w:proofErr w:type="spellEnd"/>
-            <w:r>
-              <w:t xml:space="preserve"> </w:t>
-            </w:r>
-            <w:proofErr w:type="spellStart"/>
-            <w:r>
-              <w:t>xo‘jaligi</w:t>
-            </w:r>
-            <w:proofErr w:type="spellEnd"/>
-            <w:r>
-              <w:t xml:space="preserve"> </w:t>
-            </w:r>
-            <w:proofErr w:type="spellStart"/>
-            <w:r>
-              <w:t>vazirligining</w:t>
-            </w:r>
-            <w:proofErr w:type="spellEnd"/>
-            <w:r>
-              <w:t xml:space="preserve"> </w:t>
-            </w:r>
-            <w:proofErr w:type="spellStart"/>
-            <w:r>
-              <w:t>Texnik</w:t>
-            </w:r>
-            <w:proofErr w:type="spellEnd"/>
-            <w:r>
-              <w:t xml:space="preserve"> </w:t>
-            </w:r>
-            <w:proofErr w:type="spellStart"/>
-            <w:r>
-              <w:t>kengashi</w:t>
-            </w:r>
-            <w:proofErr w:type="spellEnd"/>
-            <w:r>
-              <w:t xml:space="preserve"> </w:t>
-            </w:r>
-            <w:proofErr w:type="spellStart"/>
-            <w:r>
-              <w:t>yig‘ilishida</w:t>
-            </w:r>
-            <w:proofErr w:type="spellEnd"/>
-            <w:r>
-              <w:t xml:space="preserve"> </w:t>
-            </w:r>
-            <w:proofErr w:type="spellStart"/>
-            <w:r>
-              <w:t>ko‘rib</w:t>
-            </w:r>
-            <w:proofErr w:type="spellEnd"/>
-            <w:r>
-              <w:t xml:space="preserve"> </w:t>
-            </w:r>
-            <w:proofErr w:type="spellStart"/>
-            <w:r>
-              <w:t>chiqish</w:t>
-            </w:r>
-            <w:proofErr w:type="spellEnd"/>
-            <w:r>
-              <w:t xml:space="preserve">, </w:t>
-            </w:r>
-            <w:proofErr w:type="spellStart"/>
-            <w:r>
-              <w:t>muhokama</w:t>
-            </w:r>
-            <w:proofErr w:type="spellEnd"/>
-            <w:r>
-              <w:t xml:space="preserve"> </w:t>
-            </w:r>
-            <w:proofErr w:type="spellStart"/>
-            <w:r>
-              <w:t>natijalari</w:t>
-            </w:r>
-            <w:proofErr w:type="spellEnd"/>
-            <w:r>
-              <w:t xml:space="preserve"> </w:t>
-            </w:r>
-            <w:proofErr w:type="spellStart"/>
-            <w:r>
-              <w:t>bo‘yicha</w:t>
-            </w:r>
-            <w:proofErr w:type="spellEnd"/>
-            <w:r>
-              <w:t xml:space="preserve"> </w:t>
-            </w:r>
-            <w:proofErr w:type="spellStart"/>
-            <w:r>
-              <w:t>bayonnoma</w:t>
-            </w:r>
-            <w:proofErr w:type="spellEnd"/>
-            <w:r>
-              <w:t xml:space="preserve"> </w:t>
-            </w:r>
-            <w:proofErr w:type="spellStart"/>
-            <w:r>
-              <w:t>tuzish</w:t>
-            </w:r>
-            <w:proofErr w:type="spellEnd"/>
-            <w:r>
-              <w:t xml:space="preserve"> </w:t>
-            </w:r>
-            <w:proofErr w:type="spellStart"/>
-            <w:r>
-              <w:t>va</w:t>
-            </w:r>
-            <w:proofErr w:type="spellEnd"/>
-            <w:r>
-              <w:t xml:space="preserve"> </w:t>
-            </w:r>
-            <w:proofErr w:type="spellStart"/>
-            <w:r>
-              <w:t>rasmiylashtirish</w:t>
-            </w:r>
-            <w:proofErr w:type="spellEnd"/>
-            <w:r>
-              <w:t>.</w:t>
+            <w:r>
+              <w:t>Hujjat loyihasini Qurilish va uy-joy kommunal xo‘jaligi vazirligining Texnik kengashi yig‘ilishida ko‘rib chiqish, muhokama natijalari bo‘yicha bayonnoma tuzish va rasmiylashtirish.</w:t>
             </w:r>
           </w:p>
         </w:tc>
@@ -1917,21 +1552,7 @@
               <w:rPr>
                 <w:rFonts w:ascii="Times New Roman" w:hAnsi="Times New Roman" w:cs="Times New Roman"/>
               </w:rPr>
-              <w:t>_</w:t>
-            </w:r>
-            <w:proofErr w:type="spellStart"/>
-            <w:r>
-              <w:rPr>
-                <w:rFonts w:ascii="Times New Roman" w:hAnsi="Times New Roman" w:cs="Times New Roman"/>
-              </w:rPr>
-              <w:t>start</w:t>
-            </w:r>
-            <w:proofErr w:type="spellEnd"/>
-            <w:r>
-              <w:rPr>
-                <w:rFonts w:ascii="Times New Roman" w:hAnsi="Times New Roman" w:cs="Times New Roman"/>
-              </w:rPr>
-              <w:t>}}</w:t>
+              <w:t>_start}}</w:t>
             </w:r>
           </w:p>
         </w:tc>
@@ -1964,21 +1585,7 @@
               <w:rPr>
                 <w:rFonts w:ascii="Times New Roman" w:hAnsi="Times New Roman" w:cs="Times New Roman"/>
               </w:rPr>
-              <w:t>_</w:t>
-            </w:r>
-            <w:proofErr w:type="spellStart"/>
-            <w:r>
-              <w:rPr>
-                <w:rFonts w:ascii="Times New Roman" w:hAnsi="Times New Roman" w:cs="Times New Roman"/>
-              </w:rPr>
-              <w:t>end</w:t>
-            </w:r>
-            <w:proofErr w:type="spellEnd"/>
-            <w:r>
-              <w:rPr>
-                <w:rFonts w:ascii="Times New Roman" w:hAnsi="Times New Roman" w:cs="Times New Roman"/>
-              </w:rPr>
-              <w:t>}}</w:t>
+              <w:t>_end}}</w:t>
             </w:r>
           </w:p>
         </w:tc>
@@ -2012,21 +1619,7 @@
               <w:rPr>
                 <w:rFonts w:ascii="Times New Roman" w:hAnsi="Times New Roman" w:cs="Times New Roman"/>
               </w:rPr>
-              <w:t>_</w:t>
-            </w:r>
-            <w:proofErr w:type="spellStart"/>
-            <w:r>
-              <w:rPr>
-                <w:rFonts w:ascii="Times New Roman" w:hAnsi="Times New Roman" w:cs="Times New Roman"/>
-              </w:rPr>
-              <w:t>summa</w:t>
-            </w:r>
-            <w:proofErr w:type="spellEnd"/>
-            <w:r>
-              <w:rPr>
-                <w:rFonts w:ascii="Times New Roman" w:hAnsi="Times New Roman" w:cs="Times New Roman"/>
-              </w:rPr>
-              <w:t>}}</w:t>
+              <w:t>_summa}}</w:t>
             </w:r>
           </w:p>
         </w:tc>
@@ -2093,161 +1686,138 @@
               </w:rPr>
               <w:t xml:space="preserve"> </w:t>
             </w:r>
-            <w:proofErr w:type="spellStart"/>
             <w:r>
               <w:rPr>
                 <w:rFonts w:ascii="Times New Roman" w:hAnsi="Times New Roman" w:cs="Times New Roman"/>
               </w:rPr>
               <w:t>Me’yoriy</w:t>
             </w:r>
-            <w:proofErr w:type="spellEnd"/>
-            <w:r>
-              <w:rPr>
-                <w:rFonts w:ascii="Times New Roman" w:hAnsi="Times New Roman" w:cs="Times New Roman"/>
-              </w:rPr>
-              <w:t xml:space="preserve"> </w:t>
-            </w:r>
-            <w:proofErr w:type="spellStart"/>
+            <w:r>
+              <w:rPr>
+                <w:rFonts w:ascii="Times New Roman" w:hAnsi="Times New Roman" w:cs="Times New Roman"/>
+              </w:rPr>
+              <w:t xml:space="preserve"> </w:t>
+            </w:r>
             <w:r>
               <w:rPr>
                 <w:rFonts w:ascii="Times New Roman" w:hAnsi="Times New Roman" w:cs="Times New Roman"/>
               </w:rPr>
               <w:t>hujjatni</w:t>
             </w:r>
-            <w:proofErr w:type="spellEnd"/>
-            <w:r>
-              <w:rPr>
-                <w:rFonts w:ascii="Times New Roman" w:hAnsi="Times New Roman" w:cs="Times New Roman"/>
-              </w:rPr>
-              <w:t xml:space="preserve"> </w:t>
-            </w:r>
-            <w:proofErr w:type="spellStart"/>
+            <w:r>
+              <w:rPr>
+                <w:rFonts w:ascii="Times New Roman" w:hAnsi="Times New Roman" w:cs="Times New Roman"/>
+              </w:rPr>
+              <w:t xml:space="preserve"> </w:t>
+            </w:r>
             <w:r>
               <w:rPr>
                 <w:rFonts w:ascii="Times New Roman" w:hAnsi="Times New Roman" w:cs="Times New Roman"/>
               </w:rPr>
               <w:t>qayta</w:t>
             </w:r>
-            <w:proofErr w:type="spellEnd"/>
-            <w:r>
-              <w:rPr>
-                <w:rFonts w:ascii="Times New Roman" w:hAnsi="Times New Roman" w:cs="Times New Roman"/>
-              </w:rPr>
-              <w:t xml:space="preserve"> </w:t>
-            </w:r>
-            <w:proofErr w:type="spellStart"/>
+            <w:r>
+              <w:rPr>
+                <w:rFonts w:ascii="Times New Roman" w:hAnsi="Times New Roman" w:cs="Times New Roman"/>
+              </w:rPr>
+              <w:t xml:space="preserve"> </w:t>
+            </w:r>
             <w:r>
               <w:rPr>
                 <w:rFonts w:ascii="Times New Roman" w:hAnsi="Times New Roman" w:cs="Times New Roman"/>
               </w:rPr>
               <w:t>ishlash</w:t>
             </w:r>
-            <w:proofErr w:type="spellEnd"/>
-            <w:r>
-              <w:rPr>
-                <w:rFonts w:ascii="Times New Roman" w:hAnsi="Times New Roman" w:cs="Times New Roman"/>
-              </w:rPr>
-              <w:t xml:space="preserve"> </w:t>
-            </w:r>
-            <w:proofErr w:type="spellStart"/>
+            <w:r>
+              <w:rPr>
+                <w:rFonts w:ascii="Times New Roman" w:hAnsi="Times New Roman" w:cs="Times New Roman"/>
+              </w:rPr>
+              <w:t xml:space="preserve"> </w:t>
+            </w:r>
             <w:r>
               <w:rPr>
                 <w:rFonts w:ascii="Times New Roman" w:hAnsi="Times New Roman" w:cs="Times New Roman"/>
               </w:rPr>
               <w:t>va</w:t>
             </w:r>
-            <w:proofErr w:type="spellEnd"/>
-            <w:r>
-              <w:rPr>
-                <w:rFonts w:ascii="Times New Roman" w:hAnsi="Times New Roman" w:cs="Times New Roman"/>
-              </w:rPr>
-              <w:t xml:space="preserve"> </w:t>
-            </w:r>
-            <w:proofErr w:type="spellStart"/>
+            <w:r>
+              <w:rPr>
+                <w:rFonts w:ascii="Times New Roman" w:hAnsi="Times New Roman" w:cs="Times New Roman"/>
+              </w:rPr>
+              <w:t xml:space="preserve"> </w:t>
+            </w:r>
             <w:r>
               <w:rPr>
                 <w:rFonts w:ascii="Times New Roman" w:hAnsi="Times New Roman" w:cs="Times New Roman"/>
               </w:rPr>
               <w:t>hujjatning</w:t>
             </w:r>
-            <w:proofErr w:type="spellEnd"/>
-            <w:r>
-              <w:rPr>
-                <w:rFonts w:ascii="Times New Roman" w:hAnsi="Times New Roman" w:cs="Times New Roman"/>
-              </w:rPr>
-              <w:t xml:space="preserve"> </w:t>
-            </w:r>
-            <w:proofErr w:type="spellStart"/>
+            <w:r>
+              <w:rPr>
+                <w:rFonts w:ascii="Times New Roman" w:hAnsi="Times New Roman" w:cs="Times New Roman"/>
+              </w:rPr>
+              <w:t xml:space="preserve"> </w:t>
+            </w:r>
             <w:r>
               <w:rPr>
                 <w:rFonts w:ascii="Times New Roman" w:hAnsi="Times New Roman" w:cs="Times New Roman"/>
               </w:rPr>
               <w:t>yakuniy</w:t>
             </w:r>
-            <w:proofErr w:type="spellEnd"/>
-            <w:r>
-              <w:rPr>
-                <w:rFonts w:ascii="Times New Roman" w:hAnsi="Times New Roman" w:cs="Times New Roman"/>
-              </w:rPr>
-              <w:t xml:space="preserve"> </w:t>
-            </w:r>
-            <w:proofErr w:type="spellStart"/>
+            <w:r>
+              <w:rPr>
+                <w:rFonts w:ascii="Times New Roman" w:hAnsi="Times New Roman" w:cs="Times New Roman"/>
+              </w:rPr>
+              <w:t xml:space="preserve"> </w:t>
+            </w:r>
             <w:r>
               <w:rPr>
                 <w:rFonts w:ascii="Times New Roman" w:hAnsi="Times New Roman" w:cs="Times New Roman"/>
               </w:rPr>
               <w:t>tahririni</w:t>
             </w:r>
-            <w:proofErr w:type="spellEnd"/>
-            <w:r>
-              <w:rPr>
-                <w:rFonts w:ascii="Times New Roman" w:hAnsi="Times New Roman" w:cs="Times New Roman"/>
-              </w:rPr>
-              <w:t xml:space="preserve"> </w:t>
-            </w:r>
-            <w:proofErr w:type="spellStart"/>
+            <w:r>
+              <w:rPr>
+                <w:rFonts w:ascii="Times New Roman" w:hAnsi="Times New Roman" w:cs="Times New Roman"/>
+              </w:rPr>
+              <w:t xml:space="preserve"> </w:t>
+            </w:r>
             <w:r>
               <w:rPr>
                 <w:rFonts w:ascii="Times New Roman" w:hAnsi="Times New Roman" w:cs="Times New Roman"/>
               </w:rPr>
               <w:t>tayyorlash</w:t>
             </w:r>
-            <w:proofErr w:type="spellEnd"/>
             <w:r>
               <w:rPr>
                 <w:rFonts w:ascii="Times New Roman" w:hAnsi="Times New Roman" w:cs="Times New Roman"/>
               </w:rPr>
               <w:t xml:space="preserve">, </w:t>
             </w:r>
-            <w:proofErr w:type="spellStart"/>
             <w:r>
               <w:rPr>
                 <w:rFonts w:ascii="Times New Roman" w:hAnsi="Times New Roman" w:cs="Times New Roman"/>
               </w:rPr>
               <w:t>Qurilish</w:t>
             </w:r>
-            <w:proofErr w:type="spellEnd"/>
-            <w:r>
-              <w:rPr>
-                <w:rFonts w:ascii="Times New Roman" w:hAnsi="Times New Roman" w:cs="Times New Roman"/>
-              </w:rPr>
-              <w:t xml:space="preserve"> </w:t>
-            </w:r>
-            <w:proofErr w:type="spellStart"/>
+            <w:r>
+              <w:rPr>
+                <w:rFonts w:ascii="Times New Roman" w:hAnsi="Times New Roman" w:cs="Times New Roman"/>
+              </w:rPr>
+              <w:t xml:space="preserve"> </w:t>
+            </w:r>
             <w:r>
               <w:rPr>
                 <w:rFonts w:ascii="Times New Roman" w:hAnsi="Times New Roman" w:cs="Times New Roman"/>
               </w:rPr>
               <w:t>va</w:t>
             </w:r>
-            <w:proofErr w:type="spellEnd"/>
-            <w:r>
-              <w:rPr>
-                <w:rFonts w:ascii="Times New Roman" w:hAnsi="Times New Roman" w:cs="Times New Roman"/>
-              </w:rPr>
-              <w:t xml:space="preserve"> </w:t>
-            </w:r>
-            <w:proofErr w:type="spellStart"/>
+            <w:r>
+              <w:rPr>
+                <w:rFonts w:ascii="Times New Roman" w:hAnsi="Times New Roman" w:cs="Times New Roman"/>
+              </w:rPr>
+              <w:t xml:space="preserve"> </w:t>
+            </w:r>
             <w:r>
               <w:rPr>
                 <w:rFonts w:ascii="Times New Roman" w:hAnsi="Times New Roman" w:cs="Times New Roman"/>
@@ -2266,119 +1836,102 @@
               </w:rPr>
               <w:t>joy</w:t>
             </w:r>
-            <w:proofErr w:type="spellEnd"/>
-            <w:r>
-              <w:rPr>
-                <w:rFonts w:ascii="Times New Roman" w:hAnsi="Times New Roman" w:cs="Times New Roman"/>
-              </w:rPr>
-              <w:t xml:space="preserve"> </w:t>
-            </w:r>
-            <w:proofErr w:type="spellStart"/>
+            <w:r>
+              <w:rPr>
+                <w:rFonts w:ascii="Times New Roman" w:hAnsi="Times New Roman" w:cs="Times New Roman"/>
+              </w:rPr>
+              <w:t xml:space="preserve"> </w:t>
+            </w:r>
             <w:r>
               <w:rPr>
                 <w:rFonts w:ascii="Times New Roman" w:hAnsi="Times New Roman" w:cs="Times New Roman"/>
               </w:rPr>
               <w:t>kommunal</w:t>
             </w:r>
-            <w:proofErr w:type="spellEnd"/>
-            <w:r>
-              <w:rPr>
-                <w:rFonts w:ascii="Times New Roman" w:hAnsi="Times New Roman" w:cs="Times New Roman"/>
-              </w:rPr>
-              <w:t xml:space="preserve"> </w:t>
-            </w:r>
-            <w:proofErr w:type="spellStart"/>
+            <w:r>
+              <w:rPr>
+                <w:rFonts w:ascii="Times New Roman" w:hAnsi="Times New Roman" w:cs="Times New Roman"/>
+              </w:rPr>
+              <w:t xml:space="preserve"> </w:t>
+            </w:r>
             <w:r>
               <w:rPr>
                 <w:rFonts w:ascii="Times New Roman" w:hAnsi="Times New Roman" w:cs="Times New Roman"/>
               </w:rPr>
               <w:t>xo‘jaligi</w:t>
             </w:r>
-            <w:proofErr w:type="spellEnd"/>
-            <w:r>
-              <w:rPr>
-                <w:rFonts w:ascii="Times New Roman" w:hAnsi="Times New Roman" w:cs="Times New Roman"/>
-              </w:rPr>
-              <w:t xml:space="preserve"> </w:t>
-            </w:r>
-            <w:proofErr w:type="spellStart"/>
+            <w:r>
+              <w:rPr>
+                <w:rFonts w:ascii="Times New Roman" w:hAnsi="Times New Roman" w:cs="Times New Roman"/>
+              </w:rPr>
+              <w:t xml:space="preserve"> </w:t>
+            </w:r>
             <w:r>
               <w:rPr>
                 <w:rFonts w:ascii="Times New Roman" w:hAnsi="Times New Roman" w:cs="Times New Roman"/>
               </w:rPr>
               <w:t>vazirligiga</w:t>
             </w:r>
-            <w:proofErr w:type="spellEnd"/>
-            <w:r>
-              <w:rPr>
-                <w:rFonts w:ascii="Times New Roman" w:hAnsi="Times New Roman" w:cs="Times New Roman"/>
-              </w:rPr>
-              <w:t xml:space="preserve"> </w:t>
-            </w:r>
-            <w:proofErr w:type="spellStart"/>
+            <w:r>
+              <w:rPr>
+                <w:rFonts w:ascii="Times New Roman" w:hAnsi="Times New Roman" w:cs="Times New Roman"/>
+              </w:rPr>
+              <w:t xml:space="preserve"> </w:t>
+            </w:r>
             <w:r>
               <w:rPr>
                 <w:rFonts w:ascii="Times New Roman" w:hAnsi="Times New Roman" w:cs="Times New Roman"/>
               </w:rPr>
               <w:t>kiritish</w:t>
             </w:r>
-            <w:proofErr w:type="spellEnd"/>
             <w:r>
               <w:rPr>
                 <w:rFonts w:ascii="Times New Roman" w:hAnsi="Times New Roman" w:cs="Times New Roman"/>
               </w:rPr>
               <w:t xml:space="preserve">, </w:t>
             </w:r>
-            <w:proofErr w:type="spellStart"/>
             <w:r>
               <w:rPr>
                 <w:rFonts w:ascii="Times New Roman" w:hAnsi="Times New Roman" w:cs="Times New Roman"/>
               </w:rPr>
               <w:t>me’yoriy</w:t>
             </w:r>
-            <w:proofErr w:type="spellEnd"/>
-            <w:r>
-              <w:rPr>
-                <w:rFonts w:ascii="Times New Roman" w:hAnsi="Times New Roman" w:cs="Times New Roman"/>
-              </w:rPr>
-              <w:t xml:space="preserve"> </w:t>
-            </w:r>
-            <w:proofErr w:type="spellStart"/>
+            <w:r>
+              <w:rPr>
+                <w:rFonts w:ascii="Times New Roman" w:hAnsi="Times New Roman" w:cs="Times New Roman"/>
+              </w:rPr>
+              <w:t xml:space="preserve"> </w:t>
+            </w:r>
             <w:r>
               <w:rPr>
                 <w:rFonts w:ascii="Times New Roman" w:hAnsi="Times New Roman" w:cs="Times New Roman"/>
               </w:rPr>
               <w:t>hujjatni</w:t>
             </w:r>
-            <w:proofErr w:type="spellEnd"/>
-            <w:r>
-              <w:rPr>
-                <w:rFonts w:ascii="Times New Roman" w:hAnsi="Times New Roman" w:cs="Times New Roman"/>
-              </w:rPr>
-              <w:t xml:space="preserve"> </w:t>
-            </w:r>
-            <w:proofErr w:type="spellStart"/>
+            <w:r>
+              <w:rPr>
+                <w:rFonts w:ascii="Times New Roman" w:hAnsi="Times New Roman" w:cs="Times New Roman"/>
+              </w:rPr>
+              <w:t xml:space="preserve"> </w:t>
+            </w:r>
             <w:r>
               <w:rPr>
                 <w:rFonts w:ascii="Times New Roman" w:hAnsi="Times New Roman" w:cs="Times New Roman"/>
               </w:rPr>
               <w:t>tasdiqqa</w:t>
             </w:r>
-            <w:proofErr w:type="spellEnd"/>
-            <w:r>
-              <w:rPr>
-                <w:rFonts w:ascii="Times New Roman" w:hAnsi="Times New Roman" w:cs="Times New Roman"/>
-              </w:rPr>
-              <w:t xml:space="preserve"> </w:t>
-            </w:r>
-            <w:proofErr w:type="spellStart"/>
+            <w:r>
+              <w:rPr>
+                <w:rFonts w:ascii="Times New Roman" w:hAnsi="Times New Roman" w:cs="Times New Roman"/>
+              </w:rPr>
+              <w:t xml:space="preserve"> </w:t>
+            </w:r>
             <w:r>
               <w:rPr>
                 <w:rFonts w:ascii="Times New Roman" w:hAnsi="Times New Roman" w:cs="Times New Roman"/>
               </w:rPr>
               <w:t>tayyorlash</w:t>
             </w:r>
-            <w:proofErr w:type="spellEnd"/>
             <w:r>
               <w:rPr>
                 <w:rFonts w:ascii="Times New Roman" w:hAnsi="Times New Roman" w:cs="Times New Roman"/>
@@ -2411,7 +1964,6 @@
               </w:rPr>
               <w:t>.</w:t>
             </w:r>
-            <w:proofErr w:type="spellStart"/>
             <w:r>
               <w:rPr>
                 <w:rFonts w:ascii="Times New Roman" w:hAnsi="Times New Roman" w:cs="Times New Roman"/>
@@ -2419,315 +1971,270 @@
               </w:rPr>
               <w:t>uz</w:t>
             </w:r>
-            <w:proofErr w:type="spellEnd"/>
-            <w:r>
-              <w:rPr>
-                <w:rFonts w:ascii="Times New Roman" w:hAnsi="Times New Roman" w:cs="Times New Roman"/>
-              </w:rPr>
-              <w:t xml:space="preserve"> </w:t>
-            </w:r>
-            <w:proofErr w:type="spellStart"/>
+            <w:r>
+              <w:rPr>
+                <w:rFonts w:ascii="Times New Roman" w:hAnsi="Times New Roman" w:cs="Times New Roman"/>
+              </w:rPr>
+              <w:t xml:space="preserve"> </w:t>
+            </w:r>
             <w:r>
               <w:rPr>
                 <w:rFonts w:ascii="Times New Roman" w:hAnsi="Times New Roman" w:cs="Times New Roman"/>
               </w:rPr>
               <w:t>elektron</w:t>
             </w:r>
-            <w:proofErr w:type="spellEnd"/>
-            <w:r>
-              <w:rPr>
-                <w:rFonts w:ascii="Times New Roman" w:hAnsi="Times New Roman" w:cs="Times New Roman"/>
-              </w:rPr>
-              <w:t xml:space="preserve"> </w:t>
-            </w:r>
-            <w:proofErr w:type="spellStart"/>
+            <w:r>
+              <w:rPr>
+                <w:rFonts w:ascii="Times New Roman" w:hAnsi="Times New Roman" w:cs="Times New Roman"/>
+              </w:rPr>
+              <w:t xml:space="preserve"> </w:t>
+            </w:r>
             <w:r>
               <w:rPr>
                 <w:rFonts w:ascii="Times New Roman" w:hAnsi="Times New Roman" w:cs="Times New Roman"/>
               </w:rPr>
               <w:t>portali</w:t>
             </w:r>
-            <w:proofErr w:type="spellEnd"/>
-            <w:r>
-              <w:rPr>
-                <w:rFonts w:ascii="Times New Roman" w:hAnsi="Times New Roman" w:cs="Times New Roman"/>
-              </w:rPr>
-              <w:t xml:space="preserve"> </w:t>
-            </w:r>
-            <w:proofErr w:type="spellStart"/>
+            <w:r>
+              <w:rPr>
+                <w:rFonts w:ascii="Times New Roman" w:hAnsi="Times New Roman" w:cs="Times New Roman"/>
+              </w:rPr>
+              <w:t xml:space="preserve"> </w:t>
+            </w:r>
             <w:r>
               <w:rPr>
                 <w:rFonts w:ascii="Times New Roman" w:hAnsi="Times New Roman" w:cs="Times New Roman"/>
               </w:rPr>
               <w:t>orqali</w:t>
             </w:r>
-            <w:proofErr w:type="spellEnd"/>
-            <w:r>
-              <w:rPr>
-                <w:rFonts w:ascii="Times New Roman" w:hAnsi="Times New Roman" w:cs="Times New Roman"/>
-              </w:rPr>
-              <w:t xml:space="preserve"> </w:t>
-            </w:r>
-            <w:proofErr w:type="spellStart"/>
+            <w:r>
+              <w:rPr>
+                <w:rFonts w:ascii="Times New Roman" w:hAnsi="Times New Roman" w:cs="Times New Roman"/>
+              </w:rPr>
+              <w:t xml:space="preserve"> </w:t>
+            </w:r>
             <w:r>
               <w:rPr>
                 <w:rFonts w:ascii="Times New Roman" w:hAnsi="Times New Roman" w:cs="Times New Roman"/>
               </w:rPr>
               <w:t>mutasaddi</w:t>
             </w:r>
-            <w:proofErr w:type="spellEnd"/>
-            <w:r>
-              <w:rPr>
-                <w:rFonts w:ascii="Times New Roman" w:hAnsi="Times New Roman" w:cs="Times New Roman"/>
-              </w:rPr>
-              <w:t xml:space="preserve"> </w:t>
-            </w:r>
-            <w:proofErr w:type="spellStart"/>
+            <w:r>
+              <w:rPr>
+                <w:rFonts w:ascii="Times New Roman" w:hAnsi="Times New Roman" w:cs="Times New Roman"/>
+              </w:rPr>
+              <w:t xml:space="preserve"> </w:t>
+            </w:r>
             <w:r>
               <w:rPr>
                 <w:rFonts w:ascii="Times New Roman" w:hAnsi="Times New Roman" w:cs="Times New Roman"/>
               </w:rPr>
               <w:t>vazirlik</w:t>
             </w:r>
-            <w:proofErr w:type="spellEnd"/>
-            <w:r>
-              <w:rPr>
-                <w:rFonts w:ascii="Times New Roman" w:hAnsi="Times New Roman" w:cs="Times New Roman"/>
-              </w:rPr>
-              <w:t xml:space="preserve"> </w:t>
-            </w:r>
-            <w:proofErr w:type="spellStart"/>
+            <w:r>
+              <w:rPr>
+                <w:rFonts w:ascii="Times New Roman" w:hAnsi="Times New Roman" w:cs="Times New Roman"/>
+              </w:rPr>
+              <w:t xml:space="preserve"> </w:t>
+            </w:r>
             <w:r>
               <w:rPr>
                 <w:rFonts w:ascii="Times New Roman" w:hAnsi="Times New Roman" w:cs="Times New Roman"/>
               </w:rPr>
               <w:t>va</w:t>
             </w:r>
-            <w:proofErr w:type="spellEnd"/>
-            <w:r>
-              <w:rPr>
-                <w:rFonts w:ascii="Times New Roman" w:hAnsi="Times New Roman" w:cs="Times New Roman"/>
-              </w:rPr>
-              <w:t xml:space="preserve"> </w:t>
-            </w:r>
-            <w:proofErr w:type="spellStart"/>
+            <w:r>
+              <w:rPr>
+                <w:rFonts w:ascii="Times New Roman" w:hAnsi="Times New Roman" w:cs="Times New Roman"/>
+              </w:rPr>
+              <w:t xml:space="preserve"> </w:t>
+            </w:r>
             <w:r>
               <w:rPr>
                 <w:rFonts w:ascii="Times New Roman" w:hAnsi="Times New Roman" w:cs="Times New Roman"/>
               </w:rPr>
               <w:t>idoralar</w:t>
             </w:r>
-            <w:proofErr w:type="spellEnd"/>
-            <w:r>
-              <w:rPr>
-                <w:rFonts w:ascii="Times New Roman" w:hAnsi="Times New Roman" w:cs="Times New Roman"/>
-              </w:rPr>
-              <w:t xml:space="preserve"> </w:t>
-            </w:r>
-            <w:proofErr w:type="spellStart"/>
+            <w:r>
+              <w:rPr>
+                <w:rFonts w:ascii="Times New Roman" w:hAnsi="Times New Roman" w:cs="Times New Roman"/>
+              </w:rPr>
+              <w:t xml:space="preserve"> </w:t>
+            </w:r>
             <w:r>
               <w:rPr>
                 <w:rFonts w:ascii="Times New Roman" w:hAnsi="Times New Roman" w:cs="Times New Roman"/>
               </w:rPr>
               <w:t>bilan</w:t>
             </w:r>
-            <w:proofErr w:type="spellEnd"/>
-            <w:r>
-              <w:rPr>
-                <w:rFonts w:ascii="Times New Roman" w:hAnsi="Times New Roman" w:cs="Times New Roman"/>
-              </w:rPr>
-              <w:t xml:space="preserve"> </w:t>
-            </w:r>
-            <w:proofErr w:type="spellStart"/>
+            <w:r>
+              <w:rPr>
+                <w:rFonts w:ascii="Times New Roman" w:hAnsi="Times New Roman" w:cs="Times New Roman"/>
+              </w:rPr>
+              <w:t xml:space="preserve"> </w:t>
+            </w:r>
             <w:r>
               <w:rPr>
                 <w:rFonts w:ascii="Times New Roman" w:hAnsi="Times New Roman" w:cs="Times New Roman"/>
               </w:rPr>
               <w:t>kelishish</w:t>
             </w:r>
-            <w:proofErr w:type="spellEnd"/>
             <w:r>
               <w:rPr>
                 <w:rFonts w:ascii="Times New Roman" w:hAnsi="Times New Roman" w:cs="Times New Roman"/>
               </w:rPr>
               <w:t xml:space="preserve">, </w:t>
             </w:r>
-            <w:proofErr w:type="spellStart"/>
             <w:r>
               <w:rPr>
                 <w:rFonts w:ascii="Times New Roman" w:hAnsi="Times New Roman" w:cs="Times New Roman"/>
               </w:rPr>
               <w:t>ShNKlik</w:t>
             </w:r>
-            <w:proofErr w:type="spellEnd"/>
-            <w:r>
-              <w:rPr>
-                <w:rFonts w:ascii="Times New Roman" w:hAnsi="Times New Roman" w:cs="Times New Roman"/>
-              </w:rPr>
-              <w:t xml:space="preserve"> </w:t>
-            </w:r>
-            <w:proofErr w:type="spellStart"/>
+            <w:r>
+              <w:rPr>
+                <w:rFonts w:ascii="Times New Roman" w:hAnsi="Times New Roman" w:cs="Times New Roman"/>
+              </w:rPr>
+              <w:t xml:space="preserve"> </w:t>
+            </w:r>
             <w:r>
               <w:rPr>
                 <w:rFonts w:ascii="Times New Roman" w:hAnsi="Times New Roman" w:cs="Times New Roman"/>
               </w:rPr>
               <w:t>vazirlik</w:t>
             </w:r>
-            <w:proofErr w:type="spellEnd"/>
-            <w:r>
-              <w:rPr>
-                <w:rFonts w:ascii="Times New Roman" w:hAnsi="Times New Roman" w:cs="Times New Roman"/>
-              </w:rPr>
-              <w:t xml:space="preserve"> </w:t>
-            </w:r>
-            <w:proofErr w:type="spellStart"/>
+            <w:r>
+              <w:rPr>
+                <w:rFonts w:ascii="Times New Roman" w:hAnsi="Times New Roman" w:cs="Times New Roman"/>
+              </w:rPr>
+              <w:t xml:space="preserve"> </w:t>
+            </w:r>
             <w:r>
               <w:rPr>
                 <w:rFonts w:ascii="Times New Roman" w:hAnsi="Times New Roman" w:cs="Times New Roman"/>
               </w:rPr>
               <w:t>buyrug‘i</w:t>
             </w:r>
-            <w:proofErr w:type="spellEnd"/>
-            <w:r>
-              <w:rPr>
-                <w:rFonts w:ascii="Times New Roman" w:hAnsi="Times New Roman" w:cs="Times New Roman"/>
-              </w:rPr>
-              <w:t xml:space="preserve"> </w:t>
-            </w:r>
-            <w:proofErr w:type="spellStart"/>
+            <w:r>
+              <w:rPr>
+                <w:rFonts w:ascii="Times New Roman" w:hAnsi="Times New Roman" w:cs="Times New Roman"/>
+              </w:rPr>
+              <w:t xml:space="preserve"> </w:t>
+            </w:r>
             <w:r>
               <w:rPr>
                 <w:rFonts w:ascii="Times New Roman" w:hAnsi="Times New Roman" w:cs="Times New Roman"/>
               </w:rPr>
               <w:t>bilan</w:t>
             </w:r>
-            <w:proofErr w:type="spellEnd"/>
-            <w:r>
-              <w:rPr>
-                <w:rFonts w:ascii="Times New Roman" w:hAnsi="Times New Roman" w:cs="Times New Roman"/>
-              </w:rPr>
-              <w:t xml:space="preserve"> </w:t>
-            </w:r>
-            <w:proofErr w:type="spellStart"/>
+            <w:r>
+              <w:rPr>
+                <w:rFonts w:ascii="Times New Roman" w:hAnsi="Times New Roman" w:cs="Times New Roman"/>
+              </w:rPr>
+              <w:t xml:space="preserve"> </w:t>
+            </w:r>
             <w:r>
               <w:rPr>
                 <w:rFonts w:ascii="Times New Roman" w:hAnsi="Times New Roman" w:cs="Times New Roman"/>
               </w:rPr>
               <w:t>tasdiqlash</w:t>
             </w:r>
-            <w:proofErr w:type="spellEnd"/>
-            <w:r>
-              <w:rPr>
-                <w:rFonts w:ascii="Times New Roman" w:hAnsi="Times New Roman" w:cs="Times New Roman"/>
-              </w:rPr>
-              <w:t xml:space="preserve"> </w:t>
-            </w:r>
-            <w:proofErr w:type="spellStart"/>
+            <w:r>
+              <w:rPr>
+                <w:rFonts w:ascii="Times New Roman" w:hAnsi="Times New Roman" w:cs="Times New Roman"/>
+              </w:rPr>
+              <w:t xml:space="preserve"> </w:t>
+            </w:r>
             <w:r>
               <w:rPr>
                 <w:rFonts w:ascii="Times New Roman" w:hAnsi="Times New Roman" w:cs="Times New Roman"/>
               </w:rPr>
               <w:t>va</w:t>
             </w:r>
-            <w:proofErr w:type="spellEnd"/>
-            <w:r>
-              <w:rPr>
-                <w:rFonts w:ascii="Times New Roman" w:hAnsi="Times New Roman" w:cs="Times New Roman"/>
-              </w:rPr>
-              <w:t xml:space="preserve"> </w:t>
-            </w:r>
-            <w:proofErr w:type="spellStart"/>
+            <w:r>
+              <w:rPr>
+                <w:rFonts w:ascii="Times New Roman" w:hAnsi="Times New Roman" w:cs="Times New Roman"/>
+              </w:rPr>
+              <w:t xml:space="preserve"> </w:t>
+            </w:r>
             <w:r>
               <w:rPr>
                 <w:rFonts w:ascii="Times New Roman" w:hAnsi="Times New Roman" w:cs="Times New Roman"/>
               </w:rPr>
               <w:t>Adliya</w:t>
             </w:r>
-            <w:proofErr w:type="spellEnd"/>
-            <w:r>
-              <w:rPr>
-                <w:rFonts w:ascii="Times New Roman" w:hAnsi="Times New Roman" w:cs="Times New Roman"/>
-              </w:rPr>
-              <w:t xml:space="preserve"> </w:t>
-            </w:r>
-            <w:proofErr w:type="spellStart"/>
+            <w:r>
+              <w:rPr>
+                <w:rFonts w:ascii="Times New Roman" w:hAnsi="Times New Roman" w:cs="Times New Roman"/>
+              </w:rPr>
+              <w:t xml:space="preserve"> </w:t>
+            </w:r>
             <w:r>
               <w:rPr>
                 <w:rFonts w:ascii="Times New Roman" w:hAnsi="Times New Roman" w:cs="Times New Roman"/>
               </w:rPr>
               <w:t>vazirligida</w:t>
             </w:r>
-            <w:proofErr w:type="spellEnd"/>
-            <w:r>
-              <w:rPr>
-                <w:rFonts w:ascii="Times New Roman" w:hAnsi="Times New Roman" w:cs="Times New Roman"/>
-              </w:rPr>
-              <w:t xml:space="preserve"> </w:t>
-            </w:r>
-            <w:proofErr w:type="spellStart"/>
+            <w:r>
+              <w:rPr>
+                <w:rFonts w:ascii="Times New Roman" w:hAnsi="Times New Roman" w:cs="Times New Roman"/>
+              </w:rPr>
+              <w:t xml:space="preserve"> </w:t>
+            </w:r>
             <w:r>
               <w:rPr>
                 <w:rFonts w:ascii="Times New Roman" w:hAnsi="Times New Roman" w:cs="Times New Roman"/>
               </w:rPr>
               <w:t>himoya</w:t>
             </w:r>
-            <w:proofErr w:type="spellEnd"/>
-            <w:r>
-              <w:rPr>
-                <w:rFonts w:ascii="Times New Roman" w:hAnsi="Times New Roman" w:cs="Times New Roman"/>
-              </w:rPr>
-              <w:t xml:space="preserve"> </w:t>
-            </w:r>
-            <w:proofErr w:type="spellStart"/>
+            <w:r>
+              <w:rPr>
+                <w:rFonts w:ascii="Times New Roman" w:hAnsi="Times New Roman" w:cs="Times New Roman"/>
+              </w:rPr>
+              <w:t xml:space="preserve"> </w:t>
+            </w:r>
             <w:r>
               <w:rPr>
                 <w:rFonts w:ascii="Times New Roman" w:hAnsi="Times New Roman" w:cs="Times New Roman"/>
               </w:rPr>
               <w:t>qilish</w:t>
             </w:r>
-            <w:proofErr w:type="spellEnd"/>
-            <w:r>
-              <w:rPr>
-                <w:rFonts w:ascii="Times New Roman" w:hAnsi="Times New Roman" w:cs="Times New Roman"/>
-              </w:rPr>
-              <w:t xml:space="preserve"> </w:t>
-            </w:r>
-            <w:proofErr w:type="spellStart"/>
+            <w:r>
+              <w:rPr>
+                <w:rFonts w:ascii="Times New Roman" w:hAnsi="Times New Roman" w:cs="Times New Roman"/>
+              </w:rPr>
+              <w:t xml:space="preserve"> </w:t>
+            </w:r>
             <w:r>
               <w:rPr>
                 <w:rFonts w:ascii="Times New Roman" w:hAnsi="Times New Roman" w:cs="Times New Roman"/>
               </w:rPr>
               <w:t>hamda</w:t>
             </w:r>
-            <w:proofErr w:type="spellEnd"/>
-            <w:r>
-              <w:rPr>
-                <w:rFonts w:ascii="Times New Roman" w:hAnsi="Times New Roman" w:cs="Times New Roman"/>
-              </w:rPr>
-              <w:t xml:space="preserve"> </w:t>
-            </w:r>
-            <w:proofErr w:type="spellStart"/>
+            <w:r>
+              <w:rPr>
+                <w:rFonts w:ascii="Times New Roman" w:hAnsi="Times New Roman" w:cs="Times New Roman"/>
+              </w:rPr>
+              <w:t xml:space="preserve"> </w:t>
+            </w:r>
             <w:r>
               <w:rPr>
                 <w:rFonts w:ascii="Times New Roman" w:hAnsi="Times New Roman" w:cs="Times New Roman"/>
               </w:rPr>
               <w:t>amalga</w:t>
             </w:r>
-            <w:proofErr w:type="spellEnd"/>
-            <w:r>
-              <w:rPr>
-                <w:rFonts w:ascii="Times New Roman" w:hAnsi="Times New Roman" w:cs="Times New Roman"/>
-              </w:rPr>
-              <w:t xml:space="preserve"> </w:t>
-            </w:r>
-            <w:proofErr w:type="spellStart"/>
+            <w:r>
+              <w:rPr>
+                <w:rFonts w:ascii="Times New Roman" w:hAnsi="Times New Roman" w:cs="Times New Roman"/>
+              </w:rPr>
+              <w:t xml:space="preserve"> </w:t>
+            </w:r>
             <w:r>
               <w:rPr>
                 <w:rFonts w:ascii="Times New Roman" w:hAnsi="Times New Roman" w:cs="Times New Roman"/>
               </w:rPr>
               <w:t>kiritish</w:t>
             </w:r>
-            <w:proofErr w:type="spellEnd"/>
             <w:r>
               <w:rPr>
                 <w:rFonts w:ascii="Times New Roman" w:hAnsi="Times New Roman" w:cs="Times New Roman"/>
@@ -2766,21 +2273,7 @@
               <w:rPr>
                 <w:rFonts w:ascii="Times New Roman" w:hAnsi="Times New Roman" w:cs="Times New Roman"/>
               </w:rPr>
-              <w:t>_</w:t>
-            </w:r>
-            <w:proofErr w:type="spellStart"/>
-            <w:r>
-              <w:rPr>
-                <w:rFonts w:ascii="Times New Roman" w:hAnsi="Times New Roman" w:cs="Times New Roman"/>
-              </w:rPr>
-              <w:t>start</w:t>
-            </w:r>
-            <w:proofErr w:type="spellEnd"/>
-            <w:r>
-              <w:rPr>
-                <w:rFonts w:ascii="Times New Roman" w:hAnsi="Times New Roman" w:cs="Times New Roman"/>
-              </w:rPr>
-              <w:t>}}</w:t>
+              <w:t>_start}}</w:t>
             </w:r>
           </w:p>
         </w:tc>
@@ -2814,21 +2307,7 @@
               <w:rPr>
                 <w:rFonts w:ascii="Times New Roman" w:hAnsi="Times New Roman" w:cs="Times New Roman"/>
               </w:rPr>
-              <w:t>_</w:t>
-            </w:r>
-            <w:proofErr w:type="spellStart"/>
-            <w:r>
-              <w:rPr>
-                <w:rFonts w:ascii="Times New Roman" w:hAnsi="Times New Roman" w:cs="Times New Roman"/>
-              </w:rPr>
-              <w:t>end</w:t>
-            </w:r>
-            <w:proofErr w:type="spellEnd"/>
-            <w:r>
-              <w:rPr>
-                <w:rFonts w:ascii="Times New Roman" w:hAnsi="Times New Roman" w:cs="Times New Roman"/>
-              </w:rPr>
-              <w:t>}}</w:t>
+              <w:t>_end}}</w:t>
             </w:r>
           </w:p>
         </w:tc>
@@ -2863,21 +2342,7 @@
               <w:rPr>
                 <w:rFonts w:ascii="Times New Roman" w:hAnsi="Times New Roman" w:cs="Times New Roman"/>
               </w:rPr>
-              <w:t>_</w:t>
-            </w:r>
-            <w:proofErr w:type="spellStart"/>
-            <w:r>
-              <w:rPr>
-                <w:rFonts w:ascii="Times New Roman" w:hAnsi="Times New Roman" w:cs="Times New Roman"/>
-              </w:rPr>
-              <w:t>summa</w:t>
-            </w:r>
-            <w:proofErr w:type="spellEnd"/>
-            <w:r>
-              <w:rPr>
-                <w:rFonts w:ascii="Times New Roman" w:hAnsi="Times New Roman" w:cs="Times New Roman"/>
-              </w:rPr>
-              <w:t>}}</w:t>
+              <w:t>_summa}}</w:t>
             </w:r>
           </w:p>
         </w:tc>
@@ -2988,25 +2453,7 @@
                 <w:b/>
                 <w:bCs/>
               </w:rPr>
-              <w:t>{{</w:t>
-            </w:r>
-            <w:proofErr w:type="spellStart"/>
-            <w:r>
-              <w:rPr>
-                <w:rFonts w:ascii="Times New Roman" w:hAnsi="Times New Roman" w:cs="Times New Roman"/>
-                <w:b/>
-                <w:bCs/>
-              </w:rPr>
-              <w:t>final_total_amount</w:t>
-            </w:r>
-            <w:proofErr w:type="spellEnd"/>
-            <w:r>
-              <w:rPr>
-                <w:rFonts w:ascii="Times New Roman" w:hAnsi="Times New Roman" w:cs="Times New Roman"/>
-                <w:b/>
-                <w:bCs/>
-              </w:rPr>
-              <w:t>}}</w:t>
+              <w:t>{{final_total_amount}}</w:t>
             </w:r>
           </w:p>
         </w:tc>
@@ -3077,7 +2524,6 @@
               </w:rPr>
               <w:t>«</w:t>
             </w:r>
-            <w:proofErr w:type="spellStart"/>
             <w:r>
               <w:rPr>
                 <w:rFonts w:ascii="Times New Roman" w:hAnsi="Times New Roman" w:cs="Times New Roman"/>
@@ -3087,7 +2533,6 @@
               </w:rPr>
               <w:t>Ijrochi</w:t>
             </w:r>
-            <w:proofErr w:type="spellEnd"/>
             <w:r>
               <w:rPr>
                 <w:rFonts w:ascii="Times New Roman" w:hAnsi="Times New Roman" w:cs="Times New Roman"/>
@@ -3108,7 +2553,6 @@
                 <w:lang w:val="en-US"/>
               </w:rPr>
             </w:pPr>
-            <w:proofErr w:type="spellStart"/>
             <w:r>
               <w:rPr>
                 <w:rFonts w:ascii="Times New Roman" w:hAnsi="Times New Roman" w:cs="Times New Roman"/>
@@ -3118,17 +2562,15 @@
               </w:rPr>
               <w:t>Texnik</w:t>
             </w:r>
-            <w:proofErr w:type="spellEnd"/>
-            <w:r>
-              <w:rPr>
-                <w:rFonts w:ascii="Times New Roman" w:hAnsi="Times New Roman" w:cs="Times New Roman"/>
-                <w:b/>
-                <w:bCs/>
-                <w:lang w:val="en-US"/>
-              </w:rPr>
-              <w:t xml:space="preserve"> </w:t>
-            </w:r>
-            <w:proofErr w:type="spellStart"/>
+            <w:r>
+              <w:rPr>
+                <w:rFonts w:ascii="Times New Roman" w:hAnsi="Times New Roman" w:cs="Times New Roman"/>
+                <w:b/>
+                <w:bCs/>
+                <w:lang w:val="en-US"/>
+              </w:rPr>
+              <w:t xml:space="preserve"> </w:t>
+            </w:r>
             <w:r>
               <w:rPr>
                 <w:rFonts w:ascii="Times New Roman" w:hAnsi="Times New Roman" w:cs="Times New Roman"/>
@@ -3138,17 +2580,15 @@
               </w:rPr>
               <w:t>me’yorlash</w:t>
             </w:r>
-            <w:proofErr w:type="spellEnd"/>
-            <w:r>
-              <w:rPr>
-                <w:rFonts w:ascii="Times New Roman" w:hAnsi="Times New Roman" w:cs="Times New Roman"/>
-                <w:b/>
-                <w:bCs/>
-                <w:lang w:val="en-US"/>
-              </w:rPr>
-              <w:t xml:space="preserve"> </w:t>
-            </w:r>
-            <w:proofErr w:type="spellStart"/>
+            <w:r>
+              <w:rPr>
+                <w:rFonts w:ascii="Times New Roman" w:hAnsi="Times New Roman" w:cs="Times New Roman"/>
+                <w:b/>
+                <w:bCs/>
+                <w:lang w:val="en-US"/>
+              </w:rPr>
+              <w:t xml:space="preserve"> </w:t>
+            </w:r>
             <w:r>
               <w:rPr>
                 <w:rFonts w:ascii="Times New Roman" w:hAnsi="Times New Roman" w:cs="Times New Roman"/>
@@ -3158,17 +2598,15 @@
               </w:rPr>
               <w:t>va</w:t>
             </w:r>
-            <w:proofErr w:type="spellEnd"/>
-            <w:r>
-              <w:rPr>
-                <w:rFonts w:ascii="Times New Roman" w:hAnsi="Times New Roman" w:cs="Times New Roman"/>
-                <w:b/>
-                <w:bCs/>
-                <w:lang w:val="en-US"/>
-              </w:rPr>
-              <w:t xml:space="preserve"> </w:t>
-            </w:r>
-            <w:proofErr w:type="spellStart"/>
+            <w:r>
+              <w:rPr>
+                <w:rFonts w:ascii="Times New Roman" w:hAnsi="Times New Roman" w:cs="Times New Roman"/>
+                <w:b/>
+                <w:bCs/>
+                <w:lang w:val="en-US"/>
+              </w:rPr>
+              <w:t xml:space="preserve"> </w:t>
+            </w:r>
             <w:r>
               <w:rPr>
                 <w:rFonts w:ascii="Times New Roman" w:hAnsi="Times New Roman" w:cs="Times New Roman"/>
@@ -3178,7 +2616,6 @@
               </w:rPr>
               <w:t>standartlashtirish</w:t>
             </w:r>
-            <w:proofErr w:type="spellEnd"/>
           </w:p>
           <w:p>
             <w:pPr>
@@ -3236,7 +2673,6 @@
               </w:rPr>
               <w:t>q</w:t>
             </w:r>
-            <w:proofErr w:type="spellStart"/>
             <w:r>
               <w:rPr>
                 <w:rFonts w:ascii="Times New Roman" w:hAnsi="Times New Roman" w:cs="Times New Roman"/>
@@ -3246,7 +2682,6 @@
               </w:rPr>
               <w:t>i</w:t>
             </w:r>
-            <w:proofErr w:type="spellEnd"/>
             <w:r>
               <w:rPr>
                 <w:rFonts w:ascii="Times New Roman" w:hAnsi="Times New Roman" w:cs="Times New Roman"/>
@@ -3256,7 +2691,6 @@
               </w:rPr>
               <w:t>q</w:t>
             </w:r>
-            <w:proofErr w:type="spellStart"/>
             <w:r>
               <w:rPr>
                 <w:rFonts w:ascii="Times New Roman" w:hAnsi="Times New Roman" w:cs="Times New Roman"/>
@@ -3266,17 +2700,15 @@
               </w:rPr>
               <w:t>ot</w:t>
             </w:r>
-            <w:proofErr w:type="spellEnd"/>
-            <w:r>
-              <w:rPr>
-                <w:rFonts w:ascii="Times New Roman" w:hAnsi="Times New Roman" w:cs="Times New Roman"/>
-                <w:b/>
-                <w:bCs/>
-                <w:lang w:val="en-US"/>
-              </w:rPr>
-              <w:t xml:space="preserve"> </w:t>
-            </w:r>
-            <w:proofErr w:type="spellStart"/>
+            <w:r>
+              <w:rPr>
+                <w:rFonts w:ascii="Times New Roman" w:hAnsi="Times New Roman" w:cs="Times New Roman"/>
+                <w:b/>
+                <w:bCs/>
+                <w:lang w:val="en-US"/>
+              </w:rPr>
+              <w:t xml:space="preserve"> </w:t>
+            </w:r>
             <w:r>
               <w:rPr>
                 <w:rFonts w:ascii="Times New Roman" w:hAnsi="Times New Roman" w:cs="Times New Roman"/>
@@ -3286,7 +2718,6 @@
               </w:rPr>
               <w:t>instituti</w:t>
             </w:r>
-            <w:proofErr w:type="spellEnd"/>
           </w:p>
           <w:p>
             <w:pPr>
@@ -3296,7 +2727,7 @@
                 <w:rFonts w:ascii="Times New Roman" w:hAnsi="Times New Roman" w:cs="Times New Roman"/>
                 <w:b/>
                 <w:bCs/>
-                <w:lang w:val="uz-Cyrl-UZ"/>
+                <w:lang w:val="en-US"/>
               </w:rPr>
             </w:pPr>
             <w:r>
@@ -3308,7 +2739,6 @@
               </w:rPr>
               <w:t>di</w:t>
             </w:r>
-            <w:proofErr w:type="spellStart"/>
             <w:r>
               <w:rPr>
                 <w:rFonts w:ascii="Times New Roman" w:hAnsi="Times New Roman" w:cs="Times New Roman"/>
@@ -3317,7 +2747,6 @@
               </w:rPr>
               <w:t>rektori</w:t>
             </w:r>
-            <w:proofErr w:type="spellEnd"/>
           </w:p>
           <w:p>
             <w:pPr>
@@ -3327,7 +2756,7 @@
                 <w:rFonts w:ascii="Times New Roman" w:hAnsi="Times New Roman" w:cs="Times New Roman"/>
                 <w:b/>
                 <w:bCs/>
-                <w:lang w:val="uz-Cyrl-UZ"/>
+                <w:lang w:val="en-US"/>
               </w:rPr>
             </w:pPr>
           </w:p>
@@ -3342,32 +2771,51 @@
                 <w:lang w:val="uz-Cyrl-UZ"/>
               </w:rPr>
             </w:pPr>
-            <w:r>
-              <w:rPr>
-                <w:rFonts w:ascii="Times New Roman" w:hAnsi="Times New Roman" w:cs="Times New Roman"/>
-                <w:b/>
-                <w:bCs/>
-                <w:lang w:val="en-US"/>
-              </w:rPr>
-              <w:t>________________</w:t>
-            </w:r>
-            <w:r>
+          </w:p>
+          <w:p>
+            <w:pPr>
+              <w:rPr>
+                <w:rFonts w:ascii="Times New Roman" w:hAnsi="Times New Roman" w:cs="Times New Roman"/>
+                <w:b/>
+                <w:bCs/>
+                <w:lang w:val="en-US"/>
+              </w:rPr>
+            </w:pPr>
+            <w:r>
+              <w:rPr>
+                <w:noProof/>
+              </w:rPr>
               <w:drawing>
-                <wp:inline xmlns:a="http://schemas.openxmlformats.org/drawingml/2006/main" xmlns:pic="http://schemas.openxmlformats.org/drawingml/2006/picture">
+                <wp:anchor distT="0" distB="0" distL="114300" distR="114300" simplePos="0" relativeHeight="251658240" behindDoc="0" locked="0" layoutInCell="1" allowOverlap="1" wp14:anchorId="7127E7AA" wp14:editId="77F31FE9">
+                  <wp:simplePos x="0" y="0"/>
+                  <wp:positionH relativeFrom="column">
+                    <wp:posOffset>280035</wp:posOffset>
+                  </wp:positionH>
+                  <wp:positionV relativeFrom="paragraph">
+                    <wp:posOffset>68580</wp:posOffset>
+                  </wp:positionV>
                   <wp:extent cx="792000" cy="776571"/>
+                  <wp:effectExtent l="0" t="0" r="8255" b="5080"/>
+                  <wp:wrapSquare wrapText="bothSides"/>
                   <wp:docPr id="1" name="Picture 1"/>
                   <wp:cNvGraphicFramePr>
-                    <a:graphicFrameLocks noChangeAspect="1"/>
+                    <a:graphicFrameLocks xmlns:a="http://schemas.openxmlformats.org/drawingml/2006/main" noChangeAspect="1"/>
                   </wp:cNvGraphicFramePr>
-                  <a:graphic>
+                  <a:graphic xmlns:a="http://schemas.openxmlformats.org/drawingml/2006/main">
                     <a:graphicData uri="http://schemas.openxmlformats.org/drawingml/2006/picture">
-                      <pic:pic>
+                      <pic:pic xmlns:pic="http://schemas.openxmlformats.org/drawingml/2006/picture">
                         <pic:nvPicPr>
                           <pic:cNvPr id="0" name="pechat.png"/>
                           <pic:cNvPicPr/>
                         </pic:nvPicPr>
                         <pic:blipFill>
-                          <a:blip r:embed="rId7"/>
+                          <a:blip r:embed="rId5">
+                            <a:extLst>
+                              <a:ext uri="{28A0092B-C50C-407E-A947-70E740481C1C}">
+                                <a14:useLocalDpi xmlns:a14="http://schemas.microsoft.com/office/drawing/2010/main" val="0"/>
+                              </a:ext>
+                            </a:extLst>
+                          </a:blip>
                           <a:stretch>
                             <a:fillRect/>
                           </a:stretch>
@@ -3377,14 +2825,36 @@
                             <a:off x="0" y="0"/>
                             <a:ext cx="792000" cy="776571"/>
                           </a:xfrm>
-                          <a:prstGeom prst="rect"/>
+                          <a:prstGeom prst="rect">
+                            <a:avLst/>
+                          </a:prstGeom>
                         </pic:spPr>
                       </pic:pic>
                     </a:graphicData>
                   </a:graphic>
-                </wp:inline>
+                </wp:anchor>
               </w:drawing>
             </w:r>
+          </w:p>
+          <w:p>
+            <w:pPr>
+              <w:rPr>
+                <w:rFonts w:ascii="Times New Roman" w:hAnsi="Times New Roman" w:cs="Times New Roman"/>
+                <w:b/>
+                <w:bCs/>
+                <w:lang w:val="uz-Cyrl-UZ"/>
+              </w:rPr>
+            </w:pPr>
+          </w:p>
+          <w:p>
+            <w:pPr>
+              <w:rPr>
+                <w:rFonts w:ascii="Times New Roman" w:hAnsi="Times New Roman" w:cs="Times New Roman"/>
+                <w:b/>
+                <w:bCs/>
+                <w:lang w:val="uz-Cyrl-UZ"/>
+              </w:rPr>
+            </w:pPr>
             <w:r>
               <w:rPr>
                 <w:rFonts w:ascii="Times New Roman" w:hAnsi="Times New Roman" w:cs="Times New Roman"/>
@@ -3403,7 +2873,6 @@
               </w:rPr>
               <w:t>.</w:t>
             </w:r>
-            <w:proofErr w:type="gramStart"/>
             <w:r>
               <w:rPr>
                 <w:rFonts w:ascii="Times New Roman" w:hAnsi="Times New Roman" w:cs="Times New Roman"/>
@@ -3431,7 +2900,6 @@
               </w:rPr>
               <w:t>Kuchkarov</w:t>
             </w:r>
-            <w:proofErr w:type="gramEnd"/>
           </w:p>
           <w:p>
             <w:pPr>
@@ -3469,7 +2937,6 @@
               </w:rPr>
               <w:t>«</w:t>
             </w:r>
-            <w:proofErr w:type="spellStart"/>
             <w:r>
               <w:rPr>
                 <w:rFonts w:ascii="Times New Roman" w:hAnsi="Times New Roman" w:cs="Times New Roman"/>
@@ -3479,7 +2946,6 @@
               </w:rPr>
               <w:t>Buyurtmachi</w:t>
             </w:r>
-            <w:proofErr w:type="spellEnd"/>
             <w:r>
               <w:rPr>
                 <w:rFonts w:ascii="Times New Roman" w:hAnsi="Times New Roman" w:cs="Times New Roman"/>
@@ -3510,7 +2976,6 @@
               </w:rPr>
               <w:t>O‘</w:t>
             </w:r>
-            <w:proofErr w:type="spellStart"/>
             <w:r>
               <w:rPr>
                 <w:rFonts w:ascii="Times New Roman" w:hAnsi="Times New Roman" w:cs="Times New Roman"/>
@@ -3520,17 +2985,15 @@
               </w:rPr>
               <w:t>zbekiston</w:t>
             </w:r>
-            <w:proofErr w:type="spellEnd"/>
-            <w:r>
-              <w:rPr>
-                <w:rFonts w:ascii="Times New Roman" w:hAnsi="Times New Roman" w:cs="Times New Roman"/>
-                <w:b/>
-                <w:bCs/>
-                <w:lang w:val="en-US"/>
-              </w:rPr>
-              <w:t xml:space="preserve"> </w:t>
-            </w:r>
-            <w:proofErr w:type="spellStart"/>
+            <w:r>
+              <w:rPr>
+                <w:rFonts w:ascii="Times New Roman" w:hAnsi="Times New Roman" w:cs="Times New Roman"/>
+                <w:b/>
+                <w:bCs/>
+                <w:lang w:val="en-US"/>
+              </w:rPr>
+              <w:t xml:space="preserve"> </w:t>
+            </w:r>
             <w:r>
               <w:rPr>
                 <w:rFonts w:ascii="Times New Roman" w:hAnsi="Times New Roman" w:cs="Times New Roman"/>
@@ -3540,7 +3003,6 @@
               </w:rPr>
               <w:t>Respublikasi</w:t>
             </w:r>
-            <w:proofErr w:type="spellEnd"/>
           </w:p>
           <w:p>
             <w:pPr>
@@ -3709,17 +3171,53 @@
                 <w:rFonts w:ascii="Times New Roman" w:hAnsi="Times New Roman" w:cs="Times New Roman"/>
                 <w:b/>
                 <w:bCs/>
-                <w:lang w:val="uz-Cyrl-UZ"/>
-              </w:rPr>
-            </w:pPr>
-            <w:r>
-              <w:rPr>
-                <w:rFonts w:ascii="Times New Roman" w:hAnsi="Times New Roman" w:cs="Times New Roman"/>
-                <w:b/>
-                <w:bCs/>
-                <w:lang w:val="en-US"/>
-              </w:rPr>
-              <w:t>________________</w:t>
+                <w:lang w:val="en-US"/>
+              </w:rPr>
+            </w:pPr>
+          </w:p>
+          <w:p>
+            <w:pPr>
+              <w:ind w:firstLine="284"/>
+              <w:jc w:val="center"/>
+              <w:rPr>
+                <w:rFonts w:ascii="Times New Roman" w:hAnsi="Times New Roman" w:cs="Times New Roman"/>
+                <w:b/>
+                <w:bCs/>
+                <w:lang w:val="uz-Cyrl-UZ"/>
+              </w:rPr>
+            </w:pPr>
+          </w:p>
+          <w:p>
+            <w:pPr>
+              <w:ind w:firstLine="284"/>
+              <w:jc w:val="center"/>
+              <w:rPr>
+                <w:rFonts w:ascii="Times New Roman" w:hAnsi="Times New Roman" w:cs="Times New Roman"/>
+                <w:b/>
+                <w:bCs/>
+                <w:lang w:val="uz-Cyrl-UZ"/>
+              </w:rPr>
+            </w:pPr>
+          </w:p>
+          <w:p>
+            <w:pPr>
+              <w:ind w:firstLine="284"/>
+              <w:jc w:val="center"/>
+              <w:rPr>
+                <w:rFonts w:ascii="Times New Roman" w:hAnsi="Times New Roman" w:cs="Times New Roman"/>
+                <w:b/>
+                <w:bCs/>
+                <w:lang w:val="uz-Cyrl-UZ"/>
+              </w:rPr>
+            </w:pPr>
+            <w:r>
+              <w:rPr>
+                <w:rFonts w:ascii="Times New Roman" w:hAnsi="Times New Roman" w:cs="Times New Roman"/>
+                <w:b/>
+                <w:bCs/>
+                <w:lang w:val="uz-Cyrl-UZ"/>
+              </w:rPr>
+              <w:t xml:space="preserve">                                       </w:t>
             </w:r>
             <w:r>
               <w:rPr>
@@ -3739,7 +3237,6 @@
               </w:rPr>
               <w:t>.</w:t>
             </w:r>
-            <w:proofErr w:type="gramStart"/>
             <w:r>
               <w:rPr>
                 <w:rFonts w:ascii="Times New Roman" w:hAnsi="Times New Roman" w:cs="Times New Roman"/>
@@ -3767,7 +3264,6 @@
               </w:rPr>
               <w:t>Adilov</w:t>
             </w:r>
-            <w:proofErr w:type="gramEnd"/>
           </w:p>
           <w:p>
             <w:pPr>
@@ -3812,7 +3308,7 @@
 </file>
 
 <file path=word/styles.xml><?xml version="1.0" encoding="utf-8"?>
-<w:styles xmlns:mc="http://schemas.openxmlformats.org/markup-compatibility/2006" xmlns:r="http://schemas.openxmlformats.org/officeDocument/2006/relationships" xmlns:w="http://schemas.openxmlformats.org/wordprocessingml/2006/main" xmlns:w14="http://schemas.microsoft.com/office/word/2010/wordml" xmlns:w15="http://schemas.microsoft.com/office/word/2012/wordml" xmlns:w16cex="http://schemas.microsoft.com/office/word/2018/wordml/cex" xmlns:w16cid="http://schemas.microsoft.com/office/word/2016/wordml/cid" xmlns:w16="http://schemas.microsoft.com/office/word/2018/wordml" xmlns:w16sdtdh="http://schemas.microsoft.com/office/word/2020/wordml/sdtdatahash" xmlns:w16se="http://schemas.microsoft.com/office/word/2015/wordml/symex" mc:Ignorable="w14 w15 w16se w16cid w16 w16cex w16sdtdh">
+<w:styles xmlns:mc="http://schemas.openxmlformats.org/markup-compatibility/2006" xmlns:r="http://schemas.openxmlformats.org/officeDocument/2006/relationships" xmlns:w="http://schemas.openxmlformats.org/wordprocessingml/2006/main" xmlns:w14="http://schemas.microsoft.com/office/word/2010/wordml" xmlns:w15="http://schemas.microsoft.com/office/word/2012/wordml" xmlns:w16cex="http://schemas.microsoft.com/office/word/2018/wordml/cex" xmlns:w16cid="http://schemas.microsoft.com/office/word/2016/wordml/cid" xmlns:w16="http://schemas.microsoft.com/office/word/2018/wordml" xmlns:w16du="http://schemas.microsoft.com/office/word/2023/wordml/word16du" xmlns:w16sdtdh="http://schemas.microsoft.com/office/word/2020/wordml/sdtdatahash" xmlns:w16sdtfl="http://schemas.microsoft.com/office/word/2024/wordml/sdtformatlock" xmlns:w16se="http://schemas.microsoft.com/office/word/2015/wordml/symex" mc:Ignorable="w14 w15 w16se w16cid w16 w16cex w16sdtdh w16sdtfl w16du">
   <w:docDefaults>
     <w:rPrDefault>
       <w:rPr>
@@ -4414,6 +3910,7 @@
   <w:style w:type="character" w:default="1" w:styleId="a0">
     <w:name w:val="Default Paragraph Font"/>
     <w:uiPriority w:val="1"/>
+    <w:semiHidden/>
     <w:unhideWhenUsed/>
   </w:style>
   <w:style w:type="table" w:default="1" w:styleId="a1">

--- a/backend/contract_templates/kalendar_reja.docx
+++ b/backend/contract_templates/kalendar_reja.docx
@@ -1,6 +1,6 @@
 
 <file path=word/document.xml><?xml version="1.0" encoding="utf-8"?>
-<w:document xmlns:wpc="http://schemas.microsoft.com/office/word/2010/wordprocessingCanvas" xmlns:cx="http://schemas.microsoft.com/office/drawing/2014/chartex" xmlns:cx1="http://schemas.microsoft.com/office/drawing/2015/9/8/chartex" xmlns:cx2="http://schemas.microsoft.com/office/drawing/2015/10/21/chartex" xmlns:cx3="http://schemas.microsoft.com/office/drawing/2016/5/9/chartex" xmlns:cx4="http://schemas.microsoft.com/office/drawing/2016/5/10/chartex" xmlns:cx5="http://schemas.microsoft.com/office/drawing/2016/5/11/chartex" xmlns:cx6="http://schemas.microsoft.com/office/drawing/2016/5/12/chartex" xmlns:cx7="http://schemas.microsoft.com/office/drawing/2016/5/13/chartex" xmlns:cx8="http://schemas.microsoft.com/office/drawing/2016/5/14/chartex" xmlns:mc="http://schemas.openxmlformats.org/markup-compatibility/2006" xmlns:aink="http://schemas.microsoft.com/office/drawing/2016/ink" xmlns:am3d="http://schemas.microsoft.com/office/drawing/2017/model3d" xmlns:o="urn:schemas-microsoft-com:office:office" xmlns:oel="http://schemas.microsoft.com/office/2019/extlst" xmlns:r="http://schemas.openxmlformats.org/officeDocument/2006/relationships" xmlns:m="http://schemas.openxmlformats.org/officeDocument/2006/math" xmlns:v="urn:schemas-microsoft-com:vml" xmlns:wp14="http://schemas.microsoft.com/office/word/2010/wordprocessingDrawing" xmlns:wp="http://schemas.openxmlformats.org/drawingml/2006/wordprocessingDrawing" xmlns:w10="urn:schemas-microsoft-com:office:word" xmlns:w="http://schemas.openxmlformats.org/wordprocessingml/2006/main" xmlns:w14="http://schemas.microsoft.com/office/word/2010/wordml" xmlns:w15="http://schemas.microsoft.com/office/word/2012/wordml" xmlns:w16cex="http://schemas.microsoft.com/office/word/2018/wordml/cex" xmlns:w16cid="http://schemas.microsoft.com/office/word/2016/wordml/cid" xmlns:w16="http://schemas.microsoft.com/office/word/2018/wordml" xmlns:w16du="http://schemas.microsoft.com/office/word/2023/wordml/word16du" xmlns:w16sdtdh="http://schemas.microsoft.com/office/word/2020/wordml/sdtdatahash" xmlns:w16sdtfl="http://schemas.microsoft.com/office/word/2024/wordml/sdtformatlock" xmlns:w16se="http://schemas.microsoft.com/office/word/2015/wordml/symex" xmlns:wpg="http://schemas.microsoft.com/office/word/2010/wordprocessingGroup" xmlns:wpi="http://schemas.microsoft.com/office/word/2010/wordprocessingInk" xmlns:wne="http://schemas.microsoft.com/office/word/2006/wordml" xmlns:wps="http://schemas.microsoft.com/office/word/2010/wordprocessingShape" mc:Ignorable="w14 w15 w16se w16cid w16 w16cex w16sdtdh w16sdtfl w16du wp14">
+<w:document xmlns:wpc="http://schemas.microsoft.com/office/word/2010/wordprocessingCanvas" xmlns:cx="http://schemas.microsoft.com/office/drawing/2014/chartex" xmlns:cx1="http://schemas.microsoft.com/office/drawing/2015/9/8/chartex" xmlns:cx2="http://schemas.microsoft.com/office/drawing/2015/10/21/chartex" xmlns:cx3="http://schemas.microsoft.com/office/drawing/2016/5/9/chartex" xmlns:cx4="http://schemas.microsoft.com/office/drawing/2016/5/10/chartex" xmlns:cx5="http://schemas.microsoft.com/office/drawing/2016/5/11/chartex" xmlns:cx6="http://schemas.microsoft.com/office/drawing/2016/5/12/chartex" xmlns:cx7="http://schemas.microsoft.com/office/drawing/2016/5/13/chartex" xmlns:cx8="http://schemas.microsoft.com/office/drawing/2016/5/14/chartex" xmlns:mc="http://schemas.openxmlformats.org/markup-compatibility/2006" xmlns:aink="http://schemas.microsoft.com/office/drawing/2016/ink" xmlns:am3d="http://schemas.microsoft.com/office/drawing/2017/model3d" xmlns:o="urn:schemas-microsoft-com:office:office" xmlns:oel="http://schemas.microsoft.com/office/2019/extlst" xmlns:r="http://schemas.openxmlformats.org/officeDocument/2006/relationships" xmlns:m="http://schemas.openxmlformats.org/officeDocument/2006/math" xmlns:v="urn:schemas-microsoft-com:vml" xmlns:wp14="http://schemas.microsoft.com/office/word/2010/wordprocessingDrawing" xmlns:wp="http://schemas.openxmlformats.org/drawingml/2006/wordprocessingDrawing" xmlns:w10="urn:schemas-microsoft-com:office:word" xmlns:w="http://schemas.openxmlformats.org/wordprocessingml/2006/main" xmlns:w14="http://schemas.microsoft.com/office/word/2010/wordml" xmlns:w15="http://schemas.microsoft.com/office/word/2012/wordml" xmlns:w16cex="http://schemas.microsoft.com/office/word/2018/wordml/cex" xmlns:w16cid="http://schemas.microsoft.com/office/word/2016/wordml/cid" xmlns:w16="http://schemas.microsoft.com/office/word/2018/wordml" xmlns:w16sdtdh="http://schemas.microsoft.com/office/word/2020/wordml/sdtdatahash" xmlns:w16se="http://schemas.microsoft.com/office/word/2015/wordml/symex" xmlns:wpg="http://schemas.microsoft.com/office/word/2010/wordprocessingGroup" xmlns:wpi="http://schemas.microsoft.com/office/word/2010/wordprocessingInk" xmlns:wne="http://schemas.microsoft.com/office/word/2006/wordml" xmlns:wps="http://schemas.microsoft.com/office/word/2010/wordprocessingShape" mc:Ignorable="w14 w15 w16se w16cid w16 w16cex w16sdtdh wp14">
   <w:body>
     <w:p>
       <w:pPr>
@@ -16,7 +16,23 @@
           <w:rFonts w:ascii="Times New Roman" w:hAnsi="Times New Roman" w:cs="Times New Roman"/>
           <w:lang w:val="en-US"/>
         </w:rPr>
-        <w:t>{{shnq_name}}</w:t>
+        <w:t>{{</w:t>
+      </w:r>
+      <w:proofErr w:type="spellStart"/>
+      <w:r>
+        <w:rPr>
+          <w:rFonts w:ascii="Times New Roman" w:hAnsi="Times New Roman" w:cs="Times New Roman"/>
+          <w:lang w:val="en-US"/>
+        </w:rPr>
+        <w:t>shnq_name</w:t>
+      </w:r>
+      <w:proofErr w:type="spellEnd"/>
+      <w:r>
+        <w:rPr>
+          <w:rFonts w:ascii="Times New Roman" w:hAnsi="Times New Roman" w:cs="Times New Roman"/>
+          <w:lang w:val="en-US"/>
+        </w:rPr>
+        <w:t>}}</w:t>
       </w:r>
     </w:p>
     <w:p>
@@ -131,15 +147,15 @@
         <w:tblLook w:val="04A0" w:firstRow="1" w:lastRow="0" w:firstColumn="1" w:lastColumn="0" w:noHBand="0" w:noVBand="1"/>
       </w:tblPr>
       <w:tblGrid>
-        <w:gridCol w:w="5669"/>
-        <w:gridCol w:w="1561"/>
-        <w:gridCol w:w="1276"/>
-        <w:gridCol w:w="1842"/>
+        <w:gridCol w:w="4395"/>
+        <w:gridCol w:w="1417"/>
+        <w:gridCol w:w="1560"/>
+        <w:gridCol w:w="2976"/>
       </w:tblGrid>
       <w:tr>
         <w:tc>
           <w:tcPr>
-            <w:tcW w:w="5669" w:type="dxa"/>
+            <w:tcW w:w="4395" w:type="dxa"/>
             <w:vMerge w:val="restart"/>
           </w:tcPr>
           <w:p>
@@ -183,7 +199,7 @@
         </w:tc>
         <w:tc>
           <w:tcPr>
-            <w:tcW w:w="2837" w:type="dxa"/>
+            <w:tcW w:w="2977" w:type="dxa"/>
             <w:gridSpan w:val="2"/>
           </w:tcPr>
           <w:p>
@@ -227,7 +243,7 @@
         </w:tc>
         <w:tc>
           <w:tcPr>
-            <w:tcW w:w="1842" w:type="dxa"/>
+            <w:tcW w:w="2976" w:type="dxa"/>
             <w:vMerge w:val="restart"/>
           </w:tcPr>
           <w:p>
@@ -300,7 +316,7 @@
       <w:tr>
         <w:tc>
           <w:tcPr>
-            <w:tcW w:w="5669" w:type="dxa"/>
+            <w:tcW w:w="4395" w:type="dxa"/>
             <w:vMerge/>
           </w:tcPr>
           <w:p>
@@ -318,7 +334,7 @@
         </w:tc>
         <w:tc>
           <w:tcPr>
-            <w:tcW w:w="1561" w:type="dxa"/>
+            <w:tcW w:w="1417" w:type="dxa"/>
           </w:tcPr>
           <w:p>
             <w:pPr>
@@ -343,7 +359,7 @@
         </w:tc>
         <w:tc>
           <w:tcPr>
-            <w:tcW w:w="1276" w:type="dxa"/>
+            <w:tcW w:w="1560" w:type="dxa"/>
           </w:tcPr>
           <w:p>
             <w:pPr>
@@ -368,7 +384,7 @@
         </w:tc>
         <w:tc>
           <w:tcPr>
-            <w:tcW w:w="1842" w:type="dxa"/>
+            <w:tcW w:w="2976" w:type="dxa"/>
             <w:vMerge/>
           </w:tcPr>
           <w:p>
@@ -388,7 +404,7 @@
       <w:tr>
         <w:tc>
           <w:tcPr>
-            <w:tcW w:w="5669" w:type="dxa"/>
+            <w:tcW w:w="4395" w:type="dxa"/>
           </w:tcPr>
           <w:p>
             <w:pPr>
@@ -414,7 +430,7 @@
         </w:tc>
         <w:tc>
           <w:tcPr>
-            <w:tcW w:w="1561" w:type="dxa"/>
+            <w:tcW w:w="1417" w:type="dxa"/>
           </w:tcPr>
           <w:p>
             <w:pPr>
@@ -440,7 +456,7 @@
         </w:tc>
         <w:tc>
           <w:tcPr>
-            <w:tcW w:w="1276" w:type="dxa"/>
+            <w:tcW w:w="1560" w:type="dxa"/>
           </w:tcPr>
           <w:p>
             <w:pPr>
@@ -465,7 +481,7 @@
         </w:tc>
         <w:tc>
           <w:tcPr>
-            <w:tcW w:w="1842" w:type="dxa"/>
+            <w:tcW w:w="2976" w:type="dxa"/>
           </w:tcPr>
           <w:p>
             <w:pPr>
@@ -493,7 +509,7 @@
       <w:tr>
         <w:tc>
           <w:tcPr>
-            <w:tcW w:w="5669" w:type="dxa"/>
+            <w:tcW w:w="4395" w:type="dxa"/>
           </w:tcPr>
           <w:p>
             <w:pPr>
@@ -543,42 +559,49 @@
               </w:rPr>
               <w:t xml:space="preserve"> </w:t>
             </w:r>
+            <w:proofErr w:type="spellStart"/>
             <w:r>
               <w:rPr>
                 <w:rFonts w:ascii="Times New Roman" w:hAnsi="Times New Roman" w:cs="Times New Roman"/>
               </w:rPr>
               <w:t>Normalash</w:t>
             </w:r>
-            <w:r>
-              <w:rPr>
-                <w:rFonts w:ascii="Times New Roman" w:hAnsi="Times New Roman" w:cs="Times New Roman"/>
-              </w:rPr>
-              <w:t xml:space="preserve"> </w:t>
-            </w:r>
+            <w:proofErr w:type="spellEnd"/>
+            <w:r>
+              <w:rPr>
+                <w:rFonts w:ascii="Times New Roman" w:hAnsi="Times New Roman" w:cs="Times New Roman"/>
+              </w:rPr>
+              <w:t xml:space="preserve"> </w:t>
+            </w:r>
+            <w:proofErr w:type="spellStart"/>
             <w:r>
               <w:rPr>
                 <w:rFonts w:ascii="Times New Roman" w:hAnsi="Times New Roman" w:cs="Times New Roman"/>
               </w:rPr>
               <w:t>ob’ekti</w:t>
             </w:r>
-            <w:r>
-              <w:rPr>
-                <w:rFonts w:ascii="Times New Roman" w:hAnsi="Times New Roman" w:cs="Times New Roman"/>
-              </w:rPr>
-              <w:t xml:space="preserve"> </w:t>
-            </w:r>
+            <w:proofErr w:type="spellEnd"/>
+            <w:r>
+              <w:rPr>
+                <w:rFonts w:ascii="Times New Roman" w:hAnsi="Times New Roman" w:cs="Times New Roman"/>
+              </w:rPr>
+              <w:t xml:space="preserve"> </w:t>
+            </w:r>
+            <w:proofErr w:type="spellStart"/>
             <w:r>
               <w:rPr>
                 <w:rFonts w:ascii="Times New Roman" w:hAnsi="Times New Roman" w:cs="Times New Roman"/>
               </w:rPr>
               <w:t>bo‘yicha</w:t>
             </w:r>
-            <w:r>
-              <w:rPr>
-                <w:rFonts w:ascii="Times New Roman" w:hAnsi="Times New Roman" w:cs="Times New Roman"/>
-              </w:rPr>
-              <w:t xml:space="preserve"> </w:t>
-            </w:r>
+            <w:proofErr w:type="spellEnd"/>
+            <w:r>
+              <w:rPr>
+                <w:rFonts w:ascii="Times New Roman" w:hAnsi="Times New Roman" w:cs="Times New Roman"/>
+              </w:rPr>
+              <w:t xml:space="preserve"> </w:t>
+            </w:r>
+            <w:proofErr w:type="spellStart"/>
             <w:r>
               <w:rPr>
                 <w:rFonts w:ascii="Times New Roman" w:hAnsi="Times New Roman" w:cs="Times New Roman"/>
@@ -597,24 +620,28 @@
               </w:rPr>
               <w:t>texnik</w:t>
             </w:r>
-            <w:r>
-              <w:rPr>
-                <w:rFonts w:ascii="Times New Roman" w:hAnsi="Times New Roman" w:cs="Times New Roman"/>
-              </w:rPr>
-              <w:t xml:space="preserve"> </w:t>
-            </w:r>
+            <w:proofErr w:type="spellEnd"/>
+            <w:r>
+              <w:rPr>
+                <w:rFonts w:ascii="Times New Roman" w:hAnsi="Times New Roman" w:cs="Times New Roman"/>
+              </w:rPr>
+              <w:t xml:space="preserve"> </w:t>
+            </w:r>
+            <w:proofErr w:type="spellStart"/>
             <w:r>
               <w:rPr>
                 <w:rFonts w:ascii="Times New Roman" w:hAnsi="Times New Roman" w:cs="Times New Roman"/>
               </w:rPr>
               <w:t>ma’lumotlarni</w:t>
             </w:r>
+            <w:proofErr w:type="spellEnd"/>
             <w:r>
               <w:rPr>
                 <w:rFonts w:ascii="Times New Roman" w:hAnsi="Times New Roman" w:cs="Times New Roman"/>
               </w:rPr>
               <w:t xml:space="preserve">, </w:t>
             </w:r>
+            <w:proofErr w:type="spellStart"/>
             <w:r>
               <w:rPr>
                 <w:rFonts w:ascii="Times New Roman" w:hAnsi="Times New Roman" w:cs="Times New Roman"/>
@@ -633,24 +660,28 @@
               </w:rPr>
               <w:t>tadqiqot</w:t>
             </w:r>
-            <w:r>
-              <w:rPr>
-                <w:rFonts w:ascii="Times New Roman" w:hAnsi="Times New Roman" w:cs="Times New Roman"/>
-              </w:rPr>
-              <w:t xml:space="preserve"> </w:t>
-            </w:r>
+            <w:proofErr w:type="spellEnd"/>
+            <w:r>
+              <w:rPr>
+                <w:rFonts w:ascii="Times New Roman" w:hAnsi="Times New Roman" w:cs="Times New Roman"/>
+              </w:rPr>
+              <w:t xml:space="preserve"> </w:t>
+            </w:r>
+            <w:proofErr w:type="spellStart"/>
             <w:r>
               <w:rPr>
                 <w:rFonts w:ascii="Times New Roman" w:hAnsi="Times New Roman" w:cs="Times New Roman"/>
               </w:rPr>
               <w:t>ishlarini</w:t>
             </w:r>
+            <w:proofErr w:type="spellEnd"/>
             <w:r>
               <w:rPr>
                 <w:rFonts w:ascii="Times New Roman" w:hAnsi="Times New Roman" w:cs="Times New Roman"/>
               </w:rPr>
               <w:t xml:space="preserve">, </w:t>
             </w:r>
+            <w:proofErr w:type="spellStart"/>
             <w:r>
               <w:rPr>
                 <w:rFonts w:ascii="Times New Roman" w:hAnsi="Times New Roman" w:cs="Times New Roman"/>
@@ -669,318 +700,371 @@
               </w:rPr>
               <w:t>texnik</w:t>
             </w:r>
-            <w:r>
-              <w:rPr>
-                <w:rFonts w:ascii="Times New Roman" w:hAnsi="Times New Roman" w:cs="Times New Roman"/>
-              </w:rPr>
-              <w:t xml:space="preserve"> </w:t>
-            </w:r>
+            <w:proofErr w:type="spellEnd"/>
+            <w:r>
+              <w:rPr>
+                <w:rFonts w:ascii="Times New Roman" w:hAnsi="Times New Roman" w:cs="Times New Roman"/>
+              </w:rPr>
+              <w:t xml:space="preserve"> </w:t>
+            </w:r>
+            <w:proofErr w:type="spellStart"/>
             <w:r>
               <w:rPr>
                 <w:rFonts w:ascii="Times New Roman" w:hAnsi="Times New Roman" w:cs="Times New Roman"/>
               </w:rPr>
               <w:t>yutuqlarni</w:t>
             </w:r>
-            <w:r>
-              <w:rPr>
-                <w:rFonts w:ascii="Times New Roman" w:hAnsi="Times New Roman" w:cs="Times New Roman"/>
-              </w:rPr>
-              <w:t xml:space="preserve"> </w:t>
-            </w:r>
+            <w:proofErr w:type="spellEnd"/>
+            <w:r>
+              <w:rPr>
+                <w:rFonts w:ascii="Times New Roman" w:hAnsi="Times New Roman" w:cs="Times New Roman"/>
+              </w:rPr>
+              <w:t xml:space="preserve"> </w:t>
+            </w:r>
+            <w:proofErr w:type="spellStart"/>
             <w:r>
               <w:rPr>
                 <w:rFonts w:ascii="Times New Roman" w:hAnsi="Times New Roman" w:cs="Times New Roman"/>
               </w:rPr>
               <w:t>va</w:t>
             </w:r>
-            <w:r>
-              <w:rPr>
-                <w:rFonts w:ascii="Times New Roman" w:hAnsi="Times New Roman" w:cs="Times New Roman"/>
-              </w:rPr>
-              <w:t xml:space="preserve"> </w:t>
-            </w:r>
+            <w:proofErr w:type="spellEnd"/>
+            <w:r>
+              <w:rPr>
+                <w:rFonts w:ascii="Times New Roman" w:hAnsi="Times New Roman" w:cs="Times New Roman"/>
+              </w:rPr>
+              <w:t xml:space="preserve"> </w:t>
+            </w:r>
+            <w:proofErr w:type="spellStart"/>
             <w:r>
               <w:rPr>
                 <w:rFonts w:ascii="Times New Roman" w:hAnsi="Times New Roman" w:cs="Times New Roman"/>
               </w:rPr>
               <w:t>xalqaro</w:t>
             </w:r>
+            <w:proofErr w:type="spellEnd"/>
             <w:r>
               <w:rPr>
                 <w:rFonts w:ascii="Times New Roman" w:hAnsi="Times New Roman" w:cs="Times New Roman"/>
               </w:rPr>
               <w:t xml:space="preserve"> (</w:t>
             </w:r>
+            <w:proofErr w:type="spellStart"/>
             <w:r>
               <w:rPr>
                 <w:rFonts w:ascii="Times New Roman" w:hAnsi="Times New Roman" w:cs="Times New Roman"/>
               </w:rPr>
               <w:t>davlatlararo</w:t>
             </w:r>
+            <w:proofErr w:type="spellEnd"/>
             <w:r>
               <w:rPr>
                 <w:rFonts w:ascii="Times New Roman" w:hAnsi="Times New Roman" w:cs="Times New Roman"/>
               </w:rPr>
               <w:t xml:space="preserve">) </w:t>
             </w:r>
+            <w:proofErr w:type="spellStart"/>
             <w:r>
               <w:rPr>
                 <w:rFonts w:ascii="Times New Roman" w:hAnsi="Times New Roman" w:cs="Times New Roman"/>
               </w:rPr>
               <w:t>standartlarni</w:t>
             </w:r>
-            <w:r>
-              <w:rPr>
-                <w:rFonts w:ascii="Times New Roman" w:hAnsi="Times New Roman" w:cs="Times New Roman"/>
-              </w:rPr>
-              <w:t xml:space="preserve"> </w:t>
-            </w:r>
+            <w:proofErr w:type="spellEnd"/>
+            <w:r>
+              <w:rPr>
+                <w:rFonts w:ascii="Times New Roman" w:hAnsi="Times New Roman" w:cs="Times New Roman"/>
+              </w:rPr>
+              <w:t xml:space="preserve"> </w:t>
+            </w:r>
+            <w:proofErr w:type="spellStart"/>
             <w:r>
               <w:rPr>
                 <w:rFonts w:ascii="Times New Roman" w:hAnsi="Times New Roman" w:cs="Times New Roman"/>
               </w:rPr>
               <w:t>qidirib</w:t>
             </w:r>
+            <w:proofErr w:type="spellEnd"/>
             <w:r>
               <w:rPr>
                 <w:rFonts w:ascii="Times New Roman" w:hAnsi="Times New Roman" w:cs="Times New Roman"/>
               </w:rPr>
               <w:t xml:space="preserve">, </w:t>
             </w:r>
+            <w:proofErr w:type="spellStart"/>
             <w:r>
               <w:rPr>
                 <w:rFonts w:ascii="Times New Roman" w:hAnsi="Times New Roman" w:cs="Times New Roman"/>
               </w:rPr>
               <w:t>o‘rganish</w:t>
             </w:r>
+            <w:proofErr w:type="spellEnd"/>
             <w:r>
               <w:rPr>
                 <w:rFonts w:ascii="Times New Roman" w:hAnsi="Times New Roman" w:cs="Times New Roman"/>
               </w:rPr>
               <w:t xml:space="preserve">, </w:t>
             </w:r>
+            <w:proofErr w:type="spellStart"/>
             <w:r>
               <w:rPr>
                 <w:rFonts w:ascii="Times New Roman" w:hAnsi="Times New Roman" w:cs="Times New Roman"/>
               </w:rPr>
               <w:t>yig‘ilgan</w:t>
             </w:r>
-            <w:r>
-              <w:rPr>
-                <w:rFonts w:ascii="Times New Roman" w:hAnsi="Times New Roman" w:cs="Times New Roman"/>
-              </w:rPr>
-              <w:t xml:space="preserve"> </w:t>
-            </w:r>
+            <w:proofErr w:type="spellEnd"/>
+            <w:r>
+              <w:rPr>
+                <w:rFonts w:ascii="Times New Roman" w:hAnsi="Times New Roman" w:cs="Times New Roman"/>
+              </w:rPr>
+              <w:t xml:space="preserve"> </w:t>
+            </w:r>
+            <w:proofErr w:type="spellStart"/>
             <w:r>
               <w:rPr>
                 <w:rFonts w:ascii="Times New Roman" w:hAnsi="Times New Roman" w:cs="Times New Roman"/>
               </w:rPr>
               <w:t>materiallarni</w:t>
             </w:r>
-            <w:r>
-              <w:rPr>
-                <w:rFonts w:ascii="Times New Roman" w:hAnsi="Times New Roman" w:cs="Times New Roman"/>
-              </w:rPr>
-              <w:t xml:space="preserve"> </w:t>
-            </w:r>
+            <w:proofErr w:type="spellEnd"/>
+            <w:r>
+              <w:rPr>
+                <w:rFonts w:ascii="Times New Roman" w:hAnsi="Times New Roman" w:cs="Times New Roman"/>
+              </w:rPr>
+              <w:t xml:space="preserve"> </w:t>
+            </w:r>
+            <w:proofErr w:type="spellStart"/>
             <w:r>
               <w:rPr>
                 <w:rFonts w:ascii="Times New Roman" w:hAnsi="Times New Roman" w:cs="Times New Roman"/>
               </w:rPr>
               <w:t>jamlash</w:t>
             </w:r>
+            <w:proofErr w:type="spellEnd"/>
             <w:r>
               <w:rPr>
                 <w:rFonts w:ascii="Times New Roman" w:hAnsi="Times New Roman" w:cs="Times New Roman"/>
               </w:rPr>
               <w:t xml:space="preserve">, </w:t>
             </w:r>
+            <w:proofErr w:type="spellStart"/>
             <w:r>
               <w:rPr>
                 <w:rFonts w:ascii="Times New Roman" w:hAnsi="Times New Roman" w:cs="Times New Roman"/>
               </w:rPr>
               <w:t>tahlil</w:t>
             </w:r>
-            <w:r>
-              <w:rPr>
-                <w:rFonts w:ascii="Times New Roman" w:hAnsi="Times New Roman" w:cs="Times New Roman"/>
-              </w:rPr>
-              <w:t xml:space="preserve"> </w:t>
-            </w:r>
+            <w:proofErr w:type="spellEnd"/>
+            <w:r>
+              <w:rPr>
+                <w:rFonts w:ascii="Times New Roman" w:hAnsi="Times New Roman" w:cs="Times New Roman"/>
+              </w:rPr>
+              <w:t xml:space="preserve"> </w:t>
+            </w:r>
+            <w:proofErr w:type="spellStart"/>
             <w:r>
               <w:rPr>
                 <w:rFonts w:ascii="Times New Roman" w:hAnsi="Times New Roman" w:cs="Times New Roman"/>
               </w:rPr>
               <w:t>qilish</w:t>
             </w:r>
+            <w:proofErr w:type="spellEnd"/>
             <w:r>
               <w:rPr>
                 <w:rFonts w:ascii="Times New Roman" w:hAnsi="Times New Roman" w:cs="Times New Roman"/>
               </w:rPr>
               <w:t xml:space="preserve">. </w:t>
             </w:r>
+            <w:proofErr w:type="spellStart"/>
             <w:r>
               <w:rPr>
                 <w:rFonts w:ascii="Times New Roman" w:hAnsi="Times New Roman" w:cs="Times New Roman"/>
               </w:rPr>
               <w:t>Qayta</w:t>
             </w:r>
-            <w:r>
-              <w:rPr>
-                <w:rFonts w:ascii="Times New Roman" w:hAnsi="Times New Roman" w:cs="Times New Roman"/>
-              </w:rPr>
-              <w:t xml:space="preserve"> </w:t>
-            </w:r>
+            <w:proofErr w:type="spellEnd"/>
+            <w:r>
+              <w:rPr>
+                <w:rFonts w:ascii="Times New Roman" w:hAnsi="Times New Roman" w:cs="Times New Roman"/>
+              </w:rPr>
+              <w:t xml:space="preserve"> </w:t>
+            </w:r>
+            <w:proofErr w:type="spellStart"/>
             <w:r>
               <w:rPr>
                 <w:rFonts w:ascii="Times New Roman" w:hAnsi="Times New Roman" w:cs="Times New Roman"/>
               </w:rPr>
               <w:t>ishlab</w:t>
             </w:r>
-            <w:r>
-              <w:rPr>
-                <w:rFonts w:ascii="Times New Roman" w:hAnsi="Times New Roman" w:cs="Times New Roman"/>
-              </w:rPr>
-              <w:t xml:space="preserve"> </w:t>
-            </w:r>
+            <w:proofErr w:type="spellEnd"/>
+            <w:r>
+              <w:rPr>
+                <w:rFonts w:ascii="Times New Roman" w:hAnsi="Times New Roman" w:cs="Times New Roman"/>
+              </w:rPr>
+              <w:t xml:space="preserve"> </w:t>
+            </w:r>
+            <w:proofErr w:type="spellStart"/>
             <w:r>
               <w:rPr>
                 <w:rFonts w:ascii="Times New Roman" w:hAnsi="Times New Roman" w:cs="Times New Roman"/>
               </w:rPr>
               <w:t>chiqilayotgan</w:t>
             </w:r>
-            <w:r>
-              <w:rPr>
-                <w:rFonts w:ascii="Times New Roman" w:hAnsi="Times New Roman" w:cs="Times New Roman"/>
-              </w:rPr>
-              <w:t xml:space="preserve"> </w:t>
-            </w:r>
+            <w:proofErr w:type="spellEnd"/>
+            <w:r>
+              <w:rPr>
+                <w:rFonts w:ascii="Times New Roman" w:hAnsi="Times New Roman" w:cs="Times New Roman"/>
+              </w:rPr>
+              <w:t xml:space="preserve"> </w:t>
+            </w:r>
+            <w:proofErr w:type="spellStart"/>
             <w:r>
               <w:rPr>
                 <w:rFonts w:ascii="Times New Roman" w:hAnsi="Times New Roman" w:cs="Times New Roman"/>
               </w:rPr>
               <w:t>normalash</w:t>
             </w:r>
-            <w:r>
-              <w:rPr>
-                <w:rFonts w:ascii="Times New Roman" w:hAnsi="Times New Roman" w:cs="Times New Roman"/>
-              </w:rPr>
-              <w:t xml:space="preserve"> </w:t>
-            </w:r>
+            <w:proofErr w:type="spellEnd"/>
+            <w:r>
+              <w:rPr>
+                <w:rFonts w:ascii="Times New Roman" w:hAnsi="Times New Roman" w:cs="Times New Roman"/>
+              </w:rPr>
+              <w:t xml:space="preserve"> </w:t>
+            </w:r>
+            <w:proofErr w:type="spellStart"/>
             <w:r>
               <w:rPr>
                 <w:rFonts w:ascii="Times New Roman" w:hAnsi="Times New Roman" w:cs="Times New Roman"/>
               </w:rPr>
               <w:t>ob’ektini</w:t>
             </w:r>
-            <w:r>
-              <w:rPr>
-                <w:rFonts w:ascii="Times New Roman" w:hAnsi="Times New Roman" w:cs="Times New Roman"/>
-              </w:rPr>
-              <w:t xml:space="preserve"> </w:t>
-            </w:r>
+            <w:proofErr w:type="spellEnd"/>
+            <w:r>
+              <w:rPr>
+                <w:rFonts w:ascii="Times New Roman" w:hAnsi="Times New Roman" w:cs="Times New Roman"/>
+              </w:rPr>
+              <w:t xml:space="preserve"> </w:t>
+            </w:r>
+            <w:proofErr w:type="spellStart"/>
             <w:r>
               <w:rPr>
                 <w:rFonts w:ascii="Times New Roman" w:hAnsi="Times New Roman" w:cs="Times New Roman"/>
               </w:rPr>
               <w:t>zarur</w:t>
             </w:r>
-            <w:r>
-              <w:rPr>
-                <w:rFonts w:ascii="Times New Roman" w:hAnsi="Times New Roman" w:cs="Times New Roman"/>
-              </w:rPr>
-              <w:t xml:space="preserve"> </w:t>
-            </w:r>
+            <w:proofErr w:type="spellEnd"/>
+            <w:r>
+              <w:rPr>
+                <w:rFonts w:ascii="Times New Roman" w:hAnsi="Times New Roman" w:cs="Times New Roman"/>
+              </w:rPr>
+              <w:t xml:space="preserve"> </w:t>
+            </w:r>
+            <w:proofErr w:type="spellStart"/>
             <w:r>
               <w:rPr>
                 <w:rFonts w:ascii="Times New Roman" w:hAnsi="Times New Roman" w:cs="Times New Roman"/>
               </w:rPr>
               <w:t>hollarda</w:t>
             </w:r>
-            <w:r>
-              <w:rPr>
-                <w:rFonts w:ascii="Times New Roman" w:hAnsi="Times New Roman" w:cs="Times New Roman"/>
-              </w:rPr>
-              <w:t xml:space="preserve"> </w:t>
-            </w:r>
+            <w:proofErr w:type="spellEnd"/>
+            <w:r>
+              <w:rPr>
+                <w:rFonts w:ascii="Times New Roman" w:hAnsi="Times New Roman" w:cs="Times New Roman"/>
+              </w:rPr>
+              <w:t xml:space="preserve"> </w:t>
+            </w:r>
+            <w:proofErr w:type="spellStart"/>
             <w:r>
               <w:rPr>
                 <w:rFonts w:ascii="Times New Roman" w:hAnsi="Times New Roman" w:cs="Times New Roman"/>
               </w:rPr>
               <w:t>tarjima</w:t>
             </w:r>
-            <w:r>
-              <w:rPr>
-                <w:rFonts w:ascii="Times New Roman" w:hAnsi="Times New Roman" w:cs="Times New Roman"/>
-              </w:rPr>
-              <w:t xml:space="preserve"> </w:t>
-            </w:r>
+            <w:proofErr w:type="spellEnd"/>
+            <w:r>
+              <w:rPr>
+                <w:rFonts w:ascii="Times New Roman" w:hAnsi="Times New Roman" w:cs="Times New Roman"/>
+              </w:rPr>
+              <w:t xml:space="preserve"> </w:t>
+            </w:r>
+            <w:proofErr w:type="spellStart"/>
             <w:r>
               <w:rPr>
                 <w:rFonts w:ascii="Times New Roman" w:hAnsi="Times New Roman" w:cs="Times New Roman"/>
               </w:rPr>
               <w:t>qilish</w:t>
             </w:r>
+            <w:proofErr w:type="spellEnd"/>
             <w:r>
               <w:rPr>
                 <w:rFonts w:ascii="Times New Roman" w:hAnsi="Times New Roman" w:cs="Times New Roman"/>
               </w:rPr>
               <w:t xml:space="preserve">. </w:t>
             </w:r>
+            <w:proofErr w:type="spellStart"/>
             <w:r>
               <w:rPr>
                 <w:rFonts w:ascii="Times New Roman" w:hAnsi="Times New Roman" w:cs="Times New Roman"/>
               </w:rPr>
               <w:t>Unda</w:t>
             </w:r>
-            <w:r>
-              <w:rPr>
-                <w:rFonts w:ascii="Times New Roman" w:hAnsi="Times New Roman" w:cs="Times New Roman"/>
-              </w:rPr>
-              <w:t xml:space="preserve"> </w:t>
-            </w:r>
+            <w:proofErr w:type="spellEnd"/>
+            <w:r>
+              <w:rPr>
+                <w:rFonts w:ascii="Times New Roman" w:hAnsi="Times New Roman" w:cs="Times New Roman"/>
+              </w:rPr>
+              <w:t xml:space="preserve"> </w:t>
+            </w:r>
+            <w:proofErr w:type="spellStart"/>
             <w:r>
               <w:rPr>
                 <w:rFonts w:ascii="Times New Roman" w:hAnsi="Times New Roman" w:cs="Times New Roman"/>
               </w:rPr>
               <w:t>me’yoriy</w:t>
             </w:r>
-            <w:r>
-              <w:rPr>
-                <w:rFonts w:ascii="Times New Roman" w:hAnsi="Times New Roman" w:cs="Times New Roman"/>
-              </w:rPr>
-              <w:t xml:space="preserve"> </w:t>
-            </w:r>
+            <w:proofErr w:type="spellEnd"/>
+            <w:r>
+              <w:rPr>
+                <w:rFonts w:ascii="Times New Roman" w:hAnsi="Times New Roman" w:cs="Times New Roman"/>
+              </w:rPr>
+              <w:t xml:space="preserve"> </w:t>
+            </w:r>
+            <w:proofErr w:type="spellStart"/>
             <w:r>
               <w:rPr>
                 <w:rFonts w:ascii="Times New Roman" w:hAnsi="Times New Roman" w:cs="Times New Roman"/>
               </w:rPr>
               <w:t>hujjatlarga</w:t>
             </w:r>
-            <w:r>
-              <w:rPr>
-                <w:rFonts w:ascii="Times New Roman" w:hAnsi="Times New Roman" w:cs="Times New Roman"/>
-              </w:rPr>
-              <w:t xml:space="preserve"> </w:t>
-            </w:r>
+            <w:proofErr w:type="spellEnd"/>
+            <w:r>
+              <w:rPr>
+                <w:rFonts w:ascii="Times New Roman" w:hAnsi="Times New Roman" w:cs="Times New Roman"/>
+              </w:rPr>
+              <w:t xml:space="preserve"> </w:t>
+            </w:r>
+            <w:proofErr w:type="spellStart"/>
             <w:r>
               <w:rPr>
                 <w:rFonts w:ascii="Times New Roman" w:hAnsi="Times New Roman" w:cs="Times New Roman"/>
               </w:rPr>
               <w:t>havolalarni</w:t>
             </w:r>
-            <w:r>
-              <w:rPr>
-                <w:rFonts w:ascii="Times New Roman" w:hAnsi="Times New Roman" w:cs="Times New Roman"/>
-              </w:rPr>
-              <w:t xml:space="preserve"> </w:t>
-            </w:r>
+            <w:proofErr w:type="spellEnd"/>
+            <w:r>
+              <w:rPr>
+                <w:rFonts w:ascii="Times New Roman" w:hAnsi="Times New Roman" w:cs="Times New Roman"/>
+              </w:rPr>
+              <w:t xml:space="preserve"> </w:t>
+            </w:r>
+            <w:proofErr w:type="spellStart"/>
             <w:r>
               <w:rPr>
                 <w:rFonts w:ascii="Times New Roman" w:hAnsi="Times New Roman" w:cs="Times New Roman"/>
               </w:rPr>
               <w:t>tekshirish</w:t>
             </w:r>
+            <w:proofErr w:type="spellEnd"/>
             <w:r>
               <w:rPr>
                 <w:rFonts w:ascii="Times New Roman" w:hAnsi="Times New Roman" w:cs="Times New Roman"/>
@@ -991,7 +1075,7 @@
         </w:tc>
         <w:tc>
           <w:tcPr>
-            <w:tcW w:w="1561" w:type="dxa"/>
+            <w:tcW w:w="1417" w:type="dxa"/>
             <w:vAlign w:val="center"/>
           </w:tcPr>
           <w:p>
@@ -1006,13 +1090,27 @@
               <w:rPr>
                 <w:rFonts w:ascii="Times New Roman" w:hAnsi="Times New Roman" w:cs="Times New Roman"/>
               </w:rPr>
-              <w:t>{{I_start}}</w:t>
+              <w:t>{{</w:t>
+            </w:r>
+            <w:proofErr w:type="spellStart"/>
+            <w:r>
+              <w:rPr>
+                <w:rFonts w:ascii="Times New Roman" w:hAnsi="Times New Roman" w:cs="Times New Roman"/>
+              </w:rPr>
+              <w:t>I_start</w:t>
+            </w:r>
+            <w:proofErr w:type="spellEnd"/>
+            <w:r>
+              <w:rPr>
+                <w:rFonts w:ascii="Times New Roman" w:hAnsi="Times New Roman" w:cs="Times New Roman"/>
+              </w:rPr>
+              <w:t>}}</w:t>
             </w:r>
           </w:p>
         </w:tc>
         <w:tc>
           <w:tcPr>
-            <w:tcW w:w="1276" w:type="dxa"/>
+            <w:tcW w:w="1560" w:type="dxa"/>
             <w:vAlign w:val="center"/>
           </w:tcPr>
           <w:p>
@@ -1027,13 +1125,27 @@
               <w:rPr>
                 <w:rFonts w:ascii="Times New Roman" w:hAnsi="Times New Roman" w:cs="Times New Roman"/>
               </w:rPr>
-              <w:t>{{I_end}}</w:t>
+              <w:t>{{</w:t>
+            </w:r>
+            <w:proofErr w:type="spellStart"/>
+            <w:r>
+              <w:rPr>
+                <w:rFonts w:ascii="Times New Roman" w:hAnsi="Times New Roman" w:cs="Times New Roman"/>
+              </w:rPr>
+              <w:t>I_end</w:t>
+            </w:r>
+            <w:proofErr w:type="spellEnd"/>
+            <w:r>
+              <w:rPr>
+                <w:rFonts w:ascii="Times New Roman" w:hAnsi="Times New Roman" w:cs="Times New Roman"/>
+              </w:rPr>
+              <w:t>}}</w:t>
             </w:r>
           </w:p>
         </w:tc>
         <w:tc>
           <w:tcPr>
-            <w:tcW w:w="1842" w:type="dxa"/>
+            <w:tcW w:w="2976" w:type="dxa"/>
             <w:vAlign w:val="center"/>
           </w:tcPr>
           <w:p>
@@ -1049,7 +1161,21 @@
               <w:rPr>
                 <w:rFonts w:ascii="Times New Roman" w:hAnsi="Times New Roman" w:cs="Times New Roman"/>
               </w:rPr>
-              <w:t>{{I_summa}}</w:t>
+              <w:t>{{</w:t>
+            </w:r>
+            <w:proofErr w:type="spellStart"/>
+            <w:r>
+              <w:rPr>
+                <w:rFonts w:ascii="Times New Roman" w:hAnsi="Times New Roman" w:cs="Times New Roman"/>
+              </w:rPr>
+              <w:t>I_summa</w:t>
+            </w:r>
+            <w:proofErr w:type="spellEnd"/>
+            <w:r>
+              <w:rPr>
+                <w:rFonts w:ascii="Times New Roman" w:hAnsi="Times New Roman" w:cs="Times New Roman"/>
+              </w:rPr>
+              <w:t>}}</w:t>
             </w:r>
           </w:p>
         </w:tc>
@@ -1057,7 +1183,7 @@
       <w:tr>
         <w:tc>
           <w:tcPr>
-            <w:tcW w:w="5669" w:type="dxa"/>
+            <w:tcW w:w="4395" w:type="dxa"/>
           </w:tcPr>
           <w:p>
             <w:pPr>
@@ -1107,108 +1233,126 @@
               </w:rPr>
               <w:t xml:space="preserve"> </w:t>
             </w:r>
+            <w:proofErr w:type="spellStart"/>
             <w:r>
               <w:rPr>
                 <w:rFonts w:ascii="Times New Roman" w:hAnsi="Times New Roman" w:cs="Times New Roman"/>
               </w:rPr>
               <w:t>Me’yoriy</w:t>
             </w:r>
-            <w:r>
-              <w:rPr>
-                <w:rFonts w:ascii="Times New Roman" w:hAnsi="Times New Roman" w:cs="Times New Roman"/>
-              </w:rPr>
-              <w:t xml:space="preserve"> </w:t>
-            </w:r>
+            <w:proofErr w:type="spellEnd"/>
+            <w:r>
+              <w:rPr>
+                <w:rFonts w:ascii="Times New Roman" w:hAnsi="Times New Roman" w:cs="Times New Roman"/>
+              </w:rPr>
+              <w:t xml:space="preserve"> </w:t>
+            </w:r>
+            <w:proofErr w:type="spellStart"/>
             <w:r>
               <w:rPr>
                 <w:rFonts w:ascii="Times New Roman" w:hAnsi="Times New Roman" w:cs="Times New Roman"/>
               </w:rPr>
               <w:t>hujjatni</w:t>
             </w:r>
-            <w:r>
-              <w:rPr>
-                <w:rFonts w:ascii="Times New Roman" w:hAnsi="Times New Roman" w:cs="Times New Roman"/>
-              </w:rPr>
-              <w:t xml:space="preserve"> </w:t>
-            </w:r>
+            <w:proofErr w:type="spellEnd"/>
+            <w:r>
+              <w:rPr>
+                <w:rFonts w:ascii="Times New Roman" w:hAnsi="Times New Roman" w:cs="Times New Roman"/>
+              </w:rPr>
+              <w:t xml:space="preserve"> </w:t>
+            </w:r>
+            <w:proofErr w:type="spellStart"/>
             <w:r>
               <w:rPr>
                 <w:rFonts w:ascii="Times New Roman" w:hAnsi="Times New Roman" w:cs="Times New Roman"/>
               </w:rPr>
               <w:t>qayta</w:t>
             </w:r>
-            <w:r>
-              <w:rPr>
-                <w:rFonts w:ascii="Times New Roman" w:hAnsi="Times New Roman" w:cs="Times New Roman"/>
-              </w:rPr>
-              <w:t xml:space="preserve"> </w:t>
-            </w:r>
+            <w:proofErr w:type="spellEnd"/>
+            <w:r>
+              <w:rPr>
+                <w:rFonts w:ascii="Times New Roman" w:hAnsi="Times New Roman" w:cs="Times New Roman"/>
+              </w:rPr>
+              <w:t xml:space="preserve"> </w:t>
+            </w:r>
+            <w:proofErr w:type="spellStart"/>
             <w:r>
               <w:rPr>
                 <w:rFonts w:ascii="Times New Roman" w:hAnsi="Times New Roman" w:cs="Times New Roman"/>
               </w:rPr>
               <w:t>ishlab</w:t>
             </w:r>
-            <w:r>
-              <w:rPr>
-                <w:rFonts w:ascii="Times New Roman" w:hAnsi="Times New Roman" w:cs="Times New Roman"/>
-              </w:rPr>
-              <w:t xml:space="preserve"> </w:t>
-            </w:r>
+            <w:proofErr w:type="spellEnd"/>
+            <w:r>
+              <w:rPr>
+                <w:rFonts w:ascii="Times New Roman" w:hAnsi="Times New Roman" w:cs="Times New Roman"/>
+              </w:rPr>
+              <w:t xml:space="preserve"> </w:t>
+            </w:r>
+            <w:proofErr w:type="spellStart"/>
             <w:r>
               <w:rPr>
                 <w:rFonts w:ascii="Times New Roman" w:hAnsi="Times New Roman" w:cs="Times New Roman"/>
               </w:rPr>
               <w:t>chiqish</w:t>
             </w:r>
+            <w:proofErr w:type="spellEnd"/>
             <w:r>
               <w:rPr>
                 <w:rFonts w:ascii="Times New Roman" w:hAnsi="Times New Roman" w:cs="Times New Roman"/>
               </w:rPr>
               <w:t xml:space="preserve">, </w:t>
             </w:r>
+            <w:proofErr w:type="spellStart"/>
             <w:r>
               <w:rPr>
                 <w:rFonts w:ascii="Times New Roman" w:hAnsi="Times New Roman" w:cs="Times New Roman"/>
               </w:rPr>
               <w:t>ishlab</w:t>
             </w:r>
-            <w:r>
-              <w:rPr>
-                <w:rFonts w:ascii="Times New Roman" w:hAnsi="Times New Roman" w:cs="Times New Roman"/>
-              </w:rPr>
-              <w:t xml:space="preserve"> </w:t>
-            </w:r>
+            <w:proofErr w:type="spellEnd"/>
+            <w:r>
+              <w:rPr>
+                <w:rFonts w:ascii="Times New Roman" w:hAnsi="Times New Roman" w:cs="Times New Roman"/>
+              </w:rPr>
+              <w:t xml:space="preserve"> </w:t>
+            </w:r>
+            <w:proofErr w:type="spellStart"/>
             <w:r>
               <w:rPr>
                 <w:rFonts w:ascii="Times New Roman" w:hAnsi="Times New Roman" w:cs="Times New Roman"/>
               </w:rPr>
               <w:t>chiqilgan</w:t>
             </w:r>
-            <w:r>
-              <w:rPr>
-                <w:rFonts w:ascii="Times New Roman" w:hAnsi="Times New Roman" w:cs="Times New Roman"/>
-              </w:rPr>
-              <w:t xml:space="preserve"> </w:t>
-            </w:r>
+            <w:proofErr w:type="spellEnd"/>
+            <w:r>
+              <w:rPr>
+                <w:rFonts w:ascii="Times New Roman" w:hAnsi="Times New Roman" w:cs="Times New Roman"/>
+              </w:rPr>
+              <w:t xml:space="preserve"> </w:t>
+            </w:r>
+            <w:proofErr w:type="spellStart"/>
             <w:r>
               <w:rPr>
                 <w:rFonts w:ascii="Times New Roman" w:hAnsi="Times New Roman" w:cs="Times New Roman"/>
               </w:rPr>
               <w:t>me’yoriy</w:t>
             </w:r>
-            <w:r>
-              <w:rPr>
-                <w:rFonts w:ascii="Times New Roman" w:hAnsi="Times New Roman" w:cs="Times New Roman"/>
-              </w:rPr>
-              <w:t xml:space="preserve"> </w:t>
-            </w:r>
+            <w:proofErr w:type="spellEnd"/>
+            <w:r>
+              <w:rPr>
+                <w:rFonts w:ascii="Times New Roman" w:hAnsi="Times New Roman" w:cs="Times New Roman"/>
+              </w:rPr>
+              <w:t xml:space="preserve"> </w:t>
+            </w:r>
+            <w:proofErr w:type="spellStart"/>
             <w:r>
               <w:rPr>
                 <w:rFonts w:ascii="Times New Roman" w:hAnsi="Times New Roman" w:cs="Times New Roman"/>
               </w:rPr>
               <w:t>hujjatning</w:t>
             </w:r>
+            <w:proofErr w:type="spellEnd"/>
             <w:r>
               <w:rPr>
                 <w:rFonts w:ascii="Times New Roman" w:hAnsi="Times New Roman" w:cs="Times New Roman"/>
@@ -1227,132 +1371,154 @@
               </w:rPr>
               <w:t xml:space="preserve"> </w:t>
             </w:r>
+            <w:proofErr w:type="spellStart"/>
             <w:r>
               <w:rPr>
                 <w:rFonts w:ascii="Times New Roman" w:hAnsi="Times New Roman" w:cs="Times New Roman"/>
               </w:rPr>
               <w:t>tayyorlash</w:t>
             </w:r>
+            <w:proofErr w:type="spellEnd"/>
             <w:r>
               <w:rPr>
                 <w:rFonts w:ascii="Times New Roman" w:hAnsi="Times New Roman" w:cs="Times New Roman"/>
               </w:rPr>
               <w:t xml:space="preserve">, </w:t>
             </w:r>
+            <w:proofErr w:type="spellStart"/>
             <w:r>
               <w:rPr>
                 <w:rFonts w:ascii="Times New Roman" w:hAnsi="Times New Roman" w:cs="Times New Roman"/>
               </w:rPr>
               <w:t>turdosh</w:t>
             </w:r>
-            <w:r>
-              <w:rPr>
-                <w:rFonts w:ascii="Times New Roman" w:hAnsi="Times New Roman" w:cs="Times New Roman"/>
-              </w:rPr>
-              <w:t xml:space="preserve"> </w:t>
-            </w:r>
+            <w:proofErr w:type="spellEnd"/>
+            <w:r>
+              <w:rPr>
+                <w:rFonts w:ascii="Times New Roman" w:hAnsi="Times New Roman" w:cs="Times New Roman"/>
+              </w:rPr>
+              <w:t xml:space="preserve"> </w:t>
+            </w:r>
+            <w:proofErr w:type="spellStart"/>
             <w:r>
               <w:rPr>
                 <w:rFonts w:ascii="Times New Roman" w:hAnsi="Times New Roman" w:cs="Times New Roman"/>
               </w:rPr>
               <w:t>loyiha</w:t>
             </w:r>
-            <w:r>
-              <w:rPr>
-                <w:rFonts w:ascii="Times New Roman" w:hAnsi="Times New Roman" w:cs="Times New Roman"/>
-              </w:rPr>
-              <w:t xml:space="preserve"> </w:t>
-            </w:r>
+            <w:proofErr w:type="spellEnd"/>
+            <w:r>
+              <w:rPr>
+                <w:rFonts w:ascii="Times New Roman" w:hAnsi="Times New Roman" w:cs="Times New Roman"/>
+              </w:rPr>
+              <w:t xml:space="preserve"> </w:t>
+            </w:r>
+            <w:proofErr w:type="spellStart"/>
             <w:r>
               <w:rPr>
                 <w:rFonts w:ascii="Times New Roman" w:hAnsi="Times New Roman" w:cs="Times New Roman"/>
               </w:rPr>
               <w:t>tashkilotlari</w:t>
             </w:r>
-            <w:r>
-              <w:rPr>
-                <w:rFonts w:ascii="Times New Roman" w:hAnsi="Times New Roman" w:cs="Times New Roman"/>
-              </w:rPr>
-              <w:t xml:space="preserve"> </w:t>
-            </w:r>
+            <w:proofErr w:type="spellEnd"/>
+            <w:r>
+              <w:rPr>
+                <w:rFonts w:ascii="Times New Roman" w:hAnsi="Times New Roman" w:cs="Times New Roman"/>
+              </w:rPr>
+              <w:t xml:space="preserve"> </w:t>
+            </w:r>
+            <w:proofErr w:type="spellStart"/>
             <w:r>
               <w:rPr>
                 <w:rFonts w:ascii="Times New Roman" w:hAnsi="Times New Roman" w:cs="Times New Roman"/>
               </w:rPr>
               <w:t>va</w:t>
             </w:r>
-            <w:r>
-              <w:rPr>
-                <w:rFonts w:ascii="Times New Roman" w:hAnsi="Times New Roman" w:cs="Times New Roman"/>
-              </w:rPr>
-              <w:t xml:space="preserve"> </w:t>
-            </w:r>
+            <w:proofErr w:type="spellEnd"/>
+            <w:r>
+              <w:rPr>
+                <w:rFonts w:ascii="Times New Roman" w:hAnsi="Times New Roman" w:cs="Times New Roman"/>
+              </w:rPr>
+              <w:t xml:space="preserve"> </w:t>
+            </w:r>
+            <w:proofErr w:type="spellStart"/>
             <w:r>
               <w:rPr>
                 <w:rFonts w:ascii="Times New Roman" w:hAnsi="Times New Roman" w:cs="Times New Roman"/>
               </w:rPr>
               <w:t>manfaatdor</w:t>
             </w:r>
-            <w:r>
-              <w:rPr>
-                <w:rFonts w:ascii="Times New Roman" w:hAnsi="Times New Roman" w:cs="Times New Roman"/>
-              </w:rPr>
-              <w:t xml:space="preserve"> </w:t>
-            </w:r>
+            <w:proofErr w:type="spellEnd"/>
+            <w:r>
+              <w:rPr>
+                <w:rFonts w:ascii="Times New Roman" w:hAnsi="Times New Roman" w:cs="Times New Roman"/>
+              </w:rPr>
+              <w:t xml:space="preserve"> </w:t>
+            </w:r>
+            <w:proofErr w:type="spellStart"/>
             <w:r>
               <w:rPr>
                 <w:rFonts w:ascii="Times New Roman" w:hAnsi="Times New Roman" w:cs="Times New Roman"/>
               </w:rPr>
               <w:t>tashkilotlar</w:t>
             </w:r>
-            <w:r>
-              <w:rPr>
-                <w:rFonts w:ascii="Times New Roman" w:hAnsi="Times New Roman" w:cs="Times New Roman"/>
-              </w:rPr>
-              <w:t xml:space="preserve"> </w:t>
-            </w:r>
+            <w:proofErr w:type="spellEnd"/>
+            <w:r>
+              <w:rPr>
+                <w:rFonts w:ascii="Times New Roman" w:hAnsi="Times New Roman" w:cs="Times New Roman"/>
+              </w:rPr>
+              <w:t xml:space="preserve"> </w:t>
+            </w:r>
+            <w:proofErr w:type="spellStart"/>
             <w:r>
               <w:rPr>
                 <w:rFonts w:ascii="Times New Roman" w:hAnsi="Times New Roman" w:cs="Times New Roman"/>
               </w:rPr>
               <w:t>va</w:t>
             </w:r>
-            <w:r>
-              <w:rPr>
-                <w:rFonts w:ascii="Times New Roman" w:hAnsi="Times New Roman" w:cs="Times New Roman"/>
-              </w:rPr>
-              <w:t xml:space="preserve"> </w:t>
-            </w:r>
+            <w:proofErr w:type="spellEnd"/>
+            <w:r>
+              <w:rPr>
+                <w:rFonts w:ascii="Times New Roman" w:hAnsi="Times New Roman" w:cs="Times New Roman"/>
+              </w:rPr>
+              <w:t xml:space="preserve"> </w:t>
+            </w:r>
+            <w:proofErr w:type="spellStart"/>
             <w:r>
               <w:rPr>
                 <w:rFonts w:ascii="Times New Roman" w:hAnsi="Times New Roman" w:cs="Times New Roman"/>
               </w:rPr>
               <w:t>idoralar</w:t>
             </w:r>
-            <w:r>
-              <w:rPr>
-                <w:rFonts w:ascii="Times New Roman" w:hAnsi="Times New Roman" w:cs="Times New Roman"/>
-              </w:rPr>
-              <w:t xml:space="preserve"> </w:t>
-            </w:r>
+            <w:proofErr w:type="spellEnd"/>
+            <w:r>
+              <w:rPr>
+                <w:rFonts w:ascii="Times New Roman" w:hAnsi="Times New Roman" w:cs="Times New Roman"/>
+              </w:rPr>
+              <w:t xml:space="preserve"> </w:t>
+            </w:r>
+            <w:proofErr w:type="spellStart"/>
             <w:r>
               <w:rPr>
                 <w:rFonts w:ascii="Times New Roman" w:hAnsi="Times New Roman" w:cs="Times New Roman"/>
               </w:rPr>
               <w:t>bilan</w:t>
             </w:r>
-            <w:r>
-              <w:rPr>
-                <w:rFonts w:ascii="Times New Roman" w:hAnsi="Times New Roman" w:cs="Times New Roman"/>
-              </w:rPr>
-              <w:t xml:space="preserve"> </w:t>
-            </w:r>
+            <w:proofErr w:type="spellEnd"/>
+            <w:r>
+              <w:rPr>
+                <w:rFonts w:ascii="Times New Roman" w:hAnsi="Times New Roman" w:cs="Times New Roman"/>
+              </w:rPr>
+              <w:t xml:space="preserve"> </w:t>
+            </w:r>
+            <w:proofErr w:type="spellStart"/>
             <w:r>
               <w:rPr>
                 <w:rFonts w:ascii="Times New Roman" w:hAnsi="Times New Roman" w:cs="Times New Roman"/>
               </w:rPr>
               <w:t>kelishish</w:t>
             </w:r>
+            <w:proofErr w:type="spellEnd"/>
             <w:r>
               <w:rPr>
                 <w:rFonts w:ascii="Times New Roman" w:hAnsi="Times New Roman" w:cs="Times New Roman"/>
@@ -1363,7 +1529,7 @@
         </w:tc>
         <w:tc>
           <w:tcPr>
-            <w:tcW w:w="1561" w:type="dxa"/>
+            <w:tcW w:w="1417" w:type="dxa"/>
             <w:vAlign w:val="center"/>
           </w:tcPr>
           <w:p>
@@ -1391,13 +1557,27 @@
               <w:rPr>
                 <w:rFonts w:ascii="Times New Roman" w:hAnsi="Times New Roman" w:cs="Times New Roman"/>
               </w:rPr>
-              <w:t>_start}}</w:t>
+              <w:t>_</w:t>
+            </w:r>
+            <w:proofErr w:type="spellStart"/>
+            <w:r>
+              <w:rPr>
+                <w:rFonts w:ascii="Times New Roman" w:hAnsi="Times New Roman" w:cs="Times New Roman"/>
+              </w:rPr>
+              <w:t>start</w:t>
+            </w:r>
+            <w:proofErr w:type="spellEnd"/>
+            <w:r>
+              <w:rPr>
+                <w:rFonts w:ascii="Times New Roman" w:hAnsi="Times New Roman" w:cs="Times New Roman"/>
+              </w:rPr>
+              <w:t>}}</w:t>
             </w:r>
           </w:p>
         </w:tc>
         <w:tc>
           <w:tcPr>
-            <w:tcW w:w="1276" w:type="dxa"/>
+            <w:tcW w:w="1560" w:type="dxa"/>
             <w:vAlign w:val="center"/>
           </w:tcPr>
           <w:p>
@@ -1425,13 +1605,27 @@
               <w:rPr>
                 <w:rFonts w:ascii="Times New Roman" w:hAnsi="Times New Roman" w:cs="Times New Roman"/>
               </w:rPr>
-              <w:t>_end}}</w:t>
+              <w:t>_</w:t>
+            </w:r>
+            <w:proofErr w:type="spellStart"/>
+            <w:r>
+              <w:rPr>
+                <w:rFonts w:ascii="Times New Roman" w:hAnsi="Times New Roman" w:cs="Times New Roman"/>
+              </w:rPr>
+              <w:t>end</w:t>
+            </w:r>
+            <w:proofErr w:type="spellEnd"/>
+            <w:r>
+              <w:rPr>
+                <w:rFonts w:ascii="Times New Roman" w:hAnsi="Times New Roman" w:cs="Times New Roman"/>
+              </w:rPr>
+              <w:t>}}</w:t>
             </w:r>
           </w:p>
         </w:tc>
         <w:tc>
           <w:tcPr>
-            <w:tcW w:w="1842" w:type="dxa"/>
+            <w:tcW w:w="2976" w:type="dxa"/>
             <w:vAlign w:val="center"/>
           </w:tcPr>
           <w:p>
@@ -1460,7 +1654,21 @@
               <w:rPr>
                 <w:rFonts w:ascii="Times New Roman" w:hAnsi="Times New Roman" w:cs="Times New Roman"/>
               </w:rPr>
-              <w:t>_summa}}</w:t>
+              <w:t>_</w:t>
+            </w:r>
+            <w:proofErr w:type="spellStart"/>
+            <w:r>
+              <w:rPr>
+                <w:rFonts w:ascii="Times New Roman" w:hAnsi="Times New Roman" w:cs="Times New Roman"/>
+              </w:rPr>
+              <w:t>summa</w:t>
+            </w:r>
+            <w:proofErr w:type="spellEnd"/>
+            <w:r>
+              <w:rPr>
+                <w:rFonts w:ascii="Times New Roman" w:hAnsi="Times New Roman" w:cs="Times New Roman"/>
+              </w:rPr>
+              <w:t>}}</w:t>
             </w:r>
           </w:p>
         </w:tc>
@@ -1468,7 +1676,7 @@
       <w:tr>
         <w:tc>
           <w:tcPr>
-            <w:tcW w:w="5669" w:type="dxa"/>
+            <w:tcW w:w="4395" w:type="dxa"/>
           </w:tcPr>
           <w:p>
             <w:pPr>
@@ -1518,14 +1726,171 @@
               </w:rPr>
               <w:t xml:space="preserve"> </w:t>
             </w:r>
-            <w:r>
-              <w:t>Hujjat loyihasini Qurilish va uy-joy kommunal xo‘jaligi vazirligining Texnik kengashi yig‘ilishida ko‘rib chiqish, muhokama natijalari bo‘yicha bayonnoma tuzish va rasmiylashtirish.</w:t>
+            <w:proofErr w:type="spellStart"/>
+            <w:r>
+              <w:t>Hujjat</w:t>
+            </w:r>
+            <w:proofErr w:type="spellEnd"/>
+            <w:r>
+              <w:t xml:space="preserve"> </w:t>
+            </w:r>
+            <w:proofErr w:type="spellStart"/>
+            <w:r>
+              <w:t>loyihasini</w:t>
+            </w:r>
+            <w:proofErr w:type="spellEnd"/>
+            <w:r>
+              <w:t xml:space="preserve"> </w:t>
+            </w:r>
+            <w:proofErr w:type="spellStart"/>
+            <w:r>
+              <w:t>Qurilish</w:t>
+            </w:r>
+            <w:proofErr w:type="spellEnd"/>
+            <w:r>
+              <w:t xml:space="preserve"> </w:t>
+            </w:r>
+            <w:proofErr w:type="spellStart"/>
+            <w:r>
+              <w:t>va</w:t>
+            </w:r>
+            <w:proofErr w:type="spellEnd"/>
+            <w:r>
+              <w:t xml:space="preserve"> </w:t>
+            </w:r>
+            <w:proofErr w:type="spellStart"/>
+            <w:r>
+              <w:t>uy-joy</w:t>
+            </w:r>
+            <w:proofErr w:type="spellEnd"/>
+            <w:r>
+              <w:t xml:space="preserve"> </w:t>
+            </w:r>
+            <w:proofErr w:type="spellStart"/>
+            <w:r>
+              <w:t>kommunal</w:t>
+            </w:r>
+            <w:proofErr w:type="spellEnd"/>
+            <w:r>
+              <w:t xml:space="preserve"> </w:t>
+            </w:r>
+            <w:proofErr w:type="spellStart"/>
+            <w:r>
+              <w:t>xo‘jaligi</w:t>
+            </w:r>
+            <w:proofErr w:type="spellEnd"/>
+            <w:r>
+              <w:t xml:space="preserve"> </w:t>
+            </w:r>
+            <w:proofErr w:type="spellStart"/>
+            <w:r>
+              <w:t>vazirligining</w:t>
+            </w:r>
+            <w:proofErr w:type="spellEnd"/>
+            <w:r>
+              <w:t xml:space="preserve"> </w:t>
+            </w:r>
+            <w:proofErr w:type="spellStart"/>
+            <w:r>
+              <w:t>Texnik</w:t>
+            </w:r>
+            <w:proofErr w:type="spellEnd"/>
+            <w:r>
+              <w:t xml:space="preserve"> </w:t>
+            </w:r>
+            <w:proofErr w:type="spellStart"/>
+            <w:r>
+              <w:t>kengashi</w:t>
+            </w:r>
+            <w:proofErr w:type="spellEnd"/>
+            <w:r>
+              <w:t xml:space="preserve"> </w:t>
+            </w:r>
+            <w:proofErr w:type="spellStart"/>
+            <w:r>
+              <w:t>yig‘ilishida</w:t>
+            </w:r>
+            <w:proofErr w:type="spellEnd"/>
+            <w:r>
+              <w:t xml:space="preserve"> </w:t>
+            </w:r>
+            <w:proofErr w:type="spellStart"/>
+            <w:r>
+              <w:t>ko‘rib</w:t>
+            </w:r>
+            <w:proofErr w:type="spellEnd"/>
+            <w:r>
+              <w:t xml:space="preserve"> </w:t>
+            </w:r>
+            <w:proofErr w:type="spellStart"/>
+            <w:r>
+              <w:t>chiqish</w:t>
+            </w:r>
+            <w:proofErr w:type="spellEnd"/>
+            <w:r>
+              <w:t xml:space="preserve">, </w:t>
+            </w:r>
+            <w:proofErr w:type="spellStart"/>
+            <w:r>
+              <w:t>muhokama</w:t>
+            </w:r>
+            <w:proofErr w:type="spellEnd"/>
+            <w:r>
+              <w:t xml:space="preserve"> </w:t>
+            </w:r>
+            <w:proofErr w:type="spellStart"/>
+            <w:r>
+              <w:t>natijalari</w:t>
+            </w:r>
+            <w:proofErr w:type="spellEnd"/>
+            <w:r>
+              <w:t xml:space="preserve"> </w:t>
+            </w:r>
+            <w:proofErr w:type="spellStart"/>
+            <w:r>
+              <w:t>bo‘yicha</w:t>
+            </w:r>
+            <w:proofErr w:type="spellEnd"/>
+            <w:r>
+              <w:t xml:space="preserve"> </w:t>
+            </w:r>
+            <w:proofErr w:type="spellStart"/>
+            <w:r>
+              <w:t>bayonnoma</w:t>
+            </w:r>
+            <w:proofErr w:type="spellEnd"/>
+            <w:r>
+              <w:t xml:space="preserve"> </w:t>
+            </w:r>
+            <w:proofErr w:type="spellStart"/>
+            <w:r>
+              <w:t>tuzish</w:t>
+            </w:r>
+            <w:proofErr w:type="spellEnd"/>
+            <w:r>
+              <w:t xml:space="preserve"> </w:t>
+            </w:r>
+            <w:proofErr w:type="spellStart"/>
+            <w:r>
+              <w:t>va</w:t>
+            </w:r>
+            <w:proofErr w:type="spellEnd"/>
+            <w:r>
+              <w:t xml:space="preserve"> </w:t>
+            </w:r>
+            <w:proofErr w:type="spellStart"/>
+            <w:r>
+              <w:t>rasmiylashtirish</w:t>
+            </w:r>
+            <w:proofErr w:type="spellEnd"/>
+            <w:r>
+              <w:t>.</w:t>
             </w:r>
           </w:p>
         </w:tc>
         <w:tc>
           <w:tcPr>
-            <w:tcW w:w="1561" w:type="dxa"/>
+            <w:tcW w:w="1417" w:type="dxa"/>
             <w:vAlign w:val="center"/>
           </w:tcPr>
           <w:p>
@@ -1552,13 +1917,27 @@
               <w:rPr>
                 <w:rFonts w:ascii="Times New Roman" w:hAnsi="Times New Roman" w:cs="Times New Roman"/>
               </w:rPr>
-              <w:t>_start}}</w:t>
+              <w:t>_</w:t>
+            </w:r>
+            <w:proofErr w:type="spellStart"/>
+            <w:r>
+              <w:rPr>
+                <w:rFonts w:ascii="Times New Roman" w:hAnsi="Times New Roman" w:cs="Times New Roman"/>
+              </w:rPr>
+              <w:t>start</w:t>
+            </w:r>
+            <w:proofErr w:type="spellEnd"/>
+            <w:r>
+              <w:rPr>
+                <w:rFonts w:ascii="Times New Roman" w:hAnsi="Times New Roman" w:cs="Times New Roman"/>
+              </w:rPr>
+              <w:t>}}</w:t>
             </w:r>
           </w:p>
         </w:tc>
         <w:tc>
           <w:tcPr>
-            <w:tcW w:w="1276" w:type="dxa"/>
+            <w:tcW w:w="1560" w:type="dxa"/>
             <w:vAlign w:val="center"/>
           </w:tcPr>
           <w:p>
@@ -1585,13 +1964,27 @@
               <w:rPr>
                 <w:rFonts w:ascii="Times New Roman" w:hAnsi="Times New Roman" w:cs="Times New Roman"/>
               </w:rPr>
-              <w:t>_end}}</w:t>
+              <w:t>_</w:t>
+            </w:r>
+            <w:proofErr w:type="spellStart"/>
+            <w:r>
+              <w:rPr>
+                <w:rFonts w:ascii="Times New Roman" w:hAnsi="Times New Roman" w:cs="Times New Roman"/>
+              </w:rPr>
+              <w:t>end</w:t>
+            </w:r>
+            <w:proofErr w:type="spellEnd"/>
+            <w:r>
+              <w:rPr>
+                <w:rFonts w:ascii="Times New Roman" w:hAnsi="Times New Roman" w:cs="Times New Roman"/>
+              </w:rPr>
+              <w:t>}}</w:t>
             </w:r>
           </w:p>
         </w:tc>
         <w:tc>
           <w:tcPr>
-            <w:tcW w:w="1842" w:type="dxa"/>
+            <w:tcW w:w="2976" w:type="dxa"/>
             <w:vAlign w:val="center"/>
           </w:tcPr>
           <w:p>
@@ -1619,7 +2012,21 @@
               <w:rPr>
                 <w:rFonts w:ascii="Times New Roman" w:hAnsi="Times New Roman" w:cs="Times New Roman"/>
               </w:rPr>
-              <w:t>_summa}}</w:t>
+              <w:t>_</w:t>
+            </w:r>
+            <w:proofErr w:type="spellStart"/>
+            <w:r>
+              <w:rPr>
+                <w:rFonts w:ascii="Times New Roman" w:hAnsi="Times New Roman" w:cs="Times New Roman"/>
+              </w:rPr>
+              <w:t>summa</w:t>
+            </w:r>
+            <w:proofErr w:type="spellEnd"/>
+            <w:r>
+              <w:rPr>
+                <w:rFonts w:ascii="Times New Roman" w:hAnsi="Times New Roman" w:cs="Times New Roman"/>
+              </w:rPr>
+              <w:t>}}</w:t>
             </w:r>
           </w:p>
         </w:tc>
@@ -1627,7 +2034,7 @@
       <w:tr>
         <w:tc>
           <w:tcPr>
-            <w:tcW w:w="5669" w:type="dxa"/>
+            <w:tcW w:w="4395" w:type="dxa"/>
           </w:tcPr>
           <w:p>
             <w:pPr>
@@ -1686,138 +2093,161 @@
               </w:rPr>
               <w:t xml:space="preserve"> </w:t>
             </w:r>
+            <w:proofErr w:type="spellStart"/>
             <w:r>
               <w:rPr>
                 <w:rFonts w:ascii="Times New Roman" w:hAnsi="Times New Roman" w:cs="Times New Roman"/>
               </w:rPr>
               <w:t>Me’yoriy</w:t>
             </w:r>
-            <w:r>
-              <w:rPr>
-                <w:rFonts w:ascii="Times New Roman" w:hAnsi="Times New Roman" w:cs="Times New Roman"/>
-              </w:rPr>
-              <w:t xml:space="preserve"> </w:t>
-            </w:r>
+            <w:proofErr w:type="spellEnd"/>
+            <w:r>
+              <w:rPr>
+                <w:rFonts w:ascii="Times New Roman" w:hAnsi="Times New Roman" w:cs="Times New Roman"/>
+              </w:rPr>
+              <w:t xml:space="preserve"> </w:t>
+            </w:r>
+            <w:proofErr w:type="spellStart"/>
             <w:r>
               <w:rPr>
                 <w:rFonts w:ascii="Times New Roman" w:hAnsi="Times New Roman" w:cs="Times New Roman"/>
               </w:rPr>
               <w:t>hujjatni</w:t>
             </w:r>
-            <w:r>
-              <w:rPr>
-                <w:rFonts w:ascii="Times New Roman" w:hAnsi="Times New Roman" w:cs="Times New Roman"/>
-              </w:rPr>
-              <w:t xml:space="preserve"> </w:t>
-            </w:r>
+            <w:proofErr w:type="spellEnd"/>
+            <w:r>
+              <w:rPr>
+                <w:rFonts w:ascii="Times New Roman" w:hAnsi="Times New Roman" w:cs="Times New Roman"/>
+              </w:rPr>
+              <w:t xml:space="preserve"> </w:t>
+            </w:r>
+            <w:proofErr w:type="spellStart"/>
             <w:r>
               <w:rPr>
                 <w:rFonts w:ascii="Times New Roman" w:hAnsi="Times New Roman" w:cs="Times New Roman"/>
               </w:rPr>
               <w:t>qayta</w:t>
             </w:r>
-            <w:r>
-              <w:rPr>
-                <w:rFonts w:ascii="Times New Roman" w:hAnsi="Times New Roman" w:cs="Times New Roman"/>
-              </w:rPr>
-              <w:t xml:space="preserve"> </w:t>
-            </w:r>
+            <w:proofErr w:type="spellEnd"/>
+            <w:r>
+              <w:rPr>
+                <w:rFonts w:ascii="Times New Roman" w:hAnsi="Times New Roman" w:cs="Times New Roman"/>
+              </w:rPr>
+              <w:t xml:space="preserve"> </w:t>
+            </w:r>
+            <w:proofErr w:type="spellStart"/>
             <w:r>
               <w:rPr>
                 <w:rFonts w:ascii="Times New Roman" w:hAnsi="Times New Roman" w:cs="Times New Roman"/>
               </w:rPr>
               <w:t>ishlash</w:t>
             </w:r>
-            <w:r>
-              <w:rPr>
-                <w:rFonts w:ascii="Times New Roman" w:hAnsi="Times New Roman" w:cs="Times New Roman"/>
-              </w:rPr>
-              <w:t xml:space="preserve"> </w:t>
-            </w:r>
+            <w:proofErr w:type="spellEnd"/>
+            <w:r>
+              <w:rPr>
+                <w:rFonts w:ascii="Times New Roman" w:hAnsi="Times New Roman" w:cs="Times New Roman"/>
+              </w:rPr>
+              <w:t xml:space="preserve"> </w:t>
+            </w:r>
+            <w:proofErr w:type="spellStart"/>
             <w:r>
               <w:rPr>
                 <w:rFonts w:ascii="Times New Roman" w:hAnsi="Times New Roman" w:cs="Times New Roman"/>
               </w:rPr>
               <w:t>va</w:t>
             </w:r>
-            <w:r>
-              <w:rPr>
-                <w:rFonts w:ascii="Times New Roman" w:hAnsi="Times New Roman" w:cs="Times New Roman"/>
-              </w:rPr>
-              <w:t xml:space="preserve"> </w:t>
-            </w:r>
+            <w:proofErr w:type="spellEnd"/>
+            <w:r>
+              <w:rPr>
+                <w:rFonts w:ascii="Times New Roman" w:hAnsi="Times New Roman" w:cs="Times New Roman"/>
+              </w:rPr>
+              <w:t xml:space="preserve"> </w:t>
+            </w:r>
+            <w:proofErr w:type="spellStart"/>
             <w:r>
               <w:rPr>
                 <w:rFonts w:ascii="Times New Roman" w:hAnsi="Times New Roman" w:cs="Times New Roman"/>
               </w:rPr>
               <w:t>hujjatning</w:t>
             </w:r>
-            <w:r>
-              <w:rPr>
-                <w:rFonts w:ascii="Times New Roman" w:hAnsi="Times New Roman" w:cs="Times New Roman"/>
-              </w:rPr>
-              <w:t xml:space="preserve"> </w:t>
-            </w:r>
+            <w:proofErr w:type="spellEnd"/>
+            <w:r>
+              <w:rPr>
+                <w:rFonts w:ascii="Times New Roman" w:hAnsi="Times New Roman" w:cs="Times New Roman"/>
+              </w:rPr>
+              <w:t xml:space="preserve"> </w:t>
+            </w:r>
+            <w:proofErr w:type="spellStart"/>
             <w:r>
               <w:rPr>
                 <w:rFonts w:ascii="Times New Roman" w:hAnsi="Times New Roman" w:cs="Times New Roman"/>
               </w:rPr>
               <w:t>yakuniy</w:t>
             </w:r>
-            <w:r>
-              <w:rPr>
-                <w:rFonts w:ascii="Times New Roman" w:hAnsi="Times New Roman" w:cs="Times New Roman"/>
-              </w:rPr>
-              <w:t xml:space="preserve"> </w:t>
-            </w:r>
+            <w:proofErr w:type="spellEnd"/>
+            <w:r>
+              <w:rPr>
+                <w:rFonts w:ascii="Times New Roman" w:hAnsi="Times New Roman" w:cs="Times New Roman"/>
+              </w:rPr>
+              <w:t xml:space="preserve"> </w:t>
+            </w:r>
+            <w:proofErr w:type="spellStart"/>
             <w:r>
               <w:rPr>
                 <w:rFonts w:ascii="Times New Roman" w:hAnsi="Times New Roman" w:cs="Times New Roman"/>
               </w:rPr>
               <w:t>tahririni</w:t>
             </w:r>
-            <w:r>
-              <w:rPr>
-                <w:rFonts w:ascii="Times New Roman" w:hAnsi="Times New Roman" w:cs="Times New Roman"/>
-              </w:rPr>
-              <w:t xml:space="preserve"> </w:t>
-            </w:r>
+            <w:proofErr w:type="spellEnd"/>
+            <w:r>
+              <w:rPr>
+                <w:rFonts w:ascii="Times New Roman" w:hAnsi="Times New Roman" w:cs="Times New Roman"/>
+              </w:rPr>
+              <w:t xml:space="preserve"> </w:t>
+            </w:r>
+            <w:proofErr w:type="spellStart"/>
             <w:r>
               <w:rPr>
                 <w:rFonts w:ascii="Times New Roman" w:hAnsi="Times New Roman" w:cs="Times New Roman"/>
               </w:rPr>
               <w:t>tayyorlash</w:t>
             </w:r>
+            <w:proofErr w:type="spellEnd"/>
             <w:r>
               <w:rPr>
                 <w:rFonts w:ascii="Times New Roman" w:hAnsi="Times New Roman" w:cs="Times New Roman"/>
               </w:rPr>
               <w:t xml:space="preserve">, </w:t>
             </w:r>
+            <w:proofErr w:type="spellStart"/>
             <w:r>
               <w:rPr>
                 <w:rFonts w:ascii="Times New Roman" w:hAnsi="Times New Roman" w:cs="Times New Roman"/>
               </w:rPr>
               <w:t>Qurilish</w:t>
             </w:r>
-            <w:r>
-              <w:rPr>
-                <w:rFonts w:ascii="Times New Roman" w:hAnsi="Times New Roman" w:cs="Times New Roman"/>
-              </w:rPr>
-              <w:t xml:space="preserve"> </w:t>
-            </w:r>
+            <w:proofErr w:type="spellEnd"/>
+            <w:r>
+              <w:rPr>
+                <w:rFonts w:ascii="Times New Roman" w:hAnsi="Times New Roman" w:cs="Times New Roman"/>
+              </w:rPr>
+              <w:t xml:space="preserve"> </w:t>
+            </w:r>
+            <w:proofErr w:type="spellStart"/>
             <w:r>
               <w:rPr>
                 <w:rFonts w:ascii="Times New Roman" w:hAnsi="Times New Roman" w:cs="Times New Roman"/>
               </w:rPr>
               <w:t>va</w:t>
             </w:r>
-            <w:r>
-              <w:rPr>
-                <w:rFonts w:ascii="Times New Roman" w:hAnsi="Times New Roman" w:cs="Times New Roman"/>
-              </w:rPr>
-              <w:t xml:space="preserve"> </w:t>
-            </w:r>
+            <w:proofErr w:type="spellEnd"/>
+            <w:r>
+              <w:rPr>
+                <w:rFonts w:ascii="Times New Roman" w:hAnsi="Times New Roman" w:cs="Times New Roman"/>
+              </w:rPr>
+              <w:t xml:space="preserve"> </w:t>
+            </w:r>
+            <w:proofErr w:type="spellStart"/>
             <w:r>
               <w:rPr>
                 <w:rFonts w:ascii="Times New Roman" w:hAnsi="Times New Roman" w:cs="Times New Roman"/>
@@ -1836,102 +2266,119 @@
               </w:rPr>
               <w:t>joy</w:t>
             </w:r>
-            <w:r>
-              <w:rPr>
-                <w:rFonts w:ascii="Times New Roman" w:hAnsi="Times New Roman" w:cs="Times New Roman"/>
-              </w:rPr>
-              <w:t xml:space="preserve"> </w:t>
-            </w:r>
+            <w:proofErr w:type="spellEnd"/>
+            <w:r>
+              <w:rPr>
+                <w:rFonts w:ascii="Times New Roman" w:hAnsi="Times New Roman" w:cs="Times New Roman"/>
+              </w:rPr>
+              <w:t xml:space="preserve"> </w:t>
+            </w:r>
+            <w:proofErr w:type="spellStart"/>
             <w:r>
               <w:rPr>
                 <w:rFonts w:ascii="Times New Roman" w:hAnsi="Times New Roman" w:cs="Times New Roman"/>
               </w:rPr>
               <w:t>kommunal</w:t>
             </w:r>
-            <w:r>
-              <w:rPr>
-                <w:rFonts w:ascii="Times New Roman" w:hAnsi="Times New Roman" w:cs="Times New Roman"/>
-              </w:rPr>
-              <w:t xml:space="preserve"> </w:t>
-            </w:r>
+            <w:proofErr w:type="spellEnd"/>
+            <w:r>
+              <w:rPr>
+                <w:rFonts w:ascii="Times New Roman" w:hAnsi="Times New Roman" w:cs="Times New Roman"/>
+              </w:rPr>
+              <w:t xml:space="preserve"> </w:t>
+            </w:r>
+            <w:proofErr w:type="spellStart"/>
             <w:r>
               <w:rPr>
                 <w:rFonts w:ascii="Times New Roman" w:hAnsi="Times New Roman" w:cs="Times New Roman"/>
               </w:rPr>
               <w:t>xo‘jaligi</w:t>
             </w:r>
-            <w:r>
-              <w:rPr>
-                <w:rFonts w:ascii="Times New Roman" w:hAnsi="Times New Roman" w:cs="Times New Roman"/>
-              </w:rPr>
-              <w:t xml:space="preserve"> </w:t>
-            </w:r>
+            <w:proofErr w:type="spellEnd"/>
+            <w:r>
+              <w:rPr>
+                <w:rFonts w:ascii="Times New Roman" w:hAnsi="Times New Roman" w:cs="Times New Roman"/>
+              </w:rPr>
+              <w:t xml:space="preserve"> </w:t>
+            </w:r>
+            <w:proofErr w:type="spellStart"/>
             <w:r>
               <w:rPr>
                 <w:rFonts w:ascii="Times New Roman" w:hAnsi="Times New Roman" w:cs="Times New Roman"/>
               </w:rPr>
               <w:t>vazirligiga</w:t>
             </w:r>
-            <w:r>
-              <w:rPr>
-                <w:rFonts w:ascii="Times New Roman" w:hAnsi="Times New Roman" w:cs="Times New Roman"/>
-              </w:rPr>
-              <w:t xml:space="preserve"> </w:t>
-            </w:r>
+            <w:proofErr w:type="spellEnd"/>
+            <w:r>
+              <w:rPr>
+                <w:rFonts w:ascii="Times New Roman" w:hAnsi="Times New Roman" w:cs="Times New Roman"/>
+              </w:rPr>
+              <w:t xml:space="preserve"> </w:t>
+            </w:r>
+            <w:proofErr w:type="spellStart"/>
             <w:r>
               <w:rPr>
                 <w:rFonts w:ascii="Times New Roman" w:hAnsi="Times New Roman" w:cs="Times New Roman"/>
               </w:rPr>
               <w:t>kiritish</w:t>
             </w:r>
+            <w:proofErr w:type="spellEnd"/>
             <w:r>
               <w:rPr>
                 <w:rFonts w:ascii="Times New Roman" w:hAnsi="Times New Roman" w:cs="Times New Roman"/>
               </w:rPr>
               <w:t xml:space="preserve">, </w:t>
             </w:r>
+            <w:proofErr w:type="spellStart"/>
             <w:r>
               <w:rPr>
                 <w:rFonts w:ascii="Times New Roman" w:hAnsi="Times New Roman" w:cs="Times New Roman"/>
               </w:rPr>
               <w:t>me’yoriy</w:t>
             </w:r>
-            <w:r>
-              <w:rPr>
-                <w:rFonts w:ascii="Times New Roman" w:hAnsi="Times New Roman" w:cs="Times New Roman"/>
-              </w:rPr>
-              <w:t xml:space="preserve"> </w:t>
-            </w:r>
+            <w:proofErr w:type="spellEnd"/>
+            <w:r>
+              <w:rPr>
+                <w:rFonts w:ascii="Times New Roman" w:hAnsi="Times New Roman" w:cs="Times New Roman"/>
+              </w:rPr>
+              <w:t xml:space="preserve"> </w:t>
+            </w:r>
+            <w:proofErr w:type="spellStart"/>
             <w:r>
               <w:rPr>
                 <w:rFonts w:ascii="Times New Roman" w:hAnsi="Times New Roman" w:cs="Times New Roman"/>
               </w:rPr>
               <w:t>hujjatni</w:t>
             </w:r>
-            <w:r>
-              <w:rPr>
-                <w:rFonts w:ascii="Times New Roman" w:hAnsi="Times New Roman" w:cs="Times New Roman"/>
-              </w:rPr>
-              <w:t xml:space="preserve"> </w:t>
-            </w:r>
+            <w:proofErr w:type="spellEnd"/>
+            <w:r>
+              <w:rPr>
+                <w:rFonts w:ascii="Times New Roman" w:hAnsi="Times New Roman" w:cs="Times New Roman"/>
+              </w:rPr>
+              <w:t xml:space="preserve"> </w:t>
+            </w:r>
+            <w:proofErr w:type="spellStart"/>
             <w:r>
               <w:rPr>
                 <w:rFonts w:ascii="Times New Roman" w:hAnsi="Times New Roman" w:cs="Times New Roman"/>
               </w:rPr>
               <w:t>tasdiqqa</w:t>
             </w:r>
-            <w:r>
-              <w:rPr>
-                <w:rFonts w:ascii="Times New Roman" w:hAnsi="Times New Roman" w:cs="Times New Roman"/>
-              </w:rPr>
-              <w:t xml:space="preserve"> </w:t>
-            </w:r>
+            <w:proofErr w:type="spellEnd"/>
+            <w:r>
+              <w:rPr>
+                <w:rFonts w:ascii="Times New Roman" w:hAnsi="Times New Roman" w:cs="Times New Roman"/>
+              </w:rPr>
+              <w:t xml:space="preserve"> </w:t>
+            </w:r>
+            <w:proofErr w:type="spellStart"/>
             <w:r>
               <w:rPr>
                 <w:rFonts w:ascii="Times New Roman" w:hAnsi="Times New Roman" w:cs="Times New Roman"/>
               </w:rPr>
               <w:t>tayyorlash</w:t>
             </w:r>
+            <w:proofErr w:type="spellEnd"/>
             <w:r>
               <w:rPr>
                 <w:rFonts w:ascii="Times New Roman" w:hAnsi="Times New Roman" w:cs="Times New Roman"/>
@@ -1964,6 +2411,7 @@
               </w:rPr>
               <w:t>.</w:t>
             </w:r>
+            <w:proofErr w:type="spellStart"/>
             <w:r>
               <w:rPr>
                 <w:rFonts w:ascii="Times New Roman" w:hAnsi="Times New Roman" w:cs="Times New Roman"/>
@@ -1971,270 +2419,315 @@
               </w:rPr>
               <w:t>uz</w:t>
             </w:r>
-            <w:r>
-              <w:rPr>
-                <w:rFonts w:ascii="Times New Roman" w:hAnsi="Times New Roman" w:cs="Times New Roman"/>
-              </w:rPr>
-              <w:t xml:space="preserve"> </w:t>
-            </w:r>
+            <w:proofErr w:type="spellEnd"/>
+            <w:r>
+              <w:rPr>
+                <w:rFonts w:ascii="Times New Roman" w:hAnsi="Times New Roman" w:cs="Times New Roman"/>
+              </w:rPr>
+              <w:t xml:space="preserve"> </w:t>
+            </w:r>
+            <w:proofErr w:type="spellStart"/>
             <w:r>
               <w:rPr>
                 <w:rFonts w:ascii="Times New Roman" w:hAnsi="Times New Roman" w:cs="Times New Roman"/>
               </w:rPr>
               <w:t>elektron</w:t>
             </w:r>
-            <w:r>
-              <w:rPr>
-                <w:rFonts w:ascii="Times New Roman" w:hAnsi="Times New Roman" w:cs="Times New Roman"/>
-              </w:rPr>
-              <w:t xml:space="preserve"> </w:t>
-            </w:r>
+            <w:proofErr w:type="spellEnd"/>
+            <w:r>
+              <w:rPr>
+                <w:rFonts w:ascii="Times New Roman" w:hAnsi="Times New Roman" w:cs="Times New Roman"/>
+              </w:rPr>
+              <w:t xml:space="preserve"> </w:t>
+            </w:r>
+            <w:proofErr w:type="spellStart"/>
             <w:r>
               <w:rPr>
                 <w:rFonts w:ascii="Times New Roman" w:hAnsi="Times New Roman" w:cs="Times New Roman"/>
               </w:rPr>
               <w:t>portali</w:t>
             </w:r>
-            <w:r>
-              <w:rPr>
-                <w:rFonts w:ascii="Times New Roman" w:hAnsi="Times New Roman" w:cs="Times New Roman"/>
-              </w:rPr>
-              <w:t xml:space="preserve"> </w:t>
-            </w:r>
+            <w:proofErr w:type="spellEnd"/>
+            <w:r>
+              <w:rPr>
+                <w:rFonts w:ascii="Times New Roman" w:hAnsi="Times New Roman" w:cs="Times New Roman"/>
+              </w:rPr>
+              <w:t xml:space="preserve"> </w:t>
+            </w:r>
+            <w:proofErr w:type="spellStart"/>
             <w:r>
               <w:rPr>
                 <w:rFonts w:ascii="Times New Roman" w:hAnsi="Times New Roman" w:cs="Times New Roman"/>
               </w:rPr>
               <w:t>orqali</w:t>
             </w:r>
-            <w:r>
-              <w:rPr>
-                <w:rFonts w:ascii="Times New Roman" w:hAnsi="Times New Roman" w:cs="Times New Roman"/>
-              </w:rPr>
-              <w:t xml:space="preserve"> </w:t>
-            </w:r>
+            <w:proofErr w:type="spellEnd"/>
+            <w:r>
+              <w:rPr>
+                <w:rFonts w:ascii="Times New Roman" w:hAnsi="Times New Roman" w:cs="Times New Roman"/>
+              </w:rPr>
+              <w:t xml:space="preserve"> </w:t>
+            </w:r>
+            <w:proofErr w:type="spellStart"/>
             <w:r>
               <w:rPr>
                 <w:rFonts w:ascii="Times New Roman" w:hAnsi="Times New Roman" w:cs="Times New Roman"/>
               </w:rPr>
               <w:t>mutasaddi</w:t>
             </w:r>
-            <w:r>
-              <w:rPr>
-                <w:rFonts w:ascii="Times New Roman" w:hAnsi="Times New Roman" w:cs="Times New Roman"/>
-              </w:rPr>
-              <w:t xml:space="preserve"> </w:t>
-            </w:r>
+            <w:proofErr w:type="spellEnd"/>
+            <w:r>
+              <w:rPr>
+                <w:rFonts w:ascii="Times New Roman" w:hAnsi="Times New Roman" w:cs="Times New Roman"/>
+              </w:rPr>
+              <w:t xml:space="preserve"> </w:t>
+            </w:r>
+            <w:proofErr w:type="spellStart"/>
             <w:r>
               <w:rPr>
                 <w:rFonts w:ascii="Times New Roman" w:hAnsi="Times New Roman" w:cs="Times New Roman"/>
               </w:rPr>
               <w:t>vazirlik</w:t>
             </w:r>
-            <w:r>
-              <w:rPr>
-                <w:rFonts w:ascii="Times New Roman" w:hAnsi="Times New Roman" w:cs="Times New Roman"/>
-              </w:rPr>
-              <w:t xml:space="preserve"> </w:t>
-            </w:r>
+            <w:proofErr w:type="spellEnd"/>
+            <w:r>
+              <w:rPr>
+                <w:rFonts w:ascii="Times New Roman" w:hAnsi="Times New Roman" w:cs="Times New Roman"/>
+              </w:rPr>
+              <w:t xml:space="preserve"> </w:t>
+            </w:r>
+            <w:proofErr w:type="spellStart"/>
             <w:r>
               <w:rPr>
                 <w:rFonts w:ascii="Times New Roman" w:hAnsi="Times New Roman" w:cs="Times New Roman"/>
               </w:rPr>
               <w:t>va</w:t>
             </w:r>
-            <w:r>
-              <w:rPr>
-                <w:rFonts w:ascii="Times New Roman" w:hAnsi="Times New Roman" w:cs="Times New Roman"/>
-              </w:rPr>
-              <w:t xml:space="preserve"> </w:t>
-            </w:r>
+            <w:proofErr w:type="spellEnd"/>
+            <w:r>
+              <w:rPr>
+                <w:rFonts w:ascii="Times New Roman" w:hAnsi="Times New Roman" w:cs="Times New Roman"/>
+              </w:rPr>
+              <w:t xml:space="preserve"> </w:t>
+            </w:r>
+            <w:proofErr w:type="spellStart"/>
             <w:r>
               <w:rPr>
                 <w:rFonts w:ascii="Times New Roman" w:hAnsi="Times New Roman" w:cs="Times New Roman"/>
               </w:rPr>
               <w:t>idoralar</w:t>
             </w:r>
-            <w:r>
-              <w:rPr>
-                <w:rFonts w:ascii="Times New Roman" w:hAnsi="Times New Roman" w:cs="Times New Roman"/>
-              </w:rPr>
-              <w:t xml:space="preserve"> </w:t>
-            </w:r>
+            <w:proofErr w:type="spellEnd"/>
+            <w:r>
+              <w:rPr>
+                <w:rFonts w:ascii="Times New Roman" w:hAnsi="Times New Roman" w:cs="Times New Roman"/>
+              </w:rPr>
+              <w:t xml:space="preserve"> </w:t>
+            </w:r>
+            <w:proofErr w:type="spellStart"/>
             <w:r>
               <w:rPr>
                 <w:rFonts w:ascii="Times New Roman" w:hAnsi="Times New Roman" w:cs="Times New Roman"/>
               </w:rPr>
               <w:t>bilan</w:t>
             </w:r>
-            <w:r>
-              <w:rPr>
-                <w:rFonts w:ascii="Times New Roman" w:hAnsi="Times New Roman" w:cs="Times New Roman"/>
-              </w:rPr>
-              <w:t xml:space="preserve"> </w:t>
-            </w:r>
+            <w:proofErr w:type="spellEnd"/>
+            <w:r>
+              <w:rPr>
+                <w:rFonts w:ascii="Times New Roman" w:hAnsi="Times New Roman" w:cs="Times New Roman"/>
+              </w:rPr>
+              <w:t xml:space="preserve"> </w:t>
+            </w:r>
+            <w:proofErr w:type="spellStart"/>
             <w:r>
               <w:rPr>
                 <w:rFonts w:ascii="Times New Roman" w:hAnsi="Times New Roman" w:cs="Times New Roman"/>
               </w:rPr>
               <w:t>kelishish</w:t>
             </w:r>
+            <w:proofErr w:type="spellEnd"/>
             <w:r>
               <w:rPr>
                 <w:rFonts w:ascii="Times New Roman" w:hAnsi="Times New Roman" w:cs="Times New Roman"/>
               </w:rPr>
               <w:t xml:space="preserve">, </w:t>
             </w:r>
+            <w:proofErr w:type="spellStart"/>
             <w:r>
               <w:rPr>
                 <w:rFonts w:ascii="Times New Roman" w:hAnsi="Times New Roman" w:cs="Times New Roman"/>
               </w:rPr>
               <w:t>ShNKlik</w:t>
             </w:r>
-            <w:r>
-              <w:rPr>
-                <w:rFonts w:ascii="Times New Roman" w:hAnsi="Times New Roman" w:cs="Times New Roman"/>
-              </w:rPr>
-              <w:t xml:space="preserve"> </w:t>
-            </w:r>
+            <w:proofErr w:type="spellEnd"/>
+            <w:r>
+              <w:rPr>
+                <w:rFonts w:ascii="Times New Roman" w:hAnsi="Times New Roman" w:cs="Times New Roman"/>
+              </w:rPr>
+              <w:t xml:space="preserve"> </w:t>
+            </w:r>
+            <w:proofErr w:type="spellStart"/>
             <w:r>
               <w:rPr>
                 <w:rFonts w:ascii="Times New Roman" w:hAnsi="Times New Roman" w:cs="Times New Roman"/>
               </w:rPr>
               <w:t>vazirlik</w:t>
             </w:r>
-            <w:r>
-              <w:rPr>
-                <w:rFonts w:ascii="Times New Roman" w:hAnsi="Times New Roman" w:cs="Times New Roman"/>
-              </w:rPr>
-              <w:t xml:space="preserve"> </w:t>
-            </w:r>
+            <w:proofErr w:type="spellEnd"/>
+            <w:r>
+              <w:rPr>
+                <w:rFonts w:ascii="Times New Roman" w:hAnsi="Times New Roman" w:cs="Times New Roman"/>
+              </w:rPr>
+              <w:t xml:space="preserve"> </w:t>
+            </w:r>
+            <w:proofErr w:type="spellStart"/>
             <w:r>
               <w:rPr>
                 <w:rFonts w:ascii="Times New Roman" w:hAnsi="Times New Roman" w:cs="Times New Roman"/>
               </w:rPr>
               <w:t>buyrug‘i</w:t>
             </w:r>
-            <w:r>
-              <w:rPr>
-                <w:rFonts w:ascii="Times New Roman" w:hAnsi="Times New Roman" w:cs="Times New Roman"/>
-              </w:rPr>
-              <w:t xml:space="preserve"> </w:t>
-            </w:r>
+            <w:proofErr w:type="spellEnd"/>
+            <w:r>
+              <w:rPr>
+                <w:rFonts w:ascii="Times New Roman" w:hAnsi="Times New Roman" w:cs="Times New Roman"/>
+              </w:rPr>
+              <w:t xml:space="preserve"> </w:t>
+            </w:r>
+            <w:proofErr w:type="spellStart"/>
             <w:r>
               <w:rPr>
                 <w:rFonts w:ascii="Times New Roman" w:hAnsi="Times New Roman" w:cs="Times New Roman"/>
               </w:rPr>
               <w:t>bilan</w:t>
             </w:r>
-            <w:r>
-              <w:rPr>
-                <w:rFonts w:ascii="Times New Roman" w:hAnsi="Times New Roman" w:cs="Times New Roman"/>
-              </w:rPr>
-              <w:t xml:space="preserve"> </w:t>
-            </w:r>
+            <w:proofErr w:type="spellEnd"/>
+            <w:r>
+              <w:rPr>
+                <w:rFonts w:ascii="Times New Roman" w:hAnsi="Times New Roman" w:cs="Times New Roman"/>
+              </w:rPr>
+              <w:t xml:space="preserve"> </w:t>
+            </w:r>
+            <w:proofErr w:type="spellStart"/>
             <w:r>
               <w:rPr>
                 <w:rFonts w:ascii="Times New Roman" w:hAnsi="Times New Roman" w:cs="Times New Roman"/>
               </w:rPr>
               <w:t>tasdiqlash</w:t>
             </w:r>
-            <w:r>
-              <w:rPr>
-                <w:rFonts w:ascii="Times New Roman" w:hAnsi="Times New Roman" w:cs="Times New Roman"/>
-              </w:rPr>
-              <w:t xml:space="preserve"> </w:t>
-            </w:r>
+            <w:proofErr w:type="spellEnd"/>
+            <w:r>
+              <w:rPr>
+                <w:rFonts w:ascii="Times New Roman" w:hAnsi="Times New Roman" w:cs="Times New Roman"/>
+              </w:rPr>
+              <w:t xml:space="preserve"> </w:t>
+            </w:r>
+            <w:proofErr w:type="spellStart"/>
             <w:r>
               <w:rPr>
                 <w:rFonts w:ascii="Times New Roman" w:hAnsi="Times New Roman" w:cs="Times New Roman"/>
               </w:rPr>
               <w:t>va</w:t>
             </w:r>
-            <w:r>
-              <w:rPr>
-                <w:rFonts w:ascii="Times New Roman" w:hAnsi="Times New Roman" w:cs="Times New Roman"/>
-              </w:rPr>
-              <w:t xml:space="preserve"> </w:t>
-            </w:r>
+            <w:proofErr w:type="spellEnd"/>
+            <w:r>
+              <w:rPr>
+                <w:rFonts w:ascii="Times New Roman" w:hAnsi="Times New Roman" w:cs="Times New Roman"/>
+              </w:rPr>
+              <w:t xml:space="preserve"> </w:t>
+            </w:r>
+            <w:proofErr w:type="spellStart"/>
             <w:r>
               <w:rPr>
                 <w:rFonts w:ascii="Times New Roman" w:hAnsi="Times New Roman" w:cs="Times New Roman"/>
               </w:rPr>
               <w:t>Adliya</w:t>
             </w:r>
-            <w:r>
-              <w:rPr>
-                <w:rFonts w:ascii="Times New Roman" w:hAnsi="Times New Roman" w:cs="Times New Roman"/>
-              </w:rPr>
-              <w:t xml:space="preserve"> </w:t>
-            </w:r>
+            <w:proofErr w:type="spellEnd"/>
+            <w:r>
+              <w:rPr>
+                <w:rFonts w:ascii="Times New Roman" w:hAnsi="Times New Roman" w:cs="Times New Roman"/>
+              </w:rPr>
+              <w:t xml:space="preserve"> </w:t>
+            </w:r>
+            <w:proofErr w:type="spellStart"/>
             <w:r>
               <w:rPr>
                 <w:rFonts w:ascii="Times New Roman" w:hAnsi="Times New Roman" w:cs="Times New Roman"/>
               </w:rPr>
               <w:t>vazirligida</w:t>
             </w:r>
-            <w:r>
-              <w:rPr>
-                <w:rFonts w:ascii="Times New Roman" w:hAnsi="Times New Roman" w:cs="Times New Roman"/>
-              </w:rPr>
-              <w:t xml:space="preserve"> </w:t>
-            </w:r>
+            <w:proofErr w:type="spellEnd"/>
+            <w:r>
+              <w:rPr>
+                <w:rFonts w:ascii="Times New Roman" w:hAnsi="Times New Roman" w:cs="Times New Roman"/>
+              </w:rPr>
+              <w:t xml:space="preserve"> </w:t>
+            </w:r>
+            <w:proofErr w:type="spellStart"/>
             <w:r>
               <w:rPr>
                 <w:rFonts w:ascii="Times New Roman" w:hAnsi="Times New Roman" w:cs="Times New Roman"/>
               </w:rPr>
               <w:t>himoya</w:t>
             </w:r>
-            <w:r>
-              <w:rPr>
-                <w:rFonts w:ascii="Times New Roman" w:hAnsi="Times New Roman" w:cs="Times New Roman"/>
-              </w:rPr>
-              <w:t xml:space="preserve"> </w:t>
-            </w:r>
+            <w:proofErr w:type="spellEnd"/>
+            <w:r>
+              <w:rPr>
+                <w:rFonts w:ascii="Times New Roman" w:hAnsi="Times New Roman" w:cs="Times New Roman"/>
+              </w:rPr>
+              <w:t xml:space="preserve"> </w:t>
+            </w:r>
+            <w:proofErr w:type="spellStart"/>
             <w:r>
               <w:rPr>
                 <w:rFonts w:ascii="Times New Roman" w:hAnsi="Times New Roman" w:cs="Times New Roman"/>
               </w:rPr>
               <w:t>qilish</w:t>
             </w:r>
-            <w:r>
-              <w:rPr>
-                <w:rFonts w:ascii="Times New Roman" w:hAnsi="Times New Roman" w:cs="Times New Roman"/>
-              </w:rPr>
-              <w:t xml:space="preserve"> </w:t>
-            </w:r>
+            <w:proofErr w:type="spellEnd"/>
+            <w:r>
+              <w:rPr>
+                <w:rFonts w:ascii="Times New Roman" w:hAnsi="Times New Roman" w:cs="Times New Roman"/>
+              </w:rPr>
+              <w:t xml:space="preserve"> </w:t>
+            </w:r>
+            <w:proofErr w:type="spellStart"/>
             <w:r>
               <w:rPr>
                 <w:rFonts w:ascii="Times New Roman" w:hAnsi="Times New Roman" w:cs="Times New Roman"/>
               </w:rPr>
               <w:t>hamda</w:t>
             </w:r>
-            <w:r>
-              <w:rPr>
-                <w:rFonts w:ascii="Times New Roman" w:hAnsi="Times New Roman" w:cs="Times New Roman"/>
-              </w:rPr>
-              <w:t xml:space="preserve"> </w:t>
-            </w:r>
+            <w:proofErr w:type="spellEnd"/>
+            <w:r>
+              <w:rPr>
+                <w:rFonts w:ascii="Times New Roman" w:hAnsi="Times New Roman" w:cs="Times New Roman"/>
+              </w:rPr>
+              <w:t xml:space="preserve"> </w:t>
+            </w:r>
+            <w:proofErr w:type="spellStart"/>
             <w:r>
               <w:rPr>
                 <w:rFonts w:ascii="Times New Roman" w:hAnsi="Times New Roman" w:cs="Times New Roman"/>
               </w:rPr>
               <w:t>amalga</w:t>
             </w:r>
-            <w:r>
-              <w:rPr>
-                <w:rFonts w:ascii="Times New Roman" w:hAnsi="Times New Roman" w:cs="Times New Roman"/>
-              </w:rPr>
-              <w:t xml:space="preserve"> </w:t>
-            </w:r>
+            <w:proofErr w:type="spellEnd"/>
+            <w:r>
+              <w:rPr>
+                <w:rFonts w:ascii="Times New Roman" w:hAnsi="Times New Roman" w:cs="Times New Roman"/>
+              </w:rPr>
+              <w:t xml:space="preserve"> </w:t>
+            </w:r>
+            <w:proofErr w:type="spellStart"/>
             <w:r>
               <w:rPr>
                 <w:rFonts w:ascii="Times New Roman" w:hAnsi="Times New Roman" w:cs="Times New Roman"/>
               </w:rPr>
               <w:t>kiritish</w:t>
             </w:r>
+            <w:proofErr w:type="spellEnd"/>
             <w:r>
               <w:rPr>
                 <w:rFonts w:ascii="Times New Roman" w:hAnsi="Times New Roman" w:cs="Times New Roman"/>
@@ -2245,7 +2738,7 @@
         </w:tc>
         <w:tc>
           <w:tcPr>
-            <w:tcW w:w="1561" w:type="dxa"/>
+            <w:tcW w:w="1417" w:type="dxa"/>
             <w:vAlign w:val="center"/>
           </w:tcPr>
           <w:p>
@@ -2273,13 +2766,27 @@
               <w:rPr>
                 <w:rFonts w:ascii="Times New Roman" w:hAnsi="Times New Roman" w:cs="Times New Roman"/>
               </w:rPr>
-              <w:t>_start}}</w:t>
+              <w:t>_</w:t>
+            </w:r>
+            <w:proofErr w:type="spellStart"/>
+            <w:r>
+              <w:rPr>
+                <w:rFonts w:ascii="Times New Roman" w:hAnsi="Times New Roman" w:cs="Times New Roman"/>
+              </w:rPr>
+              <w:t>start</w:t>
+            </w:r>
+            <w:proofErr w:type="spellEnd"/>
+            <w:r>
+              <w:rPr>
+                <w:rFonts w:ascii="Times New Roman" w:hAnsi="Times New Roman" w:cs="Times New Roman"/>
+              </w:rPr>
+              <w:t>}}</w:t>
             </w:r>
           </w:p>
         </w:tc>
         <w:tc>
           <w:tcPr>
-            <w:tcW w:w="1276" w:type="dxa"/>
+            <w:tcW w:w="1560" w:type="dxa"/>
             <w:vAlign w:val="center"/>
           </w:tcPr>
           <w:p>
@@ -2307,13 +2814,27 @@
               <w:rPr>
                 <w:rFonts w:ascii="Times New Roman" w:hAnsi="Times New Roman" w:cs="Times New Roman"/>
               </w:rPr>
-              <w:t>_end}}</w:t>
+              <w:t>_</w:t>
+            </w:r>
+            <w:proofErr w:type="spellStart"/>
+            <w:r>
+              <w:rPr>
+                <w:rFonts w:ascii="Times New Roman" w:hAnsi="Times New Roman" w:cs="Times New Roman"/>
+              </w:rPr>
+              <w:t>end</w:t>
+            </w:r>
+            <w:proofErr w:type="spellEnd"/>
+            <w:r>
+              <w:rPr>
+                <w:rFonts w:ascii="Times New Roman" w:hAnsi="Times New Roman" w:cs="Times New Roman"/>
+              </w:rPr>
+              <w:t>}}</w:t>
             </w:r>
           </w:p>
         </w:tc>
         <w:tc>
           <w:tcPr>
-            <w:tcW w:w="1842" w:type="dxa"/>
+            <w:tcW w:w="2976" w:type="dxa"/>
             <w:vAlign w:val="center"/>
           </w:tcPr>
           <w:p>
@@ -2342,7 +2863,21 @@
               <w:rPr>
                 <w:rFonts w:ascii="Times New Roman" w:hAnsi="Times New Roman" w:cs="Times New Roman"/>
               </w:rPr>
-              <w:t>_summa}}</w:t>
+              <w:t>_</w:t>
+            </w:r>
+            <w:proofErr w:type="spellStart"/>
+            <w:r>
+              <w:rPr>
+                <w:rFonts w:ascii="Times New Roman" w:hAnsi="Times New Roman" w:cs="Times New Roman"/>
+              </w:rPr>
+              <w:t>summa</w:t>
+            </w:r>
+            <w:proofErr w:type="spellEnd"/>
+            <w:r>
+              <w:rPr>
+                <w:rFonts w:ascii="Times New Roman" w:hAnsi="Times New Roman" w:cs="Times New Roman"/>
+              </w:rPr>
+              <w:t>}}</w:t>
             </w:r>
           </w:p>
         </w:tc>
@@ -2350,7 +2885,7 @@
       <w:tr>
         <w:tc>
           <w:tcPr>
-            <w:tcW w:w="5669" w:type="dxa"/>
+            <w:tcW w:w="4395" w:type="dxa"/>
           </w:tcPr>
           <w:p>
             <w:pPr>
@@ -2410,7 +2945,7 @@
         </w:tc>
         <w:tc>
           <w:tcPr>
-            <w:tcW w:w="1561" w:type="dxa"/>
+            <w:tcW w:w="1417" w:type="dxa"/>
           </w:tcPr>
           <w:p>
             <w:pPr>
@@ -2423,7 +2958,7 @@
         </w:tc>
         <w:tc>
           <w:tcPr>
-            <w:tcW w:w="1276" w:type="dxa"/>
+            <w:tcW w:w="1560" w:type="dxa"/>
           </w:tcPr>
           <w:p>
             <w:pPr>
@@ -2437,7 +2972,7 @@
         </w:tc>
         <w:tc>
           <w:tcPr>
-            <w:tcW w:w="1842" w:type="dxa"/>
+            <w:tcW w:w="2976" w:type="dxa"/>
           </w:tcPr>
           <w:p>
             <w:pPr>
@@ -2453,7 +2988,25 @@
                 <w:b/>
                 <w:bCs/>
               </w:rPr>
-              <w:t>{{final_total_amount}}</w:t>
+              <w:t>{{</w:t>
+            </w:r>
+            <w:proofErr w:type="spellStart"/>
+            <w:r>
+              <w:rPr>
+                <w:rFonts w:ascii="Times New Roman" w:hAnsi="Times New Roman" w:cs="Times New Roman"/>
+                <w:b/>
+                <w:bCs/>
+              </w:rPr>
+              <w:t>final_total_amount</w:t>
+            </w:r>
+            <w:proofErr w:type="spellEnd"/>
+            <w:r>
+              <w:rPr>
+                <w:rFonts w:ascii="Times New Roman" w:hAnsi="Times New Roman" w:cs="Times New Roman"/>
+                <w:b/>
+                <w:bCs/>
+              </w:rPr>
+              <w:t>}}</w:t>
             </w:r>
           </w:p>
         </w:tc>
@@ -2524,6 +3077,7 @@
               </w:rPr>
               <w:t>«</w:t>
             </w:r>
+            <w:proofErr w:type="spellStart"/>
             <w:r>
               <w:rPr>
                 <w:rFonts w:ascii="Times New Roman" w:hAnsi="Times New Roman" w:cs="Times New Roman"/>
@@ -2533,6 +3087,7 @@
               </w:rPr>
               <w:t>Ijrochi</w:t>
             </w:r>
+            <w:proofErr w:type="spellEnd"/>
             <w:r>
               <w:rPr>
                 <w:rFonts w:ascii="Times New Roman" w:hAnsi="Times New Roman" w:cs="Times New Roman"/>
@@ -2553,6 +3108,7 @@
                 <w:lang w:val="en-US"/>
               </w:rPr>
             </w:pPr>
+            <w:proofErr w:type="spellStart"/>
             <w:r>
               <w:rPr>
                 <w:rFonts w:ascii="Times New Roman" w:hAnsi="Times New Roman" w:cs="Times New Roman"/>
@@ -2562,15 +3118,17 @@
               </w:rPr>
               <w:t>Texnik</w:t>
             </w:r>
-            <w:r>
-              <w:rPr>
-                <w:rFonts w:ascii="Times New Roman" w:hAnsi="Times New Roman" w:cs="Times New Roman"/>
-                <w:b/>
-                <w:bCs/>
-                <w:lang w:val="en-US"/>
-              </w:rPr>
-              <w:t xml:space="preserve"> </w:t>
-            </w:r>
+            <w:proofErr w:type="spellEnd"/>
+            <w:r>
+              <w:rPr>
+                <w:rFonts w:ascii="Times New Roman" w:hAnsi="Times New Roman" w:cs="Times New Roman"/>
+                <w:b/>
+                <w:bCs/>
+                <w:lang w:val="en-US"/>
+              </w:rPr>
+              <w:t xml:space="preserve"> </w:t>
+            </w:r>
+            <w:proofErr w:type="spellStart"/>
             <w:r>
               <w:rPr>
                 <w:rFonts w:ascii="Times New Roman" w:hAnsi="Times New Roman" w:cs="Times New Roman"/>
@@ -2580,15 +3138,17 @@
               </w:rPr>
               <w:t>me’yorlash</w:t>
             </w:r>
-            <w:r>
-              <w:rPr>
-                <w:rFonts w:ascii="Times New Roman" w:hAnsi="Times New Roman" w:cs="Times New Roman"/>
-                <w:b/>
-                <w:bCs/>
-                <w:lang w:val="en-US"/>
-              </w:rPr>
-              <w:t xml:space="preserve"> </w:t>
-            </w:r>
+            <w:proofErr w:type="spellEnd"/>
+            <w:r>
+              <w:rPr>
+                <w:rFonts w:ascii="Times New Roman" w:hAnsi="Times New Roman" w:cs="Times New Roman"/>
+                <w:b/>
+                <w:bCs/>
+                <w:lang w:val="en-US"/>
+              </w:rPr>
+              <w:t xml:space="preserve"> </w:t>
+            </w:r>
+            <w:proofErr w:type="spellStart"/>
             <w:r>
               <w:rPr>
                 <w:rFonts w:ascii="Times New Roman" w:hAnsi="Times New Roman" w:cs="Times New Roman"/>
@@ -2598,15 +3158,17 @@
               </w:rPr>
               <w:t>va</w:t>
             </w:r>
-            <w:r>
-              <w:rPr>
-                <w:rFonts w:ascii="Times New Roman" w:hAnsi="Times New Roman" w:cs="Times New Roman"/>
-                <w:b/>
-                <w:bCs/>
-                <w:lang w:val="en-US"/>
-              </w:rPr>
-              <w:t xml:space="preserve"> </w:t>
-            </w:r>
+            <w:proofErr w:type="spellEnd"/>
+            <w:r>
+              <w:rPr>
+                <w:rFonts w:ascii="Times New Roman" w:hAnsi="Times New Roman" w:cs="Times New Roman"/>
+                <w:b/>
+                <w:bCs/>
+                <w:lang w:val="en-US"/>
+              </w:rPr>
+              <w:t xml:space="preserve"> </w:t>
+            </w:r>
+            <w:proofErr w:type="spellStart"/>
             <w:r>
               <w:rPr>
                 <w:rFonts w:ascii="Times New Roman" w:hAnsi="Times New Roman" w:cs="Times New Roman"/>
@@ -2616,6 +3178,7 @@
               </w:rPr>
               <w:t>standartlashtirish</w:t>
             </w:r>
+            <w:proofErr w:type="spellEnd"/>
           </w:p>
           <w:p>
             <w:pPr>
@@ -2673,6 +3236,7 @@
               </w:rPr>
               <w:t>q</w:t>
             </w:r>
+            <w:proofErr w:type="spellStart"/>
             <w:r>
               <w:rPr>
                 <w:rFonts w:ascii="Times New Roman" w:hAnsi="Times New Roman" w:cs="Times New Roman"/>
@@ -2682,6 +3246,7 @@
               </w:rPr>
               <w:t>i</w:t>
             </w:r>
+            <w:proofErr w:type="spellEnd"/>
             <w:r>
               <w:rPr>
                 <w:rFonts w:ascii="Times New Roman" w:hAnsi="Times New Roman" w:cs="Times New Roman"/>
@@ -2691,6 +3256,7 @@
               </w:rPr>
               <w:t>q</w:t>
             </w:r>
+            <w:proofErr w:type="spellStart"/>
             <w:r>
               <w:rPr>
                 <w:rFonts w:ascii="Times New Roman" w:hAnsi="Times New Roman" w:cs="Times New Roman"/>
@@ -2700,15 +3266,17 @@
               </w:rPr>
               <w:t>ot</w:t>
             </w:r>
-            <w:r>
-              <w:rPr>
-                <w:rFonts w:ascii="Times New Roman" w:hAnsi="Times New Roman" w:cs="Times New Roman"/>
-                <w:b/>
-                <w:bCs/>
-                <w:lang w:val="en-US"/>
-              </w:rPr>
-              <w:t xml:space="preserve"> </w:t>
-            </w:r>
+            <w:proofErr w:type="spellEnd"/>
+            <w:r>
+              <w:rPr>
+                <w:rFonts w:ascii="Times New Roman" w:hAnsi="Times New Roman" w:cs="Times New Roman"/>
+                <w:b/>
+                <w:bCs/>
+                <w:lang w:val="en-US"/>
+              </w:rPr>
+              <w:t xml:space="preserve"> </w:t>
+            </w:r>
+            <w:proofErr w:type="spellStart"/>
             <w:r>
               <w:rPr>
                 <w:rFonts w:ascii="Times New Roman" w:hAnsi="Times New Roman" w:cs="Times New Roman"/>
@@ -2718,6 +3286,7 @@
               </w:rPr>
               <w:t>instituti</w:t>
             </w:r>
+            <w:proofErr w:type="spellEnd"/>
           </w:p>
           <w:p>
             <w:pPr>
@@ -2739,6 +3308,7 @@
               </w:rPr>
               <w:t>di</w:t>
             </w:r>
+            <w:proofErr w:type="spellStart"/>
             <w:r>
               <w:rPr>
                 <w:rFonts w:ascii="Times New Roman" w:hAnsi="Times New Roman" w:cs="Times New Roman"/>
@@ -2747,6 +3317,7 @@
               </w:rPr>
               <w:t>rektori</w:t>
             </w:r>
+            <w:proofErr w:type="spellEnd"/>
           </w:p>
           <w:p>
             <w:pPr>
@@ -2785,6 +3356,7 @@
               <w:rPr>
                 <w:noProof/>
               </w:rPr>
+              <w:lastRenderedPageBreak/>
               <w:drawing>
                 <wp:anchor distT="0" distB="0" distL="114300" distR="114300" simplePos="0" relativeHeight="251658240" behindDoc="0" locked="0" layoutInCell="1" allowOverlap="1" wp14:anchorId="7127E7AA" wp14:editId="77F31FE9">
                   <wp:simplePos x="0" y="0"/>
@@ -2935,8 +3507,10 @@
                 <w:bCs/>
                 <w:lang w:val="en-US"/>
               </w:rPr>
+              <w:lastRenderedPageBreak/>
               <w:t>«</w:t>
             </w:r>
+            <w:proofErr w:type="spellStart"/>
             <w:r>
               <w:rPr>
                 <w:rFonts w:ascii="Times New Roman" w:hAnsi="Times New Roman" w:cs="Times New Roman"/>
@@ -2946,6 +3520,7 @@
               </w:rPr>
               <w:t>Buyurtmachi</w:t>
             </w:r>
+            <w:proofErr w:type="spellEnd"/>
             <w:r>
               <w:rPr>
                 <w:rFonts w:ascii="Times New Roman" w:hAnsi="Times New Roman" w:cs="Times New Roman"/>
@@ -2976,6 +3551,7 @@
               </w:rPr>
               <w:t>O‘</w:t>
             </w:r>
+            <w:proofErr w:type="spellStart"/>
             <w:r>
               <w:rPr>
                 <w:rFonts w:ascii="Times New Roman" w:hAnsi="Times New Roman" w:cs="Times New Roman"/>
@@ -2985,15 +3561,17 @@
               </w:rPr>
               <w:t>zbekiston</w:t>
             </w:r>
-            <w:r>
-              <w:rPr>
-                <w:rFonts w:ascii="Times New Roman" w:hAnsi="Times New Roman" w:cs="Times New Roman"/>
-                <w:b/>
-                <w:bCs/>
-                <w:lang w:val="en-US"/>
-              </w:rPr>
-              <w:t xml:space="preserve"> </w:t>
-            </w:r>
+            <w:proofErr w:type="spellEnd"/>
+            <w:r>
+              <w:rPr>
+                <w:rFonts w:ascii="Times New Roman" w:hAnsi="Times New Roman" w:cs="Times New Roman"/>
+                <w:b/>
+                <w:bCs/>
+                <w:lang w:val="en-US"/>
+              </w:rPr>
+              <w:t xml:space="preserve"> </w:t>
+            </w:r>
+            <w:proofErr w:type="spellStart"/>
             <w:r>
               <w:rPr>
                 <w:rFonts w:ascii="Times New Roman" w:hAnsi="Times New Roman" w:cs="Times New Roman"/>
@@ -3003,6 +3581,7 @@
               </w:rPr>
               <w:t>Respublikasi</w:t>
             </w:r>
+            <w:proofErr w:type="spellEnd"/>
           </w:p>
           <w:p>
             <w:pPr>
@@ -3308,7 +3887,7 @@
 </file>
 
 <file path=word/styles.xml><?xml version="1.0" encoding="utf-8"?>
-<w:styles xmlns:mc="http://schemas.openxmlformats.org/markup-compatibility/2006" xmlns:r="http://schemas.openxmlformats.org/officeDocument/2006/relationships" xmlns:w="http://schemas.openxmlformats.org/wordprocessingml/2006/main" xmlns:w14="http://schemas.microsoft.com/office/word/2010/wordml" xmlns:w15="http://schemas.microsoft.com/office/word/2012/wordml" xmlns:w16cex="http://schemas.microsoft.com/office/word/2018/wordml/cex" xmlns:w16cid="http://schemas.microsoft.com/office/word/2016/wordml/cid" xmlns:w16="http://schemas.microsoft.com/office/word/2018/wordml" xmlns:w16du="http://schemas.microsoft.com/office/word/2023/wordml/word16du" xmlns:w16sdtdh="http://schemas.microsoft.com/office/word/2020/wordml/sdtdatahash" xmlns:w16sdtfl="http://schemas.microsoft.com/office/word/2024/wordml/sdtformatlock" xmlns:w16se="http://schemas.microsoft.com/office/word/2015/wordml/symex" mc:Ignorable="w14 w15 w16se w16cid w16 w16cex w16sdtdh w16sdtfl w16du">
+<w:styles xmlns:mc="http://schemas.openxmlformats.org/markup-compatibility/2006" xmlns:r="http://schemas.openxmlformats.org/officeDocument/2006/relationships" xmlns:w="http://schemas.openxmlformats.org/wordprocessingml/2006/main" xmlns:w14="http://schemas.microsoft.com/office/word/2010/wordml" xmlns:w15="http://schemas.microsoft.com/office/word/2012/wordml" xmlns:w16cex="http://schemas.microsoft.com/office/word/2018/wordml/cex" xmlns:w16cid="http://schemas.microsoft.com/office/word/2016/wordml/cid" xmlns:w16="http://schemas.microsoft.com/office/word/2018/wordml" xmlns:w16sdtdh="http://schemas.microsoft.com/office/word/2020/wordml/sdtdatahash" xmlns:w16se="http://schemas.microsoft.com/office/word/2015/wordml/symex" mc:Ignorable="w14 w15 w16se w16cid w16 w16cex w16sdtdh">
   <w:docDefaults>
     <w:rPrDefault>
       <w:rPr>

--- a/backend/contract_templates/kalendar_reja.docx
+++ b/backend/contract_templates/kalendar_reja.docx
@@ -147,15 +147,15 @@
         <w:tblLook w:val="04A0" w:firstRow="1" w:lastRow="0" w:firstColumn="1" w:lastColumn="0" w:noHBand="0" w:noVBand="1"/>
       </w:tblPr>
       <w:tblGrid>
-        <w:gridCol w:w="4395"/>
-        <w:gridCol w:w="1417"/>
-        <w:gridCol w:w="1560"/>
-        <w:gridCol w:w="2976"/>
+        <w:gridCol w:w="4678"/>
+        <w:gridCol w:w="1418"/>
+        <w:gridCol w:w="1559"/>
+        <w:gridCol w:w="2693"/>
       </w:tblGrid>
       <w:tr>
         <w:tc>
           <w:tcPr>
-            <w:tcW w:w="4395" w:type="dxa"/>
+            <w:tcW w:w="4678" w:type="dxa"/>
             <w:vMerge w:val="restart"/>
           </w:tcPr>
           <w:p>
@@ -243,7 +243,7 @@
         </w:tc>
         <w:tc>
           <w:tcPr>
-            <w:tcW w:w="2976" w:type="dxa"/>
+            <w:tcW w:w="2693" w:type="dxa"/>
             <w:vMerge w:val="restart"/>
           </w:tcPr>
           <w:p>
@@ -316,7 +316,7 @@
       <w:tr>
         <w:tc>
           <w:tcPr>
-            <w:tcW w:w="4395" w:type="dxa"/>
+            <w:tcW w:w="4678" w:type="dxa"/>
             <w:vMerge/>
           </w:tcPr>
           <w:p>
@@ -334,7 +334,7 @@
         </w:tc>
         <w:tc>
           <w:tcPr>
-            <w:tcW w:w="1417" w:type="dxa"/>
+            <w:tcW w:w="1418" w:type="dxa"/>
           </w:tcPr>
           <w:p>
             <w:pPr>
@@ -359,7 +359,7 @@
         </w:tc>
         <w:tc>
           <w:tcPr>
-            <w:tcW w:w="1560" w:type="dxa"/>
+            <w:tcW w:w="1559" w:type="dxa"/>
           </w:tcPr>
           <w:p>
             <w:pPr>
@@ -384,7 +384,7 @@
         </w:tc>
         <w:tc>
           <w:tcPr>
-            <w:tcW w:w="2976" w:type="dxa"/>
+            <w:tcW w:w="2693" w:type="dxa"/>
             <w:vMerge/>
           </w:tcPr>
           <w:p>
@@ -404,7 +404,7 @@
       <w:tr>
         <w:tc>
           <w:tcPr>
-            <w:tcW w:w="4395" w:type="dxa"/>
+            <w:tcW w:w="4678" w:type="dxa"/>
           </w:tcPr>
           <w:p>
             <w:pPr>
@@ -430,7 +430,7 @@
         </w:tc>
         <w:tc>
           <w:tcPr>
-            <w:tcW w:w="1417" w:type="dxa"/>
+            <w:tcW w:w="1418" w:type="dxa"/>
           </w:tcPr>
           <w:p>
             <w:pPr>
@@ -456,7 +456,7 @@
         </w:tc>
         <w:tc>
           <w:tcPr>
-            <w:tcW w:w="1560" w:type="dxa"/>
+            <w:tcW w:w="1559" w:type="dxa"/>
           </w:tcPr>
           <w:p>
             <w:pPr>
@@ -481,7 +481,7 @@
         </w:tc>
         <w:tc>
           <w:tcPr>
-            <w:tcW w:w="2976" w:type="dxa"/>
+            <w:tcW w:w="2693" w:type="dxa"/>
           </w:tcPr>
           <w:p>
             <w:pPr>
@@ -509,7 +509,7 @@
       <w:tr>
         <w:tc>
           <w:tcPr>
-            <w:tcW w:w="4395" w:type="dxa"/>
+            <w:tcW w:w="4678" w:type="dxa"/>
           </w:tcPr>
           <w:p>
             <w:pPr>
@@ -1075,7 +1075,7 @@
         </w:tc>
         <w:tc>
           <w:tcPr>
-            <w:tcW w:w="1417" w:type="dxa"/>
+            <w:tcW w:w="1418" w:type="dxa"/>
             <w:vAlign w:val="center"/>
           </w:tcPr>
           <w:p>
@@ -1110,7 +1110,7 @@
         </w:tc>
         <w:tc>
           <w:tcPr>
-            <w:tcW w:w="1560" w:type="dxa"/>
+            <w:tcW w:w="1559" w:type="dxa"/>
             <w:vAlign w:val="center"/>
           </w:tcPr>
           <w:p>
@@ -1145,7 +1145,7 @@
         </w:tc>
         <w:tc>
           <w:tcPr>
-            <w:tcW w:w="2976" w:type="dxa"/>
+            <w:tcW w:w="2693" w:type="dxa"/>
             <w:vAlign w:val="center"/>
           </w:tcPr>
           <w:p>
@@ -1183,7 +1183,7 @@
       <w:tr>
         <w:tc>
           <w:tcPr>
-            <w:tcW w:w="4395" w:type="dxa"/>
+            <w:tcW w:w="4678" w:type="dxa"/>
           </w:tcPr>
           <w:p>
             <w:pPr>
@@ -1529,7 +1529,7 @@
         </w:tc>
         <w:tc>
           <w:tcPr>
-            <w:tcW w:w="1417" w:type="dxa"/>
+            <w:tcW w:w="1418" w:type="dxa"/>
             <w:vAlign w:val="center"/>
           </w:tcPr>
           <w:p>
@@ -1577,7 +1577,7 @@
         </w:tc>
         <w:tc>
           <w:tcPr>
-            <w:tcW w:w="1560" w:type="dxa"/>
+            <w:tcW w:w="1559" w:type="dxa"/>
             <w:vAlign w:val="center"/>
           </w:tcPr>
           <w:p>
@@ -1625,7 +1625,7 @@
         </w:tc>
         <w:tc>
           <w:tcPr>
-            <w:tcW w:w="2976" w:type="dxa"/>
+            <w:tcW w:w="2693" w:type="dxa"/>
             <w:vAlign w:val="center"/>
           </w:tcPr>
           <w:p>
@@ -1676,7 +1676,7 @@
       <w:tr>
         <w:tc>
           <w:tcPr>
-            <w:tcW w:w="4395" w:type="dxa"/>
+            <w:tcW w:w="4678" w:type="dxa"/>
           </w:tcPr>
           <w:p>
             <w:pPr>
@@ -1890,7 +1890,7 @@
         </w:tc>
         <w:tc>
           <w:tcPr>
-            <w:tcW w:w="1417" w:type="dxa"/>
+            <w:tcW w:w="1418" w:type="dxa"/>
             <w:vAlign w:val="center"/>
           </w:tcPr>
           <w:p>
@@ -1937,7 +1937,7 @@
         </w:tc>
         <w:tc>
           <w:tcPr>
-            <w:tcW w:w="1560" w:type="dxa"/>
+            <w:tcW w:w="1559" w:type="dxa"/>
             <w:vAlign w:val="center"/>
           </w:tcPr>
           <w:p>
@@ -1984,7 +1984,7 @@
         </w:tc>
         <w:tc>
           <w:tcPr>
-            <w:tcW w:w="2976" w:type="dxa"/>
+            <w:tcW w:w="2693" w:type="dxa"/>
             <w:vAlign w:val="center"/>
           </w:tcPr>
           <w:p>
@@ -2034,7 +2034,7 @@
       <w:tr>
         <w:tc>
           <w:tcPr>
-            <w:tcW w:w="4395" w:type="dxa"/>
+            <w:tcW w:w="4678" w:type="dxa"/>
           </w:tcPr>
           <w:p>
             <w:pPr>
@@ -2738,7 +2738,7 @@
         </w:tc>
         <w:tc>
           <w:tcPr>
-            <w:tcW w:w="1417" w:type="dxa"/>
+            <w:tcW w:w="1418" w:type="dxa"/>
             <w:vAlign w:val="center"/>
           </w:tcPr>
           <w:p>
@@ -2786,7 +2786,7 @@
         </w:tc>
         <w:tc>
           <w:tcPr>
-            <w:tcW w:w="1560" w:type="dxa"/>
+            <w:tcW w:w="1559" w:type="dxa"/>
             <w:vAlign w:val="center"/>
           </w:tcPr>
           <w:p>
@@ -2834,7 +2834,7 @@
         </w:tc>
         <w:tc>
           <w:tcPr>
-            <w:tcW w:w="2976" w:type="dxa"/>
+            <w:tcW w:w="2693" w:type="dxa"/>
             <w:vAlign w:val="center"/>
           </w:tcPr>
           <w:p>
@@ -2885,7 +2885,7 @@
       <w:tr>
         <w:tc>
           <w:tcPr>
-            <w:tcW w:w="4395" w:type="dxa"/>
+            <w:tcW w:w="4678" w:type="dxa"/>
           </w:tcPr>
           <w:p>
             <w:pPr>
@@ -2945,7 +2945,7 @@
         </w:tc>
         <w:tc>
           <w:tcPr>
-            <w:tcW w:w="1417" w:type="dxa"/>
+            <w:tcW w:w="1418" w:type="dxa"/>
           </w:tcPr>
           <w:p>
             <w:pPr>
@@ -2958,7 +2958,7 @@
         </w:tc>
         <w:tc>
           <w:tcPr>
-            <w:tcW w:w="1560" w:type="dxa"/>
+            <w:tcW w:w="1559" w:type="dxa"/>
           </w:tcPr>
           <w:p>
             <w:pPr>
@@ -2972,7 +2972,7 @@
         </w:tc>
         <w:tc>
           <w:tcPr>
-            <w:tcW w:w="2976" w:type="dxa"/>
+            <w:tcW w:w="2693" w:type="dxa"/>
           </w:tcPr>
           <w:p>
             <w:pPr>
@@ -3356,7 +3356,6 @@
               <w:rPr>
                 <w:noProof/>
               </w:rPr>
-              <w:lastRenderedPageBreak/>
               <w:drawing>
                 <wp:anchor distT="0" distB="0" distL="114300" distR="114300" simplePos="0" relativeHeight="251658240" behindDoc="0" locked="0" layoutInCell="1" allowOverlap="1" wp14:anchorId="7127E7AA" wp14:editId="77F31FE9">
                   <wp:simplePos x="0" y="0"/>
@@ -3507,7 +3506,6 @@
                 <w:bCs/>
                 <w:lang w:val="en-US"/>
               </w:rPr>
-              <w:lastRenderedPageBreak/>
               <w:t>«</w:t>
             </w:r>
             <w:proofErr w:type="spellStart"/>
